--- a/ind/docx/57.content.docx
+++ b/ind/docx/57.content.docx
@@ -4,39 +4,88 @@
   <w:body>
     <w:p/>
     <w:p>
-      <w:r/>
+      <w:pPr/>
+      <w:r>
+        <w:rPr>
+          <w:lang w:val="id_ID" w:bidi="id_ID"/>
+        </w:rPr>
+      </w:r>
     </w:p>
     <w:p>
       <w:pPr>
         <w:pStyle w:val="Heading2"/>
       </w:pPr>
       <w:r>
+        <w:rPr>
+          <w:lang w:val="id_ID" w:bidi="id_ID"/>
+        </w:rPr>
+        <w:t>Resource: Catatan Terjemahan (unfoldingWord)</w:t>
+      </w:r>
+      <w:r>
+        <w:rPr>
+          <w:lang w:val="id_ID" w:bidi="id_ID"/>
+        </w:rPr>
+      </w:r>
+    </w:p>
+    <w:p>
+      <w:pPr>
+        <w:pStyle w:val="Heading2"/>
+      </w:pPr>
+      <w:r>
+        <w:rPr>
+          <w:lang w:val="id_ID" w:bidi="id_ID"/>
+        </w:rPr>
         <w:t>License Information</w:t>
       </w:r>
-      <w:r/>
-    </w:p>
-    <w:p>
-      <w:r/>
+      <w:r>
+        <w:rPr>
+          <w:lang w:val="id_ID" w:bidi="id_ID"/>
+        </w:rPr>
+      </w:r>
+    </w:p>
+    <w:p>
+      <w:pPr/>
+      <w:r>
+        <w:rPr>
+          <w:lang w:val="id_ID" w:bidi="id_ID"/>
+        </w:rPr>
+      </w:r>
       <w:r>
         <w:rPr>
           <w:b/>
-        </w:rPr>
-        <w:t>Translation Notes (unfoldingWord)</w:t>
-      </w:r>
-      <w:r>
+          <w:lang w:val="id_ID" w:bidi="id_ID"/>
+        </w:rPr>
+        <w:t>Catatan Terjemahan (unfoldingWord)</w:t>
+      </w:r>
+      <w:r>
+        <w:rPr>
+          <w:lang w:val="id_ID" w:bidi="id_ID"/>
+        </w:rPr>
         <w:t xml:space="preserve"> (Indonesian) is based on</w:t>
       </w:r>
       <w:r>
+        <w:rPr>
+          <w:lang w:val="id_ID" w:bidi="id_ID"/>
+        </w:rPr>
         <w:t xml:space="preserve">: </w:t>
       </w:r>
       <w:r>
+        <w:rPr>
+          <w:lang w:val="id_ID" w:bidi="id_ID"/>
+        </w:rPr>
         <w:t>unfoldingWord® Translation Notes</w:t>
       </w:r>
       <w:r>
+        <w:rPr>
+          <w:lang w:val="id_ID" w:bidi="id_ID"/>
+        </w:rPr>
         <w:t xml:space="preserve">, </w:t>
       </w:r>
       <w:hyperlink r:id="rId13">
         <w:r>
+          <w:rPr>
+            <w:lang w:val="id_ID" w:bidi="id_ID"/>
+          </w:rPr>
           <w:rPr>
             <w:color w:val="0000EE"/>
             <w:u w:val="single"/>
@@ -45,10 +94,16 @@
         </w:r>
       </w:hyperlink>
       <w:r>
+        <w:rPr>
+          <w:lang w:val="id_ID" w:bidi="id_ID"/>
+        </w:rPr>
         <w:t xml:space="preserve">, 2022, which is licensed under a </w:t>
       </w:r>
       <w:hyperlink r:id="rId14">
         <w:r>
+          <w:rPr>
+            <w:lang w:val="id_ID" w:bidi="id_ID"/>
+          </w:rPr>
           <w:rPr>
             <w:color w:val="0000EE"/>
             <w:u w:val="single"/>
@@ -57,24 +112,50 @@
         </w:r>
       </w:hyperlink>
       <w:r>
+        <w:rPr>
+          <w:lang w:val="id_ID" w:bidi="id_ID"/>
+        </w:rPr>
         <w:t>.</w:t>
       </w:r>
-      <w:r/>
-    </w:p>
-    <w:p>
-      <w:r/>
-      <w:r>
+      <w:r>
+        <w:rPr>
+          <w:lang w:val="id_ID" w:bidi="id_ID"/>
+        </w:rPr>
+      </w:r>
+    </w:p>
+    <w:p>
+      <w:pPr/>
+      <w:r>
+        <w:rPr>
+          <w:lang w:val="id_ID" w:bidi="id_ID"/>
+        </w:rPr>
+      </w:r>
+      <w:r>
+        <w:rPr>
+          <w:lang w:val="id_ID" w:bidi="id_ID"/>
+        </w:rPr>
         <w:t>This PDF version is provided under the same license.</w:t>
       </w:r>
-      <w:r/>
-      <w:r/>
+      <w:r>
+        <w:rPr>
+          <w:lang w:val="id_ID" w:bidi="id_ID"/>
+        </w:rPr>
+      </w:r>
+      <w:r>
+        <w:rPr>
+          <w:lang w:val="id_ID" w:bidi="id_ID"/>
+        </w:rPr>
+      </w:r>
     </w:p>
     <w:p>
       <w:pPr>
         <w:pStyle w:val="Heading1"/>
       </w:pPr>
       <w:r>
-        <w:t>Translation Notes (unfoldingWord)</w:t>
+        <w:rPr>
+          <w:lang w:val="id_ID" w:bidi="id_ID"/>
+        </w:rPr>
+        <w:t>Catatan Terjemahan (unfoldingWord)</w:t>
       </w:r>
     </w:p>
     <w:p>
@@ -96,2972 +177,6593 @@
       </w:pPr>
     </w:p>
     <w:p>
-      <w:r/>
+      <w:pPr/>
+      <w:r>
+        <w:rPr>
+          <w:lang w:val="id_ID" w:bidi="id_ID"/>
+        </w:rPr>
+      </w:r>
     </w:p>
     <w:p>
       <w:pPr>
         <w:pStyle w:val="Heading2"/>
       </w:pPr>
       <w:r>
+        <w:rPr>
+          <w:lang w:val="id_ID" w:bidi="id_ID"/>
+        </w:rPr>
+        <w:t>PHM</w:t>
+      </w:r>
+      <w:r>
+        <w:rPr>
+          <w:lang w:val="id_ID" w:bidi="id_ID"/>
+        </w:rPr>
+      </w:r>
+    </w:p>
+    <w:p>
+      <w:pPr/>
+      <w:r>
+        <w:rPr>
+          <w:lang w:val="id_ID" w:bidi="id_ID"/>
+        </w:rPr>
+      </w:r>
+      <w:r>
+        <w:rPr>
+          <w:i/>
+          <w:lang w:val="id_ID" w:bidi="id_ID"/>
+        </w:rPr>
+        <w:t>Filemon 1:1 (#1), Filemon 1:1 (#2), Filemon 1:1 (#3), Filemon 1:1 (#4), Filemon 1:1 (#5), Filemon 1:1 (#6), Filemon 1:1 (#7), Filemon 1:1 (#8), Filemon 1:2 (#1), Filemon 1:2 (#2), Filemon 1:2 (#3), Filemon 1:2 (#4), Filemon 1:2 (#5), Filemon 1:2 (#6), Filemon 1:2 (#7), Filemon 1:2 (#8), Filemon 1:3 (#1), Filemon 1:3 (#2), Filemon 1:3 (#3), Filemon 1:3 (#4), Filemon 1:3 (#5), Filemon 1:4 (#1), Filemon 1:5 (#1), Filemon 1:5 (#2), Filemon 1:5 (#3), Filemon 1:6 (#1), Filemon 1:6 (#2), Filemon 1:6 (#3), Filemon 1:6 (#4), Filemon 1:6 (#5), Filemon 1:7 (#1), Filemon 1:7 (#2), Filemon 1:7 (#3), Filemon 1:7 (#4), Filemon 1:7 (#5), Filemon 1:7 (#6), Filemon 1:8 (#1), Filemon 1:8 (#2), Filemon 1:8 (#3), Filemon 1:9 (#1), Filemon 1:9 (#2), Filemon 1:10 (#1), Filemon 1:10 (#2), Filemon 1:10 (#3), Filemon 1:10 (#4), Filemon 1:12 (#1), Filemon 1:12 (#2), Filemon 1:12 (#3), Filemon 1:13 (#1), Filemon 1:13 (#2), Filemon 1:13 (#3), Filemon 1:14 (#1), Filemon 1:14 (#2), Filemon 1:15 (#1), Filemon 1:15 (#2), Filemon 1:16 (#1), Filemon 1:16 (#2), Filemon 1:16 (#3), Filemon 1:16 (#4), Filemon 1:16 (#5), Filemon 1:16 (#6), Filemon 1:17 (#1), Filemon 1:17 (#2), Filemon 1:17 (#3), Filemon 1:18 (#1), Filemon 1:18 (#2), Filemon 1:18 (#3), Filemon 1:19 (#1), Filemon 1:19 (#2), Filemon 1:19 (#3), Filemon 1:20 (#1), Filemon 1:20 (#2), Filemon 1:20 (#3), Filemon 1:20 (#4), Filemon 1:20 (#5), Filemon 1:21 (#1), Filemon 1:21 (#2), Filemon 1:22 (#1), Filemon 1:22 (#2), Filemon 1:22 (#3), Filemon 1:22 (#4), Filemon 1:22 (#5), Filemon 1:22 (#6), Filemon 1:22 (#7), Filemon 1:23 (#1), Filemon 1:23 (#2), Filemon 1:24 (#1), Filemon 1:24 (#2), Filemon 1:24 (#3), Filemon 1:25 (#1), Filemon 1:25 (#2), Filemon 1:25 (#3)</w:t>
+      </w:r>
+      <w:r>
+        <w:rPr>
+          <w:lang w:val="id_ID" w:bidi="id_ID"/>
+        </w:rPr>
+      </w:r>
+    </w:p>
+    <w:p>
+      <w:pPr/>
+      <w:r>
+        <w:rPr>
+          <w:lang w:val="id_ID" w:bidi="id_ID"/>
+        </w:rPr>
+      </w:r>
+      <w:r>
+        <w:rPr>
+          <w:lang w:val="id_ID" w:bidi="id_ID"/>
+        </w:rPr>
+        <w:t xml:space="preserve"> </w:t>
+      </w:r>
+      <w:r>
+        <w:rPr>
+          <w:lang w:val="id_ID" w:bidi="id_ID"/>
+        </w:rPr>
+      </w:r>
+      <w:r>
+        <w:rPr>
+          <w:lang w:val="id_ID" w:bidi="id_ID"/>
+        </w:rPr>
+      </w:r>
+    </w:p>
+    <w:p>
+      <w:pPr>
+        <w:sectPr>
+          <w:footnotePr>
+            <w:numRestart w:val="eachSect"/>
+          </w:footnotePr>
+          <w:type w:val="continuous"/>
+          <w:pgSz w:w="12240" w:h="15840" w:code="1"/>
+          <w:pgMar w:top="1440" w:right="1440" w:bottom="1440" w:left="1440" w:header="504" w:footer="504" w:gutter="0"/>
+          <w:cols w:space="708"/>
+          <w:titlePg/>
+          <w:docGrid w:linePitch="360"/>
+        </w:sectPr>
+      </w:pPr>
+    </w:p>
+    <w:p>
+      <w:pPr/>
+      <w:r>
+        <w:rPr>
+          <w:lang w:val="id_ID" w:bidi="id_ID"/>
+        </w:rPr>
+      </w:r>
+    </w:p>
+    <w:p>
+      <w:pPr>
+        <w:pStyle w:val="Heading2"/>
+      </w:pPr>
+      <w:r>
+        <w:rPr>
+          <w:lang w:val="id_ID" w:bidi="id_ID"/>
+        </w:rPr>
         <w:t>Filemon 1:1 (#1)</w:t>
       </w:r>
-      <w:r/>
-    </w:p>
-    <w:p>
-      <w:r/>
-      <w:r>
+      <w:r>
+        <w:rPr>
+          <w:lang w:val="id_ID" w:bidi="id_ID"/>
+        </w:rPr>
+      </w:r>
+    </w:p>
+    <w:p>
+      <w:pPr/>
+      <w:r>
+        <w:rPr>
+          <w:lang w:val="id_ID" w:bidi="id_ID"/>
+        </w:rPr>
+      </w:r>
+      <w:r>
+        <w:rPr>
+          <w:lang w:val="id_ID" w:bidi="id_ID"/>
+        </w:rPr>
         <w:t>Bahasa Anda mungkin memiliki cara khusus untuk memperkenalkan penulis surat. Anda dapat menggunakannya di sini. Terjemahan alternatif: “Dari saya, Paulus” atau ”Aku, Paulus”</w:t>
       </w:r>
     </w:p>
     <w:p>
-      <w:r/>
-      <w:r>
+      <w:pPr/>
+      <w:r>
+        <w:rPr>
+          <w:lang w:val="id_ID" w:bidi="id_ID"/>
+        </w:rPr>
+      </w:r>
+      <w:r>
+        <w:rPr>
+          <w:lang w:val="id_ID" w:bidi="id_ID"/>
+        </w:rPr>
         <w:t xml:space="preserve">Lihat: </w:t>
       </w:r>
       <w:r>
+        <w:rPr>
+          <w:lang w:val="id_ID" w:bidi="id_ID"/>
+        </w:rPr>
         <w:t>Orang Pertama, Kedua, atau Ketiga</w:t>
       </w:r>
-      <w:r/>
-      <w:r/>
-    </w:p>
-    <w:p>
-      <w:r/>
+      <w:r>
+        <w:rPr>
+          <w:lang w:val="id_ID" w:bidi="id_ID"/>
+        </w:rPr>
+      </w:r>
+      <w:r>
+        <w:rPr>
+          <w:lang w:val="id_ID" w:bidi="id_ID"/>
+        </w:rPr>
+      </w:r>
+    </w:p>
+    <w:p>
+      <w:pPr/>
+      <w:r>
+        <w:rPr>
+          <w:lang w:val="id_ID" w:bidi="id_ID"/>
+        </w:rPr>
+      </w:r>
     </w:p>
     <w:p>
       <w:pPr>
         <w:pStyle w:val="Heading2"/>
       </w:pPr>
       <w:r>
+        <w:rPr>
+          <w:lang w:val="id_ID" w:bidi="id_ID"/>
+        </w:rPr>
         <w:t>Filemon 1:1 (#2)</w:t>
       </w:r>
-      <w:r/>
-    </w:p>
-    <w:p>
-      <w:r/>
-      <w:r>
+      <w:r>
+        <w:rPr>
+          <w:lang w:val="id_ID" w:bidi="id_ID"/>
+        </w:rPr>
+      </w:r>
+    </w:p>
+    <w:p>
+      <w:pPr/>
+      <w:r>
+        <w:rPr>
+          <w:lang w:val="id_ID" w:bidi="id_ID"/>
+        </w:rPr>
+      </w:r>
+      <w:r>
+        <w:rPr>
+          <w:lang w:val="id_ID" w:bidi="id_ID"/>
+        </w:rPr>
         <w:t>Paulus dipenjara karena orang-orang yang berkuasa tidak ingin dia berkhotbah tentang Yesus. Mereka memenjarakannya untuk menghentikan dan menghukumnya. Ini tidak berarti bahwa Yesus yang memenjarakan Paulus. Terjemahan alternatif: “seorang tahanan karena Kristus Yesus”</w:t>
       </w:r>
-      <w:r/>
-      <w:r/>
-    </w:p>
-    <w:p>
-      <w:r/>
+      <w:r>
+        <w:rPr>
+          <w:lang w:val="id_ID" w:bidi="id_ID"/>
+        </w:rPr>
+      </w:r>
+      <w:r>
+        <w:rPr>
+          <w:lang w:val="id_ID" w:bidi="id_ID"/>
+        </w:rPr>
+      </w:r>
+    </w:p>
+    <w:p>
+      <w:pPr/>
+      <w:r>
+        <w:rPr>
+          <w:lang w:val="id_ID" w:bidi="id_ID"/>
+        </w:rPr>
+      </w:r>
     </w:p>
     <w:p>
       <w:pPr>
         <w:pStyle w:val="Heading2"/>
       </w:pPr>
       <w:r>
+        <w:rPr>
+          <w:lang w:val="id_ID" w:bidi="id_ID"/>
+        </w:rPr>
         <w:t>Filemon 1:1 (#3)</w:t>
       </w:r>
-      <w:r/>
-    </w:p>
-    <w:p>
-      <w:r/>
-      <w:r>
+      <w:r>
+        <w:rPr>
+          <w:lang w:val="id_ID" w:bidi="id_ID"/>
+        </w:rPr>
+      </w:r>
+    </w:p>
+    <w:p>
+      <w:pPr/>
+      <w:r>
+        <w:rPr>
+          <w:lang w:val="id_ID" w:bidi="id_ID"/>
+        </w:rPr>
+      </w:r>
+      <w:r>
+        <w:rPr>
+          <w:lang w:val="id_ID" w:bidi="id_ID"/>
+        </w:rPr>
         <w:t>Paulus menggunakan istilah “saudara” untuk menyebut seseorang yang memiliki iman yang sama. Terjemahan alternatif: “sesama orang Kristen” atau ‘rekan kita dalam iman’ (Lihat: rc://*/ta/man/translate/figs-metaphor)</w:t>
       </w:r>
-      <w:r/>
-      <w:r/>
-    </w:p>
-    <w:p>
-      <w:r/>
+      <w:r>
+        <w:rPr>
+          <w:lang w:val="id_ID" w:bidi="id_ID"/>
+        </w:rPr>
+      </w:r>
+      <w:r>
+        <w:rPr>
+          <w:lang w:val="id_ID" w:bidi="id_ID"/>
+        </w:rPr>
+      </w:r>
+    </w:p>
+    <w:p>
+      <w:pPr/>
+      <w:r>
+        <w:rPr>
+          <w:lang w:val="id_ID" w:bidi="id_ID"/>
+        </w:rPr>
+      </w:r>
     </w:p>
     <w:p>
       <w:pPr>
         <w:pStyle w:val="Heading2"/>
       </w:pPr>
       <w:r>
+        <w:rPr>
+          <w:lang w:val="id_ID" w:bidi="id_ID"/>
+        </w:rPr>
         <w:t>Filemon 1:1 (#4)</w:t>
       </w:r>
-      <w:r/>
-    </w:p>
-    <w:p>
-      <w:r/>
-      <w:r>
+      <w:r>
+        <w:rPr>
+          <w:lang w:val="id_ID" w:bidi="id_ID"/>
+        </w:rPr>
+      </w:r>
+    </w:p>
+    <w:p>
+      <w:pPr/>
+      <w:r>
+        <w:rPr>
+          <w:lang w:val="id_ID" w:bidi="id_ID"/>
+        </w:rPr>
+      </w:r>
+      <w:r>
+        <w:rPr>
+          <w:lang w:val="id_ID" w:bidi="id_ID"/>
+        </w:rPr>
         <w:t xml:space="preserve">Di sini, kata </w:t>
       </w:r>
       <w:r>
         <w:rPr>
           <w:b/>
+          <w:lang w:val="id_ID" w:bidi="id_ID"/>
         </w:rPr>
         <w:t>kita</w:t>
       </w:r>
       <w:r>
+        <w:rPr>
+          <w:lang w:val="id_ID" w:bidi="id_ID"/>
+        </w:rPr>
         <w:t xml:space="preserve"> tidak ada dalam bahasa aslinya, tetapi diperlukan dalam bahasa Inggris, yang mengharuskan kata hubungan untuk menunjukkan kepada siapa orang tersebut berhubungan. Dalam kasus ini, </w:t>
       </w:r>
       <w:r>
         <w:rPr>
           <w:b/>
+          <w:lang w:val="id_ID" w:bidi="id_ID"/>
         </w:rPr>
         <w:t>kita</w:t>
       </w:r>
       <w:r>
+        <w:rPr>
+          <w:lang w:val="id_ID" w:bidi="id_ID"/>
+        </w:rPr>
         <w:t xml:space="preserve"> akan bersifat inklusif, menghubungkan Timotius dengan Paulus dan para pembaca sebagai saudara di dalam Kristus. Jika bahasa Anda mengharuskan demikian, Anda dapat melakukan hal yang sama. Jika tidak, Anda dapat mengikuti kata aslinya, yang mengatakan, “saudara.”</w:t>
       </w:r>
     </w:p>
     <w:p>
-      <w:r/>
-      <w:r>
+      <w:pPr/>
+      <w:r>
+        <w:rPr>
+          <w:lang w:val="id_ID" w:bidi="id_ID"/>
+        </w:rPr>
+      </w:r>
+      <w:r>
+        <w:rPr>
+          <w:lang w:val="id_ID" w:bidi="id_ID"/>
+        </w:rPr>
         <w:t xml:space="preserve">Lihat: </w:t>
       </w:r>
       <w:r>
+        <w:rPr>
+          <w:lang w:val="id_ID" w:bidi="id_ID"/>
+        </w:rPr>
         <w:t>Kami/Kita yang Eksklusif dan Inklusif</w:t>
       </w:r>
-      <w:r/>
-      <w:r/>
-    </w:p>
-    <w:p>
-      <w:r/>
+      <w:r>
+        <w:rPr>
+          <w:lang w:val="id_ID" w:bidi="id_ID"/>
+        </w:rPr>
+      </w:r>
+      <w:r>
+        <w:rPr>
+          <w:lang w:val="id_ID" w:bidi="id_ID"/>
+        </w:rPr>
+      </w:r>
+    </w:p>
+    <w:p>
+      <w:pPr/>
+      <w:r>
+        <w:rPr>
+          <w:lang w:val="id_ID" w:bidi="id_ID"/>
+        </w:rPr>
+      </w:r>
     </w:p>
     <w:p>
       <w:pPr>
         <w:pStyle w:val="Heading2"/>
       </w:pPr>
       <w:r>
+        <w:rPr>
+          <w:lang w:val="id_ID" w:bidi="id_ID"/>
+        </w:rPr>
         <w:t>Filemon 1:1 (#5)</w:t>
       </w:r>
-      <w:r/>
-    </w:p>
-    <w:p>
-      <w:r/>
+      <w:r>
+        <w:rPr>
+          <w:lang w:val="id_ID" w:bidi="id_ID"/>
+        </w:rPr>
+      </w:r>
+    </w:p>
+    <w:p>
+      <w:pPr/>
+      <w:r>
+        <w:rPr>
+          <w:lang w:val="id_ID" w:bidi="id_ID"/>
+        </w:rPr>
+      </w:r>
       <w:r>
         <w:rPr>
           <w:b/>
+          <w:lang w:val="id_ID" w:bidi="id_ID"/>
         </w:rPr>
         <w:t>Filemon</w:t>
       </w:r>
       <w:r>
+        <w:rPr>
+          <w:lang w:val="id_ID" w:bidi="id_ID"/>
+        </w:rPr>
         <w:t xml:space="preserve"> adalah nama seorang pria.</w:t>
       </w:r>
     </w:p>
     <w:p>
-      <w:r/>
-      <w:r>
+      <w:pPr/>
+      <w:r>
+        <w:rPr>
+          <w:lang w:val="id_ID" w:bidi="id_ID"/>
+        </w:rPr>
+      </w:r>
+      <w:r>
+        <w:rPr>
+          <w:lang w:val="id_ID" w:bidi="id_ID"/>
+        </w:rPr>
         <w:t xml:space="preserve">Lihat: </w:t>
       </w:r>
       <w:r>
+        <w:rPr>
+          <w:lang w:val="id_ID" w:bidi="id_ID"/>
+        </w:rPr>
         <w:t>Cara Menerjemahkan Nama</w:t>
       </w:r>
-      <w:r/>
-      <w:r/>
-    </w:p>
-    <w:p>
-      <w:r/>
+      <w:r>
+        <w:rPr>
+          <w:lang w:val="id_ID" w:bidi="id_ID"/>
+        </w:rPr>
+      </w:r>
+      <w:r>
+        <w:rPr>
+          <w:lang w:val="id_ID" w:bidi="id_ID"/>
+        </w:rPr>
+      </w:r>
+    </w:p>
+    <w:p>
+      <w:pPr/>
+      <w:r>
+        <w:rPr>
+          <w:lang w:val="id_ID" w:bidi="id_ID"/>
+        </w:rPr>
+      </w:r>
     </w:p>
     <w:p>
       <w:pPr>
         <w:pStyle w:val="Heading2"/>
       </w:pPr>
       <w:r>
+        <w:rPr>
+          <w:lang w:val="id_ID" w:bidi="id_ID"/>
+        </w:rPr>
         <w:t>Filemon 1:1 (#6)</w:t>
       </w:r>
-      <w:r/>
-    </w:p>
-    <w:p>
-      <w:r/>
-      <w:r>
+      <w:r>
+        <w:rPr>
+          <w:lang w:val="id_ID" w:bidi="id_ID"/>
+        </w:rPr>
+      </w:r>
+    </w:p>
+    <w:p>
+      <w:pPr/>
+      <w:r>
+        <w:rPr>
+          <w:lang w:val="id_ID" w:bidi="id_ID"/>
+        </w:rPr>
+      </w:r>
+      <w:r>
+        <w:rPr>
+          <w:lang w:val="id_ID" w:bidi="id_ID"/>
+        </w:rPr>
         <w:t xml:space="preserve">Jika akan lebih alami dalam bahasa Anda, Anda dapat menyertakan informasi bahwa ini adalah surat di mana Paulus berbicara secara langsung kepada </w:t>
       </w:r>
       <w:r>
         <w:rPr>
           <w:b/>
+          <w:lang w:val="id_ID" w:bidi="id_ID"/>
         </w:rPr>
         <w:t>Filemon</w:t>
       </w:r>
       <w:r>
+        <w:rPr>
+          <w:lang w:val="id_ID" w:bidi="id_ID"/>
+        </w:rPr>
         <w:t>, seperti dalam UST.</w:t>
       </w:r>
     </w:p>
     <w:p>
-      <w:r/>
-      <w:r>
+      <w:pPr/>
+      <w:r>
+        <w:rPr>
+          <w:lang w:val="id_ID" w:bidi="id_ID"/>
+        </w:rPr>
+      </w:r>
+      <w:r>
+        <w:rPr>
+          <w:lang w:val="id_ID" w:bidi="id_ID"/>
+        </w:rPr>
         <w:t xml:space="preserve">Lihat: </w:t>
       </w:r>
       <w:r>
+        <w:rPr>
+          <w:lang w:val="id_ID" w:bidi="id_ID"/>
+        </w:rPr>
         <w:t>Assumed Knowledge and Implicit Information</w:t>
       </w:r>
-      <w:r/>
-      <w:r/>
-    </w:p>
-    <w:p>
-      <w:r/>
+      <w:r>
+        <w:rPr>
+          <w:lang w:val="id_ID" w:bidi="id_ID"/>
+        </w:rPr>
+      </w:r>
+      <w:r>
+        <w:rPr>
+          <w:lang w:val="id_ID" w:bidi="id_ID"/>
+        </w:rPr>
+      </w:r>
+    </w:p>
+    <w:p>
+      <w:pPr/>
+      <w:r>
+        <w:rPr>
+          <w:lang w:val="id_ID" w:bidi="id_ID"/>
+        </w:rPr>
+      </w:r>
     </w:p>
     <w:p>
       <w:pPr>
         <w:pStyle w:val="Heading2"/>
       </w:pPr>
       <w:r>
+        <w:rPr>
+          <w:lang w:val="id_ID" w:bidi="id_ID"/>
+        </w:rPr>
         <w:t>Filemon 1:1 (#7)</w:t>
       </w:r>
-      <w:r/>
-    </w:p>
-    <w:p>
-      <w:r/>
-      <w:r>
+      <w:r>
+        <w:rPr>
+          <w:lang w:val="id_ID" w:bidi="id_ID"/>
+        </w:rPr>
+      </w:r>
+    </w:p>
+    <w:p>
+      <w:pPr/>
+      <w:r>
+        <w:rPr>
+          <w:lang w:val="id_ID" w:bidi="id_ID"/>
+        </w:rPr>
+      </w:r>
+      <w:r>
+        <w:rPr>
+          <w:lang w:val="id_ID" w:bidi="id_ID"/>
+        </w:rPr>
         <w:t xml:space="preserve">Kata </w:t>
       </w:r>
       <w:r>
         <w:rPr>
           <w:b/>
+          <w:lang w:val="id_ID" w:bidi="id_ID"/>
         </w:rPr>
         <w:t>kita</w:t>
       </w:r>
       <w:r>
+        <w:rPr>
+          <w:lang w:val="id_ID" w:bidi="id_ID"/>
+        </w:rPr>
         <w:t xml:space="preserve"> di sini merujuk kepada Paulus dan mereka yang bersamanya, bukan kepada pembaca.</w:t>
       </w:r>
     </w:p>
     <w:p>
-      <w:r/>
-      <w:r>
+      <w:pPr/>
+      <w:r>
+        <w:rPr>
+          <w:lang w:val="id_ID" w:bidi="id_ID"/>
+        </w:rPr>
+      </w:r>
+      <w:r>
+        <w:rPr>
+          <w:lang w:val="id_ID" w:bidi="id_ID"/>
+        </w:rPr>
         <w:t xml:space="preserve">Lihat: </w:t>
       </w:r>
       <w:r>
+        <w:rPr>
+          <w:lang w:val="id_ID" w:bidi="id_ID"/>
+        </w:rPr>
         <w:t>Kami/Kita yang Eksklusif dan Inklusif</w:t>
       </w:r>
-      <w:r/>
-      <w:r/>
-    </w:p>
-    <w:p>
-      <w:r/>
+      <w:r>
+        <w:rPr>
+          <w:lang w:val="id_ID" w:bidi="id_ID"/>
+        </w:rPr>
+      </w:r>
+      <w:r>
+        <w:rPr>
+          <w:lang w:val="id_ID" w:bidi="id_ID"/>
+        </w:rPr>
+      </w:r>
+    </w:p>
+    <w:p>
+      <w:pPr/>
+      <w:r>
+        <w:rPr>
+          <w:lang w:val="id_ID" w:bidi="id_ID"/>
+        </w:rPr>
+      </w:r>
     </w:p>
     <w:p>
       <w:pPr>
         <w:pStyle w:val="Heading2"/>
       </w:pPr>
       <w:r>
+        <w:rPr>
+          <w:lang w:val="id_ID" w:bidi="id_ID"/>
+        </w:rPr>
         <w:t>Filemon 1:1 (#8)</w:t>
       </w:r>
-      <w:r/>
-    </w:p>
-    <w:p>
-      <w:r/>
-      <w:r>
+      <w:r>
+        <w:rPr>
+          <w:lang w:val="id_ID" w:bidi="id_ID"/>
+        </w:rPr>
+      </w:r>
+    </w:p>
+    <w:p>
+      <w:pPr/>
+      <w:r>
+        <w:rPr>
+          <w:lang w:val="id_ID" w:bidi="id_ID"/>
+        </w:rPr>
+      </w:r>
+      <w:r>
+        <w:rPr>
+          <w:lang w:val="id_ID" w:bidi="id_ID"/>
+        </w:rPr>
         <w:t>Jika itu akan membantu dalam bahasa Anda, Anda dapat menyatakan secara jelas bagaimana Filemon bekerja sama dengan Paulus. Terjemahan alternatif: “yang seperti kita, bekerja untuk menyebarkan Injil” atau ”yang bekerja seperti kita untuk melayani Yesus”</w:t>
       </w:r>
-      <w:r/>
-      <w:r/>
-    </w:p>
-    <w:p>
-      <w:r/>
+      <w:r>
+        <w:rPr>
+          <w:lang w:val="id_ID" w:bidi="id_ID"/>
+        </w:rPr>
+      </w:r>
+      <w:r>
+        <w:rPr>
+          <w:lang w:val="id_ID" w:bidi="id_ID"/>
+        </w:rPr>
+      </w:r>
+    </w:p>
+    <w:p>
+      <w:pPr/>
+      <w:r>
+        <w:rPr>
+          <w:lang w:val="id_ID" w:bidi="id_ID"/>
+        </w:rPr>
+      </w:r>
     </w:p>
     <w:p>
       <w:pPr>
         <w:pStyle w:val="Heading2"/>
       </w:pPr>
       <w:r>
+        <w:rPr>
+          <w:lang w:val="id_ID" w:bidi="id_ID"/>
+        </w:rPr>
         <w:t>Filemon 1:2 (#1)</w:t>
       </w:r>
-      <w:r/>
-    </w:p>
-    <w:p>
-      <w:r/>
-      <w:r>
+      <w:r>
+        <w:rPr>
+          <w:lang w:val="id_ID" w:bidi="id_ID"/>
+        </w:rPr>
+      </w:r>
+    </w:p>
+    <w:p>
+      <w:pPr/>
+      <w:r>
+        <w:rPr>
+          <w:lang w:val="id_ID" w:bidi="id_ID"/>
+        </w:rPr>
+      </w:r>
+      <w:r>
+        <w:rPr>
+          <w:lang w:val="id_ID" w:bidi="id_ID"/>
+        </w:rPr>
         <w:t>** Apfia** adalah nama seorang wanita.</w:t>
       </w:r>
     </w:p>
     <w:p>
-      <w:r/>
-      <w:r>
+      <w:pPr/>
+      <w:r>
+        <w:rPr>
+          <w:lang w:val="id_ID" w:bidi="id_ID"/>
+        </w:rPr>
+      </w:r>
+      <w:r>
+        <w:rPr>
+          <w:lang w:val="id_ID" w:bidi="id_ID"/>
+        </w:rPr>
         <w:t xml:space="preserve">Lihat: </w:t>
       </w:r>
       <w:r>
+        <w:rPr>
+          <w:lang w:val="id_ID" w:bidi="id_ID"/>
+        </w:rPr>
         <w:t>Cara Menerjemahkan Nama</w:t>
       </w:r>
-      <w:r/>
-      <w:r/>
-    </w:p>
-    <w:p>
-      <w:r/>
+      <w:r>
+        <w:rPr>
+          <w:lang w:val="id_ID" w:bidi="id_ID"/>
+        </w:rPr>
+      </w:r>
+      <w:r>
+        <w:rPr>
+          <w:lang w:val="id_ID" w:bidi="id_ID"/>
+        </w:rPr>
+      </w:r>
+    </w:p>
+    <w:p>
+      <w:pPr/>
+      <w:r>
+        <w:rPr>
+          <w:lang w:val="id_ID" w:bidi="id_ID"/>
+        </w:rPr>
+      </w:r>
     </w:p>
     <w:p>
       <w:pPr>
         <w:pStyle w:val="Heading2"/>
       </w:pPr>
       <w:r>
+        <w:rPr>
+          <w:lang w:val="id_ID" w:bidi="id_ID"/>
+        </w:rPr>
         <w:t>Filemon 1:2 (#2)</w:t>
       </w:r>
-      <w:r/>
-    </w:p>
-    <w:p>
-      <w:r/>
-      <w:r>
+      <w:r>
+        <w:rPr>
+          <w:lang w:val="id_ID" w:bidi="id_ID"/>
+        </w:rPr>
+      </w:r>
+    </w:p>
+    <w:p>
+      <w:pPr/>
+      <w:r>
+        <w:rPr>
+          <w:lang w:val="id_ID" w:bidi="id_ID"/>
+        </w:rPr>
+      </w:r>
+      <w:r>
+        <w:rPr>
+          <w:lang w:val="id_ID" w:bidi="id_ID"/>
+        </w:rPr>
         <w:t xml:space="preserve">Di sini, kata </w:t>
       </w:r>
       <w:r>
         <w:rPr>
           <w:b/>
+          <w:lang w:val="id_ID" w:bidi="id_ID"/>
         </w:rPr>
         <w:t>kita</w:t>
       </w:r>
       <w:r>
+        <w:rPr>
+          <w:lang w:val="id_ID" w:bidi="id_ID"/>
+        </w:rPr>
         <w:t xml:space="preserve"> tidak ada dalam bahasa aslinya, tetapi diperlukan dalam bahasa Inggris, yang mengharuskan kata hubungan untuk menunjukkan dengan siapa seseorang berhubungan. Dalam kasus ini, </w:t>
       </w:r>
       <w:r>
         <w:rPr>
           <w:b/>
+          <w:lang w:val="id_ID" w:bidi="id_ID"/>
         </w:rPr>
         <w:t>kita</w:t>
       </w:r>
       <w:r>
+        <w:rPr>
+          <w:lang w:val="id_ID" w:bidi="id_ID"/>
+        </w:rPr>
         <w:t xml:space="preserve"> akan bersifat inklusif, menghubungkan Apfia dengan Paulus dan para pembaca sebagai saudara di dalam Kristus. Jika bahasa Anda mengharuskan hal ini, Anda dapat melakukan hal yang sama. Jika tidak, Anda dapat menggunakan kata yang sama dengan bahasa aslinya, yaitu “saudari.”</w:t>
       </w:r>
     </w:p>
     <w:p>
-      <w:r/>
-      <w:r>
+      <w:pPr/>
+      <w:r>
+        <w:rPr>
+          <w:lang w:val="id_ID" w:bidi="id_ID"/>
+        </w:rPr>
+      </w:r>
+      <w:r>
+        <w:rPr>
+          <w:lang w:val="id_ID" w:bidi="id_ID"/>
+        </w:rPr>
         <w:t xml:space="preserve">Lihat: </w:t>
       </w:r>
       <w:r>
+        <w:rPr>
+          <w:lang w:val="id_ID" w:bidi="id_ID"/>
+        </w:rPr>
         <w:t>Kami/Kita yang Eksklusif dan Inklusif</w:t>
       </w:r>
-      <w:r/>
-      <w:r/>
-    </w:p>
-    <w:p>
-      <w:r/>
+      <w:r>
+        <w:rPr>
+          <w:lang w:val="id_ID" w:bidi="id_ID"/>
+        </w:rPr>
+      </w:r>
+      <w:r>
+        <w:rPr>
+          <w:lang w:val="id_ID" w:bidi="id_ID"/>
+        </w:rPr>
+      </w:r>
+    </w:p>
+    <w:p>
+      <w:pPr/>
+      <w:r>
+        <w:rPr>
+          <w:lang w:val="id_ID" w:bidi="id_ID"/>
+        </w:rPr>
+      </w:r>
     </w:p>
     <w:p>
       <w:pPr>
         <w:pStyle w:val="Heading2"/>
       </w:pPr>
       <w:r>
+        <w:rPr>
+          <w:lang w:val="id_ID" w:bidi="id_ID"/>
+        </w:rPr>
         <w:t>Filemon 1:2 (#3)</w:t>
       </w:r>
-      <w:r/>
-    </w:p>
-    <w:p>
-      <w:r/>
-      <w:r>
+      <w:r>
+        <w:rPr>
+          <w:lang w:val="id_ID" w:bidi="id_ID"/>
+        </w:rPr>
+      </w:r>
+    </w:p>
+    <w:p>
+      <w:pPr/>
+      <w:r>
+        <w:rPr>
+          <w:lang w:val="id_ID" w:bidi="id_ID"/>
+        </w:rPr>
+      </w:r>
+      <w:r>
+        <w:rPr>
+          <w:lang w:val="id_ID" w:bidi="id_ID"/>
+        </w:rPr>
         <w:t>Paulus menggunakan istilah “saudari” untuk menyebut seorang wanita yang memiliki iman yang sama. Terjemahan alternatif: “saudara seiman” atau ”saudari rohani kita”</w:t>
       </w:r>
     </w:p>
     <w:p>
-      <w:r/>
-      <w:r>
+      <w:pPr/>
+      <w:r>
+        <w:rPr>
+          <w:lang w:val="id_ID" w:bidi="id_ID"/>
+        </w:rPr>
+      </w:r>
+      <w:r>
+        <w:rPr>
+          <w:lang w:val="id_ID" w:bidi="id_ID"/>
+        </w:rPr>
         <w:t xml:space="preserve">Lihat: </w:t>
       </w:r>
       <w:r>
+        <w:rPr>
+          <w:lang w:val="id_ID" w:bidi="id_ID"/>
+        </w:rPr>
         <w:t>Metafora</w:t>
       </w:r>
-      <w:r/>
-      <w:r/>
-    </w:p>
-    <w:p>
-      <w:r/>
+      <w:r>
+        <w:rPr>
+          <w:lang w:val="id_ID" w:bidi="id_ID"/>
+        </w:rPr>
+      </w:r>
+      <w:r>
+        <w:rPr>
+          <w:lang w:val="id_ID" w:bidi="id_ID"/>
+        </w:rPr>
+      </w:r>
+    </w:p>
+    <w:p>
+      <w:pPr/>
+      <w:r>
+        <w:rPr>
+          <w:lang w:val="id_ID" w:bidi="id_ID"/>
+        </w:rPr>
+      </w:r>
     </w:p>
     <w:p>
       <w:pPr>
         <w:pStyle w:val="Heading2"/>
       </w:pPr>
       <w:r>
+        <w:rPr>
+          <w:lang w:val="id_ID" w:bidi="id_ID"/>
+        </w:rPr>
         <w:t>Filemon 1:2 (#4)</w:t>
       </w:r>
-      <w:r/>
-    </w:p>
-    <w:p>
-      <w:r/>
-      <w:r>
+      <w:r>
+        <w:rPr>
+          <w:lang w:val="id_ID" w:bidi="id_ID"/>
+        </w:rPr>
+      </w:r>
+    </w:p>
+    <w:p>
+      <w:pPr/>
+      <w:r>
+        <w:rPr>
+          <w:lang w:val="id_ID" w:bidi="id_ID"/>
+        </w:rPr>
+      </w:r>
+      <w:r>
+        <w:rPr>
+          <w:lang w:val="id_ID" w:bidi="id_ID"/>
+        </w:rPr>
         <w:t xml:space="preserve">Kata </w:t>
       </w:r>
       <w:r>
         <w:rPr>
           <w:b/>
+          <w:lang w:val="id_ID" w:bidi="id_ID"/>
         </w:rPr>
         <w:t>kita</w:t>
       </w:r>
       <w:r>
+        <w:rPr>
+          <w:lang w:val="id_ID" w:bidi="id_ID"/>
+        </w:rPr>
         <w:t xml:space="preserve"> di sini merujuk kepada Paulus dan mereka yang bersamanya, bukan kepada pembaca.</w:t>
       </w:r>
     </w:p>
     <w:p>
-      <w:r/>
-      <w:r>
+      <w:pPr/>
+      <w:r>
+        <w:rPr>
+          <w:lang w:val="id_ID" w:bidi="id_ID"/>
+        </w:rPr>
+      </w:r>
+      <w:r>
+        <w:rPr>
+          <w:lang w:val="id_ID" w:bidi="id_ID"/>
+        </w:rPr>
         <w:t xml:space="preserve">Lihat: </w:t>
       </w:r>
       <w:r>
+        <w:rPr>
+          <w:lang w:val="id_ID" w:bidi="id_ID"/>
+        </w:rPr>
         <w:t>Kami/Kita yang Eksklusif dan Inklusif</w:t>
       </w:r>
-      <w:r/>
-      <w:r/>
-    </w:p>
-    <w:p>
-      <w:r/>
+      <w:r>
+        <w:rPr>
+          <w:lang w:val="id_ID" w:bidi="id_ID"/>
+        </w:rPr>
+      </w:r>
+      <w:r>
+        <w:rPr>
+          <w:lang w:val="id_ID" w:bidi="id_ID"/>
+        </w:rPr>
+      </w:r>
+    </w:p>
+    <w:p>
+      <w:pPr/>
+      <w:r>
+        <w:rPr>
+          <w:lang w:val="id_ID" w:bidi="id_ID"/>
+        </w:rPr>
+      </w:r>
     </w:p>
     <w:p>
       <w:pPr>
         <w:pStyle w:val="Heading2"/>
       </w:pPr>
       <w:r>
+        <w:rPr>
+          <w:lang w:val="id_ID" w:bidi="id_ID"/>
+        </w:rPr>
         <w:t>Filemon 1:2 (#5)</w:t>
       </w:r>
-      <w:r/>
-    </w:p>
-    <w:p>
-      <w:r/>
-      <w:r>
+      <w:r>
+        <w:rPr>
+          <w:lang w:val="id_ID" w:bidi="id_ID"/>
+        </w:rPr>
+      </w:r>
+    </w:p>
+    <w:p>
+      <w:pPr/>
+      <w:r>
+        <w:rPr>
+          <w:lang w:val="id_ID" w:bidi="id_ID"/>
+        </w:rPr>
+      </w:r>
+      <w:r>
+        <w:rPr>
+          <w:lang w:val="id_ID" w:bidi="id_ID"/>
+        </w:rPr>
         <w:t xml:space="preserve">Surat ini terutama ditujukan kepada Filemon. Dapat menyesatkan jika kita mengira bahwa Paulus menulis kepada </w:t>
       </w:r>
       <w:r>
         <w:rPr>
           <w:b/>
+          <w:lang w:val="id_ID" w:bidi="id_ID"/>
         </w:rPr>
         <w:t>Apfia</w:t>
       </w:r>
       <w:r>
+        <w:rPr>
+          <w:lang w:val="id_ID" w:bidi="id_ID"/>
+        </w:rPr>
         <w:t xml:space="preserve">, </w:t>
       </w:r>
       <w:r>
         <w:rPr>
           <w:b/>
+          <w:lang w:val="id_ID" w:bidi="id_ID"/>
         </w:rPr>
         <w:t>Arkhipus</w:t>
       </w:r>
       <w:r>
+        <w:rPr>
+          <w:lang w:val="id_ID" w:bidi="id_ID"/>
+        </w:rPr>
         <w:t xml:space="preserve">, dan </w:t>
       </w:r>
       <w:r>
         <w:rPr>
           <w:b/>
+          <w:lang w:val="id_ID" w:bidi="id_ID"/>
         </w:rPr>
         <w:t>jemaat</w:t>
       </w:r>
       <w:r>
+        <w:rPr>
+          <w:lang w:val="id_ID" w:bidi="id_ID"/>
+        </w:rPr>
         <w:t xml:space="preserve"> di rumah Filemon, pada saat yang sama ia menulis kepada Filemon.</w:t>
       </w:r>
-      <w:r/>
-      <w:r/>
-    </w:p>
-    <w:p>
-      <w:r/>
+      <w:r>
+        <w:rPr>
+          <w:lang w:val="id_ID" w:bidi="id_ID"/>
+        </w:rPr>
+      </w:r>
+      <w:r>
+        <w:rPr>
+          <w:lang w:val="id_ID" w:bidi="id_ID"/>
+        </w:rPr>
+      </w:r>
+    </w:p>
+    <w:p>
+      <w:pPr/>
+      <w:r>
+        <w:rPr>
+          <w:lang w:val="id_ID" w:bidi="id_ID"/>
+        </w:rPr>
+      </w:r>
     </w:p>
     <w:p>
       <w:pPr>
         <w:pStyle w:val="Heading2"/>
       </w:pPr>
       <w:r>
+        <w:rPr>
+          <w:lang w:val="id_ID" w:bidi="id_ID"/>
+        </w:rPr>
         <w:t>Filemon 1:2 (#6)</w:t>
       </w:r>
-      <w:r/>
-    </w:p>
-    <w:p>
-      <w:r/>
+      <w:r>
+        <w:rPr>
+          <w:lang w:val="id_ID" w:bidi="id_ID"/>
+        </w:rPr>
+      </w:r>
+    </w:p>
+    <w:p>
+      <w:pPr/>
+      <w:r>
+        <w:rPr>
+          <w:lang w:val="id_ID" w:bidi="id_ID"/>
+        </w:rPr>
+      </w:r>
       <w:r>
         <w:rPr>
           <w:i/>
+          <w:lang w:val="id_ID" w:bidi="id_ID"/>
         </w:rPr>
         <w:t>Arkhipus</w:t>
       </w:r>
       <w:r>
+        <w:rPr>
+          <w:lang w:val="id_ID" w:bidi="id_ID"/>
+        </w:rPr>
         <w:t>* adalah nama seorang pria di gereja bersama Filemon.</w:t>
       </w:r>
     </w:p>
     <w:p>
-      <w:r/>
-      <w:r>
+      <w:pPr/>
+      <w:r>
+        <w:rPr>
+          <w:lang w:val="id_ID" w:bidi="id_ID"/>
+        </w:rPr>
+      </w:r>
+      <w:r>
+        <w:rPr>
+          <w:lang w:val="id_ID" w:bidi="id_ID"/>
+        </w:rPr>
         <w:t xml:space="preserve">Lihat: </w:t>
       </w:r>
       <w:r>
+        <w:rPr>
+          <w:lang w:val="id_ID" w:bidi="id_ID"/>
+        </w:rPr>
         <w:t>Cara Menerjemahkan Nama</w:t>
       </w:r>
-      <w:r/>
-      <w:r/>
-    </w:p>
-    <w:p>
-      <w:r/>
+      <w:r>
+        <w:rPr>
+          <w:lang w:val="id_ID" w:bidi="id_ID"/>
+        </w:rPr>
+      </w:r>
+      <w:r>
+        <w:rPr>
+          <w:lang w:val="id_ID" w:bidi="id_ID"/>
+        </w:rPr>
+      </w:r>
+    </w:p>
+    <w:p>
+      <w:pPr/>
+      <w:r>
+        <w:rPr>
+          <w:lang w:val="id_ID" w:bidi="id_ID"/>
+        </w:rPr>
+      </w:r>
     </w:p>
     <w:p>
       <w:pPr>
         <w:pStyle w:val="Heading2"/>
       </w:pPr>
       <w:r>
+        <w:rPr>
+          <w:lang w:val="id_ID" w:bidi="id_ID"/>
+        </w:rPr>
         <w:t>Filemon 1:2 (#7)</w:t>
       </w:r>
-      <w:r/>
-    </w:p>
-    <w:p>
-      <w:r/>
-      <w:r>
+      <w:r>
+        <w:rPr>
+          <w:lang w:val="id_ID" w:bidi="id_ID"/>
+        </w:rPr>
+      </w:r>
+    </w:p>
+    <w:p>
+      <w:pPr/>
+      <w:r>
+        <w:rPr>
+          <w:lang w:val="id_ID" w:bidi="id_ID"/>
+        </w:rPr>
+      </w:r>
+      <w:r>
+        <w:rPr>
+          <w:lang w:val="id_ID" w:bidi="id_ID"/>
+        </w:rPr>
         <w:t>Di sini Paulus berbicara tentang Arkhipus seolah-olah ia dan Arkhipus adalah prajurit dalam sebuah pasukan. Maksudnya adalah bahwa Arkhipus bekerja keras, sama seperti Paulus sendiri yang bekerja keras, untuk mengabarkan Injil. Terjemahan alternatif: “sesama pejuang rohani kita” atau ”yang juga berjuang dalam peperangan rohani bersama kita”</w:t>
       </w:r>
     </w:p>
     <w:p>
-      <w:r/>
-      <w:r>
+      <w:pPr/>
+      <w:r>
+        <w:rPr>
+          <w:lang w:val="id_ID" w:bidi="id_ID"/>
+        </w:rPr>
+      </w:r>
+      <w:r>
+        <w:rPr>
+          <w:lang w:val="id_ID" w:bidi="id_ID"/>
+        </w:rPr>
         <w:t xml:space="preserve">Lihat: </w:t>
       </w:r>
       <w:r>
+        <w:rPr>
+          <w:lang w:val="id_ID" w:bidi="id_ID"/>
+        </w:rPr>
         <w:t>Metafora</w:t>
       </w:r>
-      <w:r/>
-      <w:r/>
-    </w:p>
-    <w:p>
-      <w:r/>
+      <w:r>
+        <w:rPr>
+          <w:lang w:val="id_ID" w:bidi="id_ID"/>
+        </w:rPr>
+      </w:r>
+      <w:r>
+        <w:rPr>
+          <w:lang w:val="id_ID" w:bidi="id_ID"/>
+        </w:rPr>
+      </w:r>
+    </w:p>
+    <w:p>
+      <w:pPr/>
+      <w:r>
+        <w:rPr>
+          <w:lang w:val="id_ID" w:bidi="id_ID"/>
+        </w:rPr>
+      </w:r>
     </w:p>
     <w:p>
       <w:pPr>
         <w:pStyle w:val="Heading2"/>
       </w:pPr>
       <w:r>
+        <w:rPr>
+          <w:lang w:val="id_ID" w:bidi="id_ID"/>
+        </w:rPr>
         <w:t>Filemon 1:2 (#8)</w:t>
       </w:r>
-      <w:r/>
-    </w:p>
-    <w:p>
-      <w:r/>
-      <w:r>
+      <w:r>
+        <w:rPr>
+          <w:lang w:val="id_ID" w:bidi="id_ID"/>
+        </w:rPr>
+      </w:r>
+    </w:p>
+    <w:p>
+      <w:pPr/>
+      <w:r>
+        <w:rPr>
+          <w:lang w:val="id_ID" w:bidi="id_ID"/>
+        </w:rPr>
+      </w:r>
+      <w:r>
+        <w:rPr>
+          <w:lang w:val="id_ID" w:bidi="id_ID"/>
+        </w:rPr>
         <w:t xml:space="preserve">Apfia dan Arkhipus mungkin juga merupakan anggota </w:t>
       </w:r>
       <w:r>
         <w:rPr>
           <w:b/>
+          <w:lang w:val="id_ID" w:bidi="id_ID"/>
         </w:rPr>
         <w:t>gereja</w:t>
       </w:r>
       <w:r>
+        <w:rPr>
+          <w:lang w:val="id_ID" w:bidi="id_ID"/>
+        </w:rPr>
         <w:t xml:space="preserve"> yang bertemu di rumah Filemon. Jika menyebutkan mereka secara terpisah akan menyiratkan bahwa mereka bukan bagian dari gereja, Anda dapat menambahkan kata seperti “yang lain.” Terjemahan alternatif: “kepada anggota-anggota jemaat yang lain di rumahmu”</w:t>
       </w:r>
-      <w:r/>
-      <w:r/>
-    </w:p>
-    <w:p>
-      <w:r/>
+      <w:r>
+        <w:rPr>
+          <w:lang w:val="id_ID" w:bidi="id_ID"/>
+        </w:rPr>
+      </w:r>
+      <w:r>
+        <w:rPr>
+          <w:lang w:val="id_ID" w:bidi="id_ID"/>
+        </w:rPr>
+      </w:r>
+    </w:p>
+    <w:p>
+      <w:pPr/>
+      <w:r>
+        <w:rPr>
+          <w:lang w:val="id_ID" w:bidi="id_ID"/>
+        </w:rPr>
+      </w:r>
     </w:p>
     <w:p>
       <w:pPr>
         <w:pStyle w:val="Heading2"/>
       </w:pPr>
       <w:r>
+        <w:rPr>
+          <w:lang w:val="id_ID" w:bidi="id_ID"/>
+        </w:rPr>
         <w:t>Filemon 1:3 (#1)</w:t>
       </w:r>
-      <w:r/>
-    </w:p>
-    <w:p>
-      <w:r/>
-      <w:r>
+      <w:r>
+        <w:rPr>
+          <w:lang w:val="id_ID" w:bidi="id_ID"/>
+        </w:rPr>
+      </w:r>
+    </w:p>
+    <w:p>
+      <w:pPr/>
+      <w:r>
+        <w:rPr>
+          <w:lang w:val="id_ID" w:bidi="id_ID"/>
+        </w:rPr>
+      </w:r>
+      <w:r>
+        <w:rPr>
+          <w:lang w:val="id_ID" w:bidi="id_ID"/>
+        </w:rPr>
         <w:t>Setelah memperkenalkan pengirim dan penerima surat, Paulus memberikan berkat. Gunakanlah bentuk yang dapat dikenali orang sebagai berkat dalam bahasa Anda. Terjemahan alternatif: “Semoga Allah Bapa kita dan Tuhan Yesus Kristus memberikan kasih karunia dan damai sejahtera kepadamu.”</w:t>
       </w:r>
     </w:p>
     <w:p>
-      <w:r/>
-      <w:r>
+      <w:pPr/>
+      <w:r>
+        <w:rPr>
+          <w:lang w:val="id_ID" w:bidi="id_ID"/>
+        </w:rPr>
+      </w:r>
+      <w:r>
+        <w:rPr>
+          <w:lang w:val="id_ID" w:bidi="id_ID"/>
+        </w:rPr>
         <w:t xml:space="preserve">Lihat: </w:t>
       </w:r>
       <w:r>
+        <w:rPr>
+          <w:lang w:val="id_ID" w:bidi="id_ID"/>
+        </w:rPr>
         <w:t>Blessings</w:t>
       </w:r>
-      <w:r/>
-      <w:r/>
-    </w:p>
-    <w:p>
-      <w:r/>
+      <w:r>
+        <w:rPr>
+          <w:lang w:val="id_ID" w:bidi="id_ID"/>
+        </w:rPr>
+      </w:r>
+      <w:r>
+        <w:rPr>
+          <w:lang w:val="id_ID" w:bidi="id_ID"/>
+        </w:rPr>
+      </w:r>
+    </w:p>
+    <w:p>
+      <w:pPr/>
+      <w:r>
+        <w:rPr>
+          <w:lang w:val="id_ID" w:bidi="id_ID"/>
+        </w:rPr>
+      </w:r>
     </w:p>
     <w:p>
       <w:pPr>
         <w:pStyle w:val="Heading2"/>
       </w:pPr>
       <w:r>
+        <w:rPr>
+          <w:lang w:val="id_ID" w:bidi="id_ID"/>
+        </w:rPr>
         <w:t>Filemon 1:3 (#2)</w:t>
       </w:r>
-      <w:r/>
-    </w:p>
-    <w:p>
-      <w:r/>
-      <w:r>
+      <w:r>
+        <w:rPr>
+          <w:lang w:val="id_ID" w:bidi="id_ID"/>
+        </w:rPr>
+      </w:r>
+    </w:p>
+    <w:p>
+      <w:pPr/>
+      <w:r>
+        <w:rPr>
+          <w:lang w:val="id_ID" w:bidi="id_ID"/>
+        </w:rPr>
+      </w:r>
+      <w:r>
+        <w:rPr>
+          <w:lang w:val="id_ID" w:bidi="id_ID"/>
+        </w:rPr>
         <w:t xml:space="preserve">Jika akan membantu dalam bahasa Anda, Anda dapat mengekspresikan ide di balik kata benda abstrak </w:t>
       </w:r>
       <w:r>
         <w:rPr>
           <w:b/>
+          <w:lang w:val="id_ID" w:bidi="id_ID"/>
         </w:rPr>
         <w:t>Anugerah</w:t>
       </w:r>
       <w:r>
+        <w:rPr>
+          <w:lang w:val="id_ID" w:bidi="id_ID"/>
+        </w:rPr>
         <w:t xml:space="preserve"> dan </w:t>
       </w:r>
       <w:r>
         <w:rPr>
           <w:b/>
+          <w:lang w:val="id_ID" w:bidi="id_ID"/>
         </w:rPr>
         <w:t>Damai</w:t>
       </w:r>
       <w:r>
+        <w:rPr>
+          <w:lang w:val="id_ID" w:bidi="id_ID"/>
+        </w:rPr>
         <w:t xml:space="preserve"> dengan kata sifat seperti “ramah” dan “ kedamaian.” Terjemahan alternatif: “Semoga Allah Bapa kita dan Tuhan kita Yesus Kristus bermurah hati kepadamu dan membuatmu damai sejahtera”</w:t>
       </w:r>
     </w:p>
     <w:p>
-      <w:r/>
-      <w:r>
+      <w:pPr/>
+      <w:r>
+        <w:rPr>
+          <w:lang w:val="id_ID" w:bidi="id_ID"/>
+        </w:rPr>
+      </w:r>
+      <w:r>
+        <w:rPr>
+          <w:lang w:val="id_ID" w:bidi="id_ID"/>
+        </w:rPr>
         <w:t xml:space="preserve">Lihat: </w:t>
       </w:r>
       <w:r>
+        <w:rPr>
+          <w:lang w:val="id_ID" w:bidi="id_ID"/>
+        </w:rPr>
         <w:t>Kata Benda Abstrak</w:t>
       </w:r>
-      <w:r/>
-      <w:r/>
-    </w:p>
-    <w:p>
-      <w:r/>
+      <w:r>
+        <w:rPr>
+          <w:lang w:val="id_ID" w:bidi="id_ID"/>
+        </w:rPr>
+      </w:r>
+      <w:r>
+        <w:rPr>
+          <w:lang w:val="id_ID" w:bidi="id_ID"/>
+        </w:rPr>
+      </w:r>
+    </w:p>
+    <w:p>
+      <w:pPr/>
+      <w:r>
+        <w:rPr>
+          <w:lang w:val="id_ID" w:bidi="id_ID"/>
+        </w:rPr>
+      </w:r>
     </w:p>
     <w:p>
       <w:pPr>
         <w:pStyle w:val="Heading2"/>
       </w:pPr>
       <w:r>
+        <w:rPr>
+          <w:lang w:val="id_ID" w:bidi="id_ID"/>
+        </w:rPr>
         <w:t>Filemon 1:3 (#3)</w:t>
       </w:r>
-      <w:r/>
-    </w:p>
-    <w:p>
-      <w:r/>
-      <w:r>
+      <w:r>
+        <w:rPr>
+          <w:lang w:val="id_ID" w:bidi="id_ID"/>
+        </w:rPr>
+      </w:r>
+    </w:p>
+    <w:p>
+      <w:pPr/>
+      <w:r>
+        <w:rPr>
+          <w:lang w:val="id_ID" w:bidi="id_ID"/>
+        </w:rPr>
+      </w:r>
+      <w:r>
+        <w:rPr>
+          <w:lang w:val="id_ID" w:bidi="id_ID"/>
+        </w:rPr>
         <w:t xml:space="preserve">Kata </w:t>
       </w:r>
       <w:r>
         <w:rPr>
           <w:b/>
+          <w:lang w:val="id_ID" w:bidi="id_ID"/>
         </w:rPr>
         <w:t>kita</w:t>
       </w:r>
       <w:r>
+        <w:rPr>
+          <w:lang w:val="id_ID" w:bidi="id_ID"/>
+        </w:rPr>
         <w:t xml:space="preserve"> di sini bersifat inklusif, merujuk kepada Paulus, mereka yang bersamanya, dan pembaca.</w:t>
       </w:r>
     </w:p>
     <w:p>
-      <w:r/>
-      <w:r>
+      <w:pPr/>
+      <w:r>
+        <w:rPr>
+          <w:lang w:val="id_ID" w:bidi="id_ID"/>
+        </w:rPr>
+      </w:r>
+      <w:r>
+        <w:rPr>
+          <w:lang w:val="id_ID" w:bidi="id_ID"/>
+        </w:rPr>
         <w:t xml:space="preserve">Lihat: </w:t>
       </w:r>
       <w:r>
+        <w:rPr>
+          <w:lang w:val="id_ID" w:bidi="id_ID"/>
+        </w:rPr>
         <w:t>Kami/Kita yang Eksklusif dan Inklusif</w:t>
       </w:r>
-      <w:r/>
-      <w:r/>
-    </w:p>
-    <w:p>
-      <w:r/>
+      <w:r>
+        <w:rPr>
+          <w:lang w:val="id_ID" w:bidi="id_ID"/>
+        </w:rPr>
+      </w:r>
+      <w:r>
+        <w:rPr>
+          <w:lang w:val="id_ID" w:bidi="id_ID"/>
+        </w:rPr>
+      </w:r>
+    </w:p>
+    <w:p>
+      <w:pPr/>
+      <w:r>
+        <w:rPr>
+          <w:lang w:val="id_ID" w:bidi="id_ID"/>
+        </w:rPr>
+      </w:r>
     </w:p>
     <w:p>
       <w:pPr>
         <w:pStyle w:val="Heading2"/>
       </w:pPr>
       <w:r>
+        <w:rPr>
+          <w:lang w:val="id_ID" w:bidi="id_ID"/>
+        </w:rPr>
         <w:t>Filemon 1:3 (#4)</w:t>
       </w:r>
-      <w:r/>
-    </w:p>
-    <w:p>
-      <w:r/>
-      <w:r>
+      <w:r>
+        <w:rPr>
+          <w:lang w:val="id_ID" w:bidi="id_ID"/>
+        </w:rPr>
+      </w:r>
+    </w:p>
+    <w:p>
+      <w:pPr/>
+      <w:r>
+        <w:rPr>
+          <w:lang w:val="id_ID" w:bidi="id_ID"/>
+        </w:rPr>
+      </w:r>
+      <w:r>
+        <w:rPr>
+          <w:lang w:val="id_ID" w:bidi="id_ID"/>
+        </w:rPr>
         <w:t xml:space="preserve">Di sini, </w:t>
       </w:r>
       <w:r>
         <w:rPr>
           <w:b/>
+          <w:lang w:val="id_ID" w:bidi="id_ID"/>
         </w:rPr>
         <w:t>kamu</w:t>
       </w:r>
       <w:r>
+        <w:rPr>
+          <w:lang w:val="id_ID" w:bidi="id_ID"/>
+        </w:rPr>
         <w:t xml:space="preserve"> berbentuk jamak, merujuk kepada semua penerima yang disebutkan dalam ayat 1–2.</w:t>
       </w:r>
     </w:p>
     <w:p>
-      <w:r/>
-      <w:r>
+      <w:pPr/>
+      <w:r>
+        <w:rPr>
+          <w:lang w:val="id_ID" w:bidi="id_ID"/>
+        </w:rPr>
+      </w:r>
+      <w:r>
+        <w:rPr>
+          <w:lang w:val="id_ID" w:bidi="id_ID"/>
+        </w:rPr>
         <w:t xml:space="preserve">Lihat: </w:t>
       </w:r>
       <w:r>
+        <w:rPr>
+          <w:lang w:val="id_ID" w:bidi="id_ID"/>
+        </w:rPr>
         <w:t>Bentuk ‘Kamu’ — Tunggal</w:t>
       </w:r>
-      <w:r/>
-      <w:r/>
-    </w:p>
-    <w:p>
-      <w:r/>
+      <w:r>
+        <w:rPr>
+          <w:lang w:val="id_ID" w:bidi="id_ID"/>
+        </w:rPr>
+      </w:r>
+      <w:r>
+        <w:rPr>
+          <w:lang w:val="id_ID" w:bidi="id_ID"/>
+        </w:rPr>
+      </w:r>
+    </w:p>
+    <w:p>
+      <w:pPr/>
+      <w:r>
+        <w:rPr>
+          <w:lang w:val="id_ID" w:bidi="id_ID"/>
+        </w:rPr>
+      </w:r>
     </w:p>
     <w:p>
       <w:pPr>
         <w:pStyle w:val="Heading2"/>
       </w:pPr>
       <w:r>
+        <w:rPr>
+          <w:lang w:val="id_ID" w:bidi="id_ID"/>
+        </w:rPr>
         <w:t>Filemon 1:3 (#5)</w:t>
       </w:r>
-      <w:r/>
-    </w:p>
-    <w:p>
-      <w:r/>
+      <w:r>
+        <w:rPr>
+          <w:lang w:val="id_ID" w:bidi="id_ID"/>
+        </w:rPr>
+      </w:r>
+    </w:p>
+    <w:p>
+      <w:pPr/>
+      <w:r>
+        <w:rPr>
+          <w:lang w:val="id_ID" w:bidi="id_ID"/>
+        </w:rPr>
+      </w:r>
       <w:r>
         <w:rPr>
           <w:b/>
+          <w:lang w:val="id_ID" w:bidi="id_ID"/>
         </w:rPr>
         <w:t>Bapa</w:t>
       </w:r>
       <w:r>
+        <w:rPr>
+          <w:lang w:val="id_ID" w:bidi="id_ID"/>
+        </w:rPr>
         <w:t xml:space="preserve"> adalah gelar yang penting bagi Allah.</w:t>
       </w:r>
     </w:p>
     <w:p>
-      <w:r/>
-      <w:r>
+      <w:pPr/>
+      <w:r>
+        <w:rPr>
+          <w:lang w:val="id_ID" w:bidi="id_ID"/>
+        </w:rPr>
+      </w:r>
+      <w:r>
+        <w:rPr>
+          <w:lang w:val="id_ID" w:bidi="id_ID"/>
+        </w:rPr>
         <w:t xml:space="preserve">Lihat: </w:t>
       </w:r>
       <w:r>
+        <w:rPr>
+          <w:lang w:val="id_ID" w:bidi="id_ID"/>
+        </w:rPr>
         <w:t>Menerjemahkan Anak dan Bapa</w:t>
       </w:r>
-      <w:r/>
-      <w:r/>
-    </w:p>
-    <w:p>
-      <w:r/>
+      <w:r>
+        <w:rPr>
+          <w:lang w:val="id_ID" w:bidi="id_ID"/>
+        </w:rPr>
+      </w:r>
+      <w:r>
+        <w:rPr>
+          <w:lang w:val="id_ID" w:bidi="id_ID"/>
+        </w:rPr>
+      </w:r>
+    </w:p>
+    <w:p>
+      <w:pPr/>
+      <w:r>
+        <w:rPr>
+          <w:lang w:val="id_ID" w:bidi="id_ID"/>
+        </w:rPr>
+      </w:r>
     </w:p>
     <w:p>
       <w:pPr>
         <w:pStyle w:val="Heading2"/>
       </w:pPr>
       <w:r>
+        <w:rPr>
+          <w:lang w:val="id_ID" w:bidi="id_ID"/>
+        </w:rPr>
         <w:t>Filemon 1:4 (#1)</w:t>
       </w:r>
-      <w:r/>
-    </w:p>
-    <w:p>
-      <w:r/>
-      <w:r>
+      <w:r>
+        <w:rPr>
+          <w:lang w:val="id_ID" w:bidi="id_ID"/>
+        </w:rPr>
+      </w:r>
+    </w:p>
+    <w:p>
+      <w:pPr/>
+      <w:r>
+        <w:rPr>
+          <w:lang w:val="id_ID" w:bidi="id_ID"/>
+        </w:rPr>
+      </w:r>
+      <w:r>
+        <w:rPr>
+          <w:lang w:val="id_ID" w:bidi="id_ID"/>
+        </w:rPr>
         <w:t xml:space="preserve">Di sini, kata </w:t>
       </w:r>
       <w:r>
         <w:rPr>
           <w:b/>
+          <w:lang w:val="id_ID" w:bidi="id_ID"/>
         </w:rPr>
         <w:t>kamu</w:t>
       </w:r>
       <w:r>
+        <w:rPr>
+          <w:lang w:val="id_ID" w:bidi="id_ID"/>
+        </w:rPr>
         <w:t xml:space="preserve"> berbentuk tunggal dan merujuk pada Filemon.</w:t>
       </w:r>
     </w:p>
     <w:p>
-      <w:r/>
-      <w:r>
+      <w:pPr/>
+      <w:r>
+        <w:rPr>
+          <w:lang w:val="id_ID" w:bidi="id_ID"/>
+        </w:rPr>
+      </w:r>
+      <w:r>
+        <w:rPr>
+          <w:lang w:val="id_ID" w:bidi="id_ID"/>
+        </w:rPr>
         <w:t xml:space="preserve">Lihat: </w:t>
       </w:r>
       <w:r>
+        <w:rPr>
+          <w:lang w:val="id_ID" w:bidi="id_ID"/>
+        </w:rPr>
         <w:t>Bentuk ‘Kamu’ — Tunggal</w:t>
       </w:r>
-      <w:r/>
-      <w:r/>
-    </w:p>
-    <w:p>
-      <w:r/>
+      <w:r>
+        <w:rPr>
+          <w:lang w:val="id_ID" w:bidi="id_ID"/>
+        </w:rPr>
+      </w:r>
+      <w:r>
+        <w:rPr>
+          <w:lang w:val="id_ID" w:bidi="id_ID"/>
+        </w:rPr>
+      </w:r>
+    </w:p>
+    <w:p>
+      <w:pPr/>
+      <w:r>
+        <w:rPr>
+          <w:lang w:val="id_ID" w:bidi="id_ID"/>
+        </w:rPr>
+      </w:r>
     </w:p>
     <w:p>
       <w:pPr>
         <w:pStyle w:val="Heading2"/>
       </w:pPr>
       <w:r>
+        <w:rPr>
+          <w:lang w:val="id_ID" w:bidi="id_ID"/>
+        </w:rPr>
         <w:t>Filemon 1:5 (#1)</w:t>
       </w:r>
-      <w:r/>
-    </w:p>
-    <w:p>
-      <w:r/>
-      <w:r>
+      <w:r>
+        <w:rPr>
+          <w:lang w:val="id_ID" w:bidi="id_ID"/>
+        </w:rPr>
+      </w:r>
+    </w:p>
+    <w:p>
+      <w:pPr/>
+      <w:r>
+        <w:rPr>
+          <w:lang w:val="id_ID" w:bidi="id_ID"/>
+        </w:rPr>
+      </w:r>
+      <w:r>
+        <w:rPr>
+          <w:lang w:val="id_ID" w:bidi="id_ID"/>
+        </w:rPr>
         <w:t xml:space="preserve">Jika itu akan membantu dalam bahasa Anda, Anda dapat mengekspresikan kata benda abstrak </w:t>
       </w:r>
       <w:r>
         <w:rPr>
           <w:b/>
+          <w:lang w:val="id_ID" w:bidi="id_ID"/>
         </w:rPr>
         <w:t>kasih</w:t>
       </w:r>
       <w:r>
+        <w:rPr>
+          <w:lang w:val="id_ID" w:bidi="id_ID"/>
+        </w:rPr>
         <w:t xml:space="preserve"> dan </w:t>
       </w:r>
       <w:r>
         <w:rPr>
           <w:b/>
+          <w:lang w:val="id_ID" w:bidi="id_ID"/>
         </w:rPr>
         <w:t>iman</w:t>
       </w:r>
       <w:r>
+        <w:rPr>
+          <w:lang w:val="id_ID" w:bidi="id_ID"/>
+        </w:rPr>
         <w:t xml:space="preserve"> dengan menyatakan ide di baliknya dengan kata kerja. Terjemahan alternatif: “mendengar betapa kamu mengasihi dan percaya kepada Tuhan Yesus dan semua orang kudus”</w:t>
       </w:r>
     </w:p>
     <w:p>
-      <w:r/>
-      <w:r>
+      <w:pPr/>
+      <w:r>
+        <w:rPr>
+          <w:lang w:val="id_ID" w:bidi="id_ID"/>
+        </w:rPr>
+      </w:r>
+      <w:r>
+        <w:rPr>
+          <w:lang w:val="id_ID" w:bidi="id_ID"/>
+        </w:rPr>
         <w:t xml:space="preserve">Lihat: </w:t>
       </w:r>
       <w:r>
+        <w:rPr>
+          <w:lang w:val="id_ID" w:bidi="id_ID"/>
+        </w:rPr>
         <w:t>Kata Benda Abstrak</w:t>
       </w:r>
-      <w:r/>
-      <w:r/>
-    </w:p>
-    <w:p>
-      <w:r/>
+      <w:r>
+        <w:rPr>
+          <w:lang w:val="id_ID" w:bidi="id_ID"/>
+        </w:rPr>
+      </w:r>
+      <w:r>
+        <w:rPr>
+          <w:lang w:val="id_ID" w:bidi="id_ID"/>
+        </w:rPr>
+      </w:r>
+    </w:p>
+    <w:p>
+      <w:pPr/>
+      <w:r>
+        <w:rPr>
+          <w:lang w:val="id_ID" w:bidi="id_ID"/>
+        </w:rPr>
+      </w:r>
     </w:p>
     <w:p>
       <w:pPr>
         <w:pStyle w:val="Heading2"/>
       </w:pPr>
       <w:r>
+        <w:rPr>
+          <w:lang w:val="id_ID" w:bidi="id_ID"/>
+        </w:rPr>
         <w:t>Filemon 1:5 (#2)</w:t>
       </w:r>
-      <w:r/>
-    </w:p>
-    <w:p>
-      <w:r/>
-      <w:r>
+      <w:r>
+        <w:rPr>
+          <w:lang w:val="id_ID" w:bidi="id_ID"/>
+        </w:rPr>
+      </w:r>
+    </w:p>
+    <w:p>
+      <w:pPr/>
+      <w:r>
+        <w:rPr>
+          <w:lang w:val="id_ID" w:bidi="id_ID"/>
+        </w:rPr>
+      </w:r>
+      <w:r>
+        <w:rPr>
+          <w:lang w:val="id_ID" w:bidi="id_ID"/>
+        </w:rPr>
         <w:t>Paulus menggunakan struktur puitis di sini, di mana bagian pertama dan terakhir saling berkaitan dan bagian kedua dan ketiga saling berhubungan. Oleh karena itu, maknanya adalah: “mendengar tentang iman yang kamu miliki di dalam Tuhan Yesus dan tentang kasihmu kepada semua orang kudus.” Paulus mengatakan hal ini dengan tepat di Kolose 1:4 tanpa struktur puitis.</w:t>
       </w:r>
     </w:p>
     <w:p>
-      <w:r/>
-      <w:r>
+      <w:pPr/>
+      <w:r>
+        <w:rPr>
+          <w:lang w:val="id_ID" w:bidi="id_ID"/>
+        </w:rPr>
+      </w:r>
+      <w:r>
+        <w:rPr>
+          <w:lang w:val="id_ID" w:bidi="id_ID"/>
+        </w:rPr>
         <w:t xml:space="preserve">Lihat: </w:t>
       </w:r>
       <w:r>
+        <w:rPr>
+          <w:lang w:val="id_ID" w:bidi="id_ID"/>
+        </w:rPr>
         <w:t>Puisi</w:t>
       </w:r>
-      <w:r/>
-      <w:r/>
-    </w:p>
-    <w:p>
-      <w:r/>
+      <w:r>
+        <w:rPr>
+          <w:lang w:val="id_ID" w:bidi="id_ID"/>
+        </w:rPr>
+      </w:r>
+      <w:r>
+        <w:rPr>
+          <w:lang w:val="id_ID" w:bidi="id_ID"/>
+        </w:rPr>
+      </w:r>
+    </w:p>
+    <w:p>
+      <w:pPr/>
+      <w:r>
+        <w:rPr>
+          <w:lang w:val="id_ID" w:bidi="id_ID"/>
+        </w:rPr>
+      </w:r>
     </w:p>
     <w:p>
       <w:pPr>
         <w:pStyle w:val="Heading2"/>
       </w:pPr>
       <w:r>
+        <w:rPr>
+          <w:lang w:val="id_ID" w:bidi="id_ID"/>
+        </w:rPr>
         <w:t>Filemon 1:5 (#3)</w:t>
       </w:r>
-      <w:r/>
-    </w:p>
-    <w:p>
-      <w:r/>
-      <w:r>
+      <w:r>
+        <w:rPr>
+          <w:lang w:val="id_ID" w:bidi="id_ID"/>
+        </w:rPr>
+      </w:r>
+    </w:p>
+    <w:p>
+      <w:pPr/>
+      <w:r>
+        <w:rPr>
+          <w:lang w:val="id_ID" w:bidi="id_ID"/>
+        </w:rPr>
+      </w:r>
+      <w:r>
+        <w:rPr>
+          <w:lang w:val="id_ID" w:bidi="id_ID"/>
+        </w:rPr>
         <w:t xml:space="preserve">Di sini, kata </w:t>
       </w:r>
       <w:r>
         <w:rPr>
           <w:b/>
+          <w:lang w:val="id_ID" w:bidi="id_ID"/>
         </w:rPr>
         <w:t>Anda</w:t>
       </w:r>
       <w:r>
+        <w:rPr>
+          <w:lang w:val="id_ID" w:bidi="id_ID"/>
+        </w:rPr>
         <w:t xml:space="preserve"> dan </w:t>
       </w:r>
       <w:r>
         <w:rPr>
           <w:b/>
+          <w:lang w:val="id_ID" w:bidi="id_ID"/>
         </w:rPr>
         <w:t>Kamu</w:t>
       </w:r>
       <w:r>
+        <w:rPr>
+          <w:lang w:val="id_ID" w:bidi="id_ID"/>
+        </w:rPr>
         <w:t xml:space="preserve"> adalah bentuk tunggal dan merujuk pada Filemon.</w:t>
       </w:r>
     </w:p>
     <w:p>
-      <w:r/>
-      <w:r>
+      <w:pPr/>
+      <w:r>
+        <w:rPr>
+          <w:lang w:val="id_ID" w:bidi="id_ID"/>
+        </w:rPr>
+      </w:r>
+      <w:r>
+        <w:rPr>
+          <w:lang w:val="id_ID" w:bidi="id_ID"/>
+        </w:rPr>
         <w:t xml:space="preserve">Lihat: </w:t>
       </w:r>
       <w:r>
+        <w:rPr>
+          <w:lang w:val="id_ID" w:bidi="id_ID"/>
+        </w:rPr>
         <w:t>Bentuk ‘Kamu’ — Tunggal</w:t>
       </w:r>
-      <w:r/>
-      <w:r/>
-    </w:p>
-    <w:p>
-      <w:r/>
+      <w:r>
+        <w:rPr>
+          <w:lang w:val="id_ID" w:bidi="id_ID"/>
+        </w:rPr>
+      </w:r>
+      <w:r>
+        <w:rPr>
+          <w:lang w:val="id_ID" w:bidi="id_ID"/>
+        </w:rPr>
+      </w:r>
+    </w:p>
+    <w:p>
+      <w:pPr/>
+      <w:r>
+        <w:rPr>
+          <w:lang w:val="id_ID" w:bidi="id_ID"/>
+        </w:rPr>
+      </w:r>
     </w:p>
     <w:p>
       <w:pPr>
         <w:pStyle w:val="Heading2"/>
       </w:pPr>
       <w:r>
+        <w:rPr>
+          <w:lang w:val="id_ID" w:bidi="id_ID"/>
+        </w:rPr>
         <w:t>Filemon 1:6 (#1)</w:t>
       </w:r>
-      <w:r/>
-    </w:p>
-    <w:p>
-      <w:r/>
-      <w:r>
+      <w:r>
+        <w:rPr>
+          <w:lang w:val="id_ID" w:bidi="id_ID"/>
+        </w:rPr>
+      </w:r>
+    </w:p>
+    <w:p>
+      <w:pPr/>
+      <w:r>
+        <w:rPr>
+          <w:lang w:val="id_ID" w:bidi="id_ID"/>
+        </w:rPr>
+      </w:r>
+      <w:r>
+        <w:rPr>
+          <w:lang w:val="id_ID" w:bidi="id_ID"/>
+        </w:rPr>
         <w:t xml:space="preserve">Di sini, </w:t>
       </w:r>
       <w:r>
         <w:rPr>
           <w:b/>
+          <w:lang w:val="id_ID" w:bidi="id_ID"/>
         </w:rPr>
         <w:t>itu</w:t>
       </w:r>
       <w:r>
+        <w:rPr>
+          <w:lang w:val="id_ID" w:bidi="id_ID"/>
+        </w:rPr>
         <w:t xml:space="preserve"> memperkenalkan isi doa yang Paulus sebutkan dalam ayat 4. Jika akan membantu dalam bahasa Anda, Anda dapat mengulangi gagasan tentang doa di sini. Terjemahan alternatif: “Aku berdoa supaya”</w:t>
       </w:r>
     </w:p>
     <w:p>
-      <w:r/>
-      <w:r>
+      <w:pPr/>
+      <w:r>
+        <w:rPr>
+          <w:lang w:val="id_ID" w:bidi="id_ID"/>
+        </w:rPr>
+      </w:r>
+      <w:r>
+        <w:rPr>
+          <w:lang w:val="id_ID" w:bidi="id_ID"/>
+        </w:rPr>
         <w:t xml:space="preserve">Lihat: </w:t>
       </w:r>
       <w:r>
+        <w:rPr>
+          <w:lang w:val="id_ID" w:bidi="id_ID"/>
+        </w:rPr>
         <w:t>Assumed Knowledge and Implicit Information</w:t>
       </w:r>
-      <w:r/>
-      <w:r/>
-    </w:p>
-    <w:p>
-      <w:r/>
+      <w:r>
+        <w:rPr>
+          <w:lang w:val="id_ID" w:bidi="id_ID"/>
+        </w:rPr>
+      </w:r>
+      <w:r>
+        <w:rPr>
+          <w:lang w:val="id_ID" w:bidi="id_ID"/>
+        </w:rPr>
+      </w:r>
+    </w:p>
+    <w:p>
+      <w:pPr/>
+      <w:r>
+        <w:rPr>
+          <w:lang w:val="id_ID" w:bidi="id_ID"/>
+        </w:rPr>
+      </w:r>
     </w:p>
     <w:p>
       <w:pPr>
         <w:pStyle w:val="Heading2"/>
       </w:pPr>
       <w:r>
+        <w:rPr>
+          <w:lang w:val="id_ID" w:bidi="id_ID"/>
+        </w:rPr>
         <w:t>Filemon 1:6 (#2)</w:t>
       </w:r>
-      <w:r/>
-    </w:p>
-    <w:p>
-      <w:r/>
-      <w:r>
+      <w:r>
+        <w:rPr>
+          <w:lang w:val="id_ID" w:bidi="id_ID"/>
+        </w:rPr>
+      </w:r>
+    </w:p>
+    <w:p>
+      <w:pPr/>
+      <w:r>
+        <w:rPr>
+          <w:lang w:val="id_ID" w:bidi="id_ID"/>
+        </w:rPr>
+      </w:r>
+      <w:r>
+        <w:rPr>
+          <w:lang w:val="id_ID" w:bidi="id_ID"/>
+        </w:rPr>
         <w:t>Kata yang diterjemahkan “persekutuan” berarti berbagi atau bermitra dalam sesuatu. Paulus mungkin bermaksud untuk kedua arti tersebut, tetapi jika harus memilih, ini dapat berarti: (1) bahwa Filemon memiliki iman yang sama kepada Kristus seperti Paulus dan yang lainnya. Terjemahan alternatif: “iman yang engkau bagi dengan kami” (2) bahwa Filemon adalah rekan sekerja Paulus dan yang lainnya dalam bekerja bagi Kristus. Terjemahan alternatif: “pekerjaanmu yang bekerja sama dengan kami sebagai orang percaya”</w:t>
       </w:r>
     </w:p>
     <w:p>
-      <w:r/>
-      <w:r>
+      <w:pPr/>
+      <w:r>
+        <w:rPr>
+          <w:lang w:val="id_ID" w:bidi="id_ID"/>
+        </w:rPr>
+      </w:r>
+      <w:r>
+        <w:rPr>
+          <w:lang w:val="id_ID" w:bidi="id_ID"/>
+        </w:rPr>
         <w:t xml:space="preserve">Lihat: </w:t>
       </w:r>
       <w:r>
+        <w:rPr>
+          <w:lang w:val="id_ID" w:bidi="id_ID"/>
+        </w:rPr>
         <w:t>Kata Benda Abstrak</w:t>
       </w:r>
-      <w:r/>
-      <w:r/>
-    </w:p>
-    <w:p>
-      <w:r/>
+      <w:r>
+        <w:rPr>
+          <w:lang w:val="id_ID" w:bidi="id_ID"/>
+        </w:rPr>
+      </w:r>
+      <w:r>
+        <w:rPr>
+          <w:lang w:val="id_ID" w:bidi="id_ID"/>
+        </w:rPr>
+      </w:r>
+    </w:p>
+    <w:p>
+      <w:pPr/>
+      <w:r>
+        <w:rPr>
+          <w:lang w:val="id_ID" w:bidi="id_ID"/>
+        </w:rPr>
+      </w:r>
     </w:p>
     <w:p>
       <w:pPr>
         <w:pStyle w:val="Heading2"/>
       </w:pPr>
       <w:r>
+        <w:rPr>
+          <w:lang w:val="id_ID" w:bidi="id_ID"/>
+        </w:rPr>
         <w:t>Filemon 1:6 (#3)</w:t>
       </w:r>
-      <w:r/>
-    </w:p>
-    <w:p>
-      <w:r/>
-      <w:r>
+      <w:r>
+        <w:rPr>
+          <w:lang w:val="id_ID" w:bidi="id_ID"/>
+        </w:rPr>
+      </w:r>
+    </w:p>
+    <w:p>
+      <w:pPr/>
+      <w:r>
+        <w:rPr>
+          <w:lang w:val="id_ID" w:bidi="id_ID"/>
+        </w:rPr>
+      </w:r>
+      <w:r>
+        <w:rPr>
+          <w:lang w:val="id_ID" w:bidi="id_ID"/>
+        </w:rPr>
         <w:t xml:space="preserve">Jika akan membantu dalam bahasa Anda, Anda dapat mengekspresikan ide di balik kata benda abstrak </w:t>
       </w:r>
       <w:r>
         <w:rPr>
           <w:b/>
+          <w:lang w:val="id_ID" w:bidi="id_ID"/>
         </w:rPr>
         <w:t>iman</w:t>
       </w:r>
       <w:r>
+        <w:rPr>
+          <w:lang w:val="id_ID" w:bidi="id_ID"/>
+        </w:rPr>
         <w:t xml:space="preserve"> dengan kata kerja seperti “ mempercayai” atau “ meyakini,” dan di balik </w:t>
       </w:r>
       <w:r>
         <w:rPr>
           <w:b/>
+          <w:lang w:val="id_ID" w:bidi="id_ID"/>
         </w:rPr>
         <w:t>pengetahuan</w:t>
       </w:r>
       <w:r>
+        <w:rPr>
+          <w:lang w:val="id_ID" w:bidi="id_ID"/>
+        </w:rPr>
         <w:t xml:space="preserve"> dengan kata kerja seperti “ mengetahui” atau “ mempelajari.” Terjemahan alternatif: “Saat Anda percaya kepada Mesias bersama kami, Anda dapat menjadi semakin baik dalam melayani Mesias, saat Anda belajar tentang semua hal baik yang telah Dia berikan kepada kita untuk digunakan bagi-Nya”</w:t>
       </w:r>
     </w:p>
     <w:p>
-      <w:r/>
-      <w:r>
+      <w:pPr/>
+      <w:r>
+        <w:rPr>
+          <w:lang w:val="id_ID" w:bidi="id_ID"/>
+        </w:rPr>
+      </w:r>
+      <w:r>
+        <w:rPr>
+          <w:lang w:val="id_ID" w:bidi="id_ID"/>
+        </w:rPr>
         <w:t xml:space="preserve">Lihat: </w:t>
       </w:r>
       <w:r>
+        <w:rPr>
+          <w:lang w:val="id_ID" w:bidi="id_ID"/>
+        </w:rPr>
         <w:t>Kata Benda Abstrak</w:t>
       </w:r>
-      <w:r/>
-      <w:r/>
-    </w:p>
-    <w:p>
-      <w:r/>
+      <w:r>
+        <w:rPr>
+          <w:lang w:val="id_ID" w:bidi="id_ID"/>
+        </w:rPr>
+      </w:r>
+      <w:r>
+        <w:rPr>
+          <w:lang w:val="id_ID" w:bidi="id_ID"/>
+        </w:rPr>
+      </w:r>
+    </w:p>
+    <w:p>
+      <w:pPr/>
+      <w:r>
+        <w:rPr>
+          <w:lang w:val="id_ID" w:bidi="id_ID"/>
+        </w:rPr>
+      </w:r>
     </w:p>
     <w:p>
       <w:pPr>
         <w:pStyle w:val="Heading2"/>
       </w:pPr>
       <w:r>
+        <w:rPr>
+          <w:lang w:val="id_ID" w:bidi="id_ID"/>
+        </w:rPr>
         <w:t>Filemon 1:6 (#4)</w:t>
       </w:r>
-      <w:r/>
-    </w:p>
-    <w:p>
-      <w:r/>
-      <w:r>
+      <w:r>
+        <w:rPr>
+          <w:lang w:val="id_ID" w:bidi="id_ID"/>
+        </w:rPr>
+      </w:r>
+    </w:p>
+    <w:p>
+      <w:pPr/>
+      <w:r>
+        <w:rPr>
+          <w:lang w:val="id_ID" w:bidi="id_ID"/>
+        </w:rPr>
+      </w:r>
+      <w:r>
+        <w:rPr>
+          <w:lang w:val="id_ID" w:bidi="id_ID"/>
+        </w:rPr>
         <w:t>Ini bisa berarti: (1) “dan akan mengakibatkan kamu mengetahui segala sesuatu yang baik” (2) “sehingga mereka yang berbagi iman dengan kamu akan mengetahui segala sesuatu yang baik” Terjemahan alternatif: “dengan mengetahui segala sesuatu yang baik”</w:t>
       </w:r>
     </w:p>
     <w:p>
-      <w:r/>
-      <w:r>
+      <w:pPr/>
+      <w:r>
+        <w:rPr>
+          <w:lang w:val="id_ID" w:bidi="id_ID"/>
+        </w:rPr>
+      </w:r>
+      <w:r>
+        <w:rPr>
+          <w:lang w:val="id_ID" w:bidi="id_ID"/>
+        </w:rPr>
         <w:t xml:space="preserve">Lihat: </w:t>
       </w:r>
       <w:r>
+        <w:rPr>
+          <w:lang w:val="id_ID" w:bidi="id_ID"/>
+        </w:rPr>
         <w:t>Kata Benda Abstrak</w:t>
       </w:r>
-      <w:r/>
-      <w:r/>
-    </w:p>
-    <w:p>
-      <w:r/>
+      <w:r>
+        <w:rPr>
+          <w:lang w:val="id_ID" w:bidi="id_ID"/>
+        </w:rPr>
+      </w:r>
+      <w:r>
+        <w:rPr>
+          <w:lang w:val="id_ID" w:bidi="id_ID"/>
+        </w:rPr>
+      </w:r>
+    </w:p>
+    <w:p>
+      <w:pPr/>
+      <w:r>
+        <w:rPr>
+          <w:lang w:val="id_ID" w:bidi="id_ID"/>
+        </w:rPr>
+      </w:r>
     </w:p>
     <w:p>
       <w:pPr>
         <w:pStyle w:val="Heading2"/>
       </w:pPr>
       <w:r>
+        <w:rPr>
+          <w:lang w:val="id_ID" w:bidi="id_ID"/>
+        </w:rPr>
         <w:t>Filemon 1:6 (#5)</w:t>
       </w:r>
-      <w:r/>
-    </w:p>
-    <w:p>
-      <w:r/>
-      <w:r>
+      <w:r>
+        <w:rPr>
+          <w:lang w:val="id_ID" w:bidi="id_ID"/>
+        </w:rPr>
+      </w:r>
+    </w:p>
+    <w:p>
+      <w:pPr/>
+      <w:r>
+        <w:rPr>
+          <w:lang w:val="id_ID" w:bidi="id_ID"/>
+        </w:rPr>
+      </w:r>
+      <w:r>
+        <w:rPr>
+          <w:lang w:val="id_ID" w:bidi="id_ID"/>
+        </w:rPr>
         <w:t>Jika itu akan membantu dalam bahasa Anda, Anda dapat menyatakan secara eksplisit bagaimana “segala sesuatu yang baik” adalah “bagi Kristus”. Terjemahan alternatif: “demi Kristus” atau ”demi kepentingan Kristus”</w:t>
       </w:r>
     </w:p>
     <w:p>
-      <w:r/>
-      <w:r>
+      <w:pPr/>
+      <w:r>
+        <w:rPr>
+          <w:lang w:val="id_ID" w:bidi="id_ID"/>
+        </w:rPr>
+      </w:r>
+      <w:r>
+        <w:rPr>
+          <w:lang w:val="id_ID" w:bidi="id_ID"/>
+        </w:rPr>
         <w:t xml:space="preserve">Lihat: </w:t>
       </w:r>
       <w:r>
+        <w:rPr>
+          <w:lang w:val="id_ID" w:bidi="id_ID"/>
+        </w:rPr>
         <w:t>Assumed Knowledge and Implicit Information</w:t>
       </w:r>
-      <w:r/>
-      <w:r/>
-    </w:p>
-    <w:p>
-      <w:r/>
+      <w:r>
+        <w:rPr>
+          <w:lang w:val="id_ID" w:bidi="id_ID"/>
+        </w:rPr>
+      </w:r>
+      <w:r>
+        <w:rPr>
+          <w:lang w:val="id_ID" w:bidi="id_ID"/>
+        </w:rPr>
+      </w:r>
+    </w:p>
+    <w:p>
+      <w:pPr/>
+      <w:r>
+        <w:rPr>
+          <w:lang w:val="id_ID" w:bidi="id_ID"/>
+        </w:rPr>
+      </w:r>
     </w:p>
     <w:p>
       <w:pPr>
         <w:pStyle w:val="Heading2"/>
       </w:pPr>
       <w:r>
+        <w:rPr>
+          <w:lang w:val="id_ID" w:bidi="id_ID"/>
+        </w:rPr>
         <w:t>Filemon 1:7 (#1)</w:t>
       </w:r>
-      <w:r/>
-    </w:p>
-    <w:p>
-      <w:r/>
-      <w:r>
+      <w:r>
+        <w:rPr>
+          <w:lang w:val="id_ID" w:bidi="id_ID"/>
+        </w:rPr>
+      </w:r>
+    </w:p>
+    <w:p>
+      <w:pPr/>
+      <w:r>
+        <w:rPr>
+          <w:lang w:val="id_ID" w:bidi="id_ID"/>
+        </w:rPr>
+      </w:r>
+      <w:r>
+        <w:rPr>
+          <w:lang w:val="id_ID" w:bidi="id_ID"/>
+        </w:rPr>
         <w:t xml:space="preserve">Jika akan membantu dalam bahasa Anda, Anda dapat mengekspresikan ide di balik kata benda abstrak </w:t>
       </w:r>
       <w:r>
         <w:rPr>
           <w:b/>
+          <w:lang w:val="id_ID" w:bidi="id_ID"/>
         </w:rPr>
         <w:t>senang</w:t>
       </w:r>
       <w:r>
+        <w:rPr>
+          <w:lang w:val="id_ID" w:bidi="id_ID"/>
+        </w:rPr>
         <w:t xml:space="preserve"> dan </w:t>
       </w:r>
       <w:r>
         <w:rPr>
           <w:b/>
+          <w:lang w:val="id_ID" w:bidi="id_ID"/>
         </w:rPr>
         <w:t>nyaman</w:t>
       </w:r>
       <w:r>
+        <w:rPr>
+          <w:lang w:val="id_ID" w:bidi="id_ID"/>
+        </w:rPr>
         <w:t xml:space="preserve"> dengan kata sifat. Terjemahan alternatif: “Karena Engkau membuatku sangat gembira dan terhibur”</w:t>
       </w:r>
     </w:p>
     <w:p>
-      <w:r/>
-      <w:r>
+      <w:pPr/>
+      <w:r>
+        <w:rPr>
+          <w:lang w:val="id_ID" w:bidi="id_ID"/>
+        </w:rPr>
+      </w:r>
+      <w:r>
+        <w:rPr>
+          <w:lang w:val="id_ID" w:bidi="id_ID"/>
+        </w:rPr>
         <w:t xml:space="preserve">Lihat: </w:t>
       </w:r>
       <w:r>
+        <w:rPr>
+          <w:lang w:val="id_ID" w:bidi="id_ID"/>
+        </w:rPr>
         <w:t>Kata Benda Abstrak</w:t>
       </w:r>
-      <w:r/>
-      <w:r/>
-    </w:p>
-    <w:p>
-      <w:r/>
+      <w:r>
+        <w:rPr>
+          <w:lang w:val="id_ID" w:bidi="id_ID"/>
+        </w:rPr>
+      </w:r>
+      <w:r>
+        <w:rPr>
+          <w:lang w:val="id_ID" w:bidi="id_ID"/>
+        </w:rPr>
+      </w:r>
+    </w:p>
+    <w:p>
+      <w:pPr/>
+      <w:r>
+        <w:rPr>
+          <w:lang w:val="id_ID" w:bidi="id_ID"/>
+        </w:rPr>
+      </w:r>
     </w:p>
     <w:p>
       <w:pPr>
         <w:pStyle w:val="Heading2"/>
       </w:pPr>
       <w:r>
+        <w:rPr>
+          <w:lang w:val="id_ID" w:bidi="id_ID"/>
+        </w:rPr>
         <w:t>Filemon 1:7 (#2)</w:t>
       </w:r>
-      <w:r/>
-    </w:p>
-    <w:p>
-      <w:r/>
-      <w:r>
+      <w:r>
+        <w:rPr>
+          <w:lang w:val="id_ID" w:bidi="id_ID"/>
+        </w:rPr>
+      </w:r>
+    </w:p>
+    <w:p>
+      <w:pPr/>
+      <w:r>
+        <w:rPr>
+          <w:lang w:val="id_ID" w:bidi="id_ID"/>
+        </w:rPr>
+      </w:r>
+      <w:r>
+        <w:rPr>
+          <w:lang w:val="id_ID" w:bidi="id_ID"/>
+        </w:rPr>
         <w:t xml:space="preserve">Jika akan membantu dalam bahasa Anda, Anda dapat mengekspresikan ide di balik kata benda abstrak </w:t>
       </w:r>
       <w:r>
         <w:rPr>
           <w:b/>
+          <w:lang w:val="id_ID" w:bidi="id_ID"/>
         </w:rPr>
         <w:t>kasih</w:t>
       </w:r>
       <w:r>
+        <w:rPr>
+          <w:lang w:val="id_ID" w:bidi="id_ID"/>
+        </w:rPr>
         <w:t xml:space="preserve"> dengan kata kerja. Terjemahan alternatif: “karena kamu mencintai orang-orang”</w:t>
       </w:r>
     </w:p>
     <w:p>
-      <w:r/>
-      <w:r>
+      <w:pPr/>
+      <w:r>
+        <w:rPr>
+          <w:lang w:val="id_ID" w:bidi="id_ID"/>
+        </w:rPr>
+      </w:r>
+      <w:r>
+        <w:rPr>
+          <w:lang w:val="id_ID" w:bidi="id_ID"/>
+        </w:rPr>
         <w:t xml:space="preserve">Lihat: </w:t>
       </w:r>
       <w:r>
+        <w:rPr>
+          <w:lang w:val="id_ID" w:bidi="id_ID"/>
+        </w:rPr>
         <w:t>Kata Benda Abstrak</w:t>
       </w:r>
-      <w:r/>
-      <w:r/>
-    </w:p>
-    <w:p>
-      <w:r/>
+      <w:r>
+        <w:rPr>
+          <w:lang w:val="id_ID" w:bidi="id_ID"/>
+        </w:rPr>
+      </w:r>
+      <w:r>
+        <w:rPr>
+          <w:lang w:val="id_ID" w:bidi="id_ID"/>
+        </w:rPr>
+      </w:r>
+    </w:p>
+    <w:p>
+      <w:pPr/>
+      <w:r>
+        <w:rPr>
+          <w:lang w:val="id_ID" w:bidi="id_ID"/>
+        </w:rPr>
+      </w:r>
     </w:p>
     <w:p>
       <w:pPr>
         <w:pStyle w:val="Heading2"/>
       </w:pPr>
       <w:r>
+        <w:rPr>
+          <w:lang w:val="id_ID" w:bidi="id_ID"/>
+        </w:rPr>
         <w:t>Filemon 1:7 (#3)</w:t>
       </w:r>
-      <w:r/>
-    </w:p>
-    <w:p>
-      <w:r/>
-      <w:r>
+      <w:r>
+        <w:rPr>
+          <w:lang w:val="id_ID" w:bidi="id_ID"/>
+        </w:rPr>
+      </w:r>
+    </w:p>
+    <w:p>
+      <w:pPr/>
+      <w:r>
+        <w:rPr>
+          <w:lang w:val="id_ID" w:bidi="id_ID"/>
+        </w:rPr>
+      </w:r>
+      <w:r>
+        <w:rPr>
+          <w:lang w:val="id_ID" w:bidi="id_ID"/>
+        </w:rPr>
         <w:t>Jika bahasa Anda tidak menggunakan bentuk pasif ini, Anda dapat menyatakannya dalam bentuk aktif. Terjemahan alternatif: “Engkau telah menyegarkan bagian dalam orang-orang kudus”</w:t>
       </w:r>
     </w:p>
     <w:p>
-      <w:r/>
-      <w:r>
+      <w:pPr/>
+      <w:r>
+        <w:rPr>
+          <w:lang w:val="id_ID" w:bidi="id_ID"/>
+        </w:rPr>
+      </w:r>
+      <w:r>
+        <w:rPr>
+          <w:lang w:val="id_ID" w:bidi="id_ID"/>
+        </w:rPr>
         <w:t xml:space="preserve">Lihat: </w:t>
       </w:r>
       <w:r>
+        <w:rPr>
+          <w:lang w:val="id_ID" w:bidi="id_ID"/>
+        </w:rPr>
         <w:t>Aktif atau Pasif</w:t>
       </w:r>
-      <w:r/>
-      <w:r/>
-    </w:p>
-    <w:p>
-      <w:r/>
+      <w:r>
+        <w:rPr>
+          <w:lang w:val="id_ID" w:bidi="id_ID"/>
+        </w:rPr>
+      </w:r>
+      <w:r>
+        <w:rPr>
+          <w:lang w:val="id_ID" w:bidi="id_ID"/>
+        </w:rPr>
+      </w:r>
+    </w:p>
+    <w:p>
+      <w:pPr/>
+      <w:r>
+        <w:rPr>
+          <w:lang w:val="id_ID" w:bidi="id_ID"/>
+        </w:rPr>
+      </w:r>
     </w:p>
     <w:p>
       <w:pPr>
         <w:pStyle w:val="Heading2"/>
       </w:pPr>
       <w:r>
+        <w:rPr>
+          <w:lang w:val="id_ID" w:bidi="id_ID"/>
+        </w:rPr>
         <w:t>Filemon 1:7 (#4)</w:t>
       </w:r>
-      <w:r/>
-    </w:p>
-    <w:p>
-      <w:r/>
-      <w:r>
+      <w:r>
+        <w:rPr>
+          <w:lang w:val="id_ID" w:bidi="id_ID"/>
+        </w:rPr>
+      </w:r>
+    </w:p>
+    <w:p>
+      <w:pPr/>
+      <w:r>
+        <w:rPr>
+          <w:lang w:val="id_ID" w:bidi="id_ID"/>
+        </w:rPr>
+      </w:r>
+      <w:r>
+        <w:rPr>
+          <w:lang w:val="id_ID" w:bidi="id_ID"/>
+        </w:rPr>
         <w:t xml:space="preserve">Di sini, </w:t>
       </w:r>
       <w:r>
         <w:rPr>
           <w:b/>
+          <w:lang w:val="id_ID" w:bidi="id_ID"/>
         </w:rPr>
         <w:t>bagian dalam</w:t>
       </w:r>
       <w:r>
+        <w:rPr>
+          <w:lang w:val="id_ID" w:bidi="id_ID"/>
+        </w:rPr>
         <w:t xml:space="preserve"> mengacu ke emosi atau batin seseorang. Gunakan istilah yang lazim dalam bahasa Anda untuk hal ini, seperti “hati” atau “hati”, atau berikan arti yang sebenarnya. Terjemahan alternatif: “pikiran dan perasaan orang-orang kudus”</w:t>
       </w:r>
     </w:p>
     <w:p>
-      <w:r/>
-      <w:r>
+      <w:pPr/>
+      <w:r>
+        <w:rPr>
+          <w:lang w:val="id_ID" w:bidi="id_ID"/>
+        </w:rPr>
+      </w:r>
+      <w:r>
+        <w:rPr>
+          <w:lang w:val="id_ID" w:bidi="id_ID"/>
+        </w:rPr>
         <w:t xml:space="preserve">Lihat: </w:t>
       </w:r>
       <w:r>
+        <w:rPr>
+          <w:lang w:val="id_ID" w:bidi="id_ID"/>
+        </w:rPr>
         <w:t>Metonimi</w:t>
       </w:r>
-      <w:r/>
-      <w:r/>
-    </w:p>
-    <w:p>
-      <w:r/>
+      <w:r>
+        <w:rPr>
+          <w:lang w:val="id_ID" w:bidi="id_ID"/>
+        </w:rPr>
+      </w:r>
+      <w:r>
+        <w:rPr>
+          <w:lang w:val="id_ID" w:bidi="id_ID"/>
+        </w:rPr>
+      </w:r>
+    </w:p>
+    <w:p>
+      <w:pPr/>
+      <w:r>
+        <w:rPr>
+          <w:lang w:val="id_ID" w:bidi="id_ID"/>
+        </w:rPr>
+      </w:r>
     </w:p>
     <w:p>
       <w:pPr>
         <w:pStyle w:val="Heading2"/>
       </w:pPr>
       <w:r>
+        <w:rPr>
+          <w:lang w:val="id_ID" w:bidi="id_ID"/>
+        </w:rPr>
         <w:t>Filemon 1:7 (#5)</w:t>
       </w:r>
-      <w:r/>
-    </w:p>
-    <w:p>
-      <w:r/>
-      <w:r>
+      <w:r>
+        <w:rPr>
+          <w:lang w:val="id_ID" w:bidi="id_ID"/>
+        </w:rPr>
+      </w:r>
+    </w:p>
+    <w:p>
+      <w:pPr/>
+      <w:r>
+        <w:rPr>
+          <w:lang w:val="id_ID" w:bidi="id_ID"/>
+        </w:rPr>
+      </w:r>
+      <w:r>
+        <w:rPr>
+          <w:lang w:val="id_ID" w:bidi="id_ID"/>
+        </w:rPr>
         <w:t xml:space="preserve">Di sini, </w:t>
       </w:r>
       <w:r>
         <w:rPr>
           <w:b/>
+          <w:lang w:val="id_ID" w:bidi="id_ID"/>
         </w:rPr>
         <w:t>disegarkan</w:t>
       </w:r>
       <w:r>
+        <w:rPr>
+          <w:lang w:val="id_ID" w:bidi="id_ID"/>
+        </w:rPr>
         <w:t xml:space="preserve"> mengacu ke perasaan yang menggembirakan atau melegakan. Terjemahan alternatif: “Engkau telah memberi semangat kepada orang-orang kudus” atau ”Engkau telah menolong orang-orang percaya”</w:t>
       </w:r>
     </w:p>
     <w:p>
-      <w:r/>
-      <w:r>
+      <w:pPr/>
+      <w:r>
+        <w:rPr>
+          <w:lang w:val="id_ID" w:bidi="id_ID"/>
+        </w:rPr>
+      </w:r>
+      <w:r>
+        <w:rPr>
+          <w:lang w:val="id_ID" w:bidi="id_ID"/>
+        </w:rPr>
         <w:t xml:space="preserve">Lihat: </w:t>
       </w:r>
       <w:r>
+        <w:rPr>
+          <w:lang w:val="id_ID" w:bidi="id_ID"/>
+        </w:rPr>
         <w:t>Metafora</w:t>
       </w:r>
-      <w:r/>
-      <w:r/>
-    </w:p>
-    <w:p>
-      <w:r/>
+      <w:r>
+        <w:rPr>
+          <w:lang w:val="id_ID" w:bidi="id_ID"/>
+        </w:rPr>
+      </w:r>
+      <w:r>
+        <w:rPr>
+          <w:lang w:val="id_ID" w:bidi="id_ID"/>
+        </w:rPr>
+      </w:r>
+    </w:p>
+    <w:p>
+      <w:pPr/>
+      <w:r>
+        <w:rPr>
+          <w:lang w:val="id_ID" w:bidi="id_ID"/>
+        </w:rPr>
+      </w:r>
     </w:p>
     <w:p>
       <w:pPr>
         <w:pStyle w:val="Heading2"/>
       </w:pPr>
       <w:r>
+        <w:rPr>
+          <w:lang w:val="id_ID" w:bidi="id_ID"/>
+        </w:rPr>
         <w:t>Filemon 1:7 (#6)</w:t>
       </w:r>
-      <w:r/>
-    </w:p>
-    <w:p>
-      <w:r/>
-      <w:r>
+      <w:r>
+        <w:rPr>
+          <w:lang w:val="id_ID" w:bidi="id_ID"/>
+        </w:rPr>
+      </w:r>
+    </w:p>
+    <w:p>
+      <w:pPr/>
+      <w:r>
+        <w:rPr>
+          <w:lang w:val="id_ID" w:bidi="id_ID"/>
+        </w:rPr>
+      </w:r>
+      <w:r>
+        <w:rPr>
+          <w:lang w:val="id_ID" w:bidi="id_ID"/>
+        </w:rPr>
         <w:t>Paulus memanggil Filemon dengan sebutan “saudara” karena mereka berdua adalah orang percaya, dan ia ingin menekankan persahabatan mereka. Terjemahan alternatif: “kamu, saudara” atau “kamu, sahabat terkasih”</w:t>
       </w:r>
     </w:p>
     <w:p>
-      <w:r/>
-      <w:r>
+      <w:pPr/>
+      <w:r>
+        <w:rPr>
+          <w:lang w:val="id_ID" w:bidi="id_ID"/>
+        </w:rPr>
+      </w:r>
+      <w:r>
+        <w:rPr>
+          <w:lang w:val="id_ID" w:bidi="id_ID"/>
+        </w:rPr>
         <w:t xml:space="preserve">Lihat: </w:t>
       </w:r>
       <w:r>
+        <w:rPr>
+          <w:lang w:val="id_ID" w:bidi="id_ID"/>
+        </w:rPr>
         <w:t>Metafora</w:t>
       </w:r>
-      <w:r/>
-      <w:r/>
-    </w:p>
-    <w:p>
-      <w:r/>
+      <w:r>
+        <w:rPr>
+          <w:lang w:val="id_ID" w:bidi="id_ID"/>
+        </w:rPr>
+      </w:r>
+      <w:r>
+        <w:rPr>
+          <w:lang w:val="id_ID" w:bidi="id_ID"/>
+        </w:rPr>
+      </w:r>
+    </w:p>
+    <w:p>
+      <w:pPr/>
+      <w:r>
+        <w:rPr>
+          <w:lang w:val="id_ID" w:bidi="id_ID"/>
+        </w:rPr>
+      </w:r>
     </w:p>
     <w:p>
       <w:pPr>
         <w:pStyle w:val="Heading2"/>
       </w:pPr>
       <w:r>
+        <w:rPr>
+          <w:lang w:val="id_ID" w:bidi="id_ID"/>
+        </w:rPr>
         <w:t>Filemon 1:8 (#1)</w:t>
       </w:r>
-      <w:r/>
-    </w:p>
-    <w:p>
-      <w:r/>
-      <w:r>
+      <w:r>
+        <w:rPr>
+          <w:lang w:val="id_ID" w:bidi="id_ID"/>
+        </w:rPr>
+      </w:r>
+    </w:p>
+    <w:p>
+      <w:pPr/>
+      <w:r>
+        <w:rPr>
+          <w:lang w:val="id_ID" w:bidi="id_ID"/>
+        </w:rPr>
+      </w:r>
+      <w:r>
+        <w:rPr>
+          <w:lang w:val="id_ID" w:bidi="id_ID"/>
+        </w:rPr>
         <w:t>Pernyataan Penghubung: Paulus memulai permohonannya dan alasan mengapa ia menulis surat ini.</w:t>
       </w:r>
-      <w:r/>
-      <w:r/>
-    </w:p>
-    <w:p>
-      <w:r/>
+      <w:r>
+        <w:rPr>
+          <w:lang w:val="id_ID" w:bidi="id_ID"/>
+        </w:rPr>
+      </w:r>
+      <w:r>
+        <w:rPr>
+          <w:lang w:val="id_ID" w:bidi="id_ID"/>
+        </w:rPr>
+      </w:r>
+    </w:p>
+    <w:p>
+      <w:pPr/>
+      <w:r>
+        <w:rPr>
+          <w:lang w:val="id_ID" w:bidi="id_ID"/>
+        </w:rPr>
+      </w:r>
     </w:p>
     <w:p>
       <w:pPr>
         <w:pStyle w:val="Heading2"/>
       </w:pPr>
       <w:r>
+        <w:rPr>
+          <w:lang w:val="id_ID" w:bidi="id_ID"/>
+        </w:rPr>
         <w:t>Filemon 1:8 (#2)</w:t>
       </w:r>
-      <w:r/>
-    </w:p>
-    <w:p>
-      <w:r/>
-      <w:r>
+      <w:r>
+        <w:rPr>
+          <w:lang w:val="id_ID" w:bidi="id_ID"/>
+        </w:rPr>
+      </w:r>
+    </w:p>
+    <w:p>
+      <w:pPr/>
+      <w:r>
+        <w:rPr>
+          <w:lang w:val="id_ID" w:bidi="id_ID"/>
+        </w:rPr>
+      </w:r>
+      <w:r>
+        <w:rPr>
+          <w:lang w:val="id_ID" w:bidi="id_ID"/>
+        </w:rPr>
         <w:t>Ini dapat berarti: (1) “segala kuasa karena Kristus” (2) “segala keberanian karena Kristus.”</w:t>
       </w:r>
-      <w:r/>
-      <w:r/>
-    </w:p>
-    <w:p>
-      <w:r/>
+      <w:r>
+        <w:rPr>
+          <w:lang w:val="id_ID" w:bidi="id_ID"/>
+        </w:rPr>
+      </w:r>
+      <w:r>
+        <w:rPr>
+          <w:lang w:val="id_ID" w:bidi="id_ID"/>
+        </w:rPr>
+      </w:r>
+    </w:p>
+    <w:p>
+      <w:pPr/>
+      <w:r>
+        <w:rPr>
+          <w:lang w:val="id_ID" w:bidi="id_ID"/>
+        </w:rPr>
+      </w:r>
     </w:p>
     <w:p>
       <w:pPr>
         <w:pStyle w:val="Heading2"/>
       </w:pPr>
       <w:r>
+        <w:rPr>
+          <w:lang w:val="id_ID" w:bidi="id_ID"/>
+        </w:rPr>
         <w:t>Filemon 1:8 (#3)</w:t>
       </w:r>
-      <w:r/>
-    </w:p>
-    <w:p>
-      <w:r/>
-      <w:r>
+      <w:r>
+        <w:rPr>
+          <w:lang w:val="id_ID" w:bidi="id_ID"/>
+        </w:rPr>
+      </w:r>
+    </w:p>
+    <w:p>
+      <w:pPr/>
+      <w:r>
+        <w:rPr>
+          <w:lang w:val="id_ID" w:bidi="id_ID"/>
+        </w:rPr>
+      </w:r>
+      <w:r>
+        <w:rPr>
+          <w:lang w:val="id_ID" w:bidi="id_ID"/>
+        </w:rPr>
         <w:t xml:space="preserve">Kata </w:t>
       </w:r>
       <w:r>
         <w:rPr>
           <w:b/>
+          <w:lang w:val="id_ID" w:bidi="id_ID"/>
         </w:rPr>
         <w:t>Karena itu</w:t>
       </w:r>
       <w:r>
+        <w:rPr>
+          <w:lang w:val="id_ID" w:bidi="id_ID"/>
+        </w:rPr>
         <w:t xml:space="preserve"> menandakan bahwa apa yang baru saja Paulus katakan dalam ayat 4–7 adalah alasan dari apa yang akan dia katakan. Gunakan kata penghubung atau cara lain yang biasa digunakan dalam bahasa Anda untuk menandakan hubungan ini. Terjemahan alternatif: “Karena itu”</w:t>
       </w:r>
     </w:p>
     <w:p>
-      <w:r/>
-      <w:r>
+      <w:pPr/>
+      <w:r>
+        <w:rPr>
+          <w:lang w:val="id_ID" w:bidi="id_ID"/>
+        </w:rPr>
+      </w:r>
+      <w:r>
+        <w:rPr>
+          <w:lang w:val="id_ID" w:bidi="id_ID"/>
+        </w:rPr>
         <w:t xml:space="preserve">Lihat: </w:t>
       </w:r>
       <w:r>
+        <w:rPr>
+          <w:lang w:val="id_ID" w:bidi="id_ID"/>
+        </w:rPr>
         <w:t>Koneksi — Hubungan Sebab-Akibat</w:t>
       </w:r>
-      <w:r/>
-      <w:r/>
-    </w:p>
-    <w:p>
-      <w:r/>
+      <w:r>
+        <w:rPr>
+          <w:lang w:val="id_ID" w:bidi="id_ID"/>
+        </w:rPr>
+      </w:r>
+      <w:r>
+        <w:rPr>
+          <w:lang w:val="id_ID" w:bidi="id_ID"/>
+        </w:rPr>
+      </w:r>
+    </w:p>
+    <w:p>
+      <w:pPr/>
+      <w:r>
+        <w:rPr>
+          <w:lang w:val="id_ID" w:bidi="id_ID"/>
+        </w:rPr>
+      </w:r>
     </w:p>
     <w:p>
       <w:pPr>
         <w:pStyle w:val="Heading2"/>
       </w:pPr>
       <w:r>
+        <w:rPr>
+          <w:lang w:val="id_ID" w:bidi="id_ID"/>
+        </w:rPr>
         <w:t>Filemon 1:9 (#1)</w:t>
       </w:r>
-      <w:r/>
-    </w:p>
-    <w:p>
-      <w:r/>
-      <w:r>
+      <w:r>
+        <w:rPr>
+          <w:lang w:val="id_ID" w:bidi="id_ID"/>
+        </w:rPr>
+      </w:r>
+    </w:p>
+    <w:p>
+      <w:pPr/>
+      <w:r>
+        <w:rPr>
+          <w:lang w:val="id_ID" w:bidi="id_ID"/>
+        </w:rPr>
+      </w:r>
+      <w:r>
+        <w:rPr>
+          <w:lang w:val="id_ID" w:bidi="id_ID"/>
+        </w:rPr>
         <w:t>Paulus tidak mengatakan untuk siapa “mengasihi” ini. Jika kita perlu menggunakan kata kerja di sini dan mengatakan siapa yang mengasihi siapa, maka hal ini dapat merujuk pada (1) kasih timbal balik antara dia dan Filemon. Lihat UST. (2) kasih Paulus kepada Filemon. Terjemahan alternatif: “karena aku mengasihi engkau” (3) kasih Filemon kepada sesama orang percaya. Terjemahan alternatif: “karena aku tahu bahwa engkau mengasihi umat Allah”</w:t>
       </w:r>
     </w:p>
     <w:p>
-      <w:r/>
-      <w:r>
+      <w:pPr/>
+      <w:r>
+        <w:rPr>
+          <w:lang w:val="id_ID" w:bidi="id_ID"/>
+        </w:rPr>
+      </w:r>
+      <w:r>
+        <w:rPr>
+          <w:lang w:val="id_ID" w:bidi="id_ID"/>
+        </w:rPr>
         <w:t xml:space="preserve">Lihat: </w:t>
       </w:r>
       <w:r>
+        <w:rPr>
+          <w:lang w:val="id_ID" w:bidi="id_ID"/>
+        </w:rPr>
         <w:t>Kata Benda Abstrak</w:t>
       </w:r>
-      <w:r/>
-      <w:r/>
-    </w:p>
-    <w:p>
-      <w:r/>
+      <w:r>
+        <w:rPr>
+          <w:lang w:val="id_ID" w:bidi="id_ID"/>
+        </w:rPr>
+      </w:r>
+      <w:r>
+        <w:rPr>
+          <w:lang w:val="id_ID" w:bidi="id_ID"/>
+        </w:rPr>
+      </w:r>
+    </w:p>
+    <w:p>
+      <w:pPr/>
+      <w:r>
+        <w:rPr>
+          <w:lang w:val="id_ID" w:bidi="id_ID"/>
+        </w:rPr>
+      </w:r>
     </w:p>
     <w:p>
       <w:pPr>
         <w:pStyle w:val="Heading2"/>
       </w:pPr>
       <w:r>
+        <w:rPr>
+          <w:lang w:val="id_ID" w:bidi="id_ID"/>
+        </w:rPr>
         <w:t>Filemon 1:9 (#2)</w:t>
       </w:r>
-      <w:r/>
-    </w:p>
-    <w:p>
-      <w:r/>
-      <w:r>
+      <w:r>
+        <w:rPr>
+          <w:lang w:val="id_ID" w:bidi="id_ID"/>
+        </w:rPr>
+      </w:r>
+    </w:p>
+    <w:p>
+      <w:pPr/>
+      <w:r>
+        <w:rPr>
+          <w:lang w:val="id_ID" w:bidi="id_ID"/>
+        </w:rPr>
+      </w:r>
+      <w:r>
+        <w:rPr>
+          <w:lang w:val="id_ID" w:bidi="id_ID"/>
+        </w:rPr>
         <w:t>Paulus dipenjara karena orang-orang yang berkuasa tidak ingin dia berkhotbah tentang Yesus. Mereka memenjarakannya untuk menghentikan dan menghukumnya. Ini tidak berarti bahwa Yesus yang memenjarakan Paulus. Terjemahan alternatif: “seorang tahanan karena Kristus Yesus”</w:t>
       </w:r>
-      <w:r/>
-      <w:r/>
-    </w:p>
-    <w:p>
-      <w:r/>
+      <w:r>
+        <w:rPr>
+          <w:lang w:val="id_ID" w:bidi="id_ID"/>
+        </w:rPr>
+      </w:r>
+      <w:r>
+        <w:rPr>
+          <w:lang w:val="id_ID" w:bidi="id_ID"/>
+        </w:rPr>
+      </w:r>
+    </w:p>
+    <w:p>
+      <w:pPr/>
+      <w:r>
+        <w:rPr>
+          <w:lang w:val="id_ID" w:bidi="id_ID"/>
+        </w:rPr>
+      </w:r>
     </w:p>
     <w:p>
       <w:pPr>
         <w:pStyle w:val="Heading2"/>
       </w:pPr>
       <w:r>
+        <w:rPr>
+          <w:lang w:val="id_ID" w:bidi="id_ID"/>
+        </w:rPr>
         <w:t>Filemon 1:10 (#1)</w:t>
       </w:r>
-      <w:r/>
-    </w:p>
-    <w:p>
-      <w:r/>
+      <w:r>
+        <w:rPr>
+          <w:lang w:val="id_ID" w:bidi="id_ID"/>
+        </w:rPr>
+      </w:r>
+    </w:p>
+    <w:p>
+      <w:pPr/>
+      <w:r>
+        <w:rPr>
+          <w:lang w:val="id_ID" w:bidi="id_ID"/>
+        </w:rPr>
+      </w:r>
       <w:r>
         <w:rPr>
           <w:b/>
+          <w:lang w:val="id_ID" w:bidi="id_ID"/>
         </w:rPr>
         <w:t>Onesimus</w:t>
       </w:r>
       <w:r>
+        <w:rPr>
+          <w:lang w:val="id_ID" w:bidi="id_ID"/>
+        </w:rPr>
         <w:t xml:space="preserve"> adalah nama seorang pria.</w:t>
       </w:r>
     </w:p>
     <w:p>
-      <w:r/>
-      <w:r>
+      <w:pPr/>
+      <w:r>
+        <w:rPr>
+          <w:lang w:val="id_ID" w:bidi="id_ID"/>
+        </w:rPr>
+      </w:r>
+      <w:r>
+        <w:rPr>
+          <w:lang w:val="id_ID" w:bidi="id_ID"/>
+        </w:rPr>
         <w:t xml:space="preserve">Lihat: </w:t>
       </w:r>
       <w:r>
+        <w:rPr>
+          <w:lang w:val="id_ID" w:bidi="id_ID"/>
+        </w:rPr>
         <w:t>Cara Menerjemahkan Nama</w:t>
       </w:r>
-      <w:r/>
-      <w:r/>
-    </w:p>
-    <w:p>
-      <w:r/>
+      <w:r>
+        <w:rPr>
+          <w:lang w:val="id_ID" w:bidi="id_ID"/>
+        </w:rPr>
+      </w:r>
+      <w:r>
+        <w:rPr>
+          <w:lang w:val="id_ID" w:bidi="id_ID"/>
+        </w:rPr>
+      </w:r>
+    </w:p>
+    <w:p>
+      <w:pPr/>
+      <w:r>
+        <w:rPr>
+          <w:lang w:val="id_ID" w:bidi="id_ID"/>
+        </w:rPr>
+      </w:r>
     </w:p>
     <w:p>
       <w:pPr>
         <w:pStyle w:val="Heading2"/>
       </w:pPr>
       <w:r>
+        <w:rPr>
+          <w:lang w:val="id_ID" w:bidi="id_ID"/>
+        </w:rPr>
         <w:t>Filemon 1:10 (#2)</w:t>
       </w:r>
-      <w:r/>
-    </w:p>
-    <w:p>
-      <w:r/>
-      <w:r>
+      <w:r>
+        <w:rPr>
+          <w:lang w:val="id_ID" w:bidi="id_ID"/>
+        </w:rPr>
+      </w:r>
+    </w:p>
+    <w:p>
+      <w:pPr/>
+      <w:r>
+        <w:rPr>
+          <w:lang w:val="id_ID" w:bidi="id_ID"/>
+        </w:rPr>
+      </w:r>
+      <w:r>
+        <w:rPr>
+          <w:lang w:val="id_ID" w:bidi="id_ID"/>
+        </w:rPr>
         <w:t xml:space="preserve">Nama </w:t>
       </w:r>
       <w:r>
         <w:rPr>
           <w:b/>
+          <w:lang w:val="id_ID" w:bidi="id_ID"/>
         </w:rPr>
         <w:t>Onesimus</w:t>
       </w:r>
       <w:r>
+        <w:rPr>
+          <w:lang w:val="id_ID" w:bidi="id_ID"/>
+        </w:rPr>
         <w:t xml:space="preserve"> berarti “menguntungkan” atau “berguna”. Jika akan bermanfaat bagi pembaca Anda, Anda dapat menyertakan informasi ini dalam teks atau catatan kaki.</w:t>
       </w:r>
     </w:p>
     <w:p>
-      <w:r/>
-      <w:r>
+      <w:pPr/>
+      <w:r>
+        <w:rPr>
+          <w:lang w:val="id_ID" w:bidi="id_ID"/>
+        </w:rPr>
+      </w:r>
+      <w:r>
+        <w:rPr>
+          <w:lang w:val="id_ID" w:bidi="id_ID"/>
+        </w:rPr>
         <w:t xml:space="preserve">Lihat: </w:t>
       </w:r>
       <w:r>
+        <w:rPr>
+          <w:lang w:val="id_ID" w:bidi="id_ID"/>
+        </w:rPr>
         <w:t>Assumed Knowledge and Implicit Information</w:t>
       </w:r>
-      <w:r/>
-      <w:r/>
-    </w:p>
-    <w:p>
-      <w:r/>
+      <w:r>
+        <w:rPr>
+          <w:lang w:val="id_ID" w:bidi="id_ID"/>
+        </w:rPr>
+      </w:r>
+      <w:r>
+        <w:rPr>
+          <w:lang w:val="id_ID" w:bidi="id_ID"/>
+        </w:rPr>
+      </w:r>
+    </w:p>
+    <w:p>
+      <w:pPr/>
+      <w:r>
+        <w:rPr>
+          <w:lang w:val="id_ID" w:bidi="id_ID"/>
+        </w:rPr>
+      </w:r>
     </w:p>
     <w:p>
       <w:pPr>
         <w:pStyle w:val="Heading2"/>
       </w:pPr>
       <w:r>
+        <w:rPr>
+          <w:lang w:val="id_ID" w:bidi="id_ID"/>
+        </w:rPr>
         <w:t>Filemon 1:10 (#3)</w:t>
       </w:r>
-      <w:r/>
-    </w:p>
-    <w:p>
-      <w:r/>
-      <w:r>
+      <w:r>
+        <w:rPr>
+          <w:lang w:val="id_ID" w:bidi="id_ID"/>
+        </w:rPr>
+      </w:r>
+    </w:p>
+    <w:p>
+      <w:pPr/>
+      <w:r>
+        <w:rPr>
+          <w:lang w:val="id_ID" w:bidi="id_ID"/>
+        </w:rPr>
+      </w:r>
+      <w:r>
+        <w:rPr>
+          <w:lang w:val="id_ID" w:bidi="id_ID"/>
+        </w:rPr>
         <w:t xml:space="preserve">Di sini, </w:t>
       </w:r>
       <w:r>
         <w:rPr>
           <w:b/>
+          <w:lang w:val="id_ID" w:bidi="id_ID"/>
         </w:rPr>
         <w:t>membimbing</w:t>
       </w:r>
       <w:r>
+        <w:rPr>
+          <w:lang w:val="id_ID" w:bidi="id_ID"/>
+        </w:rPr>
         <w:t xml:space="preserve"> adalah sebuah metafora yang berarti bahwa Onesimus menjadi orang percaya ketika Paulus mengajarnya tentang Kristus. Terjemahan alternatif: “yang menerima hidup baru dan menjadi anak rohani saya ketika saya mengajar dia tentang Kristus” atau ”yang menjadi anak rohani bagi saya”</w:t>
       </w:r>
     </w:p>
     <w:p>
-      <w:r/>
-      <w:r>
+      <w:pPr/>
+      <w:r>
+        <w:rPr>
+          <w:lang w:val="id_ID" w:bidi="id_ID"/>
+        </w:rPr>
+      </w:r>
+      <w:r>
+        <w:rPr>
+          <w:lang w:val="id_ID" w:bidi="id_ID"/>
+        </w:rPr>
         <w:t xml:space="preserve">Lihat: </w:t>
       </w:r>
       <w:r>
+        <w:rPr>
+          <w:lang w:val="id_ID" w:bidi="id_ID"/>
+        </w:rPr>
         <w:t>Metafora</w:t>
       </w:r>
-      <w:r/>
-      <w:r/>
-    </w:p>
-    <w:p>
-      <w:r/>
+      <w:r>
+        <w:rPr>
+          <w:lang w:val="id_ID" w:bidi="id_ID"/>
+        </w:rPr>
+      </w:r>
+      <w:r>
+        <w:rPr>
+          <w:lang w:val="id_ID" w:bidi="id_ID"/>
+        </w:rPr>
+      </w:r>
+    </w:p>
+    <w:p>
+      <w:pPr/>
+      <w:r>
+        <w:rPr>
+          <w:lang w:val="id_ID" w:bidi="id_ID"/>
+        </w:rPr>
+      </w:r>
     </w:p>
     <w:p>
       <w:pPr>
         <w:pStyle w:val="Heading2"/>
       </w:pPr>
       <w:r>
+        <w:rPr>
+          <w:lang w:val="id_ID" w:bidi="id_ID"/>
+        </w:rPr>
         <w:t>Filemon 1:10 (#4)</w:t>
       </w:r>
-      <w:r/>
-    </w:p>
-    <w:p>
-      <w:r/>
-      <w:r>
+      <w:r>
+        <w:rPr>
+          <w:lang w:val="id_ID" w:bidi="id_ID"/>
+        </w:rPr>
+      </w:r>
+    </w:p>
+    <w:p>
+      <w:pPr/>
+      <w:r>
+        <w:rPr>
+          <w:lang w:val="id_ID" w:bidi="id_ID"/>
+        </w:rPr>
+      </w:r>
+      <w:r>
+        <w:rPr>
+          <w:lang w:val="id_ID" w:bidi="id_ID"/>
+        </w:rPr>
         <w:t xml:space="preserve">Para tahanan sering kali diikat dengan </w:t>
       </w:r>
       <w:r>
         <w:rPr>
           <w:b/>
+          <w:lang w:val="id_ID" w:bidi="id_ID"/>
         </w:rPr>
         <w:t>rantai</w:t>
       </w:r>
       <w:r>
+        <w:rPr>
+          <w:lang w:val="id_ID" w:bidi="id_ID"/>
+        </w:rPr>
         <w:t>. Paulus dipenjara ketika ia mengajar Onesimus dan masih dipenjara ketika ia menulis surat ini. Terjemahan alternatif: “di sini di dalam penjara”</w:t>
       </w:r>
     </w:p>
     <w:p>
-      <w:r/>
-      <w:r>
+      <w:pPr/>
+      <w:r>
+        <w:rPr>
+          <w:lang w:val="id_ID" w:bidi="id_ID"/>
+        </w:rPr>
+      </w:r>
+      <w:r>
+        <w:rPr>
+          <w:lang w:val="id_ID" w:bidi="id_ID"/>
+        </w:rPr>
         <w:t xml:space="preserve">Lihat: </w:t>
       </w:r>
       <w:r>
+        <w:rPr>
+          <w:lang w:val="id_ID" w:bidi="id_ID"/>
+        </w:rPr>
         <w:t>Metonimi</w:t>
       </w:r>
-      <w:r/>
-      <w:r/>
-    </w:p>
-    <w:p>
-      <w:r/>
+      <w:r>
+        <w:rPr>
+          <w:lang w:val="id_ID" w:bidi="id_ID"/>
+        </w:rPr>
+      </w:r>
+      <w:r>
+        <w:rPr>
+          <w:lang w:val="id_ID" w:bidi="id_ID"/>
+        </w:rPr>
+      </w:r>
+    </w:p>
+    <w:p>
+      <w:pPr/>
+      <w:r>
+        <w:rPr>
+          <w:lang w:val="id_ID" w:bidi="id_ID"/>
+        </w:rPr>
+      </w:r>
     </w:p>
     <w:p>
       <w:pPr>
         <w:pStyle w:val="Heading2"/>
       </w:pPr>
       <w:r>
+        <w:rPr>
+          <w:lang w:val="id_ID" w:bidi="id_ID"/>
+        </w:rPr>
         <w:t>Filemon 1:12 (#1)</w:t>
       </w:r>
-      <w:r/>
-    </w:p>
-    <w:p>
-      <w:r/>
-      <w:r>
+      <w:r>
+        <w:rPr>
+          <w:lang w:val="id_ID" w:bidi="id_ID"/>
+        </w:rPr>
+      </w:r>
+    </w:p>
+    <w:p>
+      <w:pPr/>
+      <w:r>
+        <w:rPr>
+          <w:lang w:val="id_ID" w:bidi="id_ID"/>
+        </w:rPr>
+      </w:r>
+      <w:r>
+        <w:rPr>
+          <w:lang w:val="id_ID" w:bidi="id_ID"/>
+        </w:rPr>
         <w:t>Paulus mungkin mengirim Onesimus bersama dengan orang percaya lain yang membawa surat ini.</w:t>
       </w:r>
-      <w:r/>
-      <w:r/>
-    </w:p>
-    <w:p>
-      <w:r/>
+      <w:r>
+        <w:rPr>
+          <w:lang w:val="id_ID" w:bidi="id_ID"/>
+        </w:rPr>
+      </w:r>
+      <w:r>
+        <w:rPr>
+          <w:lang w:val="id_ID" w:bidi="id_ID"/>
+        </w:rPr>
+      </w:r>
+    </w:p>
+    <w:p>
+      <w:pPr/>
+      <w:r>
+        <w:rPr>
+          <w:lang w:val="id_ID" w:bidi="id_ID"/>
+        </w:rPr>
+      </w:r>
     </w:p>
     <w:p>
       <w:pPr>
         <w:pStyle w:val="Heading2"/>
       </w:pPr>
       <w:r>
+        <w:rPr>
+          <w:lang w:val="id_ID" w:bidi="id_ID"/>
+        </w:rPr>
         <w:t>Filemon 1:12 (#2)</w:t>
       </w:r>
-      <w:r/>
-    </w:p>
-    <w:p>
-      <w:r/>
-      <w:r>
+      <w:r>
+        <w:rPr>
+          <w:lang w:val="id_ID" w:bidi="id_ID"/>
+        </w:rPr>
+      </w:r>
+    </w:p>
+    <w:p>
+      <w:pPr/>
+      <w:r>
+        <w:rPr>
+          <w:lang w:val="id_ID" w:bidi="id_ID"/>
+        </w:rPr>
+      </w:r>
+      <w:r>
+        <w:rPr>
+          <w:lang w:val="id_ID" w:bidi="id_ID"/>
+        </w:rPr>
         <w:t xml:space="preserve">Frasa </w:t>
       </w:r>
       <w:r>
         <w:rPr>
           <w:b/>
+          <w:lang w:val="id_ID" w:bidi="id_ID"/>
         </w:rPr>
         <w:t>ini adalah bagian batinku</w:t>
       </w:r>
       <w:r>
+        <w:rPr>
+          <w:lang w:val="id_ID" w:bidi="id_ID"/>
+        </w:rPr>
         <w:t xml:space="preserve"> adalah sebuah metafora untuk perasaan yang mendalam tentang seseorang. Paulus mengatakan hal ini tentang Onesimus. Terjemahan alternatif: “ini adalah orang yang sangat saya kasihi” atau ”orang ini sangat istimewa bagi saya”</w:t>
       </w:r>
     </w:p>
     <w:p>
-      <w:r/>
-      <w:r>
+      <w:pPr/>
+      <w:r>
+        <w:rPr>
+          <w:lang w:val="id_ID" w:bidi="id_ID"/>
+        </w:rPr>
+      </w:r>
+      <w:r>
+        <w:rPr>
+          <w:lang w:val="id_ID" w:bidi="id_ID"/>
+        </w:rPr>
         <w:t xml:space="preserve">Lihat: </w:t>
       </w:r>
       <w:r>
+        <w:rPr>
+          <w:lang w:val="id_ID" w:bidi="id_ID"/>
+        </w:rPr>
         <w:t>Metafora</w:t>
       </w:r>
-      <w:r/>
-      <w:r/>
-    </w:p>
-    <w:p>
-      <w:r/>
+      <w:r>
+        <w:rPr>
+          <w:lang w:val="id_ID" w:bidi="id_ID"/>
+        </w:rPr>
+      </w:r>
+      <w:r>
+        <w:rPr>
+          <w:lang w:val="id_ID" w:bidi="id_ID"/>
+        </w:rPr>
+      </w:r>
+    </w:p>
+    <w:p>
+      <w:pPr/>
+      <w:r>
+        <w:rPr>
+          <w:lang w:val="id_ID" w:bidi="id_ID"/>
+        </w:rPr>
+      </w:r>
     </w:p>
     <w:p>
       <w:pPr>
         <w:pStyle w:val="Heading2"/>
       </w:pPr>
       <w:r>
+        <w:rPr>
+          <w:lang w:val="id_ID" w:bidi="id_ID"/>
+        </w:rPr>
         <w:t>Filemon 1:12 (#3)</w:t>
       </w:r>
-      <w:r/>
-    </w:p>
-    <w:p>
-      <w:r/>
-      <w:r>
+      <w:r>
+        <w:rPr>
+          <w:lang w:val="id_ID" w:bidi="id_ID"/>
+        </w:rPr>
+      </w:r>
+    </w:p>
+    <w:p>
+      <w:pPr/>
+      <w:r>
+        <w:rPr>
+          <w:lang w:val="id_ID" w:bidi="id_ID"/>
+        </w:rPr>
+      </w:r>
+      <w:r>
+        <w:rPr>
+          <w:lang w:val="id_ID" w:bidi="id_ID"/>
+        </w:rPr>
         <w:t xml:space="preserve">Di sini, </w:t>
       </w:r>
       <w:r>
         <w:rPr>
           <w:b/>
+          <w:lang w:val="id_ID" w:bidi="id_ID"/>
         </w:rPr>
         <w:t>bagian dalam</w:t>
       </w:r>
       <w:r>
+        <w:rPr>
+          <w:lang w:val="id_ID" w:bidi="id_ID"/>
+        </w:rPr>
         <w:t xml:space="preserve"> adalah kiasan untuk tempat emosi seseorang. Jika bahasa Anda memiliki kiasan yang serupa, gunakanlah itu. Jika tidak, gunakan bahasa yang biasa. Terjemahan alternatif: “hatiku” atau ‘hatiku’ atau ”perasaanku yang terdalam”</w:t>
       </w:r>
     </w:p>
     <w:p>
-      <w:r/>
-      <w:r>
+      <w:pPr/>
+      <w:r>
+        <w:rPr>
+          <w:lang w:val="id_ID" w:bidi="id_ID"/>
+        </w:rPr>
+      </w:r>
+      <w:r>
+        <w:rPr>
+          <w:lang w:val="id_ID" w:bidi="id_ID"/>
+        </w:rPr>
         <w:t xml:space="preserve">Lihat: </w:t>
       </w:r>
       <w:r>
+        <w:rPr>
+          <w:lang w:val="id_ID" w:bidi="id_ID"/>
+        </w:rPr>
         <w:t>Metonimi</w:t>
       </w:r>
-      <w:r/>
-      <w:r/>
-    </w:p>
-    <w:p>
-      <w:r/>
+      <w:r>
+        <w:rPr>
+          <w:lang w:val="id_ID" w:bidi="id_ID"/>
+        </w:rPr>
+      </w:r>
+      <w:r>
+        <w:rPr>
+          <w:lang w:val="id_ID" w:bidi="id_ID"/>
+        </w:rPr>
+      </w:r>
+    </w:p>
+    <w:p>
+      <w:pPr/>
+      <w:r>
+        <w:rPr>
+          <w:lang w:val="id_ID" w:bidi="id_ID"/>
+        </w:rPr>
+      </w:r>
     </w:p>
     <w:p>
       <w:pPr>
         <w:pStyle w:val="Heading2"/>
       </w:pPr>
       <w:r>
+        <w:rPr>
+          <w:lang w:val="id_ID" w:bidi="id_ID"/>
+        </w:rPr>
         <w:t>Filemon 1:13 (#1)</w:t>
       </w:r>
-      <w:r/>
-    </w:p>
-    <w:p>
-      <w:r/>
-      <w:r>
+      <w:r>
+        <w:rPr>
+          <w:lang w:val="id_ID" w:bidi="id_ID"/>
+        </w:rPr>
+      </w:r>
+    </w:p>
+    <w:p>
+      <w:pPr/>
+      <w:r>
+        <w:rPr>
+          <w:lang w:val="id_ID" w:bidi="id_ID"/>
+        </w:rPr>
+      </w:r>
+      <w:r>
+        <w:rPr>
+          <w:lang w:val="id_ID" w:bidi="id_ID"/>
+        </w:rPr>
         <w:t>Paulus tahu bahwa Filemon ingin menolongnya, dan karena itu ia menyarankan agar Onesimus melayani Paulus di penjara. Terjemahan alternatif: “supaya, karena engkau tidak dapat hadir di sini, ia dapat menolong aku” atau ”supaya ia dapat menolong aku menggantikan engkau”</w:t>
       </w:r>
-      <w:r/>
-      <w:r/>
-    </w:p>
-    <w:p>
-      <w:r/>
+      <w:r>
+        <w:rPr>
+          <w:lang w:val="id_ID" w:bidi="id_ID"/>
+        </w:rPr>
+      </w:r>
+      <w:r>
+        <w:rPr>
+          <w:lang w:val="id_ID" w:bidi="id_ID"/>
+        </w:rPr>
+      </w:r>
+    </w:p>
+    <w:p>
+      <w:pPr/>
+      <w:r>
+        <w:rPr>
+          <w:lang w:val="id_ID" w:bidi="id_ID"/>
+        </w:rPr>
+      </w:r>
     </w:p>
     <w:p>
       <w:pPr>
         <w:pStyle w:val="Heading2"/>
       </w:pPr>
       <w:r>
+        <w:rPr>
+          <w:lang w:val="id_ID" w:bidi="id_ID"/>
+        </w:rPr>
         <w:t>Filemon 1:13 (#2)</w:t>
       </w:r>
-      <w:r/>
-    </w:p>
-    <w:p>
-      <w:r/>
-      <w:r>
+      <w:r>
+        <w:rPr>
+          <w:lang w:val="id_ID" w:bidi="id_ID"/>
+        </w:rPr>
+      </w:r>
+    </w:p>
+    <w:p>
+      <w:pPr/>
+      <w:r>
+        <w:rPr>
+          <w:lang w:val="id_ID" w:bidi="id_ID"/>
+        </w:rPr>
+      </w:r>
+      <w:r>
+        <w:rPr>
+          <w:lang w:val="id_ID" w:bidi="id_ID"/>
+        </w:rPr>
         <w:t>Para tahanan sering kali diikat dengan rantai. Paulus berada di dalam penjara ketika ia memberi tahu Onesimus tentang Mesias, dan ia masih berada di dalam penjara ketika ia menulis surat ini.</w:t>
       </w:r>
     </w:p>
     <w:p>
-      <w:r/>
-      <w:r>
+      <w:pPr/>
+      <w:r>
+        <w:rPr>
+          <w:lang w:val="id_ID" w:bidi="id_ID"/>
+        </w:rPr>
+      </w:r>
+      <w:r>
+        <w:rPr>
+          <w:lang w:val="id_ID" w:bidi="id_ID"/>
+        </w:rPr>
         <w:t xml:space="preserve">Lihat: </w:t>
       </w:r>
       <w:r>
+        <w:rPr>
+          <w:lang w:val="id_ID" w:bidi="id_ID"/>
+        </w:rPr>
         <w:t>Metonimi</w:t>
       </w:r>
-      <w:r/>
-      <w:r/>
-    </w:p>
-    <w:p>
-      <w:r/>
+      <w:r>
+        <w:rPr>
+          <w:lang w:val="id_ID" w:bidi="id_ID"/>
+        </w:rPr>
+      </w:r>
+      <w:r>
+        <w:rPr>
+          <w:lang w:val="id_ID" w:bidi="id_ID"/>
+        </w:rPr>
+      </w:r>
+    </w:p>
+    <w:p>
+      <w:pPr/>
+      <w:r>
+        <w:rPr>
+          <w:lang w:val="id_ID" w:bidi="id_ID"/>
+        </w:rPr>
+      </w:r>
     </w:p>
     <w:p>
       <w:pPr>
         <w:pStyle w:val="Heading2"/>
       </w:pPr>
       <w:r>
+        <w:rPr>
+          <w:lang w:val="id_ID" w:bidi="id_ID"/>
+        </w:rPr>
         <w:t>Filemon 1:13 (#3)</w:t>
       </w:r>
-      <w:r/>
-    </w:p>
-    <w:p>
-      <w:r/>
-      <w:r>
+      <w:r>
+        <w:rPr>
+          <w:lang w:val="id_ID" w:bidi="id_ID"/>
+        </w:rPr>
+      </w:r>
+    </w:p>
+    <w:p>
+      <w:pPr/>
+      <w:r>
+        <w:rPr>
+          <w:lang w:val="id_ID" w:bidi="id_ID"/>
+        </w:rPr>
+      </w:r>
+      <w:r>
+        <w:rPr>
+          <w:lang w:val="id_ID" w:bidi="id_ID"/>
+        </w:rPr>
         <w:t>Paulus dipenjara karena ia memberitakan Injil di depan umum. Anda dapat menyatakan hal ini secara eksplisit. Terjemahan alternatif: “dalam belenggu yang mereka kenakan kepadaku karena aku memberitakan Injil”</w:t>
       </w:r>
     </w:p>
     <w:p>
-      <w:r/>
-      <w:r>
+      <w:pPr/>
+      <w:r>
+        <w:rPr>
+          <w:lang w:val="id_ID" w:bidi="id_ID"/>
+        </w:rPr>
+      </w:r>
+      <w:r>
+        <w:rPr>
+          <w:lang w:val="id_ID" w:bidi="id_ID"/>
+        </w:rPr>
         <w:t xml:space="preserve">Lihat: </w:t>
       </w:r>
       <w:r>
+        <w:rPr>
+          <w:lang w:val="id_ID" w:bidi="id_ID"/>
+        </w:rPr>
         <w:t>Assumed Knowledge and Implicit Information</w:t>
       </w:r>
-      <w:r/>
-      <w:r/>
-    </w:p>
-    <w:p>
-      <w:r/>
+      <w:r>
+        <w:rPr>
+          <w:lang w:val="id_ID" w:bidi="id_ID"/>
+        </w:rPr>
+      </w:r>
+      <w:r>
+        <w:rPr>
+          <w:lang w:val="id_ID" w:bidi="id_ID"/>
+        </w:rPr>
+      </w:r>
+    </w:p>
+    <w:p>
+      <w:pPr/>
+      <w:r>
+        <w:rPr>
+          <w:lang w:val="id_ID" w:bidi="id_ID"/>
+        </w:rPr>
+      </w:r>
     </w:p>
     <w:p>
       <w:pPr>
         <w:pStyle w:val="Heading2"/>
       </w:pPr>
       <w:r>
+        <w:rPr>
+          <w:lang w:val="id_ID" w:bidi="id_ID"/>
+        </w:rPr>
         <w:t>Filemon 1:14 (#1)</w:t>
       </w:r>
-      <w:r/>
-    </w:p>
-    <w:p>
-      <w:r/>
-      <w:r>
+      <w:r>
+        <w:rPr>
+          <w:lang w:val="id_ID" w:bidi="id_ID"/>
+        </w:rPr>
+      </w:r>
+    </w:p>
+    <w:p>
+      <w:pPr/>
+      <w:r>
+        <w:rPr>
+          <w:lang w:val="id_ID" w:bidi="id_ID"/>
+        </w:rPr>
+      </w:r>
+      <w:r>
+        <w:rPr>
+          <w:lang w:val="id_ID" w:bidi="id_ID"/>
+        </w:rPr>
         <w:t xml:space="preserve">Jika akan membantu dalam bahasa Anda, Anda dapat mengekspresikan ide di balik kata benda abstrak </w:t>
       </w:r>
       <w:r>
         <w:rPr>
           <w:b/>
+          <w:lang w:val="id_ID" w:bidi="id_ID"/>
         </w:rPr>
         <w:t>keharusan</w:t>
       </w:r>
       <w:r>
+        <w:rPr>
+          <w:lang w:val="id_ID" w:bidi="id_ID"/>
+        </w:rPr>
         <w:t xml:space="preserve"> dengan kata kerja. Terjemahan alternatif: “karena Aku tidak ingin kamu melakukan perbuatan baik ini karena Aku telah memerintahkan kamu untuk melakukannya”</w:t>
       </w:r>
     </w:p>
     <w:p>
-      <w:r/>
-      <w:r>
+      <w:pPr/>
+      <w:r>
+        <w:rPr>
+          <w:lang w:val="id_ID" w:bidi="id_ID"/>
+        </w:rPr>
+      </w:r>
+      <w:r>
+        <w:rPr>
+          <w:lang w:val="id_ID" w:bidi="id_ID"/>
+        </w:rPr>
         <w:t xml:space="preserve">Lihat: </w:t>
       </w:r>
       <w:r>
+        <w:rPr>
+          <w:lang w:val="id_ID" w:bidi="id_ID"/>
+        </w:rPr>
         <w:t>Kata Benda Abstrak</w:t>
       </w:r>
-      <w:r/>
-      <w:r/>
-    </w:p>
-    <w:p>
-      <w:r/>
+      <w:r>
+        <w:rPr>
+          <w:lang w:val="id_ID" w:bidi="id_ID"/>
+        </w:rPr>
+      </w:r>
+      <w:r>
+        <w:rPr>
+          <w:lang w:val="id_ID" w:bidi="id_ID"/>
+        </w:rPr>
+      </w:r>
+    </w:p>
+    <w:p>
+      <w:pPr/>
+      <w:r>
+        <w:rPr>
+          <w:lang w:val="id_ID" w:bidi="id_ID"/>
+        </w:rPr>
+      </w:r>
     </w:p>
     <w:p>
       <w:pPr>
         <w:pStyle w:val="Heading2"/>
       </w:pPr>
       <w:r>
+        <w:rPr>
+          <w:lang w:val="id_ID" w:bidi="id_ID"/>
+        </w:rPr>
         <w:t>Filemon 1:14 (#2)</w:t>
       </w:r>
-      <w:r/>
-    </w:p>
-    <w:p>
-      <w:r/>
-      <w:r>
+      <w:r>
+        <w:rPr>
+          <w:lang w:val="id_ID" w:bidi="id_ID"/>
+        </w:rPr>
+      </w:r>
+    </w:p>
+    <w:p>
+      <w:pPr/>
+      <w:r>
+        <w:rPr>
+          <w:lang w:val="id_ID" w:bidi="id_ID"/>
+        </w:rPr>
+      </w:r>
+      <w:r>
+        <w:rPr>
+          <w:lang w:val="id_ID" w:bidi="id_ID"/>
+        </w:rPr>
         <w:t xml:space="preserve">Jika akan membantu dalam bahasa Anda, Anda dapat mengekspresikan ide di balik kata benda abstrak </w:t>
       </w:r>
       <w:r>
         <w:rPr>
           <w:b/>
+          <w:lang w:val="id_ID" w:bidi="id_ID"/>
         </w:rPr>
         <w:t>kehendak</w:t>
       </w:r>
       <w:r>
+        <w:rPr>
+          <w:lang w:val="id_ID" w:bidi="id_ID"/>
+        </w:rPr>
         <w:t xml:space="preserve"> dengan kata kerja. Terjemahan alternatif: “tapi karena kamu ingin melakukannya” atau ”tapi karena kamu dengan bebas memilih untuk melakukan hal yang benar”</w:t>
       </w:r>
     </w:p>
     <w:p>
-      <w:r/>
-      <w:r>
+      <w:pPr/>
+      <w:r>
+        <w:rPr>
+          <w:lang w:val="id_ID" w:bidi="id_ID"/>
+        </w:rPr>
+      </w:r>
+      <w:r>
+        <w:rPr>
+          <w:lang w:val="id_ID" w:bidi="id_ID"/>
+        </w:rPr>
         <w:t xml:space="preserve">Lihat: </w:t>
       </w:r>
       <w:r>
+        <w:rPr>
+          <w:lang w:val="id_ID" w:bidi="id_ID"/>
+        </w:rPr>
         <w:t>Kata Benda Abstrak</w:t>
       </w:r>
-      <w:r/>
-      <w:r/>
-    </w:p>
-    <w:p>
-      <w:r/>
+      <w:r>
+        <w:rPr>
+          <w:lang w:val="id_ID" w:bidi="id_ID"/>
+        </w:rPr>
+      </w:r>
+      <w:r>
+        <w:rPr>
+          <w:lang w:val="id_ID" w:bidi="id_ID"/>
+        </w:rPr>
+      </w:r>
+    </w:p>
+    <w:p>
+      <w:pPr/>
+      <w:r>
+        <w:rPr>
+          <w:lang w:val="id_ID" w:bidi="id_ID"/>
+        </w:rPr>
+      </w:r>
     </w:p>
     <w:p>
       <w:pPr>
         <w:pStyle w:val="Heading2"/>
       </w:pPr>
       <w:r>
+        <w:rPr>
+          <w:lang w:val="id_ID" w:bidi="id_ID"/>
+        </w:rPr>
         <w:t>Filemon 1:15 (#1)</w:t>
       </w:r>
-      <w:r/>
-    </w:p>
-    <w:p>
-      <w:r/>
-      <w:r>
+      <w:r>
+        <w:rPr>
+          <w:lang w:val="id_ID" w:bidi="id_ID"/>
+        </w:rPr>
+      </w:r>
+    </w:p>
+    <w:p>
+      <w:pPr/>
+      <w:r>
+        <w:rPr>
+          <w:lang w:val="id_ID" w:bidi="id_ID"/>
+        </w:rPr>
+      </w:r>
+      <w:r>
+        <w:rPr>
+          <w:lang w:val="id_ID" w:bidi="id_ID"/>
+        </w:rPr>
         <w:t>Jika bahasa Anda tidak menggunakan bentuk pasif ini, Anda dapat menyatakannya dalam bentuk aktif. Terjemahan alternatif: “Karena mungkin alasan Allah mengambil Onesimus dari padamu untuk sementara waktu adalah supaya”</w:t>
       </w:r>
     </w:p>
     <w:p>
-      <w:r/>
-      <w:r>
+      <w:pPr/>
+      <w:r>
+        <w:rPr>
+          <w:lang w:val="id_ID" w:bidi="id_ID"/>
+        </w:rPr>
+      </w:r>
+      <w:r>
+        <w:rPr>
+          <w:lang w:val="id_ID" w:bidi="id_ID"/>
+        </w:rPr>
         <w:t xml:space="preserve">Lihat: </w:t>
       </w:r>
       <w:r>
+        <w:rPr>
+          <w:lang w:val="id_ID" w:bidi="id_ID"/>
+        </w:rPr>
         <w:t>Aktif atau Pasif</w:t>
       </w:r>
-      <w:r/>
-      <w:r/>
-    </w:p>
-    <w:p>
-      <w:r/>
+      <w:r>
+        <w:rPr>
+          <w:lang w:val="id_ID" w:bidi="id_ID"/>
+        </w:rPr>
+      </w:r>
+      <w:r>
+        <w:rPr>
+          <w:lang w:val="id_ID" w:bidi="id_ID"/>
+        </w:rPr>
+      </w:r>
+    </w:p>
+    <w:p>
+      <w:pPr/>
+      <w:r>
+        <w:rPr>
+          <w:lang w:val="id_ID" w:bidi="id_ID"/>
+        </w:rPr>
+      </w:r>
     </w:p>
     <w:p>
       <w:pPr>
         <w:pStyle w:val="Heading2"/>
       </w:pPr>
       <w:r>
+        <w:rPr>
+          <w:lang w:val="id_ID" w:bidi="id_ID"/>
+        </w:rPr>
         <w:t>Filemon 1:15 (#2)</w:t>
       </w:r>
-      <w:r/>
-    </w:p>
-    <w:p>
-      <w:r/>
-      <w:r>
+      <w:r>
+        <w:rPr>
+          <w:lang w:val="id_ID" w:bidi="id_ID"/>
+        </w:rPr>
+      </w:r>
+    </w:p>
+    <w:p>
+      <w:pPr/>
+      <w:r>
+        <w:rPr>
+          <w:lang w:val="id_ID" w:bidi="id_ID"/>
+        </w:rPr>
+      </w:r>
+      <w:r>
+        <w:rPr>
+          <w:lang w:val="id_ID" w:bidi="id_ID"/>
+        </w:rPr>
         <w:t xml:space="preserve">Di sini, frasa </w:t>
       </w:r>
       <w:r>
         <w:rPr>
           <w:b/>
+          <w:lang w:val="id_ID" w:bidi="id_ID"/>
         </w:rPr>
         <w:t>selama satu jam</w:t>
       </w:r>
       <w:r>
+        <w:rPr>
+          <w:lang w:val="id_ID" w:bidi="id_ID"/>
+        </w:rPr>
         <w:t xml:space="preserve"> adalah idiom yang berarti “untuk waktu yang singkat.” Jika akan membantu dalam bahasa Anda, Anda dapat menggunakan idiom yang setara atau menggunakan bahasa biasa. Terjemahan alternatif: “untuk waktu yang singkat ini”</w:t>
       </w:r>
     </w:p>
     <w:p>
-      <w:r/>
-      <w:r>
+      <w:pPr/>
+      <w:r>
+        <w:rPr>
+          <w:lang w:val="id_ID" w:bidi="id_ID"/>
+        </w:rPr>
+      </w:r>
+      <w:r>
+        <w:rPr>
+          <w:lang w:val="id_ID" w:bidi="id_ID"/>
+        </w:rPr>
         <w:t xml:space="preserve">Lihat: </w:t>
       </w:r>
       <w:r>
+        <w:rPr>
+          <w:lang w:val="id_ID" w:bidi="id_ID"/>
+        </w:rPr>
         <w:t>Ungkapan</w:t>
       </w:r>
-      <w:r/>
-      <w:r/>
-    </w:p>
-    <w:p>
-      <w:r/>
+      <w:r>
+        <w:rPr>
+          <w:lang w:val="id_ID" w:bidi="id_ID"/>
+        </w:rPr>
+      </w:r>
+      <w:r>
+        <w:rPr>
+          <w:lang w:val="id_ID" w:bidi="id_ID"/>
+        </w:rPr>
+      </w:r>
+    </w:p>
+    <w:p>
+      <w:pPr/>
+      <w:r>
+        <w:rPr>
+          <w:lang w:val="id_ID" w:bidi="id_ID"/>
+        </w:rPr>
+      </w:r>
     </w:p>
     <w:p>
       <w:pPr>
         <w:pStyle w:val="Heading2"/>
       </w:pPr>
       <w:r>
+        <w:rPr>
+          <w:lang w:val="id_ID" w:bidi="id_ID"/>
+        </w:rPr>
         <w:t>Filemon 1:16 (#1)</w:t>
       </w:r>
-      <w:r/>
-    </w:p>
-    <w:p>
-      <w:r/>
-      <w:r>
+      <w:r>
+        <w:rPr>
+          <w:lang w:val="id_ID" w:bidi="id_ID"/>
+        </w:rPr>
+      </w:r>
+    </w:p>
+    <w:p>
+      <w:pPr/>
+      <w:r>
+        <w:rPr>
+          <w:lang w:val="id_ID" w:bidi="id_ID"/>
+        </w:rPr>
+      </w:r>
+      <w:r>
+        <w:rPr>
+          <w:lang w:val="id_ID" w:bidi="id_ID"/>
+        </w:rPr>
         <w:t>Terjemahan alternatif: “lebih berharga dari seorang budak” atau ”lebih disayangi dari seorang budak”</w:t>
       </w:r>
-      <w:r/>
-      <w:r/>
-    </w:p>
-    <w:p>
-      <w:r/>
+      <w:r>
+        <w:rPr>
+          <w:lang w:val="id_ID" w:bidi="id_ID"/>
+        </w:rPr>
+      </w:r>
+      <w:r>
+        <w:rPr>
+          <w:lang w:val="id_ID" w:bidi="id_ID"/>
+        </w:rPr>
+      </w:r>
+    </w:p>
+    <w:p>
+      <w:pPr/>
+      <w:r>
+        <w:rPr>
+          <w:lang w:val="id_ID" w:bidi="id_ID"/>
+        </w:rPr>
+      </w:r>
     </w:p>
     <w:p>
       <w:pPr>
         <w:pStyle w:val="Heading2"/>
       </w:pPr>
       <w:r>
+        <w:rPr>
+          <w:lang w:val="id_ID" w:bidi="id_ID"/>
+        </w:rPr>
         <w:t>Filemon 1:16 (#2)</w:t>
       </w:r>
-      <w:r/>
-    </w:p>
-    <w:p>
-      <w:r/>
-      <w:r>
+      <w:r>
+        <w:rPr>
+          <w:lang w:val="id_ID" w:bidi="id_ID"/>
+        </w:rPr>
+      </w:r>
+    </w:p>
+    <w:p>
+      <w:pPr/>
+      <w:r>
+        <w:rPr>
+          <w:lang w:val="id_ID" w:bidi="id_ID"/>
+        </w:rPr>
+      </w:r>
+      <w:r>
+        <w:rPr>
+          <w:lang w:val="id_ID" w:bidi="id_ID"/>
+        </w:rPr>
         <w:t xml:space="preserve">Ini tidak berarti bahwa Onesimus tidak akan lagi menjadi </w:t>
       </w:r>
       <w:r>
         <w:rPr>
           <w:b/>
+          <w:lang w:val="id_ID" w:bidi="id_ID"/>
         </w:rPr>
         <w:t>budak</w:t>
       </w:r>
       <w:r>
+        <w:rPr>
+          <w:lang w:val="id_ID" w:bidi="id_ID"/>
+        </w:rPr>
         <w:t xml:space="preserve"> Filemon. Jika itu akan membantu dalam bahasa Anda, Anda dapat menggunakan kata seperti “ saja” atau “hanya”. Terjemahan alternatif: “tidak lagi hanya sebagai budak”</w:t>
       </w:r>
-      <w:r/>
-      <w:r/>
-    </w:p>
-    <w:p>
-      <w:r/>
+      <w:r>
+        <w:rPr>
+          <w:lang w:val="id_ID" w:bidi="id_ID"/>
+        </w:rPr>
+      </w:r>
+      <w:r>
+        <w:rPr>
+          <w:lang w:val="id_ID" w:bidi="id_ID"/>
+        </w:rPr>
+      </w:r>
+    </w:p>
+    <w:p>
+      <w:pPr/>
+      <w:r>
+        <w:rPr>
+          <w:lang w:val="id_ID" w:bidi="id_ID"/>
+        </w:rPr>
+      </w:r>
     </w:p>
     <w:p>
       <w:pPr>
         <w:pStyle w:val="Heading2"/>
       </w:pPr>
       <w:r>
+        <w:rPr>
+          <w:lang w:val="id_ID" w:bidi="id_ID"/>
+        </w:rPr>
         <w:t>Filemon 1:16 (#3)</w:t>
       </w:r>
-      <w:r/>
-    </w:p>
-    <w:p>
-      <w:r/>
-      <w:r>
+      <w:r>
+        <w:rPr>
+          <w:lang w:val="id_ID" w:bidi="id_ID"/>
+        </w:rPr>
+      </w:r>
+    </w:p>
+    <w:p>
+      <w:pPr/>
+      <w:r>
+        <w:rPr>
+          <w:lang w:val="id_ID" w:bidi="id_ID"/>
+        </w:rPr>
+      </w:r>
+      <w:r>
+        <w:rPr>
+          <w:lang w:val="id_ID" w:bidi="id_ID"/>
+        </w:rPr>
         <w:t>Terjemahan alternatif: “lebih berharga daripada seorang budak”</w:t>
       </w:r>
-      <w:r/>
-      <w:r/>
-    </w:p>
-    <w:p>
-      <w:r/>
+      <w:r>
+        <w:rPr>
+          <w:lang w:val="id_ID" w:bidi="id_ID"/>
+        </w:rPr>
+      </w:r>
+      <w:r>
+        <w:rPr>
+          <w:lang w:val="id_ID" w:bidi="id_ID"/>
+        </w:rPr>
+      </w:r>
+    </w:p>
+    <w:p>
+      <w:pPr/>
+      <w:r>
+        <w:rPr>
+          <w:lang w:val="id_ID" w:bidi="id_ID"/>
+        </w:rPr>
+      </w:r>
     </w:p>
     <w:p>
       <w:pPr>
         <w:pStyle w:val="Heading2"/>
       </w:pPr>
       <w:r>
+        <w:rPr>
+          <w:lang w:val="id_ID" w:bidi="id_ID"/>
+        </w:rPr>
         <w:t>Filemon 1:16 (#4)</w:t>
       </w:r>
-      <w:r/>
-    </w:p>
-    <w:p>
-      <w:r/>
-      <w:r>
+      <w:r>
+        <w:rPr>
+          <w:lang w:val="id_ID" w:bidi="id_ID"/>
+        </w:rPr>
+      </w:r>
+    </w:p>
+    <w:p>
+      <w:pPr/>
+      <w:r>
+        <w:rPr>
+          <w:lang w:val="id_ID" w:bidi="id_ID"/>
+        </w:rPr>
+      </w:r>
+      <w:r>
+        <w:rPr>
+          <w:lang w:val="id_ID" w:bidi="id_ID"/>
+        </w:rPr>
         <w:t xml:space="preserve">Di sini, </w:t>
       </w:r>
       <w:r>
         <w:rPr>
           <w:b/>
+          <w:lang w:val="id_ID" w:bidi="id_ID"/>
         </w:rPr>
         <w:t>saudara</w:t>
       </w:r>
       <w:r>
+        <w:rPr>
+          <w:lang w:val="id_ID" w:bidi="id_ID"/>
+        </w:rPr>
         <w:t xml:space="preserve"> adalah metafora untuk sesama orang percaya. Terjemahan alternatif, “saudara rohani yang dikasihi” atau “saudara yang kita kasihi di dalam Kristus”</w:t>
       </w:r>
     </w:p>
     <w:p>
-      <w:r/>
-      <w:r>
+      <w:pPr/>
+      <w:r>
+        <w:rPr>
+          <w:lang w:val="id_ID" w:bidi="id_ID"/>
+        </w:rPr>
+      </w:r>
+      <w:r>
+        <w:rPr>
+          <w:lang w:val="id_ID" w:bidi="id_ID"/>
+        </w:rPr>
         <w:t xml:space="preserve">Lihat: </w:t>
       </w:r>
       <w:r>
+        <w:rPr>
+          <w:lang w:val="id_ID" w:bidi="id_ID"/>
+        </w:rPr>
         <w:t>Metafora</w:t>
       </w:r>
-      <w:r/>
-      <w:r/>
-    </w:p>
-    <w:p>
-      <w:r/>
+      <w:r>
+        <w:rPr>
+          <w:lang w:val="id_ID" w:bidi="id_ID"/>
+        </w:rPr>
+      </w:r>
+      <w:r>
+        <w:rPr>
+          <w:lang w:val="id_ID" w:bidi="id_ID"/>
+        </w:rPr>
+      </w:r>
+    </w:p>
+    <w:p>
+      <w:pPr/>
+      <w:r>
+        <w:rPr>
+          <w:lang w:val="id_ID" w:bidi="id_ID"/>
+        </w:rPr>
+      </w:r>
     </w:p>
     <w:p>
       <w:pPr>
         <w:pStyle w:val="Heading2"/>
       </w:pPr>
       <w:r>
+        <w:rPr>
+          <w:lang w:val="id_ID" w:bidi="id_ID"/>
+        </w:rPr>
         <w:t>Filemon 1:16 (#5)</w:t>
       </w:r>
-      <w:r/>
-    </w:p>
-    <w:p>
-      <w:r/>
-      <w:r>
+      <w:r>
+        <w:rPr>
+          <w:lang w:val="id_ID" w:bidi="id_ID"/>
+        </w:rPr>
+      </w:r>
+    </w:p>
+    <w:p>
+      <w:pPr/>
+      <w:r>
+        <w:rPr>
+          <w:lang w:val="id_ID" w:bidi="id_ID"/>
+        </w:rPr>
+      </w:r>
+      <w:r>
+        <w:rPr>
+          <w:lang w:val="id_ID" w:bidi="id_ID"/>
+        </w:rPr>
         <w:t>Terjemahan alternatif: “ terkasih” atau “berharga”</w:t>
       </w:r>
-      <w:r/>
-      <w:r/>
-    </w:p>
-    <w:p>
-      <w:r/>
+      <w:r>
+        <w:rPr>
+          <w:lang w:val="id_ID" w:bidi="id_ID"/>
+        </w:rPr>
+      </w:r>
+      <w:r>
+        <w:rPr>
+          <w:lang w:val="id_ID" w:bidi="id_ID"/>
+        </w:rPr>
+      </w:r>
+    </w:p>
+    <w:p>
+      <w:pPr/>
+      <w:r>
+        <w:rPr>
+          <w:lang w:val="id_ID" w:bidi="id_ID"/>
+        </w:rPr>
+      </w:r>
     </w:p>
     <w:p>
       <w:pPr>
         <w:pStyle w:val="Heading2"/>
       </w:pPr>
       <w:r>
+        <w:rPr>
+          <w:lang w:val="id_ID" w:bidi="id_ID"/>
+        </w:rPr>
         <w:t>Filemon 1:16 (#6)</w:t>
       </w:r>
-      <w:r/>
-    </w:p>
-    <w:p>
-      <w:r/>
-      <w:r>
+      <w:r>
+        <w:rPr>
+          <w:lang w:val="id_ID" w:bidi="id_ID"/>
+        </w:rPr>
+      </w:r>
+    </w:p>
+    <w:p>
+      <w:pPr/>
+      <w:r>
+        <w:rPr>
+          <w:lang w:val="id_ID" w:bidi="id_ID"/>
+        </w:rPr>
+      </w:r>
+      <w:r>
+        <w:rPr>
+          <w:lang w:val="id_ID" w:bidi="id_ID"/>
+        </w:rPr>
         <w:t>Terjemahan alternatif: “dalam persekutuan persaudaraan melalui Yesus” atau ”dalam persekutuan orang-orang percaya di dalam Tuhan”</w:t>
       </w:r>
-      <w:r/>
-      <w:r/>
-    </w:p>
-    <w:p>
-      <w:r/>
+      <w:r>
+        <w:rPr>
+          <w:lang w:val="id_ID" w:bidi="id_ID"/>
+        </w:rPr>
+      </w:r>
+      <w:r>
+        <w:rPr>
+          <w:lang w:val="id_ID" w:bidi="id_ID"/>
+        </w:rPr>
+      </w:r>
+    </w:p>
+    <w:p>
+      <w:pPr/>
+      <w:r>
+        <w:rPr>
+          <w:lang w:val="id_ID" w:bidi="id_ID"/>
+        </w:rPr>
+      </w:r>
     </w:p>
     <w:p>
       <w:pPr>
         <w:pStyle w:val="Heading2"/>
       </w:pPr>
       <w:r>
+        <w:rPr>
+          <w:lang w:val="id_ID" w:bidi="id_ID"/>
+        </w:rPr>
         <w:t>Filemon 1:17 (#1)</w:t>
       </w:r>
-      <w:r/>
-    </w:p>
-    <w:p>
-      <w:r/>
-      <w:r>
+      <w:r>
+        <w:rPr>
+          <w:lang w:val="id_ID" w:bidi="id_ID"/>
+        </w:rPr>
+      </w:r>
+    </w:p>
+    <w:p>
+      <w:pPr/>
+      <w:r>
+        <w:rPr>
+          <w:lang w:val="id_ID" w:bidi="id_ID"/>
+        </w:rPr>
+      </w:r>
+      <w:r>
+        <w:rPr>
+          <w:lang w:val="id_ID" w:bidi="id_ID"/>
+        </w:rPr>
         <w:t>Paulus menulis dengan cara yang membuat seolah-olah Filemon tidak menganggap Paulus sebagai rekannya, tetapi ia tahu bahwa Filemon menganggap Paulus sebagai rekannya. Ini adalah cara untuk membuat Filemon menyetujui satu hal (bahwa Paulus adalah rekannya) sehingga ia akan menyetujui hal lainnya (menerima Onesimus). Jika bahasa Anda tidak menyatakan sesuatu sebagai sesuatu yang tidak pasti apakah itu pasti atau benar, dan jika pembaca Anda mungkin berpikir bahwa apa yang Paulus katakan tidak pasti, maka Anda dapat menerjemahkan kata-katanya sebagai pernyataan yang menegaskan. Terjemahan alternatif: “karena engkau memiliki aku sebagai pasanganmu”</w:t>
       </w:r>
     </w:p>
     <w:p>
-      <w:r/>
-      <w:r>
+      <w:pPr/>
+      <w:r>
+        <w:rPr>
+          <w:lang w:val="id_ID" w:bidi="id_ID"/>
+        </w:rPr>
+      </w:r>
+      <w:r>
+        <w:rPr>
+          <w:lang w:val="id_ID" w:bidi="id_ID"/>
+        </w:rPr>
         <w:t xml:space="preserve">Lihat: </w:t>
       </w:r>
       <w:r>
+        <w:rPr>
+          <w:lang w:val="id_ID" w:bidi="id_ID"/>
+        </w:rPr>
         <w:t>Connect — Factual Conditions</w:t>
       </w:r>
-      <w:r/>
-      <w:r/>
-    </w:p>
-    <w:p>
-      <w:r/>
+      <w:r>
+        <w:rPr>
+          <w:lang w:val="id_ID" w:bidi="id_ID"/>
+        </w:rPr>
+      </w:r>
+      <w:r>
+        <w:rPr>
+          <w:lang w:val="id_ID" w:bidi="id_ID"/>
+        </w:rPr>
+      </w:r>
+    </w:p>
+    <w:p>
+      <w:pPr/>
+      <w:r>
+        <w:rPr>
+          <w:lang w:val="id_ID" w:bidi="id_ID"/>
+        </w:rPr>
+      </w:r>
     </w:p>
     <w:p>
       <w:pPr>
         <w:pStyle w:val="Heading2"/>
       </w:pPr>
       <w:r>
+        <w:rPr>
+          <w:lang w:val="id_ID" w:bidi="id_ID"/>
+        </w:rPr>
         <w:t>Filemon 1:17 (#2)</w:t>
       </w:r>
-      <w:r/>
-    </w:p>
-    <w:p>
-      <w:r/>
-      <w:r>
+      <w:r>
+        <w:rPr>
+          <w:lang w:val="id_ID" w:bidi="id_ID"/>
+        </w:rPr>
+      </w:r>
+    </w:p>
+    <w:p>
+      <w:pPr/>
+      <w:r>
+        <w:rPr>
+          <w:lang w:val="id_ID" w:bidi="id_ID"/>
+        </w:rPr>
+      </w:r>
+      <w:r>
+        <w:rPr>
+          <w:lang w:val="id_ID" w:bidi="id_ID"/>
+        </w:rPr>
         <w:t xml:space="preserve">Oleh karena itu, </w:t>
       </w:r>
       <w:r>
         <w:rPr>
           <w:b/>
+          <w:lang w:val="id_ID" w:bidi="id_ID"/>
         </w:rPr>
         <w:t>Karena itu</w:t>
       </w:r>
       <w:r>
+        <w:rPr>
+          <w:lang w:val="id_ID" w:bidi="id_ID"/>
+        </w:rPr>
         <w:t xml:space="preserve"> berarti bahwa apa yang terjadi sebelum kata ini menjadi alasan untuk apa yang terjadi setelahnya. Bisa jadi Paulus bermaksud agar segala sesuatu yang datang sebelumnya menjadi alasannya, karena kata ini juga mengindikasikan bahwa Paulus sekarang sampai pada poin utama dari surat ini. Gunakan metode yang wajar dalam bahasa Anda untuk menunjukkan transisi ini. Terjemahan alternatif: “Karena semua hal ini”</w:t>
       </w:r>
     </w:p>
     <w:p>
-      <w:r/>
-      <w:r>
+      <w:pPr/>
+      <w:r>
+        <w:rPr>
+          <w:lang w:val="id_ID" w:bidi="id_ID"/>
+        </w:rPr>
+      </w:r>
+      <w:r>
+        <w:rPr>
+          <w:lang w:val="id_ID" w:bidi="id_ID"/>
+        </w:rPr>
         <w:t xml:space="preserve">Lihat: </w:t>
       </w:r>
       <w:r>
+        <w:rPr>
+          <w:lang w:val="id_ID" w:bidi="id_ID"/>
+        </w:rPr>
         <w:t>Koneksi — Hubungan Sebab-Akibat</w:t>
       </w:r>
-      <w:r/>
-      <w:r/>
-    </w:p>
-    <w:p>
-      <w:r/>
+      <w:r>
+        <w:rPr>
+          <w:lang w:val="id_ID" w:bidi="id_ID"/>
+        </w:rPr>
+      </w:r>
+      <w:r>
+        <w:rPr>
+          <w:lang w:val="id_ID" w:bidi="id_ID"/>
+        </w:rPr>
+      </w:r>
+    </w:p>
+    <w:p>
+      <w:pPr/>
+      <w:r>
+        <w:rPr>
+          <w:lang w:val="id_ID" w:bidi="id_ID"/>
+        </w:rPr>
+      </w:r>
     </w:p>
     <w:p>
       <w:pPr>
         <w:pStyle w:val="Heading2"/>
       </w:pPr>
       <w:r>
+        <w:rPr>
+          <w:lang w:val="id_ID" w:bidi="id_ID"/>
+        </w:rPr>
         <w:t>Filemon 1:17 (#3)</w:t>
       </w:r>
-      <w:r/>
-    </w:p>
-    <w:p>
-      <w:r/>
-      <w:r>
+      <w:r>
+        <w:rPr>
+          <w:lang w:val="id_ID" w:bidi="id_ID"/>
+        </w:rPr>
+      </w:r>
+    </w:p>
+    <w:p>
+      <w:pPr/>
+      <w:r>
+        <w:rPr>
+          <w:lang w:val="id_ID" w:bidi="id_ID"/>
+        </w:rPr>
+      </w:r>
+      <w:r>
+        <w:rPr>
+          <w:lang w:val="id_ID" w:bidi="id_ID"/>
+        </w:rPr>
         <w:t>Paulus meninggalkan beberapa kata di sini yang dibutuhkan oleh sebuah kalimat dalam banyak bahasa untuk menjadi lengkap. Jika itu akan membantu dalam bahasa Anda, Anda dapat menyediakan kata-kata ini dari konteksnya. Terjemahan alternatif: “terimalah dia sama seperti kamu menerima aku”</w:t>
       </w:r>
     </w:p>
     <w:p>
-      <w:r/>
-      <w:r>
+      <w:pPr/>
+      <w:r>
+        <w:rPr>
+          <w:lang w:val="id_ID" w:bidi="id_ID"/>
+        </w:rPr>
+      </w:r>
+      <w:r>
+        <w:rPr>
+          <w:lang w:val="id_ID" w:bidi="id_ID"/>
+        </w:rPr>
         <w:t xml:space="preserve">Lihat: </w:t>
       </w:r>
       <w:r>
+        <w:rPr>
+          <w:lang w:val="id_ID" w:bidi="id_ID"/>
+        </w:rPr>
         <w:t>Elipsis</w:t>
       </w:r>
-      <w:r/>
-      <w:r/>
-    </w:p>
-    <w:p>
-      <w:r/>
+      <w:r>
+        <w:rPr>
+          <w:lang w:val="id_ID" w:bidi="id_ID"/>
+        </w:rPr>
+      </w:r>
+      <w:r>
+        <w:rPr>
+          <w:lang w:val="id_ID" w:bidi="id_ID"/>
+        </w:rPr>
+      </w:r>
+    </w:p>
+    <w:p>
+      <w:pPr/>
+      <w:r>
+        <w:rPr>
+          <w:lang w:val="id_ID" w:bidi="id_ID"/>
+        </w:rPr>
+      </w:r>
     </w:p>
     <w:p>
       <w:pPr>
         <w:pStyle w:val="Heading2"/>
       </w:pPr>
       <w:r>
+        <w:rPr>
+          <w:lang w:val="id_ID" w:bidi="id_ID"/>
+        </w:rPr>
         <w:t>Filemon 1:18 (#1)</w:t>
       </w:r>
-      <w:r/>
-    </w:p>
-    <w:p>
-      <w:r/>
-      <w:r>
+      <w:r>
+        <w:rPr>
+          <w:lang w:val="id_ID" w:bidi="id_ID"/>
+        </w:rPr>
+      </w:r>
+    </w:p>
+    <w:p>
+      <w:pPr/>
+      <w:r>
+        <w:rPr>
+          <w:lang w:val="id_ID" w:bidi="id_ID"/>
+        </w:rPr>
+      </w:r>
+      <w:r>
+        <w:rPr>
+          <w:lang w:val="id_ID" w:bidi="id_ID"/>
+        </w:rPr>
         <w:t>Onesimus tentu saja melakukan kesalahan terhadap Filemon dengan melarikan diri, dan dia mungkin juga mencuri sebagian harta benda Filemon. Tetapi Paulus menyatakan hal-hal ini sebagai sesuatu yang tidak pasti untuk bersikap sopan. Jika bahasa Anda tidak menggunakan pernyataan bersyarat seperti ini, maka gunakanlah cara yang lebih alamiah untuk menyatakannya. Terjemahan alternatif: “Tetapi apa pun yang telah diambilnya atau kesalahan apa pun yang telah dilakukannya kepadamu”</w:t>
       </w:r>
     </w:p>
     <w:p>
-      <w:r/>
-      <w:r>
+      <w:pPr/>
+      <w:r>
+        <w:rPr>
+          <w:lang w:val="id_ID" w:bidi="id_ID"/>
+        </w:rPr>
+      </w:r>
+      <w:r>
+        <w:rPr>
+          <w:lang w:val="id_ID" w:bidi="id_ID"/>
+        </w:rPr>
         <w:t xml:space="preserve">Lihat: </w:t>
       </w:r>
       <w:r>
+        <w:rPr>
+          <w:lang w:val="id_ID" w:bidi="id_ID"/>
+        </w:rPr>
         <w:t>Connect — Factual Conditions</w:t>
       </w:r>
-      <w:r/>
-      <w:r/>
-    </w:p>
-    <w:p>
-      <w:r/>
+      <w:r>
+        <w:rPr>
+          <w:lang w:val="id_ID" w:bidi="id_ID"/>
+        </w:rPr>
+      </w:r>
+      <w:r>
+        <w:rPr>
+          <w:lang w:val="id_ID" w:bidi="id_ID"/>
+        </w:rPr>
+      </w:r>
+    </w:p>
+    <w:p>
+      <w:pPr/>
+      <w:r>
+        <w:rPr>
+          <w:lang w:val="id_ID" w:bidi="id_ID"/>
+        </w:rPr>
+      </w:r>
     </w:p>
     <w:p>
       <w:pPr>
         <w:pStyle w:val="Heading2"/>
       </w:pPr>
       <w:r>
+        <w:rPr>
+          <w:lang w:val="id_ID" w:bidi="id_ID"/>
+        </w:rPr>
         <w:t>Filemon 1:18 (#2)</w:t>
       </w:r>
-      <w:r/>
-    </w:p>
-    <w:p>
-      <w:r/>
-      <w:r>
+      <w:r>
+        <w:rPr>
+          <w:lang w:val="id_ID" w:bidi="id_ID"/>
+        </w:rPr>
+      </w:r>
+    </w:p>
+    <w:p>
+      <w:pPr/>
+      <w:r>
+        <w:rPr>
+          <w:lang w:val="id_ID" w:bidi="id_ID"/>
+        </w:rPr>
+      </w:r>
+      <w:r>
+        <w:rPr>
+          <w:lang w:val="id_ID" w:bidi="id_ID"/>
+        </w:rPr>
         <w:t xml:space="preserve">Kedua frasa ini memiliki arti yang sama, meskipun </w:t>
       </w:r>
       <w:r>
         <w:rPr>
           <w:b/>
+          <w:lang w:val="id_ID" w:bidi="id_ID"/>
         </w:rPr>
         <w:t>merugikan Anda</w:t>
       </w:r>
       <w:r>
+        <w:rPr>
+          <w:lang w:val="id_ID" w:bidi="id_ID"/>
+        </w:rPr>
         <w:t xml:space="preserve"> lebih umum daripada **berutang budi pada Anda. Jika ingin lebih alami dalam bahasa Anda, Anda dapat meletakkan frasa yang lebih umum di urutan kedua. Terjemahan alternatif: “Tapi jika dia berhutang sesuatu atau bersalah padamu dengan cara apa pun”</w:t>
       </w:r>
-      <w:r/>
-      <w:r/>
-    </w:p>
-    <w:p>
-      <w:r/>
+      <w:r>
+        <w:rPr>
+          <w:lang w:val="id_ID" w:bidi="id_ID"/>
+        </w:rPr>
+      </w:r>
+      <w:r>
+        <w:rPr>
+          <w:lang w:val="id_ID" w:bidi="id_ID"/>
+        </w:rPr>
+      </w:r>
+    </w:p>
+    <w:p>
+      <w:pPr/>
+      <w:r>
+        <w:rPr>
+          <w:lang w:val="id_ID" w:bidi="id_ID"/>
+        </w:rPr>
+      </w:r>
     </w:p>
     <w:p>
       <w:pPr>
         <w:pStyle w:val="Heading2"/>
       </w:pPr>
       <w:r>
+        <w:rPr>
+          <w:lang w:val="id_ID" w:bidi="id_ID"/>
+        </w:rPr>
         <w:t>Filemon 1:18 (#3)</w:t>
       </w:r>
-      <w:r/>
-    </w:p>
-    <w:p>
-      <w:r/>
-      <w:r>
+      <w:r>
+        <w:rPr>
+          <w:lang w:val="id_ID" w:bidi="id_ID"/>
+        </w:rPr>
+      </w:r>
+    </w:p>
+    <w:p>
+      <w:pPr/>
+      <w:r>
+        <w:rPr>
+          <w:lang w:val="id_ID" w:bidi="id_ID"/>
+        </w:rPr>
+      </w:r>
+      <w:r>
+        <w:rPr>
+          <w:lang w:val="id_ID" w:bidi="id_ID"/>
+        </w:rPr>
         <w:t>Terjemahan alternatif: “ Aku akan bertanggung jawab untuk melunasi hutangmu” atau “katakanlah bahwa akulah yang berhutang padamu”</w:t>
       </w:r>
-      <w:r/>
-      <w:r/>
-    </w:p>
-    <w:p>
-      <w:r/>
+      <w:r>
+        <w:rPr>
+          <w:lang w:val="id_ID" w:bidi="id_ID"/>
+        </w:rPr>
+      </w:r>
+      <w:r>
+        <w:rPr>
+          <w:lang w:val="id_ID" w:bidi="id_ID"/>
+        </w:rPr>
+      </w:r>
+    </w:p>
+    <w:p>
+      <w:pPr/>
+      <w:r>
+        <w:rPr>
+          <w:lang w:val="id_ID" w:bidi="id_ID"/>
+        </w:rPr>
+      </w:r>
     </w:p>
     <w:p>
       <w:pPr>
         <w:pStyle w:val="Heading2"/>
       </w:pPr>
       <w:r>
+        <w:rPr>
+          <w:lang w:val="id_ID" w:bidi="id_ID"/>
+        </w:rPr>
         <w:t>Filemon 1:19 (#1)</w:t>
       </w:r>
-      <w:r/>
-    </w:p>
-    <w:p>
-      <w:r/>
-      <w:r>
+      <w:r>
+        <w:rPr>
+          <w:lang w:val="id_ID" w:bidi="id_ID"/>
+        </w:rPr>
+      </w:r>
+    </w:p>
+    <w:p>
+      <w:pPr/>
+      <w:r>
+        <w:rPr>
+          <w:lang w:val="id_ID" w:bidi="id_ID"/>
+        </w:rPr>
+      </w:r>
+      <w:r>
+        <w:rPr>
+          <w:lang w:val="id_ID" w:bidi="id_ID"/>
+        </w:rPr>
         <w:t>Paulus menulis bagian ini dengan “tangannya sendiri” supaya Filemon tahu bahwa kata-kata ini benar-benar berasal dari Paulus, dan bahwa Paulus benar-benar akan membayarnya. Dia menggunakan bentuk lampau di sini karena tindakan menulisnya terjadi di masa lampau ketika Filemon membaca surat itu. Gunakanlah bentuk kata kerja yang paling alami dalam bahasa Anda. Terjemahan alternatif: “Aku, Paulus, menulis surat ini sendiri.”</w:t>
       </w:r>
-      <w:r/>
-      <w:r/>
-    </w:p>
-    <w:p>
-      <w:r/>
+      <w:r>
+        <w:rPr>
+          <w:lang w:val="id_ID" w:bidi="id_ID"/>
+        </w:rPr>
+      </w:r>
+      <w:r>
+        <w:rPr>
+          <w:lang w:val="id_ID" w:bidi="id_ID"/>
+        </w:rPr>
+      </w:r>
+    </w:p>
+    <w:p>
+      <w:pPr/>
+      <w:r>
+        <w:rPr>
+          <w:lang w:val="id_ID" w:bidi="id_ID"/>
+        </w:rPr>
+      </w:r>
     </w:p>
     <w:p>
       <w:pPr>
         <w:pStyle w:val="Heading2"/>
       </w:pPr>
       <w:r>
+        <w:rPr>
+          <w:lang w:val="id_ID" w:bidi="id_ID"/>
+        </w:rPr>
         <w:t>Filemon 1:19 (#2)</w:t>
       </w:r>
-      <w:r/>
-    </w:p>
-    <w:p>
-      <w:r/>
-      <w:r>
+      <w:r>
+        <w:rPr>
+          <w:lang w:val="id_ID" w:bidi="id_ID"/>
+        </w:rPr>
+      </w:r>
+    </w:p>
+    <w:p>
+      <w:pPr/>
+      <w:r>
+        <w:rPr>
+          <w:lang w:val="id_ID" w:bidi="id_ID"/>
+        </w:rPr>
+      </w:r>
+      <w:r>
+        <w:rPr>
+          <w:lang w:val="id_ID" w:bidi="id_ID"/>
+        </w:rPr>
         <w:t>Paulus mengatakan bahwa ia tidak akan mengatakan sesuatu kepada Filemon ketika mengatakannya. Ini adalah cara yang sopan untuk menekankan kebenaran dari apa yang Paulus katakan. Jika bahasa Anda tidak menggunakan ironi seperti ini, gunakanlah ungkapan yang lebih alami. Terjemahan alternatif: “Saya tidak perlu mengingatkanmu” atau ”Kamu sudah tahu”</w:t>
       </w:r>
     </w:p>
     <w:p>
-      <w:r/>
-      <w:r>
+      <w:pPr/>
+      <w:r>
+        <w:rPr>
+          <w:lang w:val="id_ID" w:bidi="id_ID"/>
+        </w:rPr>
+      </w:r>
+      <w:r>
+        <w:rPr>
+          <w:lang w:val="id_ID" w:bidi="id_ID"/>
+        </w:rPr>
         <w:t xml:space="preserve">Lihat: </w:t>
       </w:r>
       <w:r>
+        <w:rPr>
+          <w:lang w:val="id_ID" w:bidi="id_ID"/>
+        </w:rPr>
         <w:t>Ironi</w:t>
       </w:r>
-      <w:r/>
-      <w:r/>
-    </w:p>
-    <w:p>
-      <w:r/>
+      <w:r>
+        <w:rPr>
+          <w:lang w:val="id_ID" w:bidi="id_ID"/>
+        </w:rPr>
+      </w:r>
+      <w:r>
+        <w:rPr>
+          <w:lang w:val="id_ID" w:bidi="id_ID"/>
+        </w:rPr>
+      </w:r>
+    </w:p>
+    <w:p>
+      <w:pPr/>
+      <w:r>
+        <w:rPr>
+          <w:lang w:val="id_ID" w:bidi="id_ID"/>
+        </w:rPr>
+      </w:r>
     </w:p>
     <w:p>
       <w:pPr>
         <w:pStyle w:val="Heading2"/>
       </w:pPr>
       <w:r>
+        <w:rPr>
+          <w:lang w:val="id_ID" w:bidi="id_ID"/>
+        </w:rPr>
         <w:t>Filemon 1:19 (#3)</w:t>
       </w:r>
-      <w:r/>
-    </w:p>
-    <w:p>
-      <w:r/>
-      <w:r>
+      <w:r>
+        <w:rPr>
+          <w:lang w:val="id_ID" w:bidi="id_ID"/>
+        </w:rPr>
+      </w:r>
+    </w:p>
+    <w:p>
+      <w:pPr/>
+      <w:r>
+        <w:rPr>
+          <w:lang w:val="id_ID" w:bidi="id_ID"/>
+        </w:rPr>
+      </w:r>
+      <w:r>
+        <w:rPr>
+          <w:lang w:val="id_ID" w:bidi="id_ID"/>
+        </w:rPr>
         <w:t>Paulus menyiratkan bahwa apa pun yang menjadi utang Onesimus atau Paulus kepada Filemon telah dibatalkan oleh jumlah yang lebih besar yang menjadi utang Filemon kepada Paulus, yaitu nyawa Filemon sendiri. Alasan mengapa Filemon berhutang nyawa kepada Paulus dapat dijelaskan secara eksplisit. Terjemahan alternatif: “Kamu bahkan berhutang nyawa kepadaku” atau ‘kamu berhutang lebih banyak lagi kepadaku karena aku telah menyelamatkan nyawamu’ atau ”kamu berhutang nyawa kepadaku karena aku telah memberitahukan kepadamu tentang Yesus”</w:t>
       </w:r>
     </w:p>
     <w:p>
-      <w:r/>
-      <w:r>
+      <w:pPr/>
+      <w:r>
+        <w:rPr>
+          <w:lang w:val="id_ID" w:bidi="id_ID"/>
+        </w:rPr>
+      </w:r>
+      <w:r>
+        <w:rPr>
+          <w:lang w:val="id_ID" w:bidi="id_ID"/>
+        </w:rPr>
         <w:t xml:space="preserve">Lihat: </w:t>
       </w:r>
       <w:r>
+        <w:rPr>
+          <w:lang w:val="id_ID" w:bidi="id_ID"/>
+        </w:rPr>
         <w:t>Assumed Knowledge and Implicit Information</w:t>
       </w:r>
-      <w:r/>
-      <w:r/>
-    </w:p>
-    <w:p>
-      <w:r/>
+      <w:r>
+        <w:rPr>
+          <w:lang w:val="id_ID" w:bidi="id_ID"/>
+        </w:rPr>
+      </w:r>
+      <w:r>
+        <w:rPr>
+          <w:lang w:val="id_ID" w:bidi="id_ID"/>
+        </w:rPr>
+      </w:r>
+    </w:p>
+    <w:p>
+      <w:pPr/>
+      <w:r>
+        <w:rPr>
+          <w:lang w:val="id_ID" w:bidi="id_ID"/>
+        </w:rPr>
+      </w:r>
     </w:p>
     <w:p>
       <w:pPr>
         <w:pStyle w:val="Heading2"/>
       </w:pPr>
       <w:r>
+        <w:rPr>
+          <w:lang w:val="id_ID" w:bidi="id_ID"/>
+        </w:rPr>
         <w:t>Filemon 1:20 (#1)</w:t>
       </w:r>
-      <w:r/>
-    </w:p>
-    <w:p>
-      <w:r/>
-      <w:r>
+      <w:r>
+        <w:rPr>
+          <w:lang w:val="id_ID" w:bidi="id_ID"/>
+        </w:rPr>
+      </w:r>
+    </w:p>
+    <w:p>
+      <w:pPr/>
+      <w:r>
+        <w:rPr>
+          <w:lang w:val="id_ID" w:bidi="id_ID"/>
+        </w:rPr>
+      </w:r>
+      <w:r>
+        <w:rPr>
+          <w:lang w:val="id_ID" w:bidi="id_ID"/>
+        </w:rPr>
         <w:t xml:space="preserve">Di sini, </w:t>
       </w:r>
       <w:r>
         <w:rPr>
           <w:b/>
+          <w:lang w:val="id_ID" w:bidi="id_ID"/>
         </w:rPr>
         <w:t>saudara</w:t>
       </w:r>
       <w:r>
+        <w:rPr>
+          <w:lang w:val="id_ID" w:bidi="id_ID"/>
+        </w:rPr>
         <w:t xml:space="preserve"> adalah metafora untuk sesama orang percaya. Terjemahan alternatif: “saudara rohani” atau ”saudara di dalam Kristus”</w:t>
       </w:r>
     </w:p>
     <w:p>
-      <w:r/>
-      <w:r>
+      <w:pPr/>
+      <w:r>
+        <w:rPr>
+          <w:lang w:val="id_ID" w:bidi="id_ID"/>
+        </w:rPr>
+      </w:r>
+      <w:r>
+        <w:rPr>
+          <w:lang w:val="id_ID" w:bidi="id_ID"/>
+        </w:rPr>
         <w:t xml:space="preserve">Lihat: </w:t>
       </w:r>
       <w:r>
+        <w:rPr>
+          <w:lang w:val="id_ID" w:bidi="id_ID"/>
+        </w:rPr>
         <w:t>Metafora</w:t>
       </w:r>
-      <w:r/>
-      <w:r/>
-    </w:p>
-    <w:p>
-      <w:r/>
+      <w:r>
+        <w:rPr>
+          <w:lang w:val="id_ID" w:bidi="id_ID"/>
+        </w:rPr>
+      </w:r>
+      <w:r>
+        <w:rPr>
+          <w:lang w:val="id_ID" w:bidi="id_ID"/>
+        </w:rPr>
+      </w:r>
+    </w:p>
+    <w:p>
+      <w:pPr/>
+      <w:r>
+        <w:rPr>
+          <w:lang w:val="id_ID" w:bidi="id_ID"/>
+        </w:rPr>
+      </w:r>
     </w:p>
     <w:p>
       <w:pPr>
         <w:pStyle w:val="Heading2"/>
       </w:pPr>
       <w:r>
+        <w:rPr>
+          <w:lang w:val="id_ID" w:bidi="id_ID"/>
+        </w:rPr>
         <w:t>Filemon 1:20 (#2)</w:t>
       </w:r>
-      <w:r/>
-    </w:p>
-    <w:p>
-      <w:r/>
-      <w:r>
+      <w:r>
+        <w:rPr>
+          <w:lang w:val="id_ID" w:bidi="id_ID"/>
+        </w:rPr>
+      </w:r>
+    </w:p>
+    <w:p>
+      <w:pPr/>
+      <w:r>
+        <w:rPr>
+          <w:lang w:val="id_ID" w:bidi="id_ID"/>
+        </w:rPr>
+      </w:r>
+      <w:r>
+        <w:rPr>
+          <w:lang w:val="id_ID" w:bidi="id_ID"/>
+        </w:rPr>
         <w:t xml:space="preserve">Perhatikan bagaimana Anda menerjemahkan kata </w:t>
       </w:r>
       <w:r>
         <w:rPr>
           <w:b/>
+          <w:lang w:val="id_ID" w:bidi="id_ID"/>
         </w:rPr>
         <w:t>di dalam Tuhan</w:t>
       </w:r>
       <w:r>
+        <w:rPr>
+          <w:lang w:val="id_ID" w:bidi="id_ID"/>
+        </w:rPr>
         <w:t xml:space="preserve"> dalam ayat 16. Metafora ini mengacu pada menjadi orang percaya kepada Yesus dan artinya sama dengan </w:t>
       </w:r>
       <w:r>
         <w:rPr>
           <w:b/>
+          <w:lang w:val="id_ID" w:bidi="id_ID"/>
         </w:rPr>
         <w:t>di dalam Kristus</w:t>
       </w:r>
       <w:r>
+        <w:rPr>
+          <w:lang w:val="id_ID" w:bidi="id_ID"/>
+        </w:rPr>
         <w:t>. Terjemahan alternatif: “sebagaimana kamu melayani Tuhan” atau ”karena kita adalah sesama orang percaya di dalam Tuhan”</w:t>
       </w:r>
     </w:p>
     <w:p>
-      <w:r/>
-      <w:r>
+      <w:pPr/>
+      <w:r>
+        <w:rPr>
+          <w:lang w:val="id_ID" w:bidi="id_ID"/>
+        </w:rPr>
+      </w:r>
+      <w:r>
+        <w:rPr>
+          <w:lang w:val="id_ID" w:bidi="id_ID"/>
+        </w:rPr>
         <w:t xml:space="preserve">Lihat: </w:t>
       </w:r>
       <w:r>
+        <w:rPr>
+          <w:lang w:val="id_ID" w:bidi="id_ID"/>
+        </w:rPr>
         <w:t>Metafora</w:t>
       </w:r>
-      <w:r/>
-      <w:r/>
-    </w:p>
-    <w:p>
-      <w:r/>
+      <w:r>
+        <w:rPr>
+          <w:lang w:val="id_ID" w:bidi="id_ID"/>
+        </w:rPr>
+      </w:r>
+      <w:r>
+        <w:rPr>
+          <w:lang w:val="id_ID" w:bidi="id_ID"/>
+        </w:rPr>
+      </w:r>
+    </w:p>
+    <w:p>
+      <w:pPr/>
+      <w:r>
+        <w:rPr>
+          <w:lang w:val="id_ID" w:bidi="id_ID"/>
+        </w:rPr>
+      </w:r>
     </w:p>
     <w:p>
       <w:pPr>
         <w:pStyle w:val="Heading2"/>
       </w:pPr>
       <w:r>
+        <w:rPr>
+          <w:lang w:val="id_ID" w:bidi="id_ID"/>
+        </w:rPr>
         <w:t>Filemon 1:20 (#3)</w:t>
       </w:r>
-      <w:r/>
-    </w:p>
-    <w:p>
-      <w:r/>
-      <w:r>
+      <w:r>
+        <w:rPr>
+          <w:lang w:val="id_ID" w:bidi="id_ID"/>
+        </w:rPr>
+      </w:r>
+    </w:p>
+    <w:p>
+      <w:pPr/>
+      <w:r>
+        <w:rPr>
+          <w:lang w:val="id_ID" w:bidi="id_ID"/>
+        </w:rPr>
+      </w:r>
+      <w:r>
+        <w:rPr>
+          <w:lang w:val="id_ID" w:bidi="id_ID"/>
+        </w:rPr>
         <w:t>Bagaimana Paulus ingin Filemon menyegarkan dirinya dapat dilihat secara eksplisit. Terjemahan alternatif: “Segarkanlah batin saya di dalam Kristus dengan menerima Onesimus dengan baik”</w:t>
       </w:r>
     </w:p>
     <w:p>
-      <w:r/>
-      <w:r>
+      <w:pPr/>
+      <w:r>
+        <w:rPr>
+          <w:lang w:val="id_ID" w:bidi="id_ID"/>
+        </w:rPr>
+      </w:r>
+      <w:r>
+        <w:rPr>
+          <w:lang w:val="id_ID" w:bidi="id_ID"/>
+        </w:rPr>
         <w:t xml:space="preserve">Lihat: </w:t>
       </w:r>
       <w:r>
+        <w:rPr>
+          <w:lang w:val="id_ID" w:bidi="id_ID"/>
+        </w:rPr>
         <w:t>Assumed Knowledge and Implicit Information</w:t>
       </w:r>
-      <w:r/>
-      <w:r/>
-    </w:p>
-    <w:p>
-      <w:r/>
+      <w:r>
+        <w:rPr>
+          <w:lang w:val="id_ID" w:bidi="id_ID"/>
+        </w:rPr>
+      </w:r>
+      <w:r>
+        <w:rPr>
+          <w:lang w:val="id_ID" w:bidi="id_ID"/>
+        </w:rPr>
+      </w:r>
+    </w:p>
+    <w:p>
+      <w:pPr/>
+      <w:r>
+        <w:rPr>
+          <w:lang w:val="id_ID" w:bidi="id_ID"/>
+        </w:rPr>
+      </w:r>
     </w:p>
     <w:p>
       <w:pPr>
         <w:pStyle w:val="Heading2"/>
       </w:pPr>
       <w:r>
+        <w:rPr>
+          <w:lang w:val="id_ID" w:bidi="id_ID"/>
+        </w:rPr>
         <w:t>Filemon 1:20 (#4)</w:t>
       </w:r>
-      <w:r/>
-    </w:p>
-    <w:p>
-      <w:r/>
-      <w:r>
+      <w:r>
+        <w:rPr>
+          <w:lang w:val="id_ID" w:bidi="id_ID"/>
+        </w:rPr>
+      </w:r>
+    </w:p>
+    <w:p>
+      <w:pPr/>
+      <w:r>
+        <w:rPr>
+          <w:lang w:val="id_ID" w:bidi="id_ID"/>
+        </w:rPr>
+      </w:r>
+      <w:r>
+        <w:rPr>
+          <w:lang w:val="id_ID" w:bidi="id_ID"/>
+        </w:rPr>
         <w:t xml:space="preserve">Di sini, </w:t>
       </w:r>
       <w:r>
         <w:rPr>
           <w:b/>
+          <w:lang w:val="id_ID" w:bidi="id_ID"/>
         </w:rPr>
         <w:t>menyegarkan</w:t>
       </w:r>
       <w:r>
+        <w:rPr>
+          <w:lang w:val="id_ID" w:bidi="id_ID"/>
+        </w:rPr>
         <w:t xml:space="preserve"> adalah metafora untuk menghibur atau menyemangati. Terjemahan alternatif: “menyemangati saya” atau ”menghibur saya”</w:t>
       </w:r>
     </w:p>
     <w:p>
-      <w:r/>
-      <w:r>
+      <w:pPr/>
+      <w:r>
+        <w:rPr>
+          <w:lang w:val="id_ID" w:bidi="id_ID"/>
+        </w:rPr>
+      </w:r>
+      <w:r>
+        <w:rPr>
+          <w:lang w:val="id_ID" w:bidi="id_ID"/>
+        </w:rPr>
         <w:t xml:space="preserve">Lihat: </w:t>
       </w:r>
       <w:r>
+        <w:rPr>
+          <w:lang w:val="id_ID" w:bidi="id_ID"/>
+        </w:rPr>
         <w:t>Metafora</w:t>
       </w:r>
-      <w:r/>
-      <w:r/>
-    </w:p>
-    <w:p>
-      <w:r/>
+      <w:r>
+        <w:rPr>
+          <w:lang w:val="id_ID" w:bidi="id_ID"/>
+        </w:rPr>
+      </w:r>
+      <w:r>
+        <w:rPr>
+          <w:lang w:val="id_ID" w:bidi="id_ID"/>
+        </w:rPr>
+      </w:r>
+    </w:p>
+    <w:p>
+      <w:pPr/>
+      <w:r>
+        <w:rPr>
+          <w:lang w:val="id_ID" w:bidi="id_ID"/>
+        </w:rPr>
+      </w:r>
     </w:p>
     <w:p>
       <w:pPr>
         <w:pStyle w:val="Heading2"/>
       </w:pPr>
       <w:r>
+        <w:rPr>
+          <w:lang w:val="id_ID" w:bidi="id_ID"/>
+        </w:rPr>
         <w:t>Filemon 1:20 (#5)</w:t>
       </w:r>
-      <w:r/>
-    </w:p>
-    <w:p>
-      <w:r/>
-      <w:r>
+      <w:r>
+        <w:rPr>
+          <w:lang w:val="id_ID" w:bidi="id_ID"/>
+        </w:rPr>
+      </w:r>
+    </w:p>
+    <w:p>
+      <w:pPr/>
+      <w:r>
+        <w:rPr>
+          <w:lang w:val="id_ID" w:bidi="id_ID"/>
+        </w:rPr>
+      </w:r>
+      <w:r>
+        <w:rPr>
+          <w:lang w:val="id_ID" w:bidi="id_ID"/>
+        </w:rPr>
         <w:t xml:space="preserve">Di sini, </w:t>
       </w:r>
       <w:r>
         <w:rPr>
           <w:b/>
+          <w:lang w:val="id_ID" w:bidi="id_ID"/>
         </w:rPr>
         <w:t>bagian dalam</w:t>
       </w:r>
       <w:r>
+        <w:rPr>
+          <w:lang w:val="id_ID" w:bidi="id_ID"/>
+        </w:rPr>
         <w:t xml:space="preserve"> adalah metonim untuk perasaan, pikiran, atau batin seseorang. Terjemahan alternatif: “ menyemangati ku” atau “menghiburku”</w:t>
       </w:r>
     </w:p>
     <w:p>
-      <w:r/>
-      <w:r>
+      <w:pPr/>
+      <w:r>
+        <w:rPr>
+          <w:lang w:val="id_ID" w:bidi="id_ID"/>
+        </w:rPr>
+      </w:r>
+      <w:r>
+        <w:rPr>
+          <w:lang w:val="id_ID" w:bidi="id_ID"/>
+        </w:rPr>
         <w:t xml:space="preserve">Lihat: </w:t>
       </w:r>
       <w:r>
+        <w:rPr>
+          <w:lang w:val="id_ID" w:bidi="id_ID"/>
+        </w:rPr>
         <w:t>Metonimi</w:t>
       </w:r>
-      <w:r/>
-      <w:r/>
-    </w:p>
-    <w:p>
-      <w:r/>
+      <w:r>
+        <w:rPr>
+          <w:lang w:val="id_ID" w:bidi="id_ID"/>
+        </w:rPr>
+      </w:r>
+      <w:r>
+        <w:rPr>
+          <w:lang w:val="id_ID" w:bidi="id_ID"/>
+        </w:rPr>
+      </w:r>
+    </w:p>
+    <w:p>
+      <w:pPr/>
+      <w:r>
+        <w:rPr>
+          <w:lang w:val="id_ID" w:bidi="id_ID"/>
+        </w:rPr>
+      </w:r>
     </w:p>
     <w:p>
       <w:pPr>
         <w:pStyle w:val="Heading2"/>
       </w:pPr>
       <w:r>
+        <w:rPr>
+          <w:lang w:val="id_ID" w:bidi="id_ID"/>
+        </w:rPr>
         <w:t>Filemon 1:21 (#1)</w:t>
       </w:r>
-      <w:r/>
-    </w:p>
-    <w:p>
-      <w:r/>
-      <w:r>
+      <w:r>
+        <w:rPr>
+          <w:lang w:val="id_ID" w:bidi="id_ID"/>
+        </w:rPr>
+      </w:r>
+    </w:p>
+    <w:p>
+      <w:pPr/>
+      <w:r>
+        <w:rPr>
+          <w:lang w:val="id_ID" w:bidi="id_ID"/>
+        </w:rPr>
+      </w:r>
+      <w:r>
+        <w:rPr>
+          <w:lang w:val="id_ID" w:bidi="id_ID"/>
+        </w:rPr>
         <w:t xml:space="preserve">Jika akan membantu dalam bahasa Anda, Anda dapat mengekspresikan ide di balik kata benda abstrak </w:t>
       </w:r>
       <w:r>
         <w:rPr>
           <w:b/>
+          <w:lang w:val="id_ID" w:bidi="id_ID"/>
         </w:rPr>
         <w:t>kepercayaan diri</w:t>
       </w:r>
       <w:r>
+        <w:rPr>
+          <w:lang w:val="id_ID" w:bidi="id_ID"/>
+        </w:rPr>
         <w:t xml:space="preserve"> dan </w:t>
       </w:r>
       <w:r>
         <w:rPr>
           <w:b/>
+          <w:lang w:val="id_ID" w:bidi="id_ID"/>
         </w:rPr>
         <w:t>ketaatan</w:t>
       </w:r>
       <w:r>
+        <w:rPr>
+          <w:lang w:val="id_ID" w:bidi="id_ID"/>
+        </w:rPr>
         <w:t xml:space="preserve"> dengan kata kerja. Terjemahan alternatif: “Karena saya yakin bahwa Anda akan taat”</w:t>
       </w:r>
     </w:p>
     <w:p>
-      <w:r/>
-      <w:r>
+      <w:pPr/>
+      <w:r>
+        <w:rPr>
+          <w:lang w:val="id_ID" w:bidi="id_ID"/>
+        </w:rPr>
+      </w:r>
+      <w:r>
+        <w:rPr>
+          <w:lang w:val="id_ID" w:bidi="id_ID"/>
+        </w:rPr>
         <w:t xml:space="preserve">Lihat: </w:t>
       </w:r>
       <w:r>
+        <w:rPr>
+          <w:lang w:val="id_ID" w:bidi="id_ID"/>
+        </w:rPr>
         <w:t>Kata Benda Abstrak</w:t>
       </w:r>
-      <w:r/>
-      <w:r/>
-    </w:p>
-    <w:p>
-      <w:r/>
+      <w:r>
+        <w:rPr>
+          <w:lang w:val="id_ID" w:bidi="id_ID"/>
+        </w:rPr>
+      </w:r>
+      <w:r>
+        <w:rPr>
+          <w:lang w:val="id_ID" w:bidi="id_ID"/>
+        </w:rPr>
+      </w:r>
+    </w:p>
+    <w:p>
+      <w:pPr/>
+      <w:r>
+        <w:rPr>
+          <w:lang w:val="id_ID" w:bidi="id_ID"/>
+        </w:rPr>
+      </w:r>
     </w:p>
     <w:p>
       <w:pPr>
         <w:pStyle w:val="Heading2"/>
       </w:pPr>
       <w:r>
+        <w:rPr>
+          <w:lang w:val="id_ID" w:bidi="id_ID"/>
+        </w:rPr>
         <w:t>Filemon 1:21 (#2)</w:t>
       </w:r>
-      <w:r/>
-    </w:p>
-    <w:p>
-      <w:r/>
-      <w:r>
+      <w:r>
+        <w:rPr>
+          <w:lang w:val="id_ID" w:bidi="id_ID"/>
+        </w:rPr>
+      </w:r>
+    </w:p>
+    <w:p>
+      <w:pPr/>
+      <w:r>
+        <w:rPr>
+          <w:lang w:val="id_ID" w:bidi="id_ID"/>
+        </w:rPr>
+      </w:r>
+      <w:r>
+        <w:rPr>
+          <w:lang w:val="id_ID" w:bidi="id_ID"/>
+        </w:rPr>
         <w:t>Paulus menggunakan bentuk lampau di sini karena tindakan menulisnya terjadi di masa lalu ketika Filemon membaca suratnya. Gunakan bentuk kata kerja yang paling alami dalam bahasa Anda. Terjemahan alternatif: “Aku menulis kepadamu”</w:t>
       </w:r>
-      <w:r/>
-      <w:r/>
-    </w:p>
-    <w:p>
-      <w:r/>
+      <w:r>
+        <w:rPr>
+          <w:lang w:val="id_ID" w:bidi="id_ID"/>
+        </w:rPr>
+      </w:r>
+      <w:r>
+        <w:rPr>
+          <w:lang w:val="id_ID" w:bidi="id_ID"/>
+        </w:rPr>
+      </w:r>
+    </w:p>
+    <w:p>
+      <w:pPr/>
+      <w:r>
+        <w:rPr>
+          <w:lang w:val="id_ID" w:bidi="id_ID"/>
+        </w:rPr>
+      </w:r>
     </w:p>
     <w:p>
       <w:pPr>
         <w:pStyle w:val="Heading2"/>
       </w:pPr>
       <w:r>
+        <w:rPr>
+          <w:lang w:val="id_ID" w:bidi="id_ID"/>
+        </w:rPr>
         <w:t>Filemon 1:22 (#1)</w:t>
       </w:r>
-      <w:r/>
-    </w:p>
-    <w:p>
-      <w:r/>
-      <w:r>
+      <w:r>
+        <w:rPr>
+          <w:lang w:val="id_ID" w:bidi="id_ID"/>
+        </w:rPr>
+      </w:r>
+    </w:p>
+    <w:p>
+      <w:pPr/>
+      <w:r>
+        <w:rPr>
+          <w:lang w:val="id_ID" w:bidi="id_ID"/>
+        </w:rPr>
+      </w:r>
+      <w:r>
+        <w:rPr>
+          <w:lang w:val="id_ID" w:bidi="id_ID"/>
+        </w:rPr>
         <w:t>Pernyataan Penghubung: Di sini Paulus menutup suratnya dan memberikan instruksi terakhir kepada Filemon serta berkat bagi Filemon dan orang-orang percaya yang berkumpul untuk beribadah di rumah Filemon. Jika Anda menggunakan judul bagian, Anda dapat meletakkannya di sini sebelum ayat 22. Judul yang disarankan: “ Berkat dan Perintah Terakhir”</w:t>
       </w:r>
-      <w:r/>
-      <w:r/>
-    </w:p>
-    <w:p>
-      <w:r/>
+      <w:r>
+        <w:rPr>
+          <w:lang w:val="id_ID" w:bidi="id_ID"/>
+        </w:rPr>
+      </w:r>
+      <w:r>
+        <w:rPr>
+          <w:lang w:val="id_ID" w:bidi="id_ID"/>
+        </w:rPr>
+      </w:r>
+    </w:p>
+    <w:p>
+      <w:pPr/>
+      <w:r>
+        <w:rPr>
+          <w:lang w:val="id_ID" w:bidi="id_ID"/>
+        </w:rPr>
+      </w:r>
     </w:p>
     <w:p>
       <w:pPr>
         <w:pStyle w:val="Heading2"/>
       </w:pPr>
       <w:r>
+        <w:rPr>
+          <w:lang w:val="id_ID" w:bidi="id_ID"/>
+        </w:rPr>
         <w:t>Filemon 1:22 (#2)</w:t>
       </w:r>
-      <w:r/>
-    </w:p>
-    <w:p>
-      <w:r/>
-      <w:r>
+      <w:r>
+        <w:rPr>
+          <w:lang w:val="id_ID" w:bidi="id_ID"/>
+        </w:rPr>
+      </w:r>
+    </w:p>
+    <w:p>
+      <w:pPr/>
+      <w:r>
+        <w:rPr>
+          <w:lang w:val="id_ID" w:bidi="id_ID"/>
+        </w:rPr>
+      </w:r>
+      <w:r>
+        <w:rPr>
+          <w:lang w:val="id_ID" w:bidi="id_ID"/>
+        </w:rPr>
         <w:t xml:space="preserve">Kata yang diterjemahkan </w:t>
       </w:r>
       <w:r>
         <w:rPr>
           <w:b/>
+          <w:lang w:val="id_ID" w:bidi="id_ID"/>
         </w:rPr>
         <w:t>pada saat yang sama</w:t>
       </w:r>
       <w:r>
+        <w:rPr>
+          <w:lang w:val="id_ID" w:bidi="id_ID"/>
+        </w:rPr>
         <w:t xml:space="preserve"> menunjukkan bahwa Paulus ingin Filemon melakukan sesuatu yang lain untuknya sementara ia melakukan hal yang pertama. Anda dapat memperjelas hal ini dalam terjemahan Anda dengan kata atau frasa penghubung yang tepat. Terjemahan alternatif: “sambil melakukan hal itu” atau ”sebagai tambahan untuk itu”</w:t>
       </w:r>
     </w:p>
     <w:p>
-      <w:r/>
-      <w:r>
+      <w:pPr/>
+      <w:r>
+        <w:rPr>
+          <w:lang w:val="id_ID" w:bidi="id_ID"/>
+        </w:rPr>
+      </w:r>
+      <w:r>
+        <w:rPr>
+          <w:lang w:val="id_ID" w:bidi="id_ID"/>
+        </w:rPr>
         <w:t xml:space="preserve">Lihat: </w:t>
       </w:r>
       <w:r>
+        <w:rPr>
+          <w:lang w:val="id_ID" w:bidi="id_ID"/>
+        </w:rPr>
         <w:t>Connect — Simultaneous Time Relationship</w:t>
       </w:r>
-      <w:r/>
-      <w:r/>
-    </w:p>
-    <w:p>
-      <w:r/>
+      <w:r>
+        <w:rPr>
+          <w:lang w:val="id_ID" w:bidi="id_ID"/>
+        </w:rPr>
+      </w:r>
+      <w:r>
+        <w:rPr>
+          <w:lang w:val="id_ID" w:bidi="id_ID"/>
+        </w:rPr>
+      </w:r>
+    </w:p>
+    <w:p>
+      <w:pPr/>
+      <w:r>
+        <w:rPr>
+          <w:lang w:val="id_ID" w:bidi="id_ID"/>
+        </w:rPr>
+      </w:r>
     </w:p>
     <w:p>
       <w:pPr>
         <w:pStyle w:val="Heading2"/>
       </w:pPr>
       <w:r>
+        <w:rPr>
+          <w:lang w:val="id_ID" w:bidi="id_ID"/>
+        </w:rPr>
         <w:t>Filemon 1:22 (#3)</w:t>
       </w:r>
-      <w:r/>
-    </w:p>
-    <w:p>
-      <w:r/>
-      <w:r>
+      <w:r>
+        <w:rPr>
+          <w:lang w:val="id_ID" w:bidi="id_ID"/>
+        </w:rPr>
+      </w:r>
+    </w:p>
+    <w:p>
+      <w:pPr/>
+      <w:r>
+        <w:rPr>
+          <w:lang w:val="id_ID" w:bidi="id_ID"/>
+        </w:rPr>
+      </w:r>
+      <w:r>
+        <w:rPr>
+          <w:lang w:val="id_ID" w:bidi="id_ID"/>
+        </w:rPr>
         <w:t>Terjemahan alternatif: “Mereka yang menahan saya di penjara akan membebaskan saya sehingga saya dapat pergi kepadamu.”</w:t>
       </w:r>
-      <w:r/>
-      <w:r/>
-    </w:p>
-    <w:p>
-      <w:r/>
+      <w:r>
+        <w:rPr>
+          <w:lang w:val="id_ID" w:bidi="id_ID"/>
+        </w:rPr>
+      </w:r>
+      <w:r>
+        <w:rPr>
+          <w:lang w:val="id_ID" w:bidi="id_ID"/>
+        </w:rPr>
+      </w:r>
+    </w:p>
+    <w:p>
+      <w:pPr/>
+      <w:r>
+        <w:rPr>
+          <w:lang w:val="id_ID" w:bidi="id_ID"/>
+        </w:rPr>
+      </w:r>
     </w:p>
     <w:p>
       <w:pPr>
         <w:pStyle w:val="Heading2"/>
       </w:pPr>
       <w:r>
+        <w:rPr>
+          <w:lang w:val="id_ID" w:bidi="id_ID"/>
+        </w:rPr>
         <w:t>Filemon 1:22 (#4)</w:t>
       </w:r>
-      <w:r/>
-    </w:p>
-    <w:p>
-      <w:r/>
-      <w:r>
+      <w:r>
+        <w:rPr>
+          <w:lang w:val="id_ID" w:bidi="id_ID"/>
+        </w:rPr>
+      </w:r>
+    </w:p>
+    <w:p>
+      <w:pPr/>
+      <w:r>
+        <w:rPr>
+          <w:lang w:val="id_ID" w:bidi="id_ID"/>
+        </w:rPr>
+      </w:r>
+      <w:r>
+        <w:rPr>
+          <w:lang w:val="id_ID" w:bidi="id_ID"/>
+        </w:rPr>
         <w:t xml:space="preserve">Kata yang diterjemahkan </w:t>
       </w:r>
       <w:r>
         <w:rPr>
           <w:b/>
+          <w:lang w:val="id_ID" w:bidi="id_ID"/>
         </w:rPr>
         <w:t>kamar tamu</w:t>
       </w:r>
       <w:r>
+        <w:rPr>
+          <w:lang w:val="id_ID" w:bidi="id_ID"/>
+        </w:rPr>
         <w:t xml:space="preserve"> mengacu pada setiap keramahan yang disediakan untuk tamu. Jadi, jenis ruangnya tidak ditentukan. Terjemahan alternatif: “Siapkan juga sebuah tempat di rumahmu untukku.”</w:t>
       </w:r>
-      <w:r/>
-      <w:r/>
-    </w:p>
-    <w:p>
-      <w:r/>
+      <w:r>
+        <w:rPr>
+          <w:lang w:val="id_ID" w:bidi="id_ID"/>
+        </w:rPr>
+      </w:r>
+      <w:r>
+        <w:rPr>
+          <w:lang w:val="id_ID" w:bidi="id_ID"/>
+        </w:rPr>
+      </w:r>
+    </w:p>
+    <w:p>
+      <w:pPr/>
+      <w:r>
+        <w:rPr>
+          <w:lang w:val="id_ID" w:bidi="id_ID"/>
+        </w:rPr>
+      </w:r>
     </w:p>
     <w:p>
       <w:pPr>
         <w:pStyle w:val="Heading2"/>
       </w:pPr>
       <w:r>
+        <w:rPr>
+          <w:lang w:val="id_ID" w:bidi="id_ID"/>
+        </w:rPr>
         <w:t>Filemon 1:22 (#5)</w:t>
       </w:r>
-      <w:r/>
-    </w:p>
-    <w:p>
-      <w:r/>
-      <w:r>
+      <w:r>
+        <w:rPr>
+          <w:lang w:val="id_ID" w:bidi="id_ID"/>
+        </w:rPr>
+      </w:r>
+    </w:p>
+    <w:p>
+      <w:pPr/>
+      <w:r>
+        <w:rPr>
+          <w:lang w:val="id_ID" w:bidi="id_ID"/>
+        </w:rPr>
+      </w:r>
+      <w:r>
+        <w:rPr>
+          <w:lang w:val="id_ID" w:bidi="id_ID"/>
+        </w:rPr>
         <w:t>Terjemahan alternatif: “Tuhan akan menjawab doa-doamu sehingga”</w:t>
       </w:r>
-      <w:r/>
-      <w:r/>
-    </w:p>
-    <w:p>
-      <w:r/>
+      <w:r>
+        <w:rPr>
+          <w:lang w:val="id_ID" w:bidi="id_ID"/>
+        </w:rPr>
+      </w:r>
+      <w:r>
+        <w:rPr>
+          <w:lang w:val="id_ID" w:bidi="id_ID"/>
+        </w:rPr>
+      </w:r>
+    </w:p>
+    <w:p>
+      <w:pPr/>
+      <w:r>
+        <w:rPr>
+          <w:lang w:val="id_ID" w:bidi="id_ID"/>
+        </w:rPr>
+      </w:r>
     </w:p>
     <w:p>
       <w:pPr>
         <w:pStyle w:val="Heading2"/>
       </w:pPr>
       <w:r>
+        <w:rPr>
+          <w:lang w:val="id_ID" w:bidi="id_ID"/>
+        </w:rPr>
         <w:t>Filemon 1:22 (#6)</w:t>
       </w:r>
-      <w:r/>
-    </w:p>
-    <w:p>
-      <w:r/>
-      <w:r>
+      <w:r>
+        <w:rPr>
+          <w:lang w:val="id_ID" w:bidi="id_ID"/>
+        </w:rPr>
+      </w:r>
+    </w:p>
+    <w:p>
+      <w:pPr/>
+      <w:r>
+        <w:rPr>
+          <w:lang w:val="id_ID" w:bidi="id_ID"/>
+        </w:rPr>
+      </w:r>
+      <w:r>
+        <w:rPr>
+          <w:lang w:val="id_ID" w:bidi="id_ID"/>
+        </w:rPr>
         <w:t>Jika akan membantu dalam bahasa Anda, Anda dapat mengekspresikannya secara eksplisit dengan bentuk aktif. Terjemahan alternatif: “Allah akan membawa aku kembali kepadamu” atau “mereka yang menahanku di penjara akan membebaskanku sehingga aku dapat datang kepadamu.”</w:t>
       </w:r>
     </w:p>
     <w:p>
-      <w:r/>
-      <w:r>
+      <w:pPr/>
+      <w:r>
+        <w:rPr>
+          <w:lang w:val="id_ID" w:bidi="id_ID"/>
+        </w:rPr>
+      </w:r>
+      <w:r>
+        <w:rPr>
+          <w:lang w:val="id_ID" w:bidi="id_ID"/>
+        </w:rPr>
         <w:t xml:space="preserve">Lihat: </w:t>
       </w:r>
       <w:r>
+        <w:rPr>
+          <w:lang w:val="id_ID" w:bidi="id_ID"/>
+        </w:rPr>
         <w:t>Aktif atau Pasif</w:t>
       </w:r>
-      <w:r/>
-      <w:r/>
-    </w:p>
-    <w:p>
-      <w:r/>
+      <w:r>
+        <w:rPr>
+          <w:lang w:val="id_ID" w:bidi="id_ID"/>
+        </w:rPr>
+      </w:r>
+      <w:r>
+        <w:rPr>
+          <w:lang w:val="id_ID" w:bidi="id_ID"/>
+        </w:rPr>
+      </w:r>
+    </w:p>
+    <w:p>
+      <w:pPr/>
+      <w:r>
+        <w:rPr>
+          <w:lang w:val="id_ID" w:bidi="id_ID"/>
+        </w:rPr>
+      </w:r>
     </w:p>
     <w:p>
       <w:pPr>
         <w:pStyle w:val="Heading2"/>
       </w:pPr>
       <w:r>
+        <w:rPr>
+          <w:lang w:val="id_ID" w:bidi="id_ID"/>
+        </w:rPr>
         <w:t>Filemon 1:22 (#7)</w:t>
       </w:r>
-      <w:r/>
-    </w:p>
-    <w:p>
-      <w:r/>
-      <w:r>
+      <w:r>
+        <w:rPr>
+          <w:lang w:val="id_ID" w:bidi="id_ID"/>
+        </w:rPr>
+      </w:r>
+    </w:p>
+    <w:p>
+      <w:pPr/>
+      <w:r>
+        <w:rPr>
+          <w:lang w:val="id_ID" w:bidi="id_ID"/>
+        </w:rPr>
+      </w:r>
+      <w:r>
+        <w:rPr>
+          <w:lang w:val="id_ID" w:bidi="id_ID"/>
+        </w:rPr>
         <w:t xml:space="preserve">Kata </w:t>
       </w:r>
       <w:r>
         <w:rPr>
           <w:b/>
+          <w:lang w:val="id_ID" w:bidi="id_ID"/>
         </w:rPr>
         <w:t>kamu</w:t>
       </w:r>
       <w:r>
+        <w:rPr>
+          <w:lang w:val="id_ID" w:bidi="id_ID"/>
+        </w:rPr>
         <w:t xml:space="preserve"> dan </w:t>
       </w:r>
       <w:r>
         <w:rPr>
           <w:b/>
+          <w:lang w:val="id_ID" w:bidi="id_ID"/>
         </w:rPr>
         <w:t>engkau</w:t>
       </w:r>
       <w:r>
+        <w:rPr>
+          <w:lang w:val="id_ID" w:bidi="id_ID"/>
+        </w:rPr>
         <w:t xml:space="preserve"> di sini berbentuk jamak, merujuk kepada Filemon dan semua orang percaya yang bertemu di rumahnya.</w:t>
       </w:r>
     </w:p>
     <w:p>
-      <w:r/>
-      <w:r>
+      <w:pPr/>
+      <w:r>
+        <w:rPr>
+          <w:lang w:val="id_ID" w:bidi="id_ID"/>
+        </w:rPr>
+      </w:r>
+      <w:r>
+        <w:rPr>
+          <w:lang w:val="id_ID" w:bidi="id_ID"/>
+        </w:rPr>
         <w:t xml:space="preserve">Lihat: </w:t>
       </w:r>
       <w:r>
+        <w:rPr>
+          <w:lang w:val="id_ID" w:bidi="id_ID"/>
+        </w:rPr>
         <w:t>Bentuk ‘Kamu’</w:t>
       </w:r>
-      <w:r/>
-      <w:r/>
-    </w:p>
-    <w:p>
-      <w:r/>
+      <w:r>
+        <w:rPr>
+          <w:lang w:val="id_ID" w:bidi="id_ID"/>
+        </w:rPr>
+      </w:r>
+      <w:r>
+        <w:rPr>
+          <w:lang w:val="id_ID" w:bidi="id_ID"/>
+        </w:rPr>
+      </w:r>
+    </w:p>
+    <w:p>
+      <w:pPr/>
+      <w:r>
+        <w:rPr>
+          <w:lang w:val="id_ID" w:bidi="id_ID"/>
+        </w:rPr>
+      </w:r>
     </w:p>
     <w:p>
       <w:pPr>
         <w:pStyle w:val="Heading2"/>
       </w:pPr>
       <w:r>
+        <w:rPr>
+          <w:lang w:val="id_ID" w:bidi="id_ID"/>
+        </w:rPr>
         <w:t>Filemon 1:23 (#1)</w:t>
       </w:r>
-      <w:r/>
-    </w:p>
-    <w:p>
-      <w:r/>
+      <w:r>
+        <w:rPr>
+          <w:lang w:val="id_ID" w:bidi="id_ID"/>
+        </w:rPr>
+      </w:r>
+    </w:p>
+    <w:p>
+      <w:pPr/>
+      <w:r>
+        <w:rPr>
+          <w:lang w:val="id_ID" w:bidi="id_ID"/>
+        </w:rPr>
+      </w:r>
       <w:r>
         <w:rPr>
           <w:b/>
+          <w:lang w:val="id_ID" w:bidi="id_ID"/>
         </w:rPr>
         <w:t>Epafras</w:t>
       </w:r>
       <w:r>
+        <w:rPr>
+          <w:lang w:val="id_ID" w:bidi="id_ID"/>
+        </w:rPr>
         <w:t xml:space="preserve"> adalah nama seorang pria yang merupakan rekan seiman dan tahanan bersama Paulus.</w:t>
       </w:r>
     </w:p>
     <w:p>
-      <w:r/>
-      <w:r>
+      <w:pPr/>
+      <w:r>
+        <w:rPr>
+          <w:lang w:val="id_ID" w:bidi="id_ID"/>
+        </w:rPr>
+      </w:r>
+      <w:r>
+        <w:rPr>
+          <w:lang w:val="id_ID" w:bidi="id_ID"/>
+        </w:rPr>
         <w:t xml:space="preserve">Lihat: </w:t>
       </w:r>
       <w:r>
+        <w:rPr>
+          <w:lang w:val="id_ID" w:bidi="id_ID"/>
+        </w:rPr>
         <w:t>Cara Menerjemahkan Nama</w:t>
       </w:r>
-      <w:r/>
-      <w:r/>
-    </w:p>
-    <w:p>
-      <w:r/>
+      <w:r>
+        <w:rPr>
+          <w:lang w:val="id_ID" w:bidi="id_ID"/>
+        </w:rPr>
+      </w:r>
+      <w:r>
+        <w:rPr>
+          <w:lang w:val="id_ID" w:bidi="id_ID"/>
+        </w:rPr>
+      </w:r>
+    </w:p>
+    <w:p>
+      <w:pPr/>
+      <w:r>
+        <w:rPr>
+          <w:lang w:val="id_ID" w:bidi="id_ID"/>
+        </w:rPr>
+      </w:r>
     </w:p>
     <w:p>
       <w:pPr>
         <w:pStyle w:val="Heading2"/>
       </w:pPr>
       <w:r>
+        <w:rPr>
+          <w:lang w:val="id_ID" w:bidi="id_ID"/>
+        </w:rPr>
         <w:t>Filemon 1:23 (#2)</w:t>
       </w:r>
-      <w:r/>
-    </w:p>
-    <w:p>
-      <w:r/>
-      <w:r>
+      <w:r>
+        <w:rPr>
+          <w:lang w:val="id_ID" w:bidi="id_ID"/>
+        </w:rPr>
+      </w:r>
+    </w:p>
+    <w:p>
+      <w:pPr/>
+      <w:r>
+        <w:rPr>
+          <w:lang w:val="id_ID" w:bidi="id_ID"/>
+        </w:rPr>
+      </w:r>
+      <w:r>
+        <w:rPr>
+          <w:lang w:val="id_ID" w:bidi="id_ID"/>
+        </w:rPr>
         <w:t xml:space="preserve">Di sini, </w:t>
       </w:r>
       <w:r>
         <w:rPr>
           <w:b/>
+          <w:lang w:val="id_ID" w:bidi="id_ID"/>
         </w:rPr>
         <w:t>di dalam Kristus Yesus</w:t>
       </w:r>
       <w:r>
+        <w:rPr>
+          <w:lang w:val="id_ID" w:bidi="id_ID"/>
+        </w:rPr>
         <w:t xml:space="preserve"> berarti sesuatu yang mirip dengan frasa “di dalam Tuhan” dan “di dalam Kristus” dalam ayat 20. Lihat bagaimana Anda menerjemahkannya di sana. Terjemahan alternatif: “yang ada di sini bersamaku karena ia melayani Kristus Yesus”</w:t>
       </w:r>
-      <w:r/>
-      <w:r/>
-    </w:p>
-    <w:p>
-      <w:r/>
+      <w:r>
+        <w:rPr>
+          <w:lang w:val="id_ID" w:bidi="id_ID"/>
+        </w:rPr>
+      </w:r>
+      <w:r>
+        <w:rPr>
+          <w:lang w:val="id_ID" w:bidi="id_ID"/>
+        </w:rPr>
+      </w:r>
+    </w:p>
+    <w:p>
+      <w:pPr/>
+      <w:r>
+        <w:rPr>
+          <w:lang w:val="id_ID" w:bidi="id_ID"/>
+        </w:rPr>
+      </w:r>
     </w:p>
     <w:p>
       <w:pPr>
         <w:pStyle w:val="Heading2"/>
       </w:pPr>
       <w:r>
+        <w:rPr>
+          <w:lang w:val="id_ID" w:bidi="id_ID"/>
+        </w:rPr>
         <w:t>Filemon 1:24 (#1)</w:t>
       </w:r>
-      <w:r/>
-    </w:p>
-    <w:p>
-      <w:r/>
-      <w:r>
+      <w:r>
+        <w:rPr>
+          <w:lang w:val="id_ID" w:bidi="id_ID"/>
+        </w:rPr>
+      </w:r>
+    </w:p>
+    <w:p>
+      <w:pPr/>
+      <w:r>
+        <w:rPr>
+          <w:lang w:val="id_ID" w:bidi="id_ID"/>
+        </w:rPr>
+      </w:r>
+      <w:r>
+        <w:rPr>
+          <w:lang w:val="id_ID" w:bidi="id_ID"/>
+        </w:rPr>
         <w:t>Ini adalah nama-nama pria.</w:t>
       </w:r>
     </w:p>
     <w:p>
-      <w:r/>
-      <w:r>
+      <w:pPr/>
+      <w:r>
+        <w:rPr>
+          <w:lang w:val="id_ID" w:bidi="id_ID"/>
+        </w:rPr>
+      </w:r>
+      <w:r>
+        <w:rPr>
+          <w:lang w:val="id_ID" w:bidi="id_ID"/>
+        </w:rPr>
         <w:t xml:space="preserve">Lihat: </w:t>
       </w:r>
       <w:r>
+        <w:rPr>
+          <w:lang w:val="id_ID" w:bidi="id_ID"/>
+        </w:rPr>
         <w:t>Cara Menerjemahkan Nama</w:t>
       </w:r>
-      <w:r/>
-      <w:r/>
-    </w:p>
-    <w:p>
-      <w:r/>
+      <w:r>
+        <w:rPr>
+          <w:lang w:val="id_ID" w:bidi="id_ID"/>
+        </w:rPr>
+      </w:r>
+      <w:r>
+        <w:rPr>
+          <w:lang w:val="id_ID" w:bidi="id_ID"/>
+        </w:rPr>
+      </w:r>
+    </w:p>
+    <w:p>
+      <w:pPr/>
+      <w:r>
+        <w:rPr>
+          <w:lang w:val="id_ID" w:bidi="id_ID"/>
+        </w:rPr>
+      </w:r>
     </w:p>
     <w:p>
       <w:pPr>
         <w:pStyle w:val="Heading2"/>
       </w:pPr>
       <w:r>
+        <w:rPr>
+          <w:lang w:val="id_ID" w:bidi="id_ID"/>
+        </w:rPr>
         <w:t>Filemon 1:24 (#2)</w:t>
       </w:r>
-      <w:r/>
-    </w:p>
-    <w:p>
-      <w:r/>
-      <w:r>
+      <w:r>
+        <w:rPr>
+          <w:lang w:val="id_ID" w:bidi="id_ID"/>
+        </w:rPr>
+      </w:r>
+    </w:p>
+    <w:p>
+      <w:pPr/>
+      <w:r>
+        <w:rPr>
+          <w:lang w:val="id_ID" w:bidi="id_ID"/>
+        </w:rPr>
+      </w:r>
+      <w:r>
+        <w:rPr>
+          <w:lang w:val="id_ID" w:bidi="id_ID"/>
+        </w:rPr>
         <w:t>Paulus meninggalkan beberapa kata di sini yang dibutuhkan oleh sebuah kalimat dalam banyak bahasa untuk menjadi lengkap. Jika itu akan membantu dalam bahasa Anda, Anda dapat menyediakan kata-kata ini dari konteksnya. Terjemahan alternatif: “Demikian juga Markus, Aristarkhus, Demas dan Lukas, teman-teman sekerjaku” atau ”Markus, Aristarkhus, Demas dan Lukas, teman-teman sekerjaku, juga memberi salam kepadamu”</w:t>
       </w:r>
     </w:p>
     <w:p>
-      <w:r/>
-      <w:r>
+      <w:pPr/>
+      <w:r>
+        <w:rPr>
+          <w:lang w:val="id_ID" w:bidi="id_ID"/>
+        </w:rPr>
+      </w:r>
+      <w:r>
+        <w:rPr>
+          <w:lang w:val="id_ID" w:bidi="id_ID"/>
+        </w:rPr>
         <w:t xml:space="preserve">Lihat: </w:t>
       </w:r>
       <w:r>
+        <w:rPr>
+          <w:lang w:val="id_ID" w:bidi="id_ID"/>
+        </w:rPr>
         <w:t>Elipsis</w:t>
       </w:r>
-      <w:r/>
-      <w:r/>
-    </w:p>
-    <w:p>
-      <w:r/>
+      <w:r>
+        <w:rPr>
+          <w:lang w:val="id_ID" w:bidi="id_ID"/>
+        </w:rPr>
+      </w:r>
+      <w:r>
+        <w:rPr>
+          <w:lang w:val="id_ID" w:bidi="id_ID"/>
+        </w:rPr>
+      </w:r>
+    </w:p>
+    <w:p>
+      <w:pPr/>
+      <w:r>
+        <w:rPr>
+          <w:lang w:val="id_ID" w:bidi="id_ID"/>
+        </w:rPr>
+      </w:r>
     </w:p>
     <w:p>
       <w:pPr>
         <w:pStyle w:val="Heading2"/>
       </w:pPr>
       <w:r>
+        <w:rPr>
+          <w:lang w:val="id_ID" w:bidi="id_ID"/>
+        </w:rPr>
         <w:t>Filemon 1:24 (#3)</w:t>
       </w:r>
-      <w:r/>
-    </w:p>
-    <w:p>
-      <w:r/>
-      <w:r>
+      <w:r>
+        <w:rPr>
+          <w:lang w:val="id_ID" w:bidi="id_ID"/>
+        </w:rPr>
+      </w:r>
+    </w:p>
+    <w:p>
+      <w:pPr/>
+      <w:r>
+        <w:rPr>
+          <w:lang w:val="id_ID" w:bidi="id_ID"/>
+        </w:rPr>
+      </w:r>
+      <w:r>
+        <w:rPr>
+          <w:lang w:val="id_ID" w:bidi="id_ID"/>
+        </w:rPr>
         <w:t>Terjemahan alternatif: “orang-orang yang bekerja dengan saya” atau “ semua yang bekerja dengan saya.”</w:t>
       </w:r>
-      <w:r/>
-      <w:r/>
-    </w:p>
-    <w:p>
-      <w:r/>
+      <w:r>
+        <w:rPr>
+          <w:lang w:val="id_ID" w:bidi="id_ID"/>
+        </w:rPr>
+      </w:r>
+      <w:r>
+        <w:rPr>
+          <w:lang w:val="id_ID" w:bidi="id_ID"/>
+        </w:rPr>
+      </w:r>
+    </w:p>
+    <w:p>
+      <w:pPr/>
+      <w:r>
+        <w:rPr>
+          <w:lang w:val="id_ID" w:bidi="id_ID"/>
+        </w:rPr>
+      </w:r>
     </w:p>
     <w:p>
       <w:pPr>
         <w:pStyle w:val="Heading2"/>
       </w:pPr>
       <w:r>
+        <w:rPr>
+          <w:lang w:val="id_ID" w:bidi="id_ID"/>
+        </w:rPr>
         <w:t>Filemon 1:25 (#1)</w:t>
       </w:r>
-      <w:r/>
-    </w:p>
-    <w:p>
-      <w:r/>
-      <w:r>
+      <w:r>
+        <w:rPr>
+          <w:lang w:val="id_ID" w:bidi="id_ID"/>
+        </w:rPr>
+      </w:r>
+    </w:p>
+    <w:p>
+      <w:pPr/>
+      <w:r>
+        <w:rPr>
+          <w:lang w:val="id_ID" w:bidi="id_ID"/>
+        </w:rPr>
+      </w:r>
+      <w:r>
+        <w:rPr>
+          <w:lang w:val="id_ID" w:bidi="id_ID"/>
+        </w:rPr>
         <w:t>Kata-kata “rohmu” adalah sebuah sinekdoki dan mewakili orang-orang itu sendiri. Paulus merujuk kepada Filemon dan semua orang yang bertemu di rumahnya.</w:t>
       </w:r>
     </w:p>
     <w:p>
-      <w:r/>
-      <w:r>
+      <w:pPr/>
+      <w:r>
+        <w:rPr>
+          <w:lang w:val="id_ID" w:bidi="id_ID"/>
+        </w:rPr>
+      </w:r>
+      <w:r>
+        <w:rPr>
+          <w:lang w:val="id_ID" w:bidi="id_ID"/>
+        </w:rPr>
         <w:t xml:space="preserve">Lihat: </w:t>
       </w:r>
       <w:r>
+        <w:rPr>
+          <w:lang w:val="id_ID" w:bidi="id_ID"/>
+        </w:rPr>
         <w:t>Sinekdokhe</w:t>
       </w:r>
-      <w:r/>
-      <w:r/>
-    </w:p>
-    <w:p>
-      <w:r/>
+      <w:r>
+        <w:rPr>
+          <w:lang w:val="id_ID" w:bidi="id_ID"/>
+        </w:rPr>
+      </w:r>
+      <w:r>
+        <w:rPr>
+          <w:lang w:val="id_ID" w:bidi="id_ID"/>
+        </w:rPr>
+      </w:r>
+    </w:p>
+    <w:p>
+      <w:pPr/>
+      <w:r>
+        <w:rPr>
+          <w:lang w:val="id_ID" w:bidi="id_ID"/>
+        </w:rPr>
+      </w:r>
     </w:p>
     <w:p>
       <w:pPr>
         <w:pStyle w:val="Heading2"/>
       </w:pPr>
       <w:r>
+        <w:rPr>
+          <w:lang w:val="id_ID" w:bidi="id_ID"/>
+        </w:rPr>
         <w:t>Filemon 1:25 (#2)</w:t>
       </w:r>
-      <w:r/>
-    </w:p>
-    <w:p>
-      <w:r/>
-      <w:r>
+      <w:r>
+        <w:rPr>
+          <w:lang w:val="id_ID" w:bidi="id_ID"/>
+        </w:rPr>
+      </w:r>
+    </w:p>
+    <w:p>
+      <w:pPr/>
+      <w:r>
+        <w:rPr>
+          <w:lang w:val="id_ID" w:bidi="id_ID"/>
+        </w:rPr>
+      </w:r>
+      <w:r>
+        <w:rPr>
+          <w:lang w:val="id_ID" w:bidi="id_ID"/>
+        </w:rPr>
         <w:t xml:space="preserve">Jika akan membantu dalam bahasa Anda, Anda dapat mengekspresikan ide di balik kata benda abstrak </w:t>
       </w:r>
       <w:r>
         <w:rPr>
           <w:b/>
+          <w:lang w:val="id_ID" w:bidi="id_ID"/>
         </w:rPr>
         <w:t>anugerah</w:t>
       </w:r>
       <w:r>
+        <w:rPr>
+          <w:lang w:val="id_ID" w:bidi="id_ID"/>
+        </w:rPr>
         <w:t xml:space="preserve"> dengan kata sifat atau kata kerja. Terjemahan alternatif: “Semoga Tuhan kita Yesus Kristus bermurah hati kepadamu dan” atau ”Semoga Tuhan kita Yesus Kristus berbaik hati kepadamu dan”</w:t>
       </w:r>
     </w:p>
     <w:p>
-      <w:r/>
-      <w:r>
+      <w:pPr/>
+      <w:r>
+        <w:rPr>
+          <w:lang w:val="id_ID" w:bidi="id_ID"/>
+        </w:rPr>
+      </w:r>
+      <w:r>
+        <w:rPr>
+          <w:lang w:val="id_ID" w:bidi="id_ID"/>
+        </w:rPr>
         <w:t xml:space="preserve">Lihat: </w:t>
       </w:r>
       <w:r>
+        <w:rPr>
+          <w:lang w:val="id_ID" w:bidi="id_ID"/>
+        </w:rPr>
         <w:t>Kata Benda Abstrak</w:t>
       </w:r>
-      <w:r/>
-      <w:r/>
-    </w:p>
-    <w:p>
-      <w:r/>
+      <w:r>
+        <w:rPr>
+          <w:lang w:val="id_ID" w:bidi="id_ID"/>
+        </w:rPr>
+      </w:r>
+      <w:r>
+        <w:rPr>
+          <w:lang w:val="id_ID" w:bidi="id_ID"/>
+        </w:rPr>
+      </w:r>
+    </w:p>
+    <w:p>
+      <w:pPr/>
+      <w:r>
+        <w:rPr>
+          <w:lang w:val="id_ID" w:bidi="id_ID"/>
+        </w:rPr>
+      </w:r>
     </w:p>
     <w:p>
       <w:pPr>
         <w:pStyle w:val="Heading2"/>
       </w:pPr>
       <w:r>
+        <w:rPr>
+          <w:lang w:val="id_ID" w:bidi="id_ID"/>
+        </w:rPr>
         <w:t>Filemon 1:25 (#3)</w:t>
       </w:r>
-      <w:r/>
-    </w:p>
-    <w:p>
-      <w:r/>
-      <w:r>
+      <w:r>
+        <w:rPr>
+          <w:lang w:val="id_ID" w:bidi="id_ID"/>
+        </w:rPr>
+      </w:r>
+    </w:p>
+    <w:p>
+      <w:pPr/>
+      <w:r>
+        <w:rPr>
+          <w:lang w:val="id_ID" w:bidi="id_ID"/>
+        </w:rPr>
+      </w:r>
+      <w:r>
+        <w:rPr>
+          <w:lang w:val="id_ID" w:bidi="id_ID"/>
+        </w:rPr>
         <w:t xml:space="preserve">Kata </w:t>
       </w:r>
       <w:r>
         <w:rPr>
           <w:b/>
+          <w:lang w:val="id_ID" w:bidi="id_ID"/>
         </w:rPr>
         <w:t>kamu</w:t>
       </w:r>
       <w:r>
+        <w:rPr>
+          <w:lang w:val="id_ID" w:bidi="id_ID"/>
+        </w:rPr>
         <w:t xml:space="preserve"> di sini berbentuk jamak dan merujuk kepada Filemon dan semua orang yang bertemu di rumahnya. Terjemahan alternatif: “roh-rohmu”</w:t>
       </w:r>
     </w:p>
     <w:p>
-      <w:r/>
-      <w:r>
+      <w:pPr/>
+      <w:r>
+        <w:rPr>
+          <w:lang w:val="id_ID" w:bidi="id_ID"/>
+        </w:rPr>
+      </w:r>
+      <w:r>
+        <w:rPr>
+          <w:lang w:val="id_ID" w:bidi="id_ID"/>
+        </w:rPr>
         <w:t xml:space="preserve">Lihat: </w:t>
       </w:r>
       <w:r>
+        <w:rPr>
+          <w:lang w:val="id_ID" w:bidi="id_ID"/>
+        </w:rPr>
         <w:t>Bentuk ‘Kamu’</w:t>
       </w:r>
-      <w:r/>
-      <w:r/>
+      <w:r>
+        <w:rPr>
+          <w:lang w:val="id_ID" w:bidi="id_ID"/>
+        </w:rPr>
+      </w:r>
+      <w:r>
+        <w:rPr>
+          <w:lang w:val="id_ID" w:bidi="id_ID"/>
+        </w:rPr>
+      </w:r>
     </w:p>
     <w:sectPr>
       <w:footnotePr>
@@ -4963,7 +8665,7 @@
     <w:rPrDefault>
       <w:rPr>
         <w:rFonts w:ascii="Times New Roman" w:eastAsia="Times New Roman" w:hAnsi="Times New Roman" w:cs="Times New Roman"/>
-        <w:lang w:val="en-US" w:eastAsia="en-US" w:bidi="ar-SA"/>
+        <w:lang w:val="id_ID" w:eastAsia="en-US" w:bidi="ar-SA"/>
       </w:rPr>
     </w:rPrDefault>
     <w:pPrDefault/>

--- a/ind/docx/57.content.docx
+++ b/ind/docx/57.content.docx
@@ -292,6 +292,21 @@
       </w:r>
       <w:r>
         <w:rPr>
+          <w:b/>
+          <w:lang w:val="id_ID" w:bidi="id_ID"/>
+        </w:rPr>
+        <w:t>Παῦλος</w:t>
+      </w:r>
+    </w:p>
+    <w:p>
+      <w:pPr/>
+      <w:r>
+        <w:rPr>
+          <w:lang w:val="id_ID" w:bidi="id_ID"/>
+        </w:rPr>
+      </w:r>
+      <w:r>
+        <w:rPr>
           <w:lang w:val="id_ID" w:bidi="id_ID"/>
         </w:rPr>
         <w:t>Bahasa Anda mungkin memiliki cara khusus untuk memperkenalkan penulis surat. Anda dapat menggunakannya di sini. Terjemahan alternatif: “Dari saya, Paulus” atau ”Aku, Paulus”</w:t>
@@ -360,6 +375,21 @@
       </w:r>
       <w:r>
         <w:rPr>
+          <w:b/>
+          <w:lang w:val="id_ID" w:bidi="id_ID"/>
+        </w:rPr>
+        <w:t>δέσμιος Χριστοῦ Ἰησοῦ</w:t>
+      </w:r>
+    </w:p>
+    <w:p>
+      <w:pPr/>
+      <w:r>
+        <w:rPr>
+          <w:lang w:val="id_ID" w:bidi="id_ID"/>
+        </w:rPr>
+      </w:r>
+      <w:r>
+        <w:rPr>
           <w:lang w:val="id_ID" w:bidi="id_ID"/>
         </w:rPr>
         <w:t>Paulus dipenjara karena orang-orang yang berkuasa tidak ingin dia berkhotbah tentang Yesus. Mereka memenjarakannya untuk menghentikan dan menghukumnya. Ini tidak berarti bahwa Yesus yang memenjarakan Paulus. Terjemahan alternatif: “seorang tahanan karena Kristus Yesus”</w:t>
@@ -408,6 +438,21 @@
       </w:r>
       <w:r>
         <w:rPr>
+          <w:b/>
+          <w:lang w:val="id_ID" w:bidi="id_ID"/>
+        </w:rPr>
+        <w:t>ὁ ἀδελφὸς</w:t>
+      </w:r>
+    </w:p>
+    <w:p>
+      <w:pPr/>
+      <w:r>
+        <w:rPr>
+          <w:lang w:val="id_ID" w:bidi="id_ID"/>
+        </w:rPr>
+      </w:r>
+      <w:r>
+        <w:rPr>
           <w:lang w:val="id_ID" w:bidi="id_ID"/>
         </w:rPr>
         <w:t>Paulus menggunakan istilah “saudara” untuk menyebut seseorang yang memiliki iman yang sama. Terjemahan alternatif: “sesama orang Kristen” atau ‘rekan kita dalam iman’ (Lihat: rc://*/ta/man/translate/figs-metaphor)</w:t>
@@ -456,6 +501,21 @@
       </w:r>
       <w:r>
         <w:rPr>
+          <w:b/>
+          <w:lang w:val="id_ID" w:bidi="id_ID"/>
+        </w:rPr>
+        <w:t>ὁ ἀδελφὸς</w:t>
+      </w:r>
+    </w:p>
+    <w:p>
+      <w:pPr/>
+      <w:r>
+        <w:rPr>
+          <w:lang w:val="id_ID" w:bidi="id_ID"/>
+        </w:rPr>
+      </w:r>
+      <w:r>
+        <w:rPr>
           <w:lang w:val="id_ID" w:bidi="id_ID"/>
         </w:rPr>
         <w:t xml:space="preserve">Di sini, kata </w:t>
@@ -553,6 +613,21 @@
           <w:b/>
           <w:lang w:val="id_ID" w:bidi="id_ID"/>
         </w:rPr>
+        <w:t>Φιλήμονι</w:t>
+      </w:r>
+    </w:p>
+    <w:p>
+      <w:pPr/>
+      <w:r>
+        <w:rPr>
+          <w:lang w:val="id_ID" w:bidi="id_ID"/>
+        </w:rPr>
+      </w:r>
+      <w:r>
+        <w:rPr>
+          <w:b/>
+          <w:lang w:val="id_ID" w:bidi="id_ID"/>
+        </w:rPr>
         <w:t>Filemon</w:t>
       </w:r>
       <w:r>
@@ -625,6 +700,21 @@
       </w:r>
       <w:r>
         <w:rPr>
+          <w:b/>
+          <w:lang w:val="id_ID" w:bidi="id_ID"/>
+        </w:rPr>
+        <w:t>Φιλήμονι</w:t>
+      </w:r>
+    </w:p>
+    <w:p>
+      <w:pPr/>
+      <w:r>
+        <w:rPr>
+          <w:lang w:val="id_ID" w:bidi="id_ID"/>
+        </w:rPr>
+      </w:r>
+      <w:r>
+        <w:rPr>
           <w:lang w:val="id_ID" w:bidi="id_ID"/>
         </w:rPr>
         <w:t xml:space="preserve">Jika akan lebih alami dalam bahasa Anda, Anda dapat menyertakan informasi bahwa ini adalah surat di mana Paulus berbicara secara langsung kepada </w:t>
@@ -706,6 +796,21 @@
       </w:r>
       <w:r>
         <w:rPr>
+          <w:b/>
+          <w:lang w:val="id_ID" w:bidi="id_ID"/>
+        </w:rPr>
+        <w:t>ἡμῶν</w:t>
+      </w:r>
+    </w:p>
+    <w:p>
+      <w:pPr/>
+      <w:r>
+        <w:rPr>
+          <w:lang w:val="id_ID" w:bidi="id_ID"/>
+        </w:rPr>
+      </w:r>
+      <w:r>
+        <w:rPr>
           <w:lang w:val="id_ID" w:bidi="id_ID"/>
         </w:rPr>
         <w:t xml:space="preserve">Kata </w:t>
@@ -787,6 +892,21 @@
       </w:r>
       <w:r>
         <w:rPr>
+          <w:b/>
+          <w:lang w:val="id_ID" w:bidi="id_ID"/>
+        </w:rPr>
+        <w:t>καὶ συνεργῷ ἡμῶν</w:t>
+      </w:r>
+    </w:p>
+    <w:p>
+      <w:pPr/>
+      <w:r>
+        <w:rPr>
+          <w:lang w:val="id_ID" w:bidi="id_ID"/>
+        </w:rPr>
+      </w:r>
+      <w:r>
+        <w:rPr>
           <w:lang w:val="id_ID" w:bidi="id_ID"/>
         </w:rPr>
         <w:t>Jika itu akan membantu dalam bahasa Anda, Anda dapat menyatakan secara jelas bagaimana Filemon bekerja sama dengan Paulus. Terjemahan alternatif: “yang seperti kita, bekerja untuk menyebarkan Injil” atau ”yang bekerja seperti kita untuk melayani Yesus”</w:t>
@@ -835,6 +955,21 @@
       </w:r>
       <w:r>
         <w:rPr>
+          <w:b/>
+          <w:lang w:val="id_ID" w:bidi="id_ID"/>
+        </w:rPr>
+        <w:t>Ἀπφίᾳ</w:t>
+      </w:r>
+    </w:p>
+    <w:p>
+      <w:pPr/>
+      <w:r>
+        <w:rPr>
+          <w:lang w:val="id_ID" w:bidi="id_ID"/>
+        </w:rPr>
+      </w:r>
+      <w:r>
+        <w:rPr>
           <w:lang w:val="id_ID" w:bidi="id_ID"/>
         </w:rPr>
         <w:t>** Apfia** adalah nama seorang wanita.</w:t>
@@ -903,6 +1038,21 @@
       </w:r>
       <w:r>
         <w:rPr>
+          <w:b/>
+          <w:lang w:val="id_ID" w:bidi="id_ID"/>
+        </w:rPr>
+        <w:t>τῇ ἀδελφῇ</w:t>
+      </w:r>
+    </w:p>
+    <w:p>
+      <w:pPr/>
+      <w:r>
+        <w:rPr>
+          <w:lang w:val="id_ID" w:bidi="id_ID"/>
+        </w:rPr>
+      </w:r>
+      <w:r>
+        <w:rPr>
           <w:lang w:val="id_ID" w:bidi="id_ID"/>
         </w:rPr>
         <w:t xml:space="preserve">Di sini, kata </w:t>
@@ -997,6 +1147,21 @@
       </w:r>
       <w:r>
         <w:rPr>
+          <w:b/>
+          <w:lang w:val="id_ID" w:bidi="id_ID"/>
+        </w:rPr>
+        <w:t>τῇ ἀδελφῇ</w:t>
+      </w:r>
+    </w:p>
+    <w:p>
+      <w:pPr/>
+      <w:r>
+        <w:rPr>
+          <w:lang w:val="id_ID" w:bidi="id_ID"/>
+        </w:rPr>
+      </w:r>
+      <w:r>
+        <w:rPr>
           <w:lang w:val="id_ID" w:bidi="id_ID"/>
         </w:rPr>
         <w:t>Paulus menggunakan istilah “saudari” untuk menyebut seorang wanita yang memiliki iman yang sama. Terjemahan alternatif: “saudara seiman” atau ”saudari rohani kita”</w:t>
@@ -1065,6 +1230,21 @@
       </w:r>
       <w:r>
         <w:rPr>
+          <w:b/>
+          <w:lang w:val="id_ID" w:bidi="id_ID"/>
+        </w:rPr>
+        <w:t>ἡμῶν</w:t>
+      </w:r>
+    </w:p>
+    <w:p>
+      <w:pPr/>
+      <w:r>
+        <w:rPr>
+          <w:lang w:val="id_ID" w:bidi="id_ID"/>
+        </w:rPr>
+      </w:r>
+      <w:r>
+        <w:rPr>
           <w:lang w:val="id_ID" w:bidi="id_ID"/>
         </w:rPr>
         <w:t xml:space="preserve">Kata </w:t>
@@ -1146,6 +1326,21 @@
       </w:r>
       <w:r>
         <w:rPr>
+          <w:b/>
+          <w:lang w:val="id_ID" w:bidi="id_ID"/>
+        </w:rPr>
+        <w:t>Ἀπφίᾳ &amp; Ἀρχίππῳ &amp; τῇ &amp; ἐκκλησίᾳ</w:t>
+      </w:r>
+    </w:p>
+    <w:p>
+      <w:pPr/>
+      <w:r>
+        <w:rPr>
+          <w:lang w:val="id_ID" w:bidi="id_ID"/>
+        </w:rPr>
+      </w:r>
+      <w:r>
+        <w:rPr>
           <w:lang w:val="id_ID" w:bidi="id_ID"/>
         </w:rPr>
         <w:t xml:space="preserve">Surat ini terutama ditujukan kepada Filemon. Dapat menyesatkan jika kita mengira bahwa Paulus menulis kepada </w:t>
@@ -1233,6 +1428,21 @@
       </w:r>
       <w:r>
         <w:rPr>
+          <w:b/>
+          <w:lang w:val="id_ID" w:bidi="id_ID"/>
+        </w:rPr>
+        <w:t>Ἀρχίππῳ</w:t>
+      </w:r>
+    </w:p>
+    <w:p>
+      <w:pPr/>
+      <w:r>
+        <w:rPr>
+          <w:lang w:val="id_ID" w:bidi="id_ID"/>
+        </w:rPr>
+      </w:r>
+      <w:r>
+        <w:rPr>
           <w:i/>
           <w:lang w:val="id_ID" w:bidi="id_ID"/>
         </w:rPr>
@@ -1308,6 +1518,21 @@
       </w:r>
       <w:r>
         <w:rPr>
+          <w:b/>
+          <w:lang w:val="id_ID" w:bidi="id_ID"/>
+        </w:rPr>
+        <w:t>τῷ συνστρατιώτῃ ἡμῶν</w:t>
+      </w:r>
+    </w:p>
+    <w:p>
+      <w:pPr/>
+      <w:r>
+        <w:rPr>
+          <w:lang w:val="id_ID" w:bidi="id_ID"/>
+        </w:rPr>
+      </w:r>
+      <w:r>
+        <w:rPr>
           <w:lang w:val="id_ID" w:bidi="id_ID"/>
         </w:rPr>
         <w:t>Di sini Paulus berbicara tentang Arkhipus seolah-olah ia dan Arkhipus adalah prajurit dalam sebuah pasukan. Maksudnya adalah bahwa Arkhipus bekerja keras, sama seperti Paulus sendiri yang bekerja keras, untuk mengabarkan Injil. Terjemahan alternatif: “sesama pejuang rohani kita” atau ”yang juga berjuang dalam peperangan rohani bersama kita”</w:t>
@@ -1376,6 +1601,21 @@
       </w:r>
       <w:r>
         <w:rPr>
+          <w:b/>
+          <w:lang w:val="id_ID" w:bidi="id_ID"/>
+        </w:rPr>
+        <w:t>καὶ τῇ κατ’ οἶκόν σου ἐκκλησίᾳ</w:t>
+      </w:r>
+    </w:p>
+    <w:p>
+      <w:pPr/>
+      <w:r>
+        <w:rPr>
+          <w:lang w:val="id_ID" w:bidi="id_ID"/>
+        </w:rPr>
+      </w:r>
+      <w:r>
+        <w:rPr>
           <w:lang w:val="id_ID" w:bidi="id_ID"/>
         </w:rPr>
         <w:t xml:space="preserve">Apfia dan Arkhipus mungkin juga merupakan anggota </w:t>
@@ -1437,6 +1677,21 @@
       </w:r>
       <w:r>
         <w:rPr>
+          <w:b/>
+          <w:lang w:val="id_ID" w:bidi="id_ID"/>
+        </w:rPr>
+        <w:t>χάρις ὑμῖν καὶ εἰρήνη, ἀπὸ Θεοῦ Πατρὸς ἡμῶν καὶ Κυρίου ἡμῶν Ἰησοῦ Χριστοῦ</w:t>
+      </w:r>
+    </w:p>
+    <w:p>
+      <w:pPr/>
+      <w:r>
+        <w:rPr>
+          <w:lang w:val="id_ID" w:bidi="id_ID"/>
+        </w:rPr>
+      </w:r>
+      <w:r>
+        <w:rPr>
           <w:lang w:val="id_ID" w:bidi="id_ID"/>
         </w:rPr>
         <w:t>Setelah memperkenalkan pengirim dan penerima surat, Paulus memberikan berkat. Gunakanlah bentuk yang dapat dikenali orang sebagai berkat dalam bahasa Anda. Terjemahan alternatif: “Semoga Allah Bapa kita dan Tuhan Yesus Kristus memberikan kasih karunia dan damai sejahtera kepadamu.”</w:t>
@@ -1505,6 +1760,21 @@
       </w:r>
       <w:r>
         <w:rPr>
+          <w:b/>
+          <w:lang w:val="id_ID" w:bidi="id_ID"/>
+        </w:rPr>
+        <w:t>χάρις ὑμῖν καὶ εἰρήνη, ἀπὸ Θεοῦ Πατρὸς ἡμῶν καὶ Κυρίου ἡμῶν Ἰησοῦ Χριστοῦ.</w:t>
+      </w:r>
+    </w:p>
+    <w:p>
+      <w:pPr/>
+      <w:r>
+        <w:rPr>
+          <w:lang w:val="id_ID" w:bidi="id_ID"/>
+        </w:rPr>
+      </w:r>
+      <w:r>
+        <w:rPr>
           <w:lang w:val="id_ID" w:bidi="id_ID"/>
         </w:rPr>
         <w:t xml:space="preserve">Jika akan membantu dalam bahasa Anda, Anda dapat mengekspresikan ide di balik kata benda abstrak </w:t>
@@ -1599,6 +1869,21 @@
       </w:r>
       <w:r>
         <w:rPr>
+          <w:b/>
+          <w:lang w:val="id_ID" w:bidi="id_ID"/>
+        </w:rPr>
+        <w:t>ἡμῶν &amp; ἡμῶν</w:t>
+      </w:r>
+    </w:p>
+    <w:p>
+      <w:pPr/>
+      <w:r>
+        <w:rPr>
+          <w:lang w:val="id_ID" w:bidi="id_ID"/>
+        </w:rPr>
+      </w:r>
+      <w:r>
+        <w:rPr>
           <w:lang w:val="id_ID" w:bidi="id_ID"/>
         </w:rPr>
         <w:t xml:space="preserve">Kata </w:t>
@@ -1764,6 +2049,21 @@
           <w:b/>
           <w:lang w:val="id_ID" w:bidi="id_ID"/>
         </w:rPr>
+        <w:t>Πατρὸς</w:t>
+      </w:r>
+    </w:p>
+    <w:p>
+      <w:pPr/>
+      <w:r>
+        <w:rPr>
+          <w:lang w:val="id_ID" w:bidi="id_ID"/>
+        </w:rPr>
+      </w:r>
+      <w:r>
+        <w:rPr>
+          <w:b/>
+          <w:lang w:val="id_ID" w:bidi="id_ID"/>
+        </w:rPr>
         <w:t>Bapa</w:t>
       </w:r>
       <w:r>
@@ -1836,6 +2136,21 @@
       </w:r>
       <w:r>
         <w:rPr>
+          <w:b/>
+          <w:lang w:val="id_ID" w:bidi="id_ID"/>
+        </w:rPr>
+        <w:t>σου</w:t>
+      </w:r>
+    </w:p>
+    <w:p>
+      <w:pPr/>
+      <w:r>
+        <w:rPr>
+          <w:lang w:val="id_ID" w:bidi="id_ID"/>
+        </w:rPr>
+      </w:r>
+      <w:r>
+        <w:rPr>
           <w:lang w:val="id_ID" w:bidi="id_ID"/>
         </w:rPr>
         <w:t xml:space="preserve">Di sini, kata </w:t>
@@ -1917,6 +2232,21 @@
       </w:r>
       <w:r>
         <w:rPr>
+          <w:b/>
+          <w:lang w:val="id_ID" w:bidi="id_ID"/>
+        </w:rPr>
+        <w:t>ἀκούων σου τὴν ἀγάπην καὶ τὴν πίστιν, ἣν ἔχεις πρὸς τὸν Κύριον Ἰησοῦν, καὶ εἰς πάντας τοὺς ἁγίους</w:t>
+      </w:r>
+    </w:p>
+    <w:p>
+      <w:pPr/>
+      <w:r>
+        <w:rPr>
+          <w:lang w:val="id_ID" w:bidi="id_ID"/>
+        </w:rPr>
+      </w:r>
+      <w:r>
+        <w:rPr>
           <w:lang w:val="id_ID" w:bidi="id_ID"/>
         </w:rPr>
         <w:t xml:space="preserve">Jika itu akan membantu dalam bahasa Anda, Anda dapat mengekspresikan kata benda abstrak </w:t>
@@ -2011,6 +2341,21 @@
       </w:r>
       <w:r>
         <w:rPr>
+          <w:b/>
+          <w:lang w:val="id_ID" w:bidi="id_ID"/>
+        </w:rPr>
+        <w:t>ἀκούων σου τὴν ἀγάπην καὶ τὴν πίστιν, ἣν ἔχεις πρὸς τὸν Κύριον Ἰησοῦν, καὶ εἰς πάντας τοὺς ἁγίους</w:t>
+      </w:r>
+    </w:p>
+    <w:p>
+      <w:pPr/>
+      <w:r>
+        <w:rPr>
+          <w:lang w:val="id_ID" w:bidi="id_ID"/>
+        </w:rPr>
+      </w:r>
+      <w:r>
+        <w:rPr>
           <w:lang w:val="id_ID" w:bidi="id_ID"/>
         </w:rPr>
         <w:t>Paulus menggunakan struktur puitis di sini, di mana bagian pertama dan terakhir saling berkaitan dan bagian kedua dan ketiga saling berhubungan. Oleh karena itu, maknanya adalah: “mendengar tentang iman yang kamu miliki di dalam Tuhan Yesus dan tentang kasihmu kepada semua orang kudus.” Paulus mengatakan hal ini dengan tepat di Kolose 1:4 tanpa struktur puitis.</w:t>
@@ -2079,6 +2424,21 @@
       </w:r>
       <w:r>
         <w:rPr>
+          <w:b/>
+          <w:lang w:val="id_ID" w:bidi="id_ID"/>
+        </w:rPr>
+        <w:t>σου &amp; ἔχεις</w:t>
+      </w:r>
+    </w:p>
+    <w:p>
+      <w:pPr/>
+      <w:r>
+        <w:rPr>
+          <w:lang w:val="id_ID" w:bidi="id_ID"/>
+        </w:rPr>
+      </w:r>
+      <w:r>
+        <w:rPr>
           <w:lang w:val="id_ID" w:bidi="id_ID"/>
         </w:rPr>
         <w:t xml:space="preserve">Di sini, kata </w:t>
@@ -2173,6 +2533,21 @@
       </w:r>
       <w:r>
         <w:rPr>
+          <w:b/>
+          <w:lang w:val="id_ID" w:bidi="id_ID"/>
+        </w:rPr>
+        <w:t>ὅπως</w:t>
+      </w:r>
+    </w:p>
+    <w:p>
+      <w:pPr/>
+      <w:r>
+        <w:rPr>
+          <w:lang w:val="id_ID" w:bidi="id_ID"/>
+        </w:rPr>
+      </w:r>
+      <w:r>
+        <w:rPr>
           <w:lang w:val="id_ID" w:bidi="id_ID"/>
         </w:rPr>
         <w:t xml:space="preserve">Di sini, </w:t>
@@ -2254,6 +2629,21 @@
       </w:r>
       <w:r>
         <w:rPr>
+          <w:b/>
+          <w:lang w:val="id_ID" w:bidi="id_ID"/>
+        </w:rPr>
+        <w:t>ἡ κοινωνία τῆς πίστεώς σου</w:t>
+      </w:r>
+    </w:p>
+    <w:p>
+      <w:pPr/>
+      <w:r>
+        <w:rPr>
+          <w:lang w:val="id_ID" w:bidi="id_ID"/>
+        </w:rPr>
+      </w:r>
+      <w:r>
+        <w:rPr>
           <w:lang w:val="id_ID" w:bidi="id_ID"/>
         </w:rPr>
         <w:t>Kata yang diterjemahkan “persekutuan” berarti berbagi atau bermitra dalam sesuatu. Paulus mungkin bermaksud untuk kedua arti tersebut, tetapi jika harus memilih, ini dapat berarti: (1) bahwa Filemon memiliki iman yang sama kepada Kristus seperti Paulus dan yang lainnya. Terjemahan alternatif: “iman yang engkau bagi dengan kami” (2) bahwa Filemon adalah rekan sekerja Paulus dan yang lainnya dalam bekerja bagi Kristus. Terjemahan alternatif: “pekerjaanmu yang bekerja sama dengan kami sebagai orang percaya”</w:t>
@@ -2322,6 +2712,21 @@
       </w:r>
       <w:r>
         <w:rPr>
+          <w:b/>
+          <w:lang w:val="id_ID" w:bidi="id_ID"/>
+        </w:rPr>
+        <w:t>ἡ κοινωνία τῆς πίστεώς σου, ἐνεργὴς γένηται ἐν ἐπιγνώσει παντὸς ἀγαθοῦ τοῦ ἐν ἡμῖν εἰς Χριστόν.</w:t>
+      </w:r>
+    </w:p>
+    <w:p>
+      <w:pPr/>
+      <w:r>
+        <w:rPr>
+          <w:lang w:val="id_ID" w:bidi="id_ID"/>
+        </w:rPr>
+      </w:r>
+      <w:r>
+        <w:rPr>
           <w:lang w:val="id_ID" w:bidi="id_ID"/>
         </w:rPr>
         <w:t xml:space="preserve">Jika akan membantu dalam bahasa Anda, Anda dapat mengekspresikan ide di balik kata benda abstrak </w:t>
@@ -2416,6 +2821,21 @@
       </w:r>
       <w:r>
         <w:rPr>
+          <w:b/>
+          <w:lang w:val="id_ID" w:bidi="id_ID"/>
+        </w:rPr>
+        <w:t>ἐν ἐπιγνώσει παντὸς ἀγαθοῦ</w:t>
+      </w:r>
+    </w:p>
+    <w:p>
+      <w:pPr/>
+      <w:r>
+        <w:rPr>
+          <w:lang w:val="id_ID" w:bidi="id_ID"/>
+        </w:rPr>
+      </w:r>
+      <w:r>
+        <w:rPr>
           <w:lang w:val="id_ID" w:bidi="id_ID"/>
         </w:rPr>
         <w:t>Ini bisa berarti: (1) “dan akan mengakibatkan kamu mengetahui segala sesuatu yang baik” (2) “sehingga mereka yang berbagi iman dengan kamu akan mengetahui segala sesuatu yang baik” Terjemahan alternatif: “dengan mengetahui segala sesuatu yang baik”</w:t>
@@ -2484,6 +2904,21 @@
       </w:r>
       <w:r>
         <w:rPr>
+          <w:b/>
+          <w:lang w:val="id_ID" w:bidi="id_ID"/>
+        </w:rPr>
+        <w:t>εἰς Χριστόν</w:t>
+      </w:r>
+    </w:p>
+    <w:p>
+      <w:pPr/>
+      <w:r>
+        <w:rPr>
+          <w:lang w:val="id_ID" w:bidi="id_ID"/>
+        </w:rPr>
+      </w:r>
+      <w:r>
+        <w:rPr>
           <w:lang w:val="id_ID" w:bidi="id_ID"/>
         </w:rPr>
         <w:t>Jika itu akan membantu dalam bahasa Anda, Anda dapat menyatakan secara eksplisit bagaimana “segala sesuatu yang baik” adalah “bagi Kristus”. Terjemahan alternatif: “demi Kristus” atau ”demi kepentingan Kristus”</w:t>
@@ -2552,6 +2987,21 @@
       </w:r>
       <w:r>
         <w:rPr>
+          <w:b/>
+          <w:lang w:val="id_ID" w:bidi="id_ID"/>
+        </w:rPr>
+        <w:t>χαρὰν γὰρ πολλὴν ἔσχον καὶ παράκλησιν</w:t>
+      </w:r>
+    </w:p>
+    <w:p>
+      <w:pPr/>
+      <w:r>
+        <w:rPr>
+          <w:lang w:val="id_ID" w:bidi="id_ID"/>
+        </w:rPr>
+      </w:r>
+      <w:r>
+        <w:rPr>
           <w:lang w:val="id_ID" w:bidi="id_ID"/>
         </w:rPr>
         <w:t xml:space="preserve">Jika akan membantu dalam bahasa Anda, Anda dapat mengekspresikan ide di balik kata benda abstrak </w:t>
@@ -2646,6 +3096,21 @@
       </w:r>
       <w:r>
         <w:rPr>
+          <w:b/>
+          <w:lang w:val="id_ID" w:bidi="id_ID"/>
+        </w:rPr>
+        <w:t>ἐπὶ τῇ ἀγάπῃ σου</w:t>
+      </w:r>
+    </w:p>
+    <w:p>
+      <w:pPr/>
+      <w:r>
+        <w:rPr>
+          <w:lang w:val="id_ID" w:bidi="id_ID"/>
+        </w:rPr>
+      </w:r>
+      <w:r>
+        <w:rPr>
           <w:lang w:val="id_ID" w:bidi="id_ID"/>
         </w:rPr>
         <w:t xml:space="preserve">Jika akan membantu dalam bahasa Anda, Anda dapat mengekspresikan ide di balik kata benda abstrak </w:t>
@@ -2727,6 +3192,21 @@
       </w:r>
       <w:r>
         <w:rPr>
+          <w:b/>
+          <w:lang w:val="id_ID" w:bidi="id_ID"/>
+        </w:rPr>
+        <w:t>τὰ σπλάγχνα τῶν ἁγίων ἀναπέπαυται διὰ σοῦ</w:t>
+      </w:r>
+    </w:p>
+    <w:p>
+      <w:pPr/>
+      <w:r>
+        <w:rPr>
+          <w:lang w:val="id_ID" w:bidi="id_ID"/>
+        </w:rPr>
+      </w:r>
+      <w:r>
+        <w:rPr>
           <w:lang w:val="id_ID" w:bidi="id_ID"/>
         </w:rPr>
         <w:t>Jika bahasa Anda tidak menggunakan bentuk pasif ini, Anda dapat menyatakannya dalam bentuk aktif. Terjemahan alternatif: “Engkau telah menyegarkan bagian dalam orang-orang kudus”</w:t>
@@ -2795,6 +3275,21 @@
       </w:r>
       <w:r>
         <w:rPr>
+          <w:b/>
+          <w:lang w:val="id_ID" w:bidi="id_ID"/>
+        </w:rPr>
+        <w:t>τὰ σπλάγχνα τῶν ἁγίων</w:t>
+      </w:r>
+    </w:p>
+    <w:p>
+      <w:pPr/>
+      <w:r>
+        <w:rPr>
+          <w:lang w:val="id_ID" w:bidi="id_ID"/>
+        </w:rPr>
+      </w:r>
+      <w:r>
+        <w:rPr>
           <w:lang w:val="id_ID" w:bidi="id_ID"/>
         </w:rPr>
         <w:t xml:space="preserve">Di sini, </w:t>
@@ -2876,6 +3371,21 @@
       </w:r>
       <w:r>
         <w:rPr>
+          <w:b/>
+          <w:lang w:val="id_ID" w:bidi="id_ID"/>
+        </w:rPr>
+        <w:t>τὰ σπλάγχνα τῶν ἁγίων ἀναπέπαυται διὰ σοῦ</w:t>
+      </w:r>
+    </w:p>
+    <w:p>
+      <w:pPr/>
+      <w:r>
+        <w:rPr>
+          <w:lang w:val="id_ID" w:bidi="id_ID"/>
+        </w:rPr>
+      </w:r>
+      <w:r>
+        <w:rPr>
           <w:lang w:val="id_ID" w:bidi="id_ID"/>
         </w:rPr>
         <w:t xml:space="preserve">Di sini, </w:t>
@@ -2957,6 +3467,21 @@
       </w:r>
       <w:r>
         <w:rPr>
+          <w:b/>
+          <w:lang w:val="id_ID" w:bidi="id_ID"/>
+        </w:rPr>
+        <w:t>σοῦ, ἀδελφέ</w:t>
+      </w:r>
+    </w:p>
+    <w:p>
+      <w:pPr/>
+      <w:r>
+        <w:rPr>
+          <w:lang w:val="id_ID" w:bidi="id_ID"/>
+        </w:rPr>
+      </w:r>
+      <w:r>
+        <w:rPr>
           <w:lang w:val="id_ID" w:bidi="id_ID"/>
         </w:rPr>
         <w:t>Paulus memanggil Filemon dengan sebutan “saudara” karena mereka berdua adalah orang percaya, dan ia ingin menekankan persahabatan mereka. Terjemahan alternatif: “kamu, saudara” atau “kamu, sahabat terkasih”</w:t>
@@ -3073,6 +3598,21 @@
       </w:r>
       <w:r>
         <w:rPr>
+          <w:b/>
+          <w:lang w:val="id_ID" w:bidi="id_ID"/>
+        </w:rPr>
+        <w:t>πολλὴν ἐν Χριστῷ παρρησίαν</w:t>
+      </w:r>
+    </w:p>
+    <w:p>
+      <w:pPr/>
+      <w:r>
+        <w:rPr>
+          <w:lang w:val="id_ID" w:bidi="id_ID"/>
+        </w:rPr>
+      </w:r>
+      <w:r>
+        <w:rPr>
           <w:lang w:val="id_ID" w:bidi="id_ID"/>
         </w:rPr>
         <w:t>Ini dapat berarti: (1) “segala kuasa karena Kristus” (2) “segala keberanian karena Kristus.”</w:t>
@@ -3121,6 +3661,21 @@
       </w:r>
       <w:r>
         <w:rPr>
+          <w:b/>
+          <w:lang w:val="id_ID" w:bidi="id_ID"/>
+        </w:rPr>
+        <w:t>διό</w:t>
+      </w:r>
+    </w:p>
+    <w:p>
+      <w:pPr/>
+      <w:r>
+        <w:rPr>
+          <w:lang w:val="id_ID" w:bidi="id_ID"/>
+        </w:rPr>
+      </w:r>
+      <w:r>
+        <w:rPr>
           <w:lang w:val="id_ID" w:bidi="id_ID"/>
         </w:rPr>
         <w:t xml:space="preserve">Kata </w:t>
@@ -3202,6 +3757,21 @@
       </w:r>
       <w:r>
         <w:rPr>
+          <w:b/>
+          <w:lang w:val="id_ID" w:bidi="id_ID"/>
+        </w:rPr>
+        <w:t>διὰ τὴν ἀγάπην</w:t>
+      </w:r>
+    </w:p>
+    <w:p>
+      <w:pPr/>
+      <w:r>
+        <w:rPr>
+          <w:lang w:val="id_ID" w:bidi="id_ID"/>
+        </w:rPr>
+      </w:r>
+      <w:r>
+        <w:rPr>
           <w:lang w:val="id_ID" w:bidi="id_ID"/>
         </w:rPr>
         <w:t>Paulus tidak mengatakan untuk siapa “mengasihi” ini. Jika kita perlu menggunakan kata kerja di sini dan mengatakan siapa yang mengasihi siapa, maka hal ini dapat merujuk pada (1) kasih timbal balik antara dia dan Filemon. Lihat UST. (2) kasih Paulus kepada Filemon. Terjemahan alternatif: “karena aku mengasihi engkau” (3) kasih Filemon kepada sesama orang percaya. Terjemahan alternatif: “karena aku tahu bahwa engkau mengasihi umat Allah”</w:t>
@@ -3270,6 +3840,21 @@
       </w:r>
       <w:r>
         <w:rPr>
+          <w:b/>
+          <w:lang w:val="id_ID" w:bidi="id_ID"/>
+        </w:rPr>
+        <w:t>δέσμιος Χριστοῦ Ἰησοῦ</w:t>
+      </w:r>
+    </w:p>
+    <w:p>
+      <w:pPr/>
+      <w:r>
+        <w:rPr>
+          <w:lang w:val="id_ID" w:bidi="id_ID"/>
+        </w:rPr>
+      </w:r>
+      <w:r>
+        <w:rPr>
           <w:lang w:val="id_ID" w:bidi="id_ID"/>
         </w:rPr>
         <w:t>Paulus dipenjara karena orang-orang yang berkuasa tidak ingin dia berkhotbah tentang Yesus. Mereka memenjarakannya untuk menghentikan dan menghukumnya. Ini tidak berarti bahwa Yesus yang memenjarakan Paulus. Terjemahan alternatif: “seorang tahanan karena Kristus Yesus”</w:t>
@@ -3321,6 +3906,21 @@
           <w:b/>
           <w:lang w:val="id_ID" w:bidi="id_ID"/>
         </w:rPr>
+        <w:t>Ὀνήσιμον</w:t>
+      </w:r>
+    </w:p>
+    <w:p>
+      <w:pPr/>
+      <w:r>
+        <w:rPr>
+          <w:lang w:val="id_ID" w:bidi="id_ID"/>
+        </w:rPr>
+      </w:r>
+      <w:r>
+        <w:rPr>
+          <w:b/>
+          <w:lang w:val="id_ID" w:bidi="id_ID"/>
+        </w:rPr>
         <w:t>Onesimus</w:t>
       </w:r>
       <w:r>
@@ -3393,6 +3993,21 @@
       </w:r>
       <w:r>
         <w:rPr>
+          <w:b/>
+          <w:lang w:val="id_ID" w:bidi="id_ID"/>
+        </w:rPr>
+        <w:t>Ὀνήσιμον</w:t>
+      </w:r>
+    </w:p>
+    <w:p>
+      <w:pPr/>
+      <w:r>
+        <w:rPr>
+          <w:lang w:val="id_ID" w:bidi="id_ID"/>
+        </w:rPr>
+      </w:r>
+      <w:r>
+        <w:rPr>
           <w:lang w:val="id_ID" w:bidi="id_ID"/>
         </w:rPr>
         <w:t xml:space="preserve">Nama </w:t>
@@ -3474,6 +4089,21 @@
       </w:r>
       <w:r>
         <w:rPr>
+          <w:b/>
+          <w:lang w:val="id_ID" w:bidi="id_ID"/>
+        </w:rPr>
+        <w:t>ὃν ἐγέννησα</w:t>
+      </w:r>
+    </w:p>
+    <w:p>
+      <w:pPr/>
+      <w:r>
+        <w:rPr>
+          <w:lang w:val="id_ID" w:bidi="id_ID"/>
+        </w:rPr>
+      </w:r>
+      <w:r>
+        <w:rPr>
           <w:lang w:val="id_ID" w:bidi="id_ID"/>
         </w:rPr>
         <w:t xml:space="preserve">Di sini, </w:t>
@@ -3555,6 +4185,21 @@
       </w:r>
       <w:r>
         <w:rPr>
+          <w:b/>
+          <w:lang w:val="id_ID" w:bidi="id_ID"/>
+        </w:rPr>
+        <w:t>ἐν τοῖς δεσμοῖς</w:t>
+      </w:r>
+    </w:p>
+    <w:p>
+      <w:pPr/>
+      <w:r>
+        <w:rPr>
+          <w:lang w:val="id_ID" w:bidi="id_ID"/>
+        </w:rPr>
+      </w:r>
+      <w:r>
+        <w:rPr>
           <w:lang w:val="id_ID" w:bidi="id_ID"/>
         </w:rPr>
         <w:t xml:space="preserve">Para tahanan sering kali diikat dengan </w:t>
@@ -3636,6 +4281,21 @@
       </w:r>
       <w:r>
         <w:rPr>
+          <w:b/>
+          <w:lang w:val="id_ID" w:bidi="id_ID"/>
+        </w:rPr>
+        <w:t>ὃν ἀνέπεμψά σοι</w:t>
+      </w:r>
+    </w:p>
+    <w:p>
+      <w:pPr/>
+      <w:r>
+        <w:rPr>
+          <w:lang w:val="id_ID" w:bidi="id_ID"/>
+        </w:rPr>
+      </w:r>
+      <w:r>
+        <w:rPr>
           <w:lang w:val="id_ID" w:bidi="id_ID"/>
         </w:rPr>
         <w:t>Paulus mungkin mengirim Onesimus bersama dengan orang percaya lain yang membawa surat ini.</w:t>
@@ -3684,6 +4344,21 @@
       </w:r>
       <w:r>
         <w:rPr>
+          <w:b/>
+          <w:lang w:val="id_ID" w:bidi="id_ID"/>
+        </w:rPr>
+        <w:t>τοῦτ’ ἔστιν τὰ ἐμὰ σπλάγχνα</w:t>
+      </w:r>
+    </w:p>
+    <w:p>
+      <w:pPr/>
+      <w:r>
+        <w:rPr>
+          <w:lang w:val="id_ID" w:bidi="id_ID"/>
+        </w:rPr>
+      </w:r>
+      <w:r>
+        <w:rPr>
           <w:lang w:val="id_ID" w:bidi="id_ID"/>
         </w:rPr>
         <w:t xml:space="preserve">Frasa </w:t>
@@ -3765,6 +4440,21 @@
       </w:r>
       <w:r>
         <w:rPr>
+          <w:b/>
+          <w:lang w:val="id_ID" w:bidi="id_ID"/>
+        </w:rPr>
+        <w:t>τὰ ἐμὰ σπλάγχνα</w:t>
+      </w:r>
+    </w:p>
+    <w:p>
+      <w:pPr/>
+      <w:r>
+        <w:rPr>
+          <w:lang w:val="id_ID" w:bidi="id_ID"/>
+        </w:rPr>
+      </w:r>
+      <w:r>
+        <w:rPr>
           <w:lang w:val="id_ID" w:bidi="id_ID"/>
         </w:rPr>
         <w:t xml:space="preserve">Di sini, </w:t>
@@ -3846,6 +4536,21 @@
       </w:r>
       <w:r>
         <w:rPr>
+          <w:b/>
+          <w:lang w:val="id_ID" w:bidi="id_ID"/>
+        </w:rPr>
+        <w:t>ἵνα ὑπὲρ σοῦ μοι διακονῇ</w:t>
+      </w:r>
+    </w:p>
+    <w:p>
+      <w:pPr/>
+      <w:r>
+        <w:rPr>
+          <w:lang w:val="id_ID" w:bidi="id_ID"/>
+        </w:rPr>
+      </w:r>
+      <w:r>
+        <w:rPr>
           <w:lang w:val="id_ID" w:bidi="id_ID"/>
         </w:rPr>
         <w:t>Paulus tahu bahwa Filemon ingin menolongnya, dan karena itu ia menyarankan agar Onesimus melayani Paulus di penjara. Terjemahan alternatif: “supaya, karena engkau tidak dapat hadir di sini, ia dapat menolong aku” atau ”supaya ia dapat menolong aku menggantikan engkau”</w:t>
@@ -3894,6 +4599,21 @@
       </w:r>
       <w:r>
         <w:rPr>
+          <w:b/>
+          <w:lang w:val="id_ID" w:bidi="id_ID"/>
+        </w:rPr>
+        <w:t>ἐν τοῖς δεσμοῖς</w:t>
+      </w:r>
+    </w:p>
+    <w:p>
+      <w:pPr/>
+      <w:r>
+        <w:rPr>
+          <w:lang w:val="id_ID" w:bidi="id_ID"/>
+        </w:rPr>
+      </w:r>
+      <w:r>
+        <w:rPr>
           <w:lang w:val="id_ID" w:bidi="id_ID"/>
         </w:rPr>
         <w:t>Para tahanan sering kali diikat dengan rantai. Paulus berada di dalam penjara ketika ia memberi tahu Onesimus tentang Mesias, dan ia masih berada di dalam penjara ketika ia menulis surat ini.</w:t>
@@ -3962,6 +4682,21 @@
       </w:r>
       <w:r>
         <w:rPr>
+          <w:b/>
+          <w:lang w:val="id_ID" w:bidi="id_ID"/>
+        </w:rPr>
+        <w:t>ἐν τοῖς δεσμοῖς τοῦ εὐαγγελίου</w:t>
+      </w:r>
+    </w:p>
+    <w:p>
+      <w:pPr/>
+      <w:r>
+        <w:rPr>
+          <w:lang w:val="id_ID" w:bidi="id_ID"/>
+        </w:rPr>
+      </w:r>
+      <w:r>
+        <w:rPr>
           <w:lang w:val="id_ID" w:bidi="id_ID"/>
         </w:rPr>
         <w:t>Paulus dipenjara karena ia memberitakan Injil di depan umum. Anda dapat menyatakan hal ini secara eksplisit. Terjemahan alternatif: “dalam belenggu yang mereka kenakan kepadaku karena aku memberitakan Injil”</w:t>
@@ -4030,6 +4765,21 @@
       </w:r>
       <w:r>
         <w:rPr>
+          <w:b/>
+          <w:lang w:val="id_ID" w:bidi="id_ID"/>
+        </w:rPr>
+        <w:t>ἵνα μὴ ὡς κατὰ ἀνάγκην τὸ ἀγαθόν σου ᾖ</w:t>
+      </w:r>
+    </w:p>
+    <w:p>
+      <w:pPr/>
+      <w:r>
+        <w:rPr>
+          <w:lang w:val="id_ID" w:bidi="id_ID"/>
+        </w:rPr>
+      </w:r>
+      <w:r>
+        <w:rPr>
           <w:lang w:val="id_ID" w:bidi="id_ID"/>
         </w:rPr>
         <w:t xml:space="preserve">Jika akan membantu dalam bahasa Anda, Anda dapat mengekspresikan ide di balik kata benda abstrak </w:t>
@@ -4111,6 +4861,21 @@
       </w:r>
       <w:r>
         <w:rPr>
+          <w:b/>
+          <w:lang w:val="id_ID" w:bidi="id_ID"/>
+        </w:rPr>
+        <w:t>ἀλλὰ κατὰ ἑκούσιον.</w:t>
+      </w:r>
+    </w:p>
+    <w:p>
+      <w:pPr/>
+      <w:r>
+        <w:rPr>
+          <w:lang w:val="id_ID" w:bidi="id_ID"/>
+        </w:rPr>
+      </w:r>
+      <w:r>
+        <w:rPr>
           <w:lang w:val="id_ID" w:bidi="id_ID"/>
         </w:rPr>
         <w:t xml:space="preserve">Jika akan membantu dalam bahasa Anda, Anda dapat mengekspresikan ide di balik kata benda abstrak </w:t>
@@ -4192,6 +4957,21 @@
       </w:r>
       <w:r>
         <w:rPr>
+          <w:b/>
+          <w:lang w:val="id_ID" w:bidi="id_ID"/>
+        </w:rPr>
+        <w:t>τάχα γὰρ διὰ τοῦτο, ἐχωρίσθη πρὸς ὥραν, ἵνα</w:t>
+      </w:r>
+    </w:p>
+    <w:p>
+      <w:pPr/>
+      <w:r>
+        <w:rPr>
+          <w:lang w:val="id_ID" w:bidi="id_ID"/>
+        </w:rPr>
+      </w:r>
+      <w:r>
+        <w:rPr>
           <w:lang w:val="id_ID" w:bidi="id_ID"/>
         </w:rPr>
         <w:t>Jika bahasa Anda tidak menggunakan bentuk pasif ini, Anda dapat menyatakannya dalam bentuk aktif. Terjemahan alternatif: “Karena mungkin alasan Allah mengambil Onesimus dari padamu untuk sementara waktu adalah supaya”</w:t>
@@ -4260,6 +5040,21 @@
       </w:r>
       <w:r>
         <w:rPr>
+          <w:b/>
+          <w:lang w:val="id_ID" w:bidi="id_ID"/>
+        </w:rPr>
+        <w:t>πρὸς ὥραν</w:t>
+      </w:r>
+    </w:p>
+    <w:p>
+      <w:pPr/>
+      <w:r>
+        <w:rPr>
+          <w:lang w:val="id_ID" w:bidi="id_ID"/>
+        </w:rPr>
+      </w:r>
+      <w:r>
+        <w:rPr>
           <w:lang w:val="id_ID" w:bidi="id_ID"/>
         </w:rPr>
         <w:t xml:space="preserve">Di sini, frasa </w:t>
@@ -4341,6 +5136,21 @@
       </w:r>
       <w:r>
         <w:rPr>
+          <w:b/>
+          <w:lang w:val="id_ID" w:bidi="id_ID"/>
+        </w:rPr>
+        <w:t>ὑπὲρ δοῦλον</w:t>
+      </w:r>
+    </w:p>
+    <w:p>
+      <w:pPr/>
+      <w:r>
+        <w:rPr>
+          <w:lang w:val="id_ID" w:bidi="id_ID"/>
+        </w:rPr>
+      </w:r>
+      <w:r>
+        <w:rPr>
           <w:lang w:val="id_ID" w:bidi="id_ID"/>
         </w:rPr>
         <w:t>Terjemahan alternatif: “lebih berharga dari seorang budak” atau ”lebih disayangi dari seorang budak”</w:t>
@@ -4389,6 +5199,21 @@
       </w:r>
       <w:r>
         <w:rPr>
+          <w:b/>
+          <w:lang w:val="id_ID" w:bidi="id_ID"/>
+        </w:rPr>
+        <w:t>οὐκέτι ὡς δοῦλον</w:t>
+      </w:r>
+    </w:p>
+    <w:p>
+      <w:pPr/>
+      <w:r>
+        <w:rPr>
+          <w:lang w:val="id_ID" w:bidi="id_ID"/>
+        </w:rPr>
+      </w:r>
+      <w:r>
+        <w:rPr>
           <w:lang w:val="id_ID" w:bidi="id_ID"/>
         </w:rPr>
         <w:t xml:space="preserve">Ini tidak berarti bahwa Onesimus tidak akan lagi menjadi </w:t>
@@ -4450,6 +5275,21 @@
       </w:r>
       <w:r>
         <w:rPr>
+          <w:b/>
+          <w:lang w:val="id_ID" w:bidi="id_ID"/>
+        </w:rPr>
+        <w:t>ὑπὲρ δοῦλον</w:t>
+      </w:r>
+    </w:p>
+    <w:p>
+      <w:pPr/>
+      <w:r>
+        <w:rPr>
+          <w:lang w:val="id_ID" w:bidi="id_ID"/>
+        </w:rPr>
+      </w:r>
+      <w:r>
+        <w:rPr>
           <w:lang w:val="id_ID" w:bidi="id_ID"/>
         </w:rPr>
         <w:t>Terjemahan alternatif: “lebih berharga daripada seorang budak”</w:t>
@@ -4498,6 +5338,21 @@
       </w:r>
       <w:r>
         <w:rPr>
+          <w:b/>
+          <w:lang w:val="id_ID" w:bidi="id_ID"/>
+        </w:rPr>
+        <w:t>ἀδελφὸν ἀγαπητόν</w:t>
+      </w:r>
+    </w:p>
+    <w:p>
+      <w:pPr/>
+      <w:r>
+        <w:rPr>
+          <w:lang w:val="id_ID" w:bidi="id_ID"/>
+        </w:rPr>
+      </w:r>
+      <w:r>
+        <w:rPr>
           <w:lang w:val="id_ID" w:bidi="id_ID"/>
         </w:rPr>
         <w:t xml:space="preserve">Di sini, </w:t>
@@ -4579,6 +5434,21 @@
       </w:r>
       <w:r>
         <w:rPr>
+          <w:b/>
+          <w:lang w:val="id_ID" w:bidi="id_ID"/>
+        </w:rPr>
+        <w:t>ἀγαπητόν</w:t>
+      </w:r>
+    </w:p>
+    <w:p>
+      <w:pPr/>
+      <w:r>
+        <w:rPr>
+          <w:lang w:val="id_ID" w:bidi="id_ID"/>
+        </w:rPr>
+      </w:r>
+      <w:r>
+        <w:rPr>
           <w:lang w:val="id_ID" w:bidi="id_ID"/>
         </w:rPr>
         <w:t>Terjemahan alternatif: “ terkasih” atau “berharga”</w:t>
@@ -4627,6 +5497,21 @@
       </w:r>
       <w:r>
         <w:rPr>
+          <w:b/>
+          <w:lang w:val="id_ID" w:bidi="id_ID"/>
+        </w:rPr>
+        <w:t>ἐν Κυρίῳ</w:t>
+      </w:r>
+    </w:p>
+    <w:p>
+      <w:pPr/>
+      <w:r>
+        <w:rPr>
+          <w:lang w:val="id_ID" w:bidi="id_ID"/>
+        </w:rPr>
+      </w:r>
+      <w:r>
+        <w:rPr>
           <w:lang w:val="id_ID" w:bidi="id_ID"/>
         </w:rPr>
         <w:t>Terjemahan alternatif: “dalam persekutuan persaudaraan melalui Yesus” atau ”dalam persekutuan orang-orang percaya di dalam Tuhan”</w:t>
@@ -4675,6 +5560,21 @@
       </w:r>
       <w:r>
         <w:rPr>
+          <w:b/>
+          <w:lang w:val="id_ID" w:bidi="id_ID"/>
+        </w:rPr>
+        <w:t>εἰ &amp; με ἔχεις κοινωνόν</w:t>
+      </w:r>
+    </w:p>
+    <w:p>
+      <w:pPr/>
+      <w:r>
+        <w:rPr>
+          <w:lang w:val="id_ID" w:bidi="id_ID"/>
+        </w:rPr>
+      </w:r>
+      <w:r>
+        <w:rPr>
           <w:lang w:val="id_ID" w:bidi="id_ID"/>
         </w:rPr>
         <w:t>Paulus menulis dengan cara yang membuat seolah-olah Filemon tidak menganggap Paulus sebagai rekannya, tetapi ia tahu bahwa Filemon menganggap Paulus sebagai rekannya. Ini adalah cara untuk membuat Filemon menyetujui satu hal (bahwa Paulus adalah rekannya) sehingga ia akan menyetujui hal lainnya (menerima Onesimus). Jika bahasa Anda tidak menyatakan sesuatu sebagai sesuatu yang tidak pasti apakah itu pasti atau benar, dan jika pembaca Anda mungkin berpikir bahwa apa yang Paulus katakan tidak pasti, maka Anda dapat menerjemahkan kata-katanya sebagai pernyataan yang menegaskan. Terjemahan alternatif: “karena engkau memiliki aku sebagai pasanganmu”</w:t>
@@ -4743,6 +5643,21 @@
       </w:r>
       <w:r>
         <w:rPr>
+          <w:b/>
+          <w:lang w:val="id_ID" w:bidi="id_ID"/>
+        </w:rPr>
+        <w:t>οὖν</w:t>
+      </w:r>
+    </w:p>
+    <w:p>
+      <w:pPr/>
+      <w:r>
+        <w:rPr>
+          <w:lang w:val="id_ID" w:bidi="id_ID"/>
+        </w:rPr>
+      </w:r>
+      <w:r>
+        <w:rPr>
           <w:lang w:val="id_ID" w:bidi="id_ID"/>
         </w:rPr>
         <w:t xml:space="preserve">Oleh karena itu, </w:t>
@@ -4824,6 +5739,21 @@
       </w:r>
       <w:r>
         <w:rPr>
+          <w:b/>
+          <w:lang w:val="id_ID" w:bidi="id_ID"/>
+        </w:rPr>
+        <w:t>προσλαβοῦ αὐτὸν ὡς ἐμέ.</w:t>
+      </w:r>
+    </w:p>
+    <w:p>
+      <w:pPr/>
+      <w:r>
+        <w:rPr>
+          <w:lang w:val="id_ID" w:bidi="id_ID"/>
+        </w:rPr>
+      </w:r>
+      <w:r>
+        <w:rPr>
           <w:lang w:val="id_ID" w:bidi="id_ID"/>
         </w:rPr>
         <w:t>Paulus meninggalkan beberapa kata di sini yang dibutuhkan oleh sebuah kalimat dalam banyak bahasa untuk menjadi lengkap. Jika itu akan membantu dalam bahasa Anda, Anda dapat menyediakan kata-kata ini dari konteksnya. Terjemahan alternatif: “terimalah dia sama seperti kamu menerima aku”</w:t>
@@ -4892,6 +5822,21 @@
       </w:r>
       <w:r>
         <w:rPr>
+          <w:b/>
+          <w:lang w:val="id_ID" w:bidi="id_ID"/>
+        </w:rPr>
+        <w:t>εἰ δέ τι ἠδίκησέν σε ἢ ὀφείλει</w:t>
+      </w:r>
+    </w:p>
+    <w:p>
+      <w:pPr/>
+      <w:r>
+        <w:rPr>
+          <w:lang w:val="id_ID" w:bidi="id_ID"/>
+        </w:rPr>
+      </w:r>
+      <w:r>
+        <w:rPr>
           <w:lang w:val="id_ID" w:bidi="id_ID"/>
         </w:rPr>
         <w:t>Onesimus tentu saja melakukan kesalahan terhadap Filemon dengan melarikan diri, dan dia mungkin juga mencuri sebagian harta benda Filemon. Tetapi Paulus menyatakan hal-hal ini sebagai sesuatu yang tidak pasti untuk bersikap sopan. Jika bahasa Anda tidak menggunakan pernyataan bersyarat seperti ini, maka gunakanlah cara yang lebih alamiah untuk menyatakannya. Terjemahan alternatif: “Tetapi apa pun yang telah diambilnya atau kesalahan apa pun yang telah dilakukannya kepadamu”</w:t>
@@ -4960,6 +5905,21 @@
       </w:r>
       <w:r>
         <w:rPr>
+          <w:b/>
+          <w:lang w:val="id_ID" w:bidi="id_ID"/>
+        </w:rPr>
+        <w:t>εἰ δέ τι ἠδίκησέν σε ἢ ὀφείλει</w:t>
+      </w:r>
+    </w:p>
+    <w:p>
+      <w:pPr/>
+      <w:r>
+        <w:rPr>
+          <w:lang w:val="id_ID" w:bidi="id_ID"/>
+        </w:rPr>
+      </w:r>
+      <w:r>
+        <w:rPr>
           <w:lang w:val="id_ID" w:bidi="id_ID"/>
         </w:rPr>
         <w:t xml:space="preserve">Kedua frasa ini memiliki arti yang sama, meskipun </w:t>
@@ -5021,6 +5981,21 @@
       </w:r>
       <w:r>
         <w:rPr>
+          <w:b/>
+          <w:lang w:val="id_ID" w:bidi="id_ID"/>
+        </w:rPr>
+        <w:t>τοῦτο ἐμοὶ ἐλλόγα.</w:t>
+      </w:r>
+    </w:p>
+    <w:p>
+      <w:pPr/>
+      <w:r>
+        <w:rPr>
+          <w:lang w:val="id_ID" w:bidi="id_ID"/>
+        </w:rPr>
+      </w:r>
+      <w:r>
+        <w:rPr>
           <w:lang w:val="id_ID" w:bidi="id_ID"/>
         </w:rPr>
         <w:t>Terjemahan alternatif: “ Aku akan bertanggung jawab untuk melunasi hutangmu” atau “katakanlah bahwa akulah yang berhutang padamu”</w:t>
@@ -5069,6 +6044,21 @@
       </w:r>
       <w:r>
         <w:rPr>
+          <w:b/>
+          <w:lang w:val="id_ID" w:bidi="id_ID"/>
+        </w:rPr>
+        <w:t>ἐγὼ Παῦλος ἔγραψα τῇ ἐμῇ χειρί</w:t>
+      </w:r>
+    </w:p>
+    <w:p>
+      <w:pPr/>
+      <w:r>
+        <w:rPr>
+          <w:lang w:val="id_ID" w:bidi="id_ID"/>
+        </w:rPr>
+      </w:r>
+      <w:r>
+        <w:rPr>
           <w:lang w:val="id_ID" w:bidi="id_ID"/>
         </w:rPr>
         <w:t>Paulus menulis bagian ini dengan “tangannya sendiri” supaya Filemon tahu bahwa kata-kata ini benar-benar berasal dari Paulus, dan bahwa Paulus benar-benar akan membayarnya. Dia menggunakan bentuk lampau di sini karena tindakan menulisnya terjadi di masa lampau ketika Filemon membaca surat itu. Gunakanlah bentuk kata kerja yang paling alami dalam bahasa Anda. Terjemahan alternatif: “Aku, Paulus, menulis surat ini sendiri.”</w:t>
@@ -5117,6 +6107,21 @@
       </w:r>
       <w:r>
         <w:rPr>
+          <w:b/>
+          <w:lang w:val="id_ID" w:bidi="id_ID"/>
+        </w:rPr>
+        <w:t>ἵνα μὴ λέγω σοι</w:t>
+      </w:r>
+    </w:p>
+    <w:p>
+      <w:pPr/>
+      <w:r>
+        <w:rPr>
+          <w:lang w:val="id_ID" w:bidi="id_ID"/>
+        </w:rPr>
+      </w:r>
+      <w:r>
+        <w:rPr>
           <w:lang w:val="id_ID" w:bidi="id_ID"/>
         </w:rPr>
         <w:t>Paulus mengatakan bahwa ia tidak akan mengatakan sesuatu kepada Filemon ketika mengatakannya. Ini adalah cara yang sopan untuk menekankan kebenaran dari apa yang Paulus katakan. Jika bahasa Anda tidak menggunakan ironi seperti ini, gunakanlah ungkapan yang lebih alami. Terjemahan alternatif: “Saya tidak perlu mengingatkanmu” atau ”Kamu sudah tahu”</w:t>
@@ -5185,6 +6190,21 @@
       </w:r>
       <w:r>
         <w:rPr>
+          <w:b/>
+          <w:lang w:val="id_ID" w:bidi="id_ID"/>
+        </w:rPr>
+        <w:t>καὶ σεαυτόν μοι προσοφείλεις</w:t>
+      </w:r>
+    </w:p>
+    <w:p>
+      <w:pPr/>
+      <w:r>
+        <w:rPr>
+          <w:lang w:val="id_ID" w:bidi="id_ID"/>
+        </w:rPr>
+      </w:r>
+      <w:r>
+        <w:rPr>
           <w:lang w:val="id_ID" w:bidi="id_ID"/>
         </w:rPr>
         <w:t>Paulus menyiratkan bahwa apa pun yang menjadi utang Onesimus atau Paulus kepada Filemon telah dibatalkan oleh jumlah yang lebih besar yang menjadi utang Filemon kepada Paulus, yaitu nyawa Filemon sendiri. Alasan mengapa Filemon berhutang nyawa kepada Paulus dapat dijelaskan secara eksplisit. Terjemahan alternatif: “Kamu bahkan berhutang nyawa kepadaku” atau ‘kamu berhutang lebih banyak lagi kepadaku karena aku telah menyelamatkan nyawamu’ atau ”kamu berhutang nyawa kepadaku karena aku telah memberitahukan kepadamu tentang Yesus”</w:t>
@@ -5253,6 +6273,21 @@
       </w:r>
       <w:r>
         <w:rPr>
+          <w:b/>
+          <w:lang w:val="id_ID" w:bidi="id_ID"/>
+        </w:rPr>
+        <w:t>ἀδελφέ</w:t>
+      </w:r>
+    </w:p>
+    <w:p>
+      <w:pPr/>
+      <w:r>
+        <w:rPr>
+          <w:lang w:val="id_ID" w:bidi="id_ID"/>
+        </w:rPr>
+      </w:r>
+      <w:r>
+        <w:rPr>
           <w:lang w:val="id_ID" w:bidi="id_ID"/>
         </w:rPr>
         <w:t xml:space="preserve">Di sini, </w:t>
@@ -5334,6 +6369,21 @@
       </w:r>
       <w:r>
         <w:rPr>
+          <w:b/>
+          <w:lang w:val="id_ID" w:bidi="id_ID"/>
+        </w:rPr>
+        <w:t>ἐν Κυρίῳ</w:t>
+      </w:r>
+    </w:p>
+    <w:p>
+      <w:pPr/>
+      <w:r>
+        <w:rPr>
+          <w:lang w:val="id_ID" w:bidi="id_ID"/>
+        </w:rPr>
+      </w:r>
+      <w:r>
+        <w:rPr>
           <w:lang w:val="id_ID" w:bidi="id_ID"/>
         </w:rPr>
         <w:t xml:space="preserve">Perhatikan bagaimana Anda menerjemahkan kata </w:t>
@@ -5428,6 +6478,21 @@
       </w:r>
       <w:r>
         <w:rPr>
+          <w:b/>
+          <w:lang w:val="id_ID" w:bidi="id_ID"/>
+        </w:rPr>
+        <w:t>ἀνάπαυσόν μου τὰ σπλάγχνα ἐν Χριστῷ</w:t>
+      </w:r>
+    </w:p>
+    <w:p>
+      <w:pPr/>
+      <w:r>
+        <w:rPr>
+          <w:lang w:val="id_ID" w:bidi="id_ID"/>
+        </w:rPr>
+      </w:r>
+      <w:r>
+        <w:rPr>
           <w:lang w:val="id_ID" w:bidi="id_ID"/>
         </w:rPr>
         <w:t>Bagaimana Paulus ingin Filemon menyegarkan dirinya dapat dilihat secara eksplisit. Terjemahan alternatif: “Segarkanlah batin saya di dalam Kristus dengan menerima Onesimus dengan baik”</w:t>
@@ -5496,6 +6561,21 @@
       </w:r>
       <w:r>
         <w:rPr>
+          <w:b/>
+          <w:lang w:val="id_ID" w:bidi="id_ID"/>
+        </w:rPr>
+        <w:t>ἀνάπαυσόν μου τὰ σπλάγχνα</w:t>
+      </w:r>
+    </w:p>
+    <w:p>
+      <w:pPr/>
+      <w:r>
+        <w:rPr>
+          <w:lang w:val="id_ID" w:bidi="id_ID"/>
+        </w:rPr>
+      </w:r>
+      <w:r>
+        <w:rPr>
           <w:lang w:val="id_ID" w:bidi="id_ID"/>
         </w:rPr>
         <w:t xml:space="preserve">Di sini, </w:t>
@@ -5577,6 +6657,21 @@
       </w:r>
       <w:r>
         <w:rPr>
+          <w:b/>
+          <w:lang w:val="id_ID" w:bidi="id_ID"/>
+        </w:rPr>
+        <w:t>ἀνάπαυσόν μου τὰ σπλάγχνα</w:t>
+      </w:r>
+    </w:p>
+    <w:p>
+      <w:pPr/>
+      <w:r>
+        <w:rPr>
+          <w:lang w:val="id_ID" w:bidi="id_ID"/>
+        </w:rPr>
+      </w:r>
+      <w:r>
+        <w:rPr>
           <w:lang w:val="id_ID" w:bidi="id_ID"/>
         </w:rPr>
         <w:t xml:space="preserve">Di sini, </w:t>
@@ -5658,6 +6753,21 @@
       </w:r>
       <w:r>
         <w:rPr>
+          <w:b/>
+          <w:lang w:val="id_ID" w:bidi="id_ID"/>
+        </w:rPr>
+        <w:t>πεποιθὼς τῇ ὑπακοῇ σου</w:t>
+      </w:r>
+    </w:p>
+    <w:p>
+      <w:pPr/>
+      <w:r>
+        <w:rPr>
+          <w:lang w:val="id_ID" w:bidi="id_ID"/>
+        </w:rPr>
+      </w:r>
+      <w:r>
+        <w:rPr>
           <w:lang w:val="id_ID" w:bidi="id_ID"/>
         </w:rPr>
         <w:t xml:space="preserve">Jika akan membantu dalam bahasa Anda, Anda dapat mengekspresikan ide di balik kata benda abstrak </w:t>
@@ -5752,6 +6862,21 @@
       </w:r>
       <w:r>
         <w:rPr>
+          <w:b/>
+          <w:lang w:val="id_ID" w:bidi="id_ID"/>
+        </w:rPr>
+        <w:t>ἔγραψά σοι</w:t>
+      </w:r>
+    </w:p>
+    <w:p>
+      <w:pPr/>
+      <w:r>
+        <w:rPr>
+          <w:lang w:val="id_ID" w:bidi="id_ID"/>
+        </w:rPr>
+      </w:r>
+      <w:r>
+        <w:rPr>
           <w:lang w:val="id_ID" w:bidi="id_ID"/>
         </w:rPr>
         <w:t>Paulus menggunakan bentuk lampau di sini karena tindakan menulisnya terjadi di masa lalu ketika Filemon membaca suratnya. Gunakan bentuk kata kerja yang paling alami dalam bahasa Anda. Terjemahan alternatif: “Aku menulis kepadamu”</w:t>
@@ -5800,6 +6925,21 @@
       </w:r>
       <w:r>
         <w:rPr>
+          <w:b/>
+          <w:lang w:val="id_ID" w:bidi="id_ID"/>
+        </w:rPr>
+        <w:t>δὲ</w:t>
+      </w:r>
+    </w:p>
+    <w:p>
+      <w:pPr/>
+      <w:r>
+        <w:rPr>
+          <w:lang w:val="id_ID" w:bidi="id_ID"/>
+        </w:rPr>
+      </w:r>
+      <w:r>
+        <w:rPr>
           <w:lang w:val="id_ID" w:bidi="id_ID"/>
         </w:rPr>
         <w:t>Pernyataan Penghubung: Di sini Paulus menutup suratnya dan memberikan instruksi terakhir kepada Filemon serta berkat bagi Filemon dan orang-orang percaya yang berkumpul untuk beribadah di rumah Filemon. Jika Anda menggunakan judul bagian, Anda dapat meletakkannya di sini sebelum ayat 22. Judul yang disarankan: “ Berkat dan Perintah Terakhir”</w:t>
@@ -5848,6 +6988,21 @@
       </w:r>
       <w:r>
         <w:rPr>
+          <w:b/>
+          <w:lang w:val="id_ID" w:bidi="id_ID"/>
+        </w:rPr>
+        <w:t>ἅμα</w:t>
+      </w:r>
+    </w:p>
+    <w:p>
+      <w:pPr/>
+      <w:r>
+        <w:rPr>
+          <w:lang w:val="id_ID" w:bidi="id_ID"/>
+        </w:rPr>
+      </w:r>
+      <w:r>
+        <w:rPr>
           <w:lang w:val="id_ID" w:bidi="id_ID"/>
         </w:rPr>
         <w:t xml:space="preserve">Kata yang diterjemahkan </w:t>
@@ -5929,6 +7084,21 @@
       </w:r>
       <w:r>
         <w:rPr>
+          <w:b/>
+          <w:lang w:val="id_ID" w:bidi="id_ID"/>
+        </w:rPr>
+        <w:t>χαρισθήσομαι ὑμῖν</w:t>
+      </w:r>
+    </w:p>
+    <w:p>
+      <w:pPr/>
+      <w:r>
+        <w:rPr>
+          <w:lang w:val="id_ID" w:bidi="id_ID"/>
+        </w:rPr>
+      </w:r>
+      <w:r>
+        <w:rPr>
           <w:lang w:val="id_ID" w:bidi="id_ID"/>
         </w:rPr>
         <w:t>Terjemahan alternatif: “Mereka yang menahan saya di penjara akan membebaskan saya sehingga saya dapat pergi kepadamu.”</w:t>
@@ -5977,6 +7147,21 @@
       </w:r>
       <w:r>
         <w:rPr>
+          <w:b/>
+          <w:lang w:val="id_ID" w:bidi="id_ID"/>
+        </w:rPr>
+        <w:t>ἑτοίμαζέ μοι ξενίαν</w:t>
+      </w:r>
+    </w:p>
+    <w:p>
+      <w:pPr/>
+      <w:r>
+        <w:rPr>
+          <w:lang w:val="id_ID" w:bidi="id_ID"/>
+        </w:rPr>
+      </w:r>
+      <w:r>
+        <w:rPr>
           <w:lang w:val="id_ID" w:bidi="id_ID"/>
         </w:rPr>
         <w:t xml:space="preserve">Kata yang diterjemahkan </w:t>
@@ -6038,6 +7223,21 @@
       </w:r>
       <w:r>
         <w:rPr>
+          <w:b/>
+          <w:lang w:val="id_ID" w:bidi="id_ID"/>
+        </w:rPr>
+        <w:t>διὰ τῶν προσευχῶν ὑμῶν</w:t>
+      </w:r>
+    </w:p>
+    <w:p>
+      <w:pPr/>
+      <w:r>
+        <w:rPr>
+          <w:lang w:val="id_ID" w:bidi="id_ID"/>
+        </w:rPr>
+      </w:r>
+      <w:r>
+        <w:rPr>
           <w:lang w:val="id_ID" w:bidi="id_ID"/>
         </w:rPr>
         <w:t>Terjemahan alternatif: “Tuhan akan menjawab doa-doamu sehingga”</w:t>
@@ -6086,6 +7286,21 @@
       </w:r>
       <w:r>
         <w:rPr>
+          <w:b/>
+          <w:lang w:val="id_ID" w:bidi="id_ID"/>
+        </w:rPr>
+        <w:t>χαρισθήσομαι ὑμῖν.</w:t>
+      </w:r>
+    </w:p>
+    <w:p>
+      <w:pPr/>
+      <w:r>
+        <w:rPr>
+          <w:lang w:val="id_ID" w:bidi="id_ID"/>
+        </w:rPr>
+      </w:r>
+      <w:r>
+        <w:rPr>
           <w:lang w:val="id_ID" w:bidi="id_ID"/>
         </w:rPr>
         <w:t>Jika akan membantu dalam bahasa Anda, Anda dapat mengekspresikannya secara eksplisit dengan bentuk aktif. Terjemahan alternatif: “Allah akan membawa aku kembali kepadamu” atau “mereka yang menahanku di penjara akan membebaskanku sehingga aku dapat datang kepadamu.”</w:t>
@@ -6154,6 +7369,21 @@
       </w:r>
       <w:r>
         <w:rPr>
+          <w:b/>
+          <w:lang w:val="id_ID" w:bidi="id_ID"/>
+        </w:rPr>
+        <w:t>ὑμῶν &amp; ὑμῖν</w:t>
+      </w:r>
+    </w:p>
+    <w:p>
+      <w:pPr/>
+      <w:r>
+        <w:rPr>
+          <w:lang w:val="id_ID" w:bidi="id_ID"/>
+        </w:rPr>
+      </w:r>
+      <w:r>
+        <w:rPr>
           <w:lang w:val="id_ID" w:bidi="id_ID"/>
         </w:rPr>
         <w:t xml:space="preserve">Kata </w:t>
@@ -6251,6 +7481,21 @@
           <w:b/>
           <w:lang w:val="id_ID" w:bidi="id_ID"/>
         </w:rPr>
+        <w:t>Ἐπαφρᾶς</w:t>
+      </w:r>
+    </w:p>
+    <w:p>
+      <w:pPr/>
+      <w:r>
+        <w:rPr>
+          <w:lang w:val="id_ID" w:bidi="id_ID"/>
+        </w:rPr>
+      </w:r>
+      <w:r>
+        <w:rPr>
+          <w:b/>
+          <w:lang w:val="id_ID" w:bidi="id_ID"/>
+        </w:rPr>
         <w:t>Epafras</w:t>
       </w:r>
       <w:r>
@@ -6323,6 +7568,21 @@
       </w:r>
       <w:r>
         <w:rPr>
+          <w:b/>
+          <w:lang w:val="id_ID" w:bidi="id_ID"/>
+        </w:rPr>
+        <w:t>ἐν Χριστῷ Ἰησοῦ</w:t>
+      </w:r>
+    </w:p>
+    <w:p>
+      <w:pPr/>
+      <w:r>
+        <w:rPr>
+          <w:lang w:val="id_ID" w:bidi="id_ID"/>
+        </w:rPr>
+      </w:r>
+      <w:r>
+        <w:rPr>
           <w:lang w:val="id_ID" w:bidi="id_ID"/>
         </w:rPr>
         <w:t xml:space="preserve">Di sini, </w:t>
@@ -6384,6 +7644,21 @@
       </w:r>
       <w:r>
         <w:rPr>
+          <w:b/>
+          <w:lang w:val="id_ID" w:bidi="id_ID"/>
+        </w:rPr>
+        <w:t>Μᾶρκος, Ἀρίσταρχος, Δημᾶς, Λουκᾶς</w:t>
+      </w:r>
+    </w:p>
+    <w:p>
+      <w:pPr/>
+      <w:r>
+        <w:rPr>
+          <w:lang w:val="id_ID" w:bidi="id_ID"/>
+        </w:rPr>
+      </w:r>
+      <w:r>
+        <w:rPr>
           <w:lang w:val="id_ID" w:bidi="id_ID"/>
         </w:rPr>
         <w:t>Ini adalah nama-nama pria.</w:t>
@@ -6452,6 +7727,21 @@
       </w:r>
       <w:r>
         <w:rPr>
+          <w:b/>
+          <w:lang w:val="id_ID" w:bidi="id_ID"/>
+        </w:rPr>
+        <w:t>Μᾶρκος, Ἀρίσταρχος, Δημᾶς, Λουκᾶς</w:t>
+      </w:r>
+    </w:p>
+    <w:p>
+      <w:pPr/>
+      <w:r>
+        <w:rPr>
+          <w:lang w:val="id_ID" w:bidi="id_ID"/>
+        </w:rPr>
+      </w:r>
+      <w:r>
+        <w:rPr>
           <w:lang w:val="id_ID" w:bidi="id_ID"/>
         </w:rPr>
         <w:t>Paulus meninggalkan beberapa kata di sini yang dibutuhkan oleh sebuah kalimat dalam banyak bahasa untuk menjadi lengkap. Jika itu akan membantu dalam bahasa Anda, Anda dapat menyediakan kata-kata ini dari konteksnya. Terjemahan alternatif: “Demikian juga Markus, Aristarkhus, Demas dan Lukas, teman-teman sekerjaku” atau ”Markus, Aristarkhus, Demas dan Lukas, teman-teman sekerjaku, juga memberi salam kepadamu”</w:t>
@@ -6520,6 +7810,21 @@
       </w:r>
       <w:r>
         <w:rPr>
+          <w:b/>
+          <w:lang w:val="id_ID" w:bidi="id_ID"/>
+        </w:rPr>
+        <w:t>οἱ συνεργοί μου</w:t>
+      </w:r>
+    </w:p>
+    <w:p>
+      <w:pPr/>
+      <w:r>
+        <w:rPr>
+          <w:lang w:val="id_ID" w:bidi="id_ID"/>
+        </w:rPr>
+      </w:r>
+      <w:r>
+        <w:rPr>
           <w:lang w:val="id_ID" w:bidi="id_ID"/>
         </w:rPr>
         <w:t>Terjemahan alternatif: “orang-orang yang bekerja dengan saya” atau “ semua yang bekerja dengan saya.”</w:t>
@@ -6568,6 +7873,21 @@
       </w:r>
       <w:r>
         <w:rPr>
+          <w:b/>
+          <w:lang w:val="id_ID" w:bidi="id_ID"/>
+        </w:rPr>
+        <w:t>μετὰ τοῦ πνεύματος ὑμῶν</w:t>
+      </w:r>
+    </w:p>
+    <w:p>
+      <w:pPr/>
+      <w:r>
+        <w:rPr>
+          <w:lang w:val="id_ID" w:bidi="id_ID"/>
+        </w:rPr>
+      </w:r>
+      <w:r>
+        <w:rPr>
           <w:lang w:val="id_ID" w:bidi="id_ID"/>
         </w:rPr>
         <w:t>Kata-kata “rohmu” adalah sebuah sinekdoki dan mewakili orang-orang itu sendiri. Paulus merujuk kepada Filemon dan semua orang yang bertemu di rumahnya.</w:t>
@@ -6636,6 +7956,21 @@
       </w:r>
       <w:r>
         <w:rPr>
+          <w:b/>
+          <w:lang w:val="id_ID" w:bidi="id_ID"/>
+        </w:rPr>
+        <w:t>ἡ χάρις τοῦ Κυρίου ἡμῶν, Ἰησοῦ Χριστοῦ</w:t>
+      </w:r>
+    </w:p>
+    <w:p>
+      <w:pPr/>
+      <w:r>
+        <w:rPr>
+          <w:lang w:val="id_ID" w:bidi="id_ID"/>
+        </w:rPr>
+      </w:r>
+      <w:r>
+        <w:rPr>
           <w:lang w:val="id_ID" w:bidi="id_ID"/>
         </w:rPr>
         <w:t xml:space="preserve">Jika akan membantu dalam bahasa Anda, Anda dapat mengekspresikan ide di balik kata benda abstrak </w:t>
@@ -6706,6 +8041,21 @@
         <w:rPr>
           <w:lang w:val="id_ID" w:bidi="id_ID"/>
         </w:rPr>
+      </w:r>
+    </w:p>
+    <w:p>
+      <w:pPr/>
+      <w:r>
+        <w:rPr>
+          <w:lang w:val="id_ID" w:bidi="id_ID"/>
+        </w:rPr>
+      </w:r>
+      <w:r>
+        <w:rPr>
+          <w:b/>
+          <w:lang w:val="id_ID" w:bidi="id_ID"/>
+        </w:rPr>
+        <w:t>ὑμῶν</w:t>
       </w:r>
     </w:p>
     <w:p>

--- a/ind/docx/57.content.docx
+++ b/ind/docx/57.content.docx
@@ -28,15 +28,49 @@
       </w:r>
     </w:p>
     <w:p>
-      <w:pPr/>
-      <w:r>
-        <w:rPr>
-          <w:lang w:val="id_ID" w:bidi="id_ID"/>
-        </w:rPr>
-      </w:r>
-      <w:r>
-        <w:rPr>
-          <w:b/>
+      <w:pPr>
+        <w:pStyle w:val="Heading2"/>
+      </w:pPr>
+      <w:r>
+        <w:rPr>
+          <w:lang w:val="id_ID" w:bidi="id_ID"/>
+        </w:rPr>
+        <w:t>License Information</w:t>
+      </w:r>
+      <w:r>
+        <w:rPr>
+          <w:lang w:val="id_ID" w:bidi="id_ID"/>
+        </w:rPr>
+      </w:r>
+    </w:p>
+    <w:p>
+      <w:pPr/>
+      <w:r>
+        <w:rPr>
+          <w:lang w:val="id_ID" w:bidi="id_ID"/>
+        </w:rPr>
+      </w:r>
+      <w:r>
+        <w:rPr>
+          <w:b/>
+          <w:lang w:val="id_ID" w:bidi="id_ID"/>
+        </w:rPr>
+        <w:t>Catatan Terjemahan (unfoldingWord)</w:t>
+      </w:r>
+      <w:r>
+        <w:rPr>
+          <w:lang w:val="id_ID" w:bidi="id_ID"/>
+        </w:rPr>
+        <w:t xml:space="preserve"> (Indonesian) is based on</w:t>
+      </w:r>
+      <w:r>
+        <w:rPr>
+          <w:lang w:val="id_ID" w:bidi="id_ID"/>
+        </w:rPr>
+        <w:t xml:space="preserve">: </w:t>
+      </w:r>
+      <w:r>
+        <w:rPr>
           <w:lang w:val="id_ID" w:bidi="id_ID"/>
         </w:rPr>
         <w:t>unfoldingWord® Translation Notes</w:t>
@@ -45,31 +79,62 @@
         <w:rPr>
           <w:lang w:val="id_ID" w:bidi="id_ID"/>
         </w:rPr>
-        <w:t xml:space="preserve"> © 2022 unfoldingWord. Released under CC BY-SA 4.0 license. </w:t>
-      </w:r>
-      <w:r>
-        <w:rPr>
-          <w:lang w:val="id_ID" w:bidi="id_ID"/>
-        </w:rPr>
-        <w:t>unfoldingWord® Translation Notes</w:t>
-      </w:r>
-      <w:r>
-        <w:rPr>
-          <w:lang w:val="id_ID" w:bidi="id_ID"/>
-        </w:rPr>
-        <w:t xml:space="preserve"> has been adapted in the following languages: Tok Pisin, Arabic (عربي), French (Français), Hindi (हिंदी), Indonesian (Bahasa Indonesia), Portuguese (Português), Russian (Русский), Spanish (Español), Swahili (Kiswahili), and Simplified Chinese (简体中文) from </w:t>
-      </w:r>
-      <w:r>
-        <w:rPr>
-          <w:lang w:val="id_ID" w:bidi="id_ID"/>
-        </w:rPr>
-        <w:t>unfoldingWord® Translation Notes</w:t>
-      </w:r>
-      <w:r>
-        <w:rPr>
-          <w:lang w:val="id_ID" w:bidi="id_ID"/>
-        </w:rPr>
-        <w:t xml:space="preserve"> © 2022 unfoldingWord. Released under CC BY-SA 4.0 license by Mission Mutual</w:t>
+        <w:t xml:space="preserve">, </w:t>
+      </w:r>
+      <w:hyperlink r:id="rId13">
+        <w:r>
+          <w:rPr>
+            <w:lang w:val="id_ID" w:bidi="id_ID"/>
+          </w:rPr>
+          <w:rPr>
+            <w:color w:val="0000EE"/>
+            <w:u w:val="single"/>
+          </w:rPr>
+          <w:t>unfoldingWord</w:t>
+        </w:r>
+      </w:hyperlink>
+      <w:r>
+        <w:rPr>
+          <w:lang w:val="id_ID" w:bidi="id_ID"/>
+        </w:rPr>
+        <w:t xml:space="preserve">, 2022, which is licensed under a </w:t>
+      </w:r>
+      <w:hyperlink r:id="rId14">
+        <w:r>
+          <w:rPr>
+            <w:lang w:val="id_ID" w:bidi="id_ID"/>
+          </w:rPr>
+          <w:rPr>
+            <w:color w:val="0000EE"/>
+            <w:u w:val="single"/>
+          </w:rPr>
+          <w:t>CC BY-SA 4.0 license</w:t>
+        </w:r>
+      </w:hyperlink>
+      <w:r>
+        <w:rPr>
+          <w:lang w:val="id_ID" w:bidi="id_ID"/>
+        </w:rPr>
+        <w:t>.</w:t>
+      </w:r>
+      <w:r>
+        <w:rPr>
+          <w:lang w:val="id_ID" w:bidi="id_ID"/>
+        </w:rPr>
+      </w:r>
+    </w:p>
+    <w:p>
+      <w:pPr/>
+      <w:r>
+        <w:rPr>
+          <w:lang w:val="id_ID" w:bidi="id_ID"/>
+        </w:rPr>
+      </w:r>
+      <w:r>
+        <w:rPr>
+          <w:lang w:val="id_ID" w:bidi="id_ID"/>
+        </w:rPr>
+        <w:t>This PDF version is provided under the same license.</w:t>
       </w:r>
       <w:r>
         <w:rPr>
@@ -227,6 +292,21 @@
       </w:r>
       <w:r>
         <w:rPr>
+          <w:b/>
+          <w:lang w:val="id_ID" w:bidi="id_ID"/>
+        </w:rPr>
+        <w:t>Παῦλος</w:t>
+      </w:r>
+    </w:p>
+    <w:p>
+      <w:pPr/>
+      <w:r>
+        <w:rPr>
+          <w:lang w:val="id_ID" w:bidi="id_ID"/>
+        </w:rPr>
+      </w:r>
+      <w:r>
+        <w:rPr>
           <w:lang w:val="id_ID" w:bidi="id_ID"/>
         </w:rPr>
         <w:t>Bahasa Anda mungkin memiliki cara khusus untuk memperkenalkan penulis surat. Anda dapat menggunakannya di sini. Terjemahan alternatif: “Dari saya, Paulus” atau ”Aku, Paulus”</w:t>
@@ -295,6 +375,21 @@
       </w:r>
       <w:r>
         <w:rPr>
+          <w:b/>
+          <w:lang w:val="id_ID" w:bidi="id_ID"/>
+        </w:rPr>
+        <w:t>δέσμιος Χριστοῦ Ἰησοῦ</w:t>
+      </w:r>
+    </w:p>
+    <w:p>
+      <w:pPr/>
+      <w:r>
+        <w:rPr>
+          <w:lang w:val="id_ID" w:bidi="id_ID"/>
+        </w:rPr>
+      </w:r>
+      <w:r>
+        <w:rPr>
           <w:lang w:val="id_ID" w:bidi="id_ID"/>
         </w:rPr>
         <w:t>Paulus dipenjara karena orang-orang yang berkuasa tidak ingin dia berkhotbah tentang Yesus. Mereka memenjarakannya untuk menghentikan dan menghukumnya. Ini tidak berarti bahwa Yesus yang memenjarakan Paulus. Terjemahan alternatif: “seorang tahanan karena Kristus Yesus”</w:t>
@@ -343,6 +438,21 @@
       </w:r>
       <w:r>
         <w:rPr>
+          <w:b/>
+          <w:lang w:val="id_ID" w:bidi="id_ID"/>
+        </w:rPr>
+        <w:t>ὁ ἀδελφὸς</w:t>
+      </w:r>
+    </w:p>
+    <w:p>
+      <w:pPr/>
+      <w:r>
+        <w:rPr>
+          <w:lang w:val="id_ID" w:bidi="id_ID"/>
+        </w:rPr>
+      </w:r>
+      <w:r>
+        <w:rPr>
           <w:lang w:val="id_ID" w:bidi="id_ID"/>
         </w:rPr>
         <w:t>Paulus menggunakan istilah “saudara” untuk menyebut seseorang yang memiliki iman yang sama. Terjemahan alternatif: “sesama orang Kristen” atau ‘rekan kita dalam iman’ (Lihat: rc://*/ta/man/translate/figs-metaphor)</w:t>
@@ -391,6 +501,21 @@
       </w:r>
       <w:r>
         <w:rPr>
+          <w:b/>
+          <w:lang w:val="id_ID" w:bidi="id_ID"/>
+        </w:rPr>
+        <w:t>ὁ ἀδελφὸς</w:t>
+      </w:r>
+    </w:p>
+    <w:p>
+      <w:pPr/>
+      <w:r>
+        <w:rPr>
+          <w:lang w:val="id_ID" w:bidi="id_ID"/>
+        </w:rPr>
+      </w:r>
+      <w:r>
+        <w:rPr>
           <w:lang w:val="id_ID" w:bidi="id_ID"/>
         </w:rPr>
         <w:t xml:space="preserve">Di sini, kata </w:t>
@@ -488,6 +613,21 @@
           <w:b/>
           <w:lang w:val="id_ID" w:bidi="id_ID"/>
         </w:rPr>
+        <w:t>Φιλήμονι</w:t>
+      </w:r>
+    </w:p>
+    <w:p>
+      <w:pPr/>
+      <w:r>
+        <w:rPr>
+          <w:lang w:val="id_ID" w:bidi="id_ID"/>
+        </w:rPr>
+      </w:r>
+      <w:r>
+        <w:rPr>
+          <w:b/>
+          <w:lang w:val="id_ID" w:bidi="id_ID"/>
+        </w:rPr>
         <w:t>Filemon</w:t>
       </w:r>
       <w:r>
@@ -560,6 +700,21 @@
       </w:r>
       <w:r>
         <w:rPr>
+          <w:b/>
+          <w:lang w:val="id_ID" w:bidi="id_ID"/>
+        </w:rPr>
+        <w:t>Φιλήμονι</w:t>
+      </w:r>
+    </w:p>
+    <w:p>
+      <w:pPr/>
+      <w:r>
+        <w:rPr>
+          <w:lang w:val="id_ID" w:bidi="id_ID"/>
+        </w:rPr>
+      </w:r>
+      <w:r>
+        <w:rPr>
           <w:lang w:val="id_ID" w:bidi="id_ID"/>
         </w:rPr>
         <w:t xml:space="preserve">Jika akan lebih alami dalam bahasa Anda, Anda dapat menyertakan informasi bahwa ini adalah surat di mana Paulus berbicara secara langsung kepada </w:t>
@@ -641,6 +796,21 @@
       </w:r>
       <w:r>
         <w:rPr>
+          <w:b/>
+          <w:lang w:val="id_ID" w:bidi="id_ID"/>
+        </w:rPr>
+        <w:t>ἡμῶν</w:t>
+      </w:r>
+    </w:p>
+    <w:p>
+      <w:pPr/>
+      <w:r>
+        <w:rPr>
+          <w:lang w:val="id_ID" w:bidi="id_ID"/>
+        </w:rPr>
+      </w:r>
+      <w:r>
+        <w:rPr>
           <w:lang w:val="id_ID" w:bidi="id_ID"/>
         </w:rPr>
         <w:t xml:space="preserve">Kata </w:t>
@@ -722,6 +892,21 @@
       </w:r>
       <w:r>
         <w:rPr>
+          <w:b/>
+          <w:lang w:val="id_ID" w:bidi="id_ID"/>
+        </w:rPr>
+        <w:t>καὶ συνεργῷ ἡμῶν</w:t>
+      </w:r>
+    </w:p>
+    <w:p>
+      <w:pPr/>
+      <w:r>
+        <w:rPr>
+          <w:lang w:val="id_ID" w:bidi="id_ID"/>
+        </w:rPr>
+      </w:r>
+      <w:r>
+        <w:rPr>
           <w:lang w:val="id_ID" w:bidi="id_ID"/>
         </w:rPr>
         <w:t>Jika itu akan membantu dalam bahasa Anda, Anda dapat menyatakan secara jelas bagaimana Filemon bekerja sama dengan Paulus. Terjemahan alternatif: “yang seperti kita, bekerja untuk menyebarkan Injil” atau ”yang bekerja seperti kita untuk melayani Yesus”</w:t>
@@ -770,6 +955,21 @@
       </w:r>
       <w:r>
         <w:rPr>
+          <w:b/>
+          <w:lang w:val="id_ID" w:bidi="id_ID"/>
+        </w:rPr>
+        <w:t>Ἀπφίᾳ</w:t>
+      </w:r>
+    </w:p>
+    <w:p>
+      <w:pPr/>
+      <w:r>
+        <w:rPr>
+          <w:lang w:val="id_ID" w:bidi="id_ID"/>
+        </w:rPr>
+      </w:r>
+      <w:r>
+        <w:rPr>
           <w:lang w:val="id_ID" w:bidi="id_ID"/>
         </w:rPr>
         <w:t>** Apfia** adalah nama seorang wanita.</w:t>
@@ -838,6 +1038,21 @@
       </w:r>
       <w:r>
         <w:rPr>
+          <w:b/>
+          <w:lang w:val="id_ID" w:bidi="id_ID"/>
+        </w:rPr>
+        <w:t>τῇ ἀδελφῇ</w:t>
+      </w:r>
+    </w:p>
+    <w:p>
+      <w:pPr/>
+      <w:r>
+        <w:rPr>
+          <w:lang w:val="id_ID" w:bidi="id_ID"/>
+        </w:rPr>
+      </w:r>
+      <w:r>
+        <w:rPr>
           <w:lang w:val="id_ID" w:bidi="id_ID"/>
         </w:rPr>
         <w:t xml:space="preserve">Di sini, kata </w:t>
@@ -932,6 +1147,21 @@
       </w:r>
       <w:r>
         <w:rPr>
+          <w:b/>
+          <w:lang w:val="id_ID" w:bidi="id_ID"/>
+        </w:rPr>
+        <w:t>τῇ ἀδελφῇ</w:t>
+      </w:r>
+    </w:p>
+    <w:p>
+      <w:pPr/>
+      <w:r>
+        <w:rPr>
+          <w:lang w:val="id_ID" w:bidi="id_ID"/>
+        </w:rPr>
+      </w:r>
+      <w:r>
+        <w:rPr>
           <w:lang w:val="id_ID" w:bidi="id_ID"/>
         </w:rPr>
         <w:t>Paulus menggunakan istilah “saudari” untuk menyebut seorang wanita yang memiliki iman yang sama. Terjemahan alternatif: “saudara seiman” atau ”saudari rohani kita”</w:t>
@@ -1000,6 +1230,21 @@
       </w:r>
       <w:r>
         <w:rPr>
+          <w:b/>
+          <w:lang w:val="id_ID" w:bidi="id_ID"/>
+        </w:rPr>
+        <w:t>ἡμῶν</w:t>
+      </w:r>
+    </w:p>
+    <w:p>
+      <w:pPr/>
+      <w:r>
+        <w:rPr>
+          <w:lang w:val="id_ID" w:bidi="id_ID"/>
+        </w:rPr>
+      </w:r>
+      <w:r>
+        <w:rPr>
           <w:lang w:val="id_ID" w:bidi="id_ID"/>
         </w:rPr>
         <w:t xml:space="preserve">Kata </w:t>
@@ -1081,6 +1326,21 @@
       </w:r>
       <w:r>
         <w:rPr>
+          <w:b/>
+          <w:lang w:val="id_ID" w:bidi="id_ID"/>
+        </w:rPr>
+        <w:t>Ἀπφίᾳ &amp; Ἀρχίππῳ &amp; τῇ &amp; ἐκκλησίᾳ</w:t>
+      </w:r>
+    </w:p>
+    <w:p>
+      <w:pPr/>
+      <w:r>
+        <w:rPr>
+          <w:lang w:val="id_ID" w:bidi="id_ID"/>
+        </w:rPr>
+      </w:r>
+      <w:r>
+        <w:rPr>
           <w:lang w:val="id_ID" w:bidi="id_ID"/>
         </w:rPr>
         <w:t xml:space="preserve">Surat ini terutama ditujukan kepada Filemon. Dapat menyesatkan jika kita mengira bahwa Paulus menulis kepada </w:t>
@@ -1168,6 +1428,21 @@
       </w:r>
       <w:r>
         <w:rPr>
+          <w:b/>
+          <w:lang w:val="id_ID" w:bidi="id_ID"/>
+        </w:rPr>
+        <w:t>Ἀρχίππῳ</w:t>
+      </w:r>
+    </w:p>
+    <w:p>
+      <w:pPr/>
+      <w:r>
+        <w:rPr>
+          <w:lang w:val="id_ID" w:bidi="id_ID"/>
+        </w:rPr>
+      </w:r>
+      <w:r>
+        <w:rPr>
           <w:i/>
           <w:lang w:val="id_ID" w:bidi="id_ID"/>
         </w:rPr>
@@ -1243,6 +1518,21 @@
       </w:r>
       <w:r>
         <w:rPr>
+          <w:b/>
+          <w:lang w:val="id_ID" w:bidi="id_ID"/>
+        </w:rPr>
+        <w:t>τῷ συνστρατιώτῃ ἡμῶν</w:t>
+      </w:r>
+    </w:p>
+    <w:p>
+      <w:pPr/>
+      <w:r>
+        <w:rPr>
+          <w:lang w:val="id_ID" w:bidi="id_ID"/>
+        </w:rPr>
+      </w:r>
+      <w:r>
+        <w:rPr>
           <w:lang w:val="id_ID" w:bidi="id_ID"/>
         </w:rPr>
         <w:t>Di sini Paulus berbicara tentang Arkhipus seolah-olah ia dan Arkhipus adalah prajurit dalam sebuah pasukan. Maksudnya adalah bahwa Arkhipus bekerja keras, sama seperti Paulus sendiri yang bekerja keras, untuk mengabarkan Injil. Terjemahan alternatif: “sesama pejuang rohani kita” atau ”yang juga berjuang dalam peperangan rohani bersama kita”</w:t>
@@ -1311,6 +1601,21 @@
       </w:r>
       <w:r>
         <w:rPr>
+          <w:b/>
+          <w:lang w:val="id_ID" w:bidi="id_ID"/>
+        </w:rPr>
+        <w:t>καὶ τῇ κατ’ οἶκόν σου ἐκκλησίᾳ</w:t>
+      </w:r>
+    </w:p>
+    <w:p>
+      <w:pPr/>
+      <w:r>
+        <w:rPr>
+          <w:lang w:val="id_ID" w:bidi="id_ID"/>
+        </w:rPr>
+      </w:r>
+      <w:r>
+        <w:rPr>
           <w:lang w:val="id_ID" w:bidi="id_ID"/>
         </w:rPr>
         <w:t xml:space="preserve">Apfia dan Arkhipus mungkin juga merupakan anggota </w:t>
@@ -1372,6 +1677,21 @@
       </w:r>
       <w:r>
         <w:rPr>
+          <w:b/>
+          <w:lang w:val="id_ID" w:bidi="id_ID"/>
+        </w:rPr>
+        <w:t>χάρις ὑμῖν καὶ εἰρήνη, ἀπὸ Θεοῦ Πατρὸς ἡμῶν καὶ Κυρίου ἡμῶν Ἰησοῦ Χριστοῦ</w:t>
+      </w:r>
+    </w:p>
+    <w:p>
+      <w:pPr/>
+      <w:r>
+        <w:rPr>
+          <w:lang w:val="id_ID" w:bidi="id_ID"/>
+        </w:rPr>
+      </w:r>
+      <w:r>
+        <w:rPr>
           <w:lang w:val="id_ID" w:bidi="id_ID"/>
         </w:rPr>
         <w:t>Setelah memperkenalkan pengirim dan penerima surat, Paulus memberikan berkat. Gunakanlah bentuk yang dapat dikenali orang sebagai berkat dalam bahasa Anda. Terjemahan alternatif: “Semoga Allah Bapa kita dan Tuhan Yesus Kristus memberikan kasih karunia dan damai sejahtera kepadamu.”</w:t>
@@ -1440,6 +1760,21 @@
       </w:r>
       <w:r>
         <w:rPr>
+          <w:b/>
+          <w:lang w:val="id_ID" w:bidi="id_ID"/>
+        </w:rPr>
+        <w:t>χάρις ὑμῖν καὶ εἰρήνη, ἀπὸ Θεοῦ Πατρὸς ἡμῶν καὶ Κυρίου ἡμῶν Ἰησοῦ Χριστοῦ.</w:t>
+      </w:r>
+    </w:p>
+    <w:p>
+      <w:pPr/>
+      <w:r>
+        <w:rPr>
+          <w:lang w:val="id_ID" w:bidi="id_ID"/>
+        </w:rPr>
+      </w:r>
+      <w:r>
+        <w:rPr>
           <w:lang w:val="id_ID" w:bidi="id_ID"/>
         </w:rPr>
         <w:t xml:space="preserve">Jika akan membantu dalam bahasa Anda, Anda dapat mengekspresikan ide di balik kata benda abstrak </w:t>
@@ -1534,6 +1869,21 @@
       </w:r>
       <w:r>
         <w:rPr>
+          <w:b/>
+          <w:lang w:val="id_ID" w:bidi="id_ID"/>
+        </w:rPr>
+        <w:t>ἡμῶν &amp; ἡμῶν</w:t>
+      </w:r>
+    </w:p>
+    <w:p>
+      <w:pPr/>
+      <w:r>
+        <w:rPr>
+          <w:lang w:val="id_ID" w:bidi="id_ID"/>
+        </w:rPr>
+      </w:r>
+      <w:r>
+        <w:rPr>
           <w:lang w:val="id_ID" w:bidi="id_ID"/>
         </w:rPr>
         <w:t xml:space="preserve">Kata </w:t>
@@ -1699,6 +2049,21 @@
           <w:b/>
           <w:lang w:val="id_ID" w:bidi="id_ID"/>
         </w:rPr>
+        <w:t>Πατρὸς</w:t>
+      </w:r>
+    </w:p>
+    <w:p>
+      <w:pPr/>
+      <w:r>
+        <w:rPr>
+          <w:lang w:val="id_ID" w:bidi="id_ID"/>
+        </w:rPr>
+      </w:r>
+      <w:r>
+        <w:rPr>
+          <w:b/>
+          <w:lang w:val="id_ID" w:bidi="id_ID"/>
+        </w:rPr>
         <w:t>Bapa</w:t>
       </w:r>
       <w:r>
@@ -1771,6 +2136,21 @@
       </w:r>
       <w:r>
         <w:rPr>
+          <w:b/>
+          <w:lang w:val="id_ID" w:bidi="id_ID"/>
+        </w:rPr>
+        <w:t>σου</w:t>
+      </w:r>
+    </w:p>
+    <w:p>
+      <w:pPr/>
+      <w:r>
+        <w:rPr>
+          <w:lang w:val="id_ID" w:bidi="id_ID"/>
+        </w:rPr>
+      </w:r>
+      <w:r>
+        <w:rPr>
           <w:lang w:val="id_ID" w:bidi="id_ID"/>
         </w:rPr>
         <w:t xml:space="preserve">Di sini, kata </w:t>
@@ -1852,6 +2232,21 @@
       </w:r>
       <w:r>
         <w:rPr>
+          <w:b/>
+          <w:lang w:val="id_ID" w:bidi="id_ID"/>
+        </w:rPr>
+        <w:t>ἀκούων σου τὴν ἀγάπην καὶ τὴν πίστιν, ἣν ἔχεις πρὸς τὸν Κύριον Ἰησοῦν, καὶ εἰς πάντας τοὺς ἁγίους</w:t>
+      </w:r>
+    </w:p>
+    <w:p>
+      <w:pPr/>
+      <w:r>
+        <w:rPr>
+          <w:lang w:val="id_ID" w:bidi="id_ID"/>
+        </w:rPr>
+      </w:r>
+      <w:r>
+        <w:rPr>
           <w:lang w:val="id_ID" w:bidi="id_ID"/>
         </w:rPr>
         <w:t xml:space="preserve">Jika itu akan membantu dalam bahasa Anda, Anda dapat mengekspresikan kata benda abstrak </w:t>
@@ -1946,6 +2341,21 @@
       </w:r>
       <w:r>
         <w:rPr>
+          <w:b/>
+          <w:lang w:val="id_ID" w:bidi="id_ID"/>
+        </w:rPr>
+        <w:t>ἀκούων σου τὴν ἀγάπην καὶ τὴν πίστιν, ἣν ἔχεις πρὸς τὸν Κύριον Ἰησοῦν, καὶ εἰς πάντας τοὺς ἁγίους</w:t>
+      </w:r>
+    </w:p>
+    <w:p>
+      <w:pPr/>
+      <w:r>
+        <w:rPr>
+          <w:lang w:val="id_ID" w:bidi="id_ID"/>
+        </w:rPr>
+      </w:r>
+      <w:r>
+        <w:rPr>
           <w:lang w:val="id_ID" w:bidi="id_ID"/>
         </w:rPr>
         <w:t>Paulus menggunakan struktur puitis di sini, di mana bagian pertama dan terakhir saling berkaitan dan bagian kedua dan ketiga saling berhubungan. Oleh karena itu, maknanya adalah: “mendengar tentang iman yang kamu miliki di dalam Tuhan Yesus dan tentang kasihmu kepada semua orang kudus.” Paulus mengatakan hal ini dengan tepat di Kolose 1:4 tanpa struktur puitis.</w:t>
@@ -2014,6 +2424,21 @@
       </w:r>
       <w:r>
         <w:rPr>
+          <w:b/>
+          <w:lang w:val="id_ID" w:bidi="id_ID"/>
+        </w:rPr>
+        <w:t>σου &amp; ἔχεις</w:t>
+      </w:r>
+    </w:p>
+    <w:p>
+      <w:pPr/>
+      <w:r>
+        <w:rPr>
+          <w:lang w:val="id_ID" w:bidi="id_ID"/>
+        </w:rPr>
+      </w:r>
+      <w:r>
+        <w:rPr>
           <w:lang w:val="id_ID" w:bidi="id_ID"/>
         </w:rPr>
         <w:t xml:space="preserve">Di sini, kata </w:t>
@@ -2108,6 +2533,21 @@
       </w:r>
       <w:r>
         <w:rPr>
+          <w:b/>
+          <w:lang w:val="id_ID" w:bidi="id_ID"/>
+        </w:rPr>
+        <w:t>ὅπως</w:t>
+      </w:r>
+    </w:p>
+    <w:p>
+      <w:pPr/>
+      <w:r>
+        <w:rPr>
+          <w:lang w:val="id_ID" w:bidi="id_ID"/>
+        </w:rPr>
+      </w:r>
+      <w:r>
+        <w:rPr>
           <w:lang w:val="id_ID" w:bidi="id_ID"/>
         </w:rPr>
         <w:t xml:space="preserve">Di sini, </w:t>
@@ -2189,6 +2629,21 @@
       </w:r>
       <w:r>
         <w:rPr>
+          <w:b/>
+          <w:lang w:val="id_ID" w:bidi="id_ID"/>
+        </w:rPr>
+        <w:t>ἡ κοινωνία τῆς πίστεώς σου</w:t>
+      </w:r>
+    </w:p>
+    <w:p>
+      <w:pPr/>
+      <w:r>
+        <w:rPr>
+          <w:lang w:val="id_ID" w:bidi="id_ID"/>
+        </w:rPr>
+      </w:r>
+      <w:r>
+        <w:rPr>
           <w:lang w:val="id_ID" w:bidi="id_ID"/>
         </w:rPr>
         <w:t>Kata yang diterjemahkan “persekutuan” berarti berbagi atau bermitra dalam sesuatu. Paulus mungkin bermaksud untuk kedua arti tersebut, tetapi jika harus memilih, ini dapat berarti: (1) bahwa Filemon memiliki iman yang sama kepada Kristus seperti Paulus dan yang lainnya. Terjemahan alternatif: “iman yang engkau bagi dengan kami” (2) bahwa Filemon adalah rekan sekerja Paulus dan yang lainnya dalam bekerja bagi Kristus. Terjemahan alternatif: “pekerjaanmu yang bekerja sama dengan kami sebagai orang percaya”</w:t>
@@ -2257,6 +2712,21 @@
       </w:r>
       <w:r>
         <w:rPr>
+          <w:b/>
+          <w:lang w:val="id_ID" w:bidi="id_ID"/>
+        </w:rPr>
+        <w:t>ἡ κοινωνία τῆς πίστεώς σου, ἐνεργὴς γένηται ἐν ἐπιγνώσει παντὸς ἀγαθοῦ τοῦ ἐν ἡμῖν εἰς Χριστόν.</w:t>
+      </w:r>
+    </w:p>
+    <w:p>
+      <w:pPr/>
+      <w:r>
+        <w:rPr>
+          <w:lang w:val="id_ID" w:bidi="id_ID"/>
+        </w:rPr>
+      </w:r>
+      <w:r>
+        <w:rPr>
           <w:lang w:val="id_ID" w:bidi="id_ID"/>
         </w:rPr>
         <w:t xml:space="preserve">Jika akan membantu dalam bahasa Anda, Anda dapat mengekspresikan ide di balik kata benda abstrak </w:t>
@@ -2351,6 +2821,21 @@
       </w:r>
       <w:r>
         <w:rPr>
+          <w:b/>
+          <w:lang w:val="id_ID" w:bidi="id_ID"/>
+        </w:rPr>
+        <w:t>ἐν ἐπιγνώσει παντὸς ἀγαθοῦ</w:t>
+      </w:r>
+    </w:p>
+    <w:p>
+      <w:pPr/>
+      <w:r>
+        <w:rPr>
+          <w:lang w:val="id_ID" w:bidi="id_ID"/>
+        </w:rPr>
+      </w:r>
+      <w:r>
+        <w:rPr>
           <w:lang w:val="id_ID" w:bidi="id_ID"/>
         </w:rPr>
         <w:t>Ini bisa berarti: (1) “dan akan mengakibatkan kamu mengetahui segala sesuatu yang baik” (2) “sehingga mereka yang berbagi iman dengan kamu akan mengetahui segala sesuatu yang baik” Terjemahan alternatif: “dengan mengetahui segala sesuatu yang baik”</w:t>
@@ -2419,6 +2904,21 @@
       </w:r>
       <w:r>
         <w:rPr>
+          <w:b/>
+          <w:lang w:val="id_ID" w:bidi="id_ID"/>
+        </w:rPr>
+        <w:t>εἰς Χριστόν</w:t>
+      </w:r>
+    </w:p>
+    <w:p>
+      <w:pPr/>
+      <w:r>
+        <w:rPr>
+          <w:lang w:val="id_ID" w:bidi="id_ID"/>
+        </w:rPr>
+      </w:r>
+      <w:r>
+        <w:rPr>
           <w:lang w:val="id_ID" w:bidi="id_ID"/>
         </w:rPr>
         <w:t>Jika itu akan membantu dalam bahasa Anda, Anda dapat menyatakan secara eksplisit bagaimana “segala sesuatu yang baik” adalah “bagi Kristus”. Terjemahan alternatif: “demi Kristus” atau ”demi kepentingan Kristus”</w:t>
@@ -2487,6 +2987,21 @@
       </w:r>
       <w:r>
         <w:rPr>
+          <w:b/>
+          <w:lang w:val="id_ID" w:bidi="id_ID"/>
+        </w:rPr>
+        <w:t>χαρὰν γὰρ πολλὴν ἔσχον καὶ παράκλησιν</w:t>
+      </w:r>
+    </w:p>
+    <w:p>
+      <w:pPr/>
+      <w:r>
+        <w:rPr>
+          <w:lang w:val="id_ID" w:bidi="id_ID"/>
+        </w:rPr>
+      </w:r>
+      <w:r>
+        <w:rPr>
           <w:lang w:val="id_ID" w:bidi="id_ID"/>
         </w:rPr>
         <w:t xml:space="preserve">Jika akan membantu dalam bahasa Anda, Anda dapat mengekspresikan ide di balik kata benda abstrak </w:t>
@@ -2581,6 +3096,21 @@
       </w:r>
       <w:r>
         <w:rPr>
+          <w:b/>
+          <w:lang w:val="id_ID" w:bidi="id_ID"/>
+        </w:rPr>
+        <w:t>ἐπὶ τῇ ἀγάπῃ σου</w:t>
+      </w:r>
+    </w:p>
+    <w:p>
+      <w:pPr/>
+      <w:r>
+        <w:rPr>
+          <w:lang w:val="id_ID" w:bidi="id_ID"/>
+        </w:rPr>
+      </w:r>
+      <w:r>
+        <w:rPr>
           <w:lang w:val="id_ID" w:bidi="id_ID"/>
         </w:rPr>
         <w:t xml:space="preserve">Jika akan membantu dalam bahasa Anda, Anda dapat mengekspresikan ide di balik kata benda abstrak </w:t>
@@ -2662,6 +3192,21 @@
       </w:r>
       <w:r>
         <w:rPr>
+          <w:b/>
+          <w:lang w:val="id_ID" w:bidi="id_ID"/>
+        </w:rPr>
+        <w:t>τὰ σπλάγχνα τῶν ἁγίων ἀναπέπαυται διὰ σοῦ</w:t>
+      </w:r>
+    </w:p>
+    <w:p>
+      <w:pPr/>
+      <w:r>
+        <w:rPr>
+          <w:lang w:val="id_ID" w:bidi="id_ID"/>
+        </w:rPr>
+      </w:r>
+      <w:r>
+        <w:rPr>
           <w:lang w:val="id_ID" w:bidi="id_ID"/>
         </w:rPr>
         <w:t>Jika bahasa Anda tidak menggunakan bentuk pasif ini, Anda dapat menyatakannya dalam bentuk aktif. Terjemahan alternatif: “Engkau telah menyegarkan bagian dalam orang-orang kudus”</w:t>
@@ -2730,6 +3275,21 @@
       </w:r>
       <w:r>
         <w:rPr>
+          <w:b/>
+          <w:lang w:val="id_ID" w:bidi="id_ID"/>
+        </w:rPr>
+        <w:t>τὰ σπλάγχνα τῶν ἁγίων</w:t>
+      </w:r>
+    </w:p>
+    <w:p>
+      <w:pPr/>
+      <w:r>
+        <w:rPr>
+          <w:lang w:val="id_ID" w:bidi="id_ID"/>
+        </w:rPr>
+      </w:r>
+      <w:r>
+        <w:rPr>
           <w:lang w:val="id_ID" w:bidi="id_ID"/>
         </w:rPr>
         <w:t xml:space="preserve">Di sini, </w:t>
@@ -2811,6 +3371,21 @@
       </w:r>
       <w:r>
         <w:rPr>
+          <w:b/>
+          <w:lang w:val="id_ID" w:bidi="id_ID"/>
+        </w:rPr>
+        <w:t>τὰ σπλάγχνα τῶν ἁγίων ἀναπέπαυται διὰ σοῦ</w:t>
+      </w:r>
+    </w:p>
+    <w:p>
+      <w:pPr/>
+      <w:r>
+        <w:rPr>
+          <w:lang w:val="id_ID" w:bidi="id_ID"/>
+        </w:rPr>
+      </w:r>
+      <w:r>
+        <w:rPr>
           <w:lang w:val="id_ID" w:bidi="id_ID"/>
         </w:rPr>
         <w:t xml:space="preserve">Di sini, </w:t>
@@ -2892,6 +3467,21 @@
       </w:r>
       <w:r>
         <w:rPr>
+          <w:b/>
+          <w:lang w:val="id_ID" w:bidi="id_ID"/>
+        </w:rPr>
+        <w:t>σοῦ, ἀδελφέ</w:t>
+      </w:r>
+    </w:p>
+    <w:p>
+      <w:pPr/>
+      <w:r>
+        <w:rPr>
+          <w:lang w:val="id_ID" w:bidi="id_ID"/>
+        </w:rPr>
+      </w:r>
+      <w:r>
+        <w:rPr>
           <w:lang w:val="id_ID" w:bidi="id_ID"/>
         </w:rPr>
         <w:t>Paulus memanggil Filemon dengan sebutan “saudara” karena mereka berdua adalah orang percaya, dan ia ingin menekankan persahabatan mereka. Terjemahan alternatif: “kamu, saudara” atau “kamu, sahabat terkasih”</w:t>
@@ -3008,6 +3598,21 @@
       </w:r>
       <w:r>
         <w:rPr>
+          <w:b/>
+          <w:lang w:val="id_ID" w:bidi="id_ID"/>
+        </w:rPr>
+        <w:t>πολλὴν ἐν Χριστῷ παρρησίαν</w:t>
+      </w:r>
+    </w:p>
+    <w:p>
+      <w:pPr/>
+      <w:r>
+        <w:rPr>
+          <w:lang w:val="id_ID" w:bidi="id_ID"/>
+        </w:rPr>
+      </w:r>
+      <w:r>
+        <w:rPr>
           <w:lang w:val="id_ID" w:bidi="id_ID"/>
         </w:rPr>
         <w:t>Ini dapat berarti: (1) “segala kuasa karena Kristus” (2) “segala keberanian karena Kristus.”</w:t>
@@ -3056,6 +3661,21 @@
       </w:r>
       <w:r>
         <w:rPr>
+          <w:b/>
+          <w:lang w:val="id_ID" w:bidi="id_ID"/>
+        </w:rPr>
+        <w:t>διό</w:t>
+      </w:r>
+    </w:p>
+    <w:p>
+      <w:pPr/>
+      <w:r>
+        <w:rPr>
+          <w:lang w:val="id_ID" w:bidi="id_ID"/>
+        </w:rPr>
+      </w:r>
+      <w:r>
+        <w:rPr>
           <w:lang w:val="id_ID" w:bidi="id_ID"/>
         </w:rPr>
         <w:t xml:space="preserve">Kata </w:t>
@@ -3137,6 +3757,21 @@
       </w:r>
       <w:r>
         <w:rPr>
+          <w:b/>
+          <w:lang w:val="id_ID" w:bidi="id_ID"/>
+        </w:rPr>
+        <w:t>διὰ τὴν ἀγάπην</w:t>
+      </w:r>
+    </w:p>
+    <w:p>
+      <w:pPr/>
+      <w:r>
+        <w:rPr>
+          <w:lang w:val="id_ID" w:bidi="id_ID"/>
+        </w:rPr>
+      </w:r>
+      <w:r>
+        <w:rPr>
           <w:lang w:val="id_ID" w:bidi="id_ID"/>
         </w:rPr>
         <w:t>Paulus tidak mengatakan untuk siapa “mengasihi” ini. Jika kita perlu menggunakan kata kerja di sini dan mengatakan siapa yang mengasihi siapa, maka hal ini dapat merujuk pada (1) kasih timbal balik antara dia dan Filemon. Lihat UST. (2) kasih Paulus kepada Filemon. Terjemahan alternatif: “karena aku mengasihi engkau” (3) kasih Filemon kepada sesama orang percaya. Terjemahan alternatif: “karena aku tahu bahwa engkau mengasihi umat Allah”</w:t>
@@ -3205,6 +3840,21 @@
       </w:r>
       <w:r>
         <w:rPr>
+          <w:b/>
+          <w:lang w:val="id_ID" w:bidi="id_ID"/>
+        </w:rPr>
+        <w:t>δέσμιος Χριστοῦ Ἰησοῦ</w:t>
+      </w:r>
+    </w:p>
+    <w:p>
+      <w:pPr/>
+      <w:r>
+        <w:rPr>
+          <w:lang w:val="id_ID" w:bidi="id_ID"/>
+        </w:rPr>
+      </w:r>
+      <w:r>
+        <w:rPr>
           <w:lang w:val="id_ID" w:bidi="id_ID"/>
         </w:rPr>
         <w:t>Paulus dipenjara karena orang-orang yang berkuasa tidak ingin dia berkhotbah tentang Yesus. Mereka memenjarakannya untuk menghentikan dan menghukumnya. Ini tidak berarti bahwa Yesus yang memenjarakan Paulus. Terjemahan alternatif: “seorang tahanan karena Kristus Yesus”</w:t>
@@ -3256,6 +3906,21 @@
           <w:b/>
           <w:lang w:val="id_ID" w:bidi="id_ID"/>
         </w:rPr>
+        <w:t>Ὀνήσιμον</w:t>
+      </w:r>
+    </w:p>
+    <w:p>
+      <w:pPr/>
+      <w:r>
+        <w:rPr>
+          <w:lang w:val="id_ID" w:bidi="id_ID"/>
+        </w:rPr>
+      </w:r>
+      <w:r>
+        <w:rPr>
+          <w:b/>
+          <w:lang w:val="id_ID" w:bidi="id_ID"/>
+        </w:rPr>
         <w:t>Onesimus</w:t>
       </w:r>
       <w:r>
@@ -3328,6 +3993,21 @@
       </w:r>
       <w:r>
         <w:rPr>
+          <w:b/>
+          <w:lang w:val="id_ID" w:bidi="id_ID"/>
+        </w:rPr>
+        <w:t>Ὀνήσιμον</w:t>
+      </w:r>
+    </w:p>
+    <w:p>
+      <w:pPr/>
+      <w:r>
+        <w:rPr>
+          <w:lang w:val="id_ID" w:bidi="id_ID"/>
+        </w:rPr>
+      </w:r>
+      <w:r>
+        <w:rPr>
           <w:lang w:val="id_ID" w:bidi="id_ID"/>
         </w:rPr>
         <w:t xml:space="preserve">Nama </w:t>
@@ -3409,6 +4089,21 @@
       </w:r>
       <w:r>
         <w:rPr>
+          <w:b/>
+          <w:lang w:val="id_ID" w:bidi="id_ID"/>
+        </w:rPr>
+        <w:t>ὃν ἐγέννησα</w:t>
+      </w:r>
+    </w:p>
+    <w:p>
+      <w:pPr/>
+      <w:r>
+        <w:rPr>
+          <w:lang w:val="id_ID" w:bidi="id_ID"/>
+        </w:rPr>
+      </w:r>
+      <w:r>
+        <w:rPr>
           <w:lang w:val="id_ID" w:bidi="id_ID"/>
         </w:rPr>
         <w:t xml:space="preserve">Di sini, </w:t>
@@ -3490,6 +4185,21 @@
       </w:r>
       <w:r>
         <w:rPr>
+          <w:b/>
+          <w:lang w:val="id_ID" w:bidi="id_ID"/>
+        </w:rPr>
+        <w:t>ἐν τοῖς δεσμοῖς</w:t>
+      </w:r>
+    </w:p>
+    <w:p>
+      <w:pPr/>
+      <w:r>
+        <w:rPr>
+          <w:lang w:val="id_ID" w:bidi="id_ID"/>
+        </w:rPr>
+      </w:r>
+      <w:r>
+        <w:rPr>
           <w:lang w:val="id_ID" w:bidi="id_ID"/>
         </w:rPr>
         <w:t xml:space="preserve">Para tahanan sering kali diikat dengan </w:t>
@@ -3571,6 +4281,21 @@
       </w:r>
       <w:r>
         <w:rPr>
+          <w:b/>
+          <w:lang w:val="id_ID" w:bidi="id_ID"/>
+        </w:rPr>
+        <w:t>ὃν ἀνέπεμψά σοι</w:t>
+      </w:r>
+    </w:p>
+    <w:p>
+      <w:pPr/>
+      <w:r>
+        <w:rPr>
+          <w:lang w:val="id_ID" w:bidi="id_ID"/>
+        </w:rPr>
+      </w:r>
+      <w:r>
+        <w:rPr>
           <w:lang w:val="id_ID" w:bidi="id_ID"/>
         </w:rPr>
         <w:t>Paulus mungkin mengirim Onesimus bersama dengan orang percaya lain yang membawa surat ini.</w:t>
@@ -3619,6 +4344,21 @@
       </w:r>
       <w:r>
         <w:rPr>
+          <w:b/>
+          <w:lang w:val="id_ID" w:bidi="id_ID"/>
+        </w:rPr>
+        <w:t>τοῦτ’ ἔστιν τὰ ἐμὰ σπλάγχνα</w:t>
+      </w:r>
+    </w:p>
+    <w:p>
+      <w:pPr/>
+      <w:r>
+        <w:rPr>
+          <w:lang w:val="id_ID" w:bidi="id_ID"/>
+        </w:rPr>
+      </w:r>
+      <w:r>
+        <w:rPr>
           <w:lang w:val="id_ID" w:bidi="id_ID"/>
         </w:rPr>
         <w:t xml:space="preserve">Frasa </w:t>
@@ -3700,6 +4440,21 @@
       </w:r>
       <w:r>
         <w:rPr>
+          <w:b/>
+          <w:lang w:val="id_ID" w:bidi="id_ID"/>
+        </w:rPr>
+        <w:t>τὰ ἐμὰ σπλάγχνα</w:t>
+      </w:r>
+    </w:p>
+    <w:p>
+      <w:pPr/>
+      <w:r>
+        <w:rPr>
+          <w:lang w:val="id_ID" w:bidi="id_ID"/>
+        </w:rPr>
+      </w:r>
+      <w:r>
+        <w:rPr>
           <w:lang w:val="id_ID" w:bidi="id_ID"/>
         </w:rPr>
         <w:t xml:space="preserve">Di sini, </w:t>
@@ -3781,6 +4536,21 @@
       </w:r>
       <w:r>
         <w:rPr>
+          <w:b/>
+          <w:lang w:val="id_ID" w:bidi="id_ID"/>
+        </w:rPr>
+        <w:t>ἵνα ὑπὲρ σοῦ μοι διακονῇ</w:t>
+      </w:r>
+    </w:p>
+    <w:p>
+      <w:pPr/>
+      <w:r>
+        <w:rPr>
+          <w:lang w:val="id_ID" w:bidi="id_ID"/>
+        </w:rPr>
+      </w:r>
+      <w:r>
+        <w:rPr>
           <w:lang w:val="id_ID" w:bidi="id_ID"/>
         </w:rPr>
         <w:t>Paulus tahu bahwa Filemon ingin menolongnya, dan karena itu ia menyarankan agar Onesimus melayani Paulus di penjara. Terjemahan alternatif: “supaya, karena engkau tidak dapat hadir di sini, ia dapat menolong aku” atau ”supaya ia dapat menolong aku menggantikan engkau”</w:t>
@@ -3829,6 +4599,21 @@
       </w:r>
       <w:r>
         <w:rPr>
+          <w:b/>
+          <w:lang w:val="id_ID" w:bidi="id_ID"/>
+        </w:rPr>
+        <w:t>ἐν τοῖς δεσμοῖς</w:t>
+      </w:r>
+    </w:p>
+    <w:p>
+      <w:pPr/>
+      <w:r>
+        <w:rPr>
+          <w:lang w:val="id_ID" w:bidi="id_ID"/>
+        </w:rPr>
+      </w:r>
+      <w:r>
+        <w:rPr>
           <w:lang w:val="id_ID" w:bidi="id_ID"/>
         </w:rPr>
         <w:t>Para tahanan sering kali diikat dengan rantai. Paulus berada di dalam penjara ketika ia memberi tahu Onesimus tentang Mesias, dan ia masih berada di dalam penjara ketika ia menulis surat ini.</w:t>
@@ -3897,6 +4682,21 @@
       </w:r>
       <w:r>
         <w:rPr>
+          <w:b/>
+          <w:lang w:val="id_ID" w:bidi="id_ID"/>
+        </w:rPr>
+        <w:t>ἐν τοῖς δεσμοῖς τοῦ εὐαγγελίου</w:t>
+      </w:r>
+    </w:p>
+    <w:p>
+      <w:pPr/>
+      <w:r>
+        <w:rPr>
+          <w:lang w:val="id_ID" w:bidi="id_ID"/>
+        </w:rPr>
+      </w:r>
+      <w:r>
+        <w:rPr>
           <w:lang w:val="id_ID" w:bidi="id_ID"/>
         </w:rPr>
         <w:t>Paulus dipenjara karena ia memberitakan Injil di depan umum. Anda dapat menyatakan hal ini secara eksplisit. Terjemahan alternatif: “dalam belenggu yang mereka kenakan kepadaku karena aku memberitakan Injil”</w:t>
@@ -3965,6 +4765,21 @@
       </w:r>
       <w:r>
         <w:rPr>
+          <w:b/>
+          <w:lang w:val="id_ID" w:bidi="id_ID"/>
+        </w:rPr>
+        <w:t>ἵνα μὴ ὡς κατὰ ἀνάγκην τὸ ἀγαθόν σου ᾖ</w:t>
+      </w:r>
+    </w:p>
+    <w:p>
+      <w:pPr/>
+      <w:r>
+        <w:rPr>
+          <w:lang w:val="id_ID" w:bidi="id_ID"/>
+        </w:rPr>
+      </w:r>
+      <w:r>
+        <w:rPr>
           <w:lang w:val="id_ID" w:bidi="id_ID"/>
         </w:rPr>
         <w:t xml:space="preserve">Jika akan membantu dalam bahasa Anda, Anda dapat mengekspresikan ide di balik kata benda abstrak </w:t>
@@ -4046,6 +4861,21 @@
       </w:r>
       <w:r>
         <w:rPr>
+          <w:b/>
+          <w:lang w:val="id_ID" w:bidi="id_ID"/>
+        </w:rPr>
+        <w:t>ἀλλὰ κατὰ ἑκούσιον.</w:t>
+      </w:r>
+    </w:p>
+    <w:p>
+      <w:pPr/>
+      <w:r>
+        <w:rPr>
+          <w:lang w:val="id_ID" w:bidi="id_ID"/>
+        </w:rPr>
+      </w:r>
+      <w:r>
+        <w:rPr>
           <w:lang w:val="id_ID" w:bidi="id_ID"/>
         </w:rPr>
         <w:t xml:space="preserve">Jika akan membantu dalam bahasa Anda, Anda dapat mengekspresikan ide di balik kata benda abstrak </w:t>
@@ -4127,6 +4957,21 @@
       </w:r>
       <w:r>
         <w:rPr>
+          <w:b/>
+          <w:lang w:val="id_ID" w:bidi="id_ID"/>
+        </w:rPr>
+        <w:t>τάχα γὰρ διὰ τοῦτο, ἐχωρίσθη πρὸς ὥραν, ἵνα</w:t>
+      </w:r>
+    </w:p>
+    <w:p>
+      <w:pPr/>
+      <w:r>
+        <w:rPr>
+          <w:lang w:val="id_ID" w:bidi="id_ID"/>
+        </w:rPr>
+      </w:r>
+      <w:r>
+        <w:rPr>
           <w:lang w:val="id_ID" w:bidi="id_ID"/>
         </w:rPr>
         <w:t>Jika bahasa Anda tidak menggunakan bentuk pasif ini, Anda dapat menyatakannya dalam bentuk aktif. Terjemahan alternatif: “Karena mungkin alasan Allah mengambil Onesimus dari padamu untuk sementara waktu adalah supaya”</w:t>
@@ -4195,6 +5040,21 @@
       </w:r>
       <w:r>
         <w:rPr>
+          <w:b/>
+          <w:lang w:val="id_ID" w:bidi="id_ID"/>
+        </w:rPr>
+        <w:t>πρὸς ὥραν</w:t>
+      </w:r>
+    </w:p>
+    <w:p>
+      <w:pPr/>
+      <w:r>
+        <w:rPr>
+          <w:lang w:val="id_ID" w:bidi="id_ID"/>
+        </w:rPr>
+      </w:r>
+      <w:r>
+        <w:rPr>
           <w:lang w:val="id_ID" w:bidi="id_ID"/>
         </w:rPr>
         <w:t xml:space="preserve">Di sini, frasa </w:t>
@@ -4276,6 +5136,21 @@
       </w:r>
       <w:r>
         <w:rPr>
+          <w:b/>
+          <w:lang w:val="id_ID" w:bidi="id_ID"/>
+        </w:rPr>
+        <w:t>ὑπὲρ δοῦλον</w:t>
+      </w:r>
+    </w:p>
+    <w:p>
+      <w:pPr/>
+      <w:r>
+        <w:rPr>
+          <w:lang w:val="id_ID" w:bidi="id_ID"/>
+        </w:rPr>
+      </w:r>
+      <w:r>
+        <w:rPr>
           <w:lang w:val="id_ID" w:bidi="id_ID"/>
         </w:rPr>
         <w:t>Terjemahan alternatif: “lebih berharga dari seorang budak” atau ”lebih disayangi dari seorang budak”</w:t>
@@ -4324,6 +5199,21 @@
       </w:r>
       <w:r>
         <w:rPr>
+          <w:b/>
+          <w:lang w:val="id_ID" w:bidi="id_ID"/>
+        </w:rPr>
+        <w:t>οὐκέτι ὡς δοῦλον</w:t>
+      </w:r>
+    </w:p>
+    <w:p>
+      <w:pPr/>
+      <w:r>
+        <w:rPr>
+          <w:lang w:val="id_ID" w:bidi="id_ID"/>
+        </w:rPr>
+      </w:r>
+      <w:r>
+        <w:rPr>
           <w:lang w:val="id_ID" w:bidi="id_ID"/>
         </w:rPr>
         <w:t xml:space="preserve">Ini tidak berarti bahwa Onesimus tidak akan lagi menjadi </w:t>
@@ -4385,6 +5275,21 @@
       </w:r>
       <w:r>
         <w:rPr>
+          <w:b/>
+          <w:lang w:val="id_ID" w:bidi="id_ID"/>
+        </w:rPr>
+        <w:t>ὑπὲρ δοῦλον</w:t>
+      </w:r>
+    </w:p>
+    <w:p>
+      <w:pPr/>
+      <w:r>
+        <w:rPr>
+          <w:lang w:val="id_ID" w:bidi="id_ID"/>
+        </w:rPr>
+      </w:r>
+      <w:r>
+        <w:rPr>
           <w:lang w:val="id_ID" w:bidi="id_ID"/>
         </w:rPr>
         <w:t>Terjemahan alternatif: “lebih berharga daripada seorang budak”</w:t>
@@ -4433,6 +5338,21 @@
       </w:r>
       <w:r>
         <w:rPr>
+          <w:b/>
+          <w:lang w:val="id_ID" w:bidi="id_ID"/>
+        </w:rPr>
+        <w:t>ἀδελφὸν ἀγαπητόν</w:t>
+      </w:r>
+    </w:p>
+    <w:p>
+      <w:pPr/>
+      <w:r>
+        <w:rPr>
+          <w:lang w:val="id_ID" w:bidi="id_ID"/>
+        </w:rPr>
+      </w:r>
+      <w:r>
+        <w:rPr>
           <w:lang w:val="id_ID" w:bidi="id_ID"/>
         </w:rPr>
         <w:t xml:space="preserve">Di sini, </w:t>
@@ -4514,6 +5434,21 @@
       </w:r>
       <w:r>
         <w:rPr>
+          <w:b/>
+          <w:lang w:val="id_ID" w:bidi="id_ID"/>
+        </w:rPr>
+        <w:t>ἀγαπητόν</w:t>
+      </w:r>
+    </w:p>
+    <w:p>
+      <w:pPr/>
+      <w:r>
+        <w:rPr>
+          <w:lang w:val="id_ID" w:bidi="id_ID"/>
+        </w:rPr>
+      </w:r>
+      <w:r>
+        <w:rPr>
           <w:lang w:val="id_ID" w:bidi="id_ID"/>
         </w:rPr>
         <w:t>Terjemahan alternatif: “ terkasih” atau “berharga”</w:t>
@@ -4562,6 +5497,21 @@
       </w:r>
       <w:r>
         <w:rPr>
+          <w:b/>
+          <w:lang w:val="id_ID" w:bidi="id_ID"/>
+        </w:rPr>
+        <w:t>ἐν Κυρίῳ</w:t>
+      </w:r>
+    </w:p>
+    <w:p>
+      <w:pPr/>
+      <w:r>
+        <w:rPr>
+          <w:lang w:val="id_ID" w:bidi="id_ID"/>
+        </w:rPr>
+      </w:r>
+      <w:r>
+        <w:rPr>
           <w:lang w:val="id_ID" w:bidi="id_ID"/>
         </w:rPr>
         <w:t>Terjemahan alternatif: “dalam persekutuan persaudaraan melalui Yesus” atau ”dalam persekutuan orang-orang percaya di dalam Tuhan”</w:t>
@@ -4610,6 +5560,21 @@
       </w:r>
       <w:r>
         <w:rPr>
+          <w:b/>
+          <w:lang w:val="id_ID" w:bidi="id_ID"/>
+        </w:rPr>
+        <w:t>εἰ &amp; με ἔχεις κοινωνόν</w:t>
+      </w:r>
+    </w:p>
+    <w:p>
+      <w:pPr/>
+      <w:r>
+        <w:rPr>
+          <w:lang w:val="id_ID" w:bidi="id_ID"/>
+        </w:rPr>
+      </w:r>
+      <w:r>
+        <w:rPr>
           <w:lang w:val="id_ID" w:bidi="id_ID"/>
         </w:rPr>
         <w:t>Paulus menulis dengan cara yang membuat seolah-olah Filemon tidak menganggap Paulus sebagai rekannya, tetapi ia tahu bahwa Filemon menganggap Paulus sebagai rekannya. Ini adalah cara untuk membuat Filemon menyetujui satu hal (bahwa Paulus adalah rekannya) sehingga ia akan menyetujui hal lainnya (menerima Onesimus). Jika bahasa Anda tidak menyatakan sesuatu sebagai sesuatu yang tidak pasti apakah itu pasti atau benar, dan jika pembaca Anda mungkin berpikir bahwa apa yang Paulus katakan tidak pasti, maka Anda dapat menerjemahkan kata-katanya sebagai pernyataan yang menegaskan. Terjemahan alternatif: “karena engkau memiliki aku sebagai pasanganmu”</w:t>
@@ -4678,6 +5643,21 @@
       </w:r>
       <w:r>
         <w:rPr>
+          <w:b/>
+          <w:lang w:val="id_ID" w:bidi="id_ID"/>
+        </w:rPr>
+        <w:t>οὖν</w:t>
+      </w:r>
+    </w:p>
+    <w:p>
+      <w:pPr/>
+      <w:r>
+        <w:rPr>
+          <w:lang w:val="id_ID" w:bidi="id_ID"/>
+        </w:rPr>
+      </w:r>
+      <w:r>
+        <w:rPr>
           <w:lang w:val="id_ID" w:bidi="id_ID"/>
         </w:rPr>
         <w:t xml:space="preserve">Oleh karena itu, </w:t>
@@ -4759,6 +5739,21 @@
       </w:r>
       <w:r>
         <w:rPr>
+          <w:b/>
+          <w:lang w:val="id_ID" w:bidi="id_ID"/>
+        </w:rPr>
+        <w:t>προσλαβοῦ αὐτὸν ὡς ἐμέ.</w:t>
+      </w:r>
+    </w:p>
+    <w:p>
+      <w:pPr/>
+      <w:r>
+        <w:rPr>
+          <w:lang w:val="id_ID" w:bidi="id_ID"/>
+        </w:rPr>
+      </w:r>
+      <w:r>
+        <w:rPr>
           <w:lang w:val="id_ID" w:bidi="id_ID"/>
         </w:rPr>
         <w:t>Paulus meninggalkan beberapa kata di sini yang dibutuhkan oleh sebuah kalimat dalam banyak bahasa untuk menjadi lengkap. Jika itu akan membantu dalam bahasa Anda, Anda dapat menyediakan kata-kata ini dari konteksnya. Terjemahan alternatif: “terimalah dia sama seperti kamu menerima aku”</w:t>
@@ -4827,6 +5822,21 @@
       </w:r>
       <w:r>
         <w:rPr>
+          <w:b/>
+          <w:lang w:val="id_ID" w:bidi="id_ID"/>
+        </w:rPr>
+        <w:t>εἰ δέ τι ἠδίκησέν σε ἢ ὀφείλει</w:t>
+      </w:r>
+    </w:p>
+    <w:p>
+      <w:pPr/>
+      <w:r>
+        <w:rPr>
+          <w:lang w:val="id_ID" w:bidi="id_ID"/>
+        </w:rPr>
+      </w:r>
+      <w:r>
+        <w:rPr>
           <w:lang w:val="id_ID" w:bidi="id_ID"/>
         </w:rPr>
         <w:t>Onesimus tentu saja melakukan kesalahan terhadap Filemon dengan melarikan diri, dan dia mungkin juga mencuri sebagian harta benda Filemon. Tetapi Paulus menyatakan hal-hal ini sebagai sesuatu yang tidak pasti untuk bersikap sopan. Jika bahasa Anda tidak menggunakan pernyataan bersyarat seperti ini, maka gunakanlah cara yang lebih alamiah untuk menyatakannya. Terjemahan alternatif: “Tetapi apa pun yang telah diambilnya atau kesalahan apa pun yang telah dilakukannya kepadamu”</w:t>
@@ -4895,6 +5905,21 @@
       </w:r>
       <w:r>
         <w:rPr>
+          <w:b/>
+          <w:lang w:val="id_ID" w:bidi="id_ID"/>
+        </w:rPr>
+        <w:t>εἰ δέ τι ἠδίκησέν σε ἢ ὀφείλει</w:t>
+      </w:r>
+    </w:p>
+    <w:p>
+      <w:pPr/>
+      <w:r>
+        <w:rPr>
+          <w:lang w:val="id_ID" w:bidi="id_ID"/>
+        </w:rPr>
+      </w:r>
+      <w:r>
+        <w:rPr>
           <w:lang w:val="id_ID" w:bidi="id_ID"/>
         </w:rPr>
         <w:t xml:space="preserve">Kedua frasa ini memiliki arti yang sama, meskipun </w:t>
@@ -4956,6 +5981,21 @@
       </w:r>
       <w:r>
         <w:rPr>
+          <w:b/>
+          <w:lang w:val="id_ID" w:bidi="id_ID"/>
+        </w:rPr>
+        <w:t>τοῦτο ἐμοὶ ἐλλόγα.</w:t>
+      </w:r>
+    </w:p>
+    <w:p>
+      <w:pPr/>
+      <w:r>
+        <w:rPr>
+          <w:lang w:val="id_ID" w:bidi="id_ID"/>
+        </w:rPr>
+      </w:r>
+      <w:r>
+        <w:rPr>
           <w:lang w:val="id_ID" w:bidi="id_ID"/>
         </w:rPr>
         <w:t>Terjemahan alternatif: “ Aku akan bertanggung jawab untuk melunasi hutangmu” atau “katakanlah bahwa akulah yang berhutang padamu”</w:t>
@@ -5004,6 +6044,21 @@
       </w:r>
       <w:r>
         <w:rPr>
+          <w:b/>
+          <w:lang w:val="id_ID" w:bidi="id_ID"/>
+        </w:rPr>
+        <w:t>ἐγὼ Παῦλος ἔγραψα τῇ ἐμῇ χειρί</w:t>
+      </w:r>
+    </w:p>
+    <w:p>
+      <w:pPr/>
+      <w:r>
+        <w:rPr>
+          <w:lang w:val="id_ID" w:bidi="id_ID"/>
+        </w:rPr>
+      </w:r>
+      <w:r>
+        <w:rPr>
           <w:lang w:val="id_ID" w:bidi="id_ID"/>
         </w:rPr>
         <w:t>Paulus menulis bagian ini dengan “tangannya sendiri” supaya Filemon tahu bahwa kata-kata ini benar-benar berasal dari Paulus, dan bahwa Paulus benar-benar akan membayarnya. Dia menggunakan bentuk lampau di sini karena tindakan menulisnya terjadi di masa lampau ketika Filemon membaca surat itu. Gunakanlah bentuk kata kerja yang paling alami dalam bahasa Anda. Terjemahan alternatif: “Aku, Paulus, menulis surat ini sendiri.”</w:t>
@@ -5052,6 +6107,21 @@
       </w:r>
       <w:r>
         <w:rPr>
+          <w:b/>
+          <w:lang w:val="id_ID" w:bidi="id_ID"/>
+        </w:rPr>
+        <w:t>ἵνα μὴ λέγω σοι</w:t>
+      </w:r>
+    </w:p>
+    <w:p>
+      <w:pPr/>
+      <w:r>
+        <w:rPr>
+          <w:lang w:val="id_ID" w:bidi="id_ID"/>
+        </w:rPr>
+      </w:r>
+      <w:r>
+        <w:rPr>
           <w:lang w:val="id_ID" w:bidi="id_ID"/>
         </w:rPr>
         <w:t>Paulus mengatakan bahwa ia tidak akan mengatakan sesuatu kepada Filemon ketika mengatakannya. Ini adalah cara yang sopan untuk menekankan kebenaran dari apa yang Paulus katakan. Jika bahasa Anda tidak menggunakan ironi seperti ini, gunakanlah ungkapan yang lebih alami. Terjemahan alternatif: “Saya tidak perlu mengingatkanmu” atau ”Kamu sudah tahu”</w:t>
@@ -5120,6 +6190,21 @@
       </w:r>
       <w:r>
         <w:rPr>
+          <w:b/>
+          <w:lang w:val="id_ID" w:bidi="id_ID"/>
+        </w:rPr>
+        <w:t>καὶ σεαυτόν μοι προσοφείλεις</w:t>
+      </w:r>
+    </w:p>
+    <w:p>
+      <w:pPr/>
+      <w:r>
+        <w:rPr>
+          <w:lang w:val="id_ID" w:bidi="id_ID"/>
+        </w:rPr>
+      </w:r>
+      <w:r>
+        <w:rPr>
           <w:lang w:val="id_ID" w:bidi="id_ID"/>
         </w:rPr>
         <w:t>Paulus menyiratkan bahwa apa pun yang menjadi utang Onesimus atau Paulus kepada Filemon telah dibatalkan oleh jumlah yang lebih besar yang menjadi utang Filemon kepada Paulus, yaitu nyawa Filemon sendiri. Alasan mengapa Filemon berhutang nyawa kepada Paulus dapat dijelaskan secara eksplisit. Terjemahan alternatif: “Kamu bahkan berhutang nyawa kepadaku” atau ‘kamu berhutang lebih banyak lagi kepadaku karena aku telah menyelamatkan nyawamu’ atau ”kamu berhutang nyawa kepadaku karena aku telah memberitahukan kepadamu tentang Yesus”</w:t>
@@ -5188,6 +6273,21 @@
       </w:r>
       <w:r>
         <w:rPr>
+          <w:b/>
+          <w:lang w:val="id_ID" w:bidi="id_ID"/>
+        </w:rPr>
+        <w:t>ἀδελφέ</w:t>
+      </w:r>
+    </w:p>
+    <w:p>
+      <w:pPr/>
+      <w:r>
+        <w:rPr>
+          <w:lang w:val="id_ID" w:bidi="id_ID"/>
+        </w:rPr>
+      </w:r>
+      <w:r>
+        <w:rPr>
           <w:lang w:val="id_ID" w:bidi="id_ID"/>
         </w:rPr>
         <w:t xml:space="preserve">Di sini, </w:t>
@@ -5269,6 +6369,21 @@
       </w:r>
       <w:r>
         <w:rPr>
+          <w:b/>
+          <w:lang w:val="id_ID" w:bidi="id_ID"/>
+        </w:rPr>
+        <w:t>ἐν Κυρίῳ</w:t>
+      </w:r>
+    </w:p>
+    <w:p>
+      <w:pPr/>
+      <w:r>
+        <w:rPr>
+          <w:lang w:val="id_ID" w:bidi="id_ID"/>
+        </w:rPr>
+      </w:r>
+      <w:r>
+        <w:rPr>
           <w:lang w:val="id_ID" w:bidi="id_ID"/>
         </w:rPr>
         <w:t xml:space="preserve">Perhatikan bagaimana Anda menerjemahkan kata </w:t>
@@ -5363,6 +6478,21 @@
       </w:r>
       <w:r>
         <w:rPr>
+          <w:b/>
+          <w:lang w:val="id_ID" w:bidi="id_ID"/>
+        </w:rPr>
+        <w:t>ἀνάπαυσόν μου τὰ σπλάγχνα ἐν Χριστῷ</w:t>
+      </w:r>
+    </w:p>
+    <w:p>
+      <w:pPr/>
+      <w:r>
+        <w:rPr>
+          <w:lang w:val="id_ID" w:bidi="id_ID"/>
+        </w:rPr>
+      </w:r>
+      <w:r>
+        <w:rPr>
           <w:lang w:val="id_ID" w:bidi="id_ID"/>
         </w:rPr>
         <w:t>Bagaimana Paulus ingin Filemon menyegarkan dirinya dapat dilihat secara eksplisit. Terjemahan alternatif: “Segarkanlah batin saya di dalam Kristus dengan menerima Onesimus dengan baik”</w:t>
@@ -5431,6 +6561,21 @@
       </w:r>
       <w:r>
         <w:rPr>
+          <w:b/>
+          <w:lang w:val="id_ID" w:bidi="id_ID"/>
+        </w:rPr>
+        <w:t>ἀνάπαυσόν μου τὰ σπλάγχνα</w:t>
+      </w:r>
+    </w:p>
+    <w:p>
+      <w:pPr/>
+      <w:r>
+        <w:rPr>
+          <w:lang w:val="id_ID" w:bidi="id_ID"/>
+        </w:rPr>
+      </w:r>
+      <w:r>
+        <w:rPr>
           <w:lang w:val="id_ID" w:bidi="id_ID"/>
         </w:rPr>
         <w:t xml:space="preserve">Di sini, </w:t>
@@ -5512,6 +6657,21 @@
       </w:r>
       <w:r>
         <w:rPr>
+          <w:b/>
+          <w:lang w:val="id_ID" w:bidi="id_ID"/>
+        </w:rPr>
+        <w:t>ἀνάπαυσόν μου τὰ σπλάγχνα</w:t>
+      </w:r>
+    </w:p>
+    <w:p>
+      <w:pPr/>
+      <w:r>
+        <w:rPr>
+          <w:lang w:val="id_ID" w:bidi="id_ID"/>
+        </w:rPr>
+      </w:r>
+      <w:r>
+        <w:rPr>
           <w:lang w:val="id_ID" w:bidi="id_ID"/>
         </w:rPr>
         <w:t xml:space="preserve">Di sini, </w:t>
@@ -5593,6 +6753,21 @@
       </w:r>
       <w:r>
         <w:rPr>
+          <w:b/>
+          <w:lang w:val="id_ID" w:bidi="id_ID"/>
+        </w:rPr>
+        <w:t>πεποιθὼς τῇ ὑπακοῇ σου</w:t>
+      </w:r>
+    </w:p>
+    <w:p>
+      <w:pPr/>
+      <w:r>
+        <w:rPr>
+          <w:lang w:val="id_ID" w:bidi="id_ID"/>
+        </w:rPr>
+      </w:r>
+      <w:r>
+        <w:rPr>
           <w:lang w:val="id_ID" w:bidi="id_ID"/>
         </w:rPr>
         <w:t xml:space="preserve">Jika akan membantu dalam bahasa Anda, Anda dapat mengekspresikan ide di balik kata benda abstrak </w:t>
@@ -5687,6 +6862,21 @@
       </w:r>
       <w:r>
         <w:rPr>
+          <w:b/>
+          <w:lang w:val="id_ID" w:bidi="id_ID"/>
+        </w:rPr>
+        <w:t>ἔγραψά σοι</w:t>
+      </w:r>
+    </w:p>
+    <w:p>
+      <w:pPr/>
+      <w:r>
+        <w:rPr>
+          <w:lang w:val="id_ID" w:bidi="id_ID"/>
+        </w:rPr>
+      </w:r>
+      <w:r>
+        <w:rPr>
           <w:lang w:val="id_ID" w:bidi="id_ID"/>
         </w:rPr>
         <w:t>Paulus menggunakan bentuk lampau di sini karena tindakan menulisnya terjadi di masa lalu ketika Filemon membaca suratnya. Gunakan bentuk kata kerja yang paling alami dalam bahasa Anda. Terjemahan alternatif: “Aku menulis kepadamu”</w:t>
@@ -5735,6 +6925,21 @@
       </w:r>
       <w:r>
         <w:rPr>
+          <w:b/>
+          <w:lang w:val="id_ID" w:bidi="id_ID"/>
+        </w:rPr>
+        <w:t>δὲ</w:t>
+      </w:r>
+    </w:p>
+    <w:p>
+      <w:pPr/>
+      <w:r>
+        <w:rPr>
+          <w:lang w:val="id_ID" w:bidi="id_ID"/>
+        </w:rPr>
+      </w:r>
+      <w:r>
+        <w:rPr>
           <w:lang w:val="id_ID" w:bidi="id_ID"/>
         </w:rPr>
         <w:t>Pernyataan Penghubung: Di sini Paulus menutup suratnya dan memberikan instruksi terakhir kepada Filemon serta berkat bagi Filemon dan orang-orang percaya yang berkumpul untuk beribadah di rumah Filemon. Jika Anda menggunakan judul bagian, Anda dapat meletakkannya di sini sebelum ayat 22. Judul yang disarankan: “ Berkat dan Perintah Terakhir”</w:t>
@@ -5783,6 +6988,21 @@
       </w:r>
       <w:r>
         <w:rPr>
+          <w:b/>
+          <w:lang w:val="id_ID" w:bidi="id_ID"/>
+        </w:rPr>
+        <w:t>ἅμα</w:t>
+      </w:r>
+    </w:p>
+    <w:p>
+      <w:pPr/>
+      <w:r>
+        <w:rPr>
+          <w:lang w:val="id_ID" w:bidi="id_ID"/>
+        </w:rPr>
+      </w:r>
+      <w:r>
+        <w:rPr>
           <w:lang w:val="id_ID" w:bidi="id_ID"/>
         </w:rPr>
         <w:t xml:space="preserve">Kata yang diterjemahkan </w:t>
@@ -5864,6 +7084,21 @@
       </w:r>
       <w:r>
         <w:rPr>
+          <w:b/>
+          <w:lang w:val="id_ID" w:bidi="id_ID"/>
+        </w:rPr>
+        <w:t>χαρισθήσομαι ὑμῖν</w:t>
+      </w:r>
+    </w:p>
+    <w:p>
+      <w:pPr/>
+      <w:r>
+        <w:rPr>
+          <w:lang w:val="id_ID" w:bidi="id_ID"/>
+        </w:rPr>
+      </w:r>
+      <w:r>
+        <w:rPr>
           <w:lang w:val="id_ID" w:bidi="id_ID"/>
         </w:rPr>
         <w:t>Terjemahan alternatif: “Mereka yang menahan saya di penjara akan membebaskan saya sehingga saya dapat pergi kepadamu.”</w:t>
@@ -5912,6 +7147,21 @@
       </w:r>
       <w:r>
         <w:rPr>
+          <w:b/>
+          <w:lang w:val="id_ID" w:bidi="id_ID"/>
+        </w:rPr>
+        <w:t>ἑτοίμαζέ μοι ξενίαν</w:t>
+      </w:r>
+    </w:p>
+    <w:p>
+      <w:pPr/>
+      <w:r>
+        <w:rPr>
+          <w:lang w:val="id_ID" w:bidi="id_ID"/>
+        </w:rPr>
+      </w:r>
+      <w:r>
+        <w:rPr>
           <w:lang w:val="id_ID" w:bidi="id_ID"/>
         </w:rPr>
         <w:t xml:space="preserve">Kata yang diterjemahkan </w:t>
@@ -5973,6 +7223,21 @@
       </w:r>
       <w:r>
         <w:rPr>
+          <w:b/>
+          <w:lang w:val="id_ID" w:bidi="id_ID"/>
+        </w:rPr>
+        <w:t>διὰ τῶν προσευχῶν ὑμῶν</w:t>
+      </w:r>
+    </w:p>
+    <w:p>
+      <w:pPr/>
+      <w:r>
+        <w:rPr>
+          <w:lang w:val="id_ID" w:bidi="id_ID"/>
+        </w:rPr>
+      </w:r>
+      <w:r>
+        <w:rPr>
           <w:lang w:val="id_ID" w:bidi="id_ID"/>
         </w:rPr>
         <w:t>Terjemahan alternatif: “Tuhan akan menjawab doa-doamu sehingga”</w:t>
@@ -6021,6 +7286,21 @@
       </w:r>
       <w:r>
         <w:rPr>
+          <w:b/>
+          <w:lang w:val="id_ID" w:bidi="id_ID"/>
+        </w:rPr>
+        <w:t>χαρισθήσομαι ὑμῖν.</w:t>
+      </w:r>
+    </w:p>
+    <w:p>
+      <w:pPr/>
+      <w:r>
+        <w:rPr>
+          <w:lang w:val="id_ID" w:bidi="id_ID"/>
+        </w:rPr>
+      </w:r>
+      <w:r>
+        <w:rPr>
           <w:lang w:val="id_ID" w:bidi="id_ID"/>
         </w:rPr>
         <w:t>Jika akan membantu dalam bahasa Anda, Anda dapat mengekspresikannya secara eksplisit dengan bentuk aktif. Terjemahan alternatif: “Allah akan membawa aku kembali kepadamu” atau “mereka yang menahanku di penjara akan membebaskanku sehingga aku dapat datang kepadamu.”</w:t>
@@ -6089,6 +7369,21 @@
       </w:r>
       <w:r>
         <w:rPr>
+          <w:b/>
+          <w:lang w:val="id_ID" w:bidi="id_ID"/>
+        </w:rPr>
+        <w:t>ὑμῶν &amp; ὑμῖν</w:t>
+      </w:r>
+    </w:p>
+    <w:p>
+      <w:pPr/>
+      <w:r>
+        <w:rPr>
+          <w:lang w:val="id_ID" w:bidi="id_ID"/>
+        </w:rPr>
+      </w:r>
+      <w:r>
+        <w:rPr>
           <w:lang w:val="id_ID" w:bidi="id_ID"/>
         </w:rPr>
         <w:t xml:space="preserve">Kata </w:t>
@@ -6186,6 +7481,21 @@
           <w:b/>
           <w:lang w:val="id_ID" w:bidi="id_ID"/>
         </w:rPr>
+        <w:t>Ἐπαφρᾶς</w:t>
+      </w:r>
+    </w:p>
+    <w:p>
+      <w:pPr/>
+      <w:r>
+        <w:rPr>
+          <w:lang w:val="id_ID" w:bidi="id_ID"/>
+        </w:rPr>
+      </w:r>
+      <w:r>
+        <w:rPr>
+          <w:b/>
+          <w:lang w:val="id_ID" w:bidi="id_ID"/>
+        </w:rPr>
         <w:t>Epafras</w:t>
       </w:r>
       <w:r>
@@ -6258,6 +7568,21 @@
       </w:r>
       <w:r>
         <w:rPr>
+          <w:b/>
+          <w:lang w:val="id_ID" w:bidi="id_ID"/>
+        </w:rPr>
+        <w:t>ἐν Χριστῷ Ἰησοῦ</w:t>
+      </w:r>
+    </w:p>
+    <w:p>
+      <w:pPr/>
+      <w:r>
+        <w:rPr>
+          <w:lang w:val="id_ID" w:bidi="id_ID"/>
+        </w:rPr>
+      </w:r>
+      <w:r>
+        <w:rPr>
           <w:lang w:val="id_ID" w:bidi="id_ID"/>
         </w:rPr>
         <w:t xml:space="preserve">Di sini, </w:t>
@@ -6319,6 +7644,21 @@
       </w:r>
       <w:r>
         <w:rPr>
+          <w:b/>
+          <w:lang w:val="id_ID" w:bidi="id_ID"/>
+        </w:rPr>
+        <w:t>Μᾶρκος, Ἀρίσταρχος, Δημᾶς, Λουκᾶς</w:t>
+      </w:r>
+    </w:p>
+    <w:p>
+      <w:pPr/>
+      <w:r>
+        <w:rPr>
+          <w:lang w:val="id_ID" w:bidi="id_ID"/>
+        </w:rPr>
+      </w:r>
+      <w:r>
+        <w:rPr>
           <w:lang w:val="id_ID" w:bidi="id_ID"/>
         </w:rPr>
         <w:t>Ini adalah nama-nama pria.</w:t>
@@ -6387,6 +7727,21 @@
       </w:r>
       <w:r>
         <w:rPr>
+          <w:b/>
+          <w:lang w:val="id_ID" w:bidi="id_ID"/>
+        </w:rPr>
+        <w:t>Μᾶρκος, Ἀρίσταρχος, Δημᾶς, Λουκᾶς</w:t>
+      </w:r>
+    </w:p>
+    <w:p>
+      <w:pPr/>
+      <w:r>
+        <w:rPr>
+          <w:lang w:val="id_ID" w:bidi="id_ID"/>
+        </w:rPr>
+      </w:r>
+      <w:r>
+        <w:rPr>
           <w:lang w:val="id_ID" w:bidi="id_ID"/>
         </w:rPr>
         <w:t>Paulus meninggalkan beberapa kata di sini yang dibutuhkan oleh sebuah kalimat dalam banyak bahasa untuk menjadi lengkap. Jika itu akan membantu dalam bahasa Anda, Anda dapat menyediakan kata-kata ini dari konteksnya. Terjemahan alternatif: “Demikian juga Markus, Aristarkhus, Demas dan Lukas, teman-teman sekerjaku” atau ”Markus, Aristarkhus, Demas dan Lukas, teman-teman sekerjaku, juga memberi salam kepadamu”</w:t>
@@ -6455,6 +7810,21 @@
       </w:r>
       <w:r>
         <w:rPr>
+          <w:b/>
+          <w:lang w:val="id_ID" w:bidi="id_ID"/>
+        </w:rPr>
+        <w:t>οἱ συνεργοί μου</w:t>
+      </w:r>
+    </w:p>
+    <w:p>
+      <w:pPr/>
+      <w:r>
+        <w:rPr>
+          <w:lang w:val="id_ID" w:bidi="id_ID"/>
+        </w:rPr>
+      </w:r>
+      <w:r>
+        <w:rPr>
           <w:lang w:val="id_ID" w:bidi="id_ID"/>
         </w:rPr>
         <w:t>Terjemahan alternatif: “orang-orang yang bekerja dengan saya” atau “ semua yang bekerja dengan saya.”</w:t>
@@ -6503,6 +7873,21 @@
       </w:r>
       <w:r>
         <w:rPr>
+          <w:b/>
+          <w:lang w:val="id_ID" w:bidi="id_ID"/>
+        </w:rPr>
+        <w:t>μετὰ τοῦ πνεύματος ὑμῶν</w:t>
+      </w:r>
+    </w:p>
+    <w:p>
+      <w:pPr/>
+      <w:r>
+        <w:rPr>
+          <w:lang w:val="id_ID" w:bidi="id_ID"/>
+        </w:rPr>
+      </w:r>
+      <w:r>
+        <w:rPr>
           <w:lang w:val="id_ID" w:bidi="id_ID"/>
         </w:rPr>
         <w:t>Kata-kata “rohmu” adalah sebuah sinekdoki dan mewakili orang-orang itu sendiri. Paulus merujuk kepada Filemon dan semua orang yang bertemu di rumahnya.</w:t>
@@ -6571,6 +7956,21 @@
       </w:r>
       <w:r>
         <w:rPr>
+          <w:b/>
+          <w:lang w:val="id_ID" w:bidi="id_ID"/>
+        </w:rPr>
+        <w:t>ἡ χάρις τοῦ Κυρίου ἡμῶν, Ἰησοῦ Χριστοῦ</w:t>
+      </w:r>
+    </w:p>
+    <w:p>
+      <w:pPr/>
+      <w:r>
+        <w:rPr>
+          <w:lang w:val="id_ID" w:bidi="id_ID"/>
+        </w:rPr>
+      </w:r>
+      <w:r>
+        <w:rPr>
           <w:lang w:val="id_ID" w:bidi="id_ID"/>
         </w:rPr>
         <w:t xml:space="preserve">Jika akan membantu dalam bahasa Anda, Anda dapat mengekspresikan ide di balik kata benda abstrak </w:t>
@@ -6641,6 +8041,21 @@
         <w:rPr>
           <w:lang w:val="id_ID" w:bidi="id_ID"/>
         </w:rPr>
+      </w:r>
+    </w:p>
+    <w:p>
+      <w:pPr/>
+      <w:r>
+        <w:rPr>
+          <w:lang w:val="id_ID" w:bidi="id_ID"/>
+        </w:rPr>
+      </w:r>
+      <w:r>
+        <w:rPr>
+          <w:b/>
+          <w:lang w:val="id_ID" w:bidi="id_ID"/>
+        </w:rPr>
+        <w:t>ὑμῶν</w:t>
       </w:r>
     </w:p>
     <w:p>

--- a/ind/docx/57.content.docx
+++ b/ind/docx/57.content.docx
@@ -227,6 +227,21 @@
       </w:r>
       <w:r>
         <w:rPr>
+          <w:b/>
+          <w:lang w:val="id_ID" w:bidi="id_ID"/>
+        </w:rPr>
+        <w:t>Παῦλος</w:t>
+      </w:r>
+    </w:p>
+    <w:p>
+      <w:pPr/>
+      <w:r>
+        <w:rPr>
+          <w:lang w:val="id_ID" w:bidi="id_ID"/>
+        </w:rPr>
+      </w:r>
+      <w:r>
+        <w:rPr>
           <w:lang w:val="id_ID" w:bidi="id_ID"/>
         </w:rPr>
         <w:t>Bahasa Anda mungkin memiliki cara khusus untuk memperkenalkan penulis surat. Anda dapat menggunakannya di sini. Terjemahan alternatif: “Dari saya, Paulus” atau ”Aku, Paulus”</w:t>
@@ -295,6 +310,21 @@
       </w:r>
       <w:r>
         <w:rPr>
+          <w:b/>
+          <w:lang w:val="id_ID" w:bidi="id_ID"/>
+        </w:rPr>
+        <w:t>δέσμιος Χριστοῦ Ἰησοῦ</w:t>
+      </w:r>
+    </w:p>
+    <w:p>
+      <w:pPr/>
+      <w:r>
+        <w:rPr>
+          <w:lang w:val="id_ID" w:bidi="id_ID"/>
+        </w:rPr>
+      </w:r>
+      <w:r>
+        <w:rPr>
           <w:lang w:val="id_ID" w:bidi="id_ID"/>
         </w:rPr>
         <w:t>Paulus dipenjara karena orang-orang yang berkuasa tidak ingin dia berkhotbah tentang Yesus. Mereka memenjarakannya untuk menghentikan dan menghukumnya. Ini tidak berarti bahwa Yesus yang memenjarakan Paulus. Terjemahan alternatif: “seorang tahanan karena Kristus Yesus”</w:t>
@@ -343,6 +373,21 @@
       </w:r>
       <w:r>
         <w:rPr>
+          <w:b/>
+          <w:lang w:val="id_ID" w:bidi="id_ID"/>
+        </w:rPr>
+        <w:t>ὁ ἀδελφὸς</w:t>
+      </w:r>
+    </w:p>
+    <w:p>
+      <w:pPr/>
+      <w:r>
+        <w:rPr>
+          <w:lang w:val="id_ID" w:bidi="id_ID"/>
+        </w:rPr>
+      </w:r>
+      <w:r>
+        <w:rPr>
           <w:lang w:val="id_ID" w:bidi="id_ID"/>
         </w:rPr>
         <w:t>Paulus menggunakan istilah “saudara” untuk menyebut seseorang yang memiliki iman yang sama. Terjemahan alternatif: “sesama orang Kristen” atau ‘rekan kita dalam iman’ (Lihat: rc://*/ta/man/translate/figs-metaphor)</w:t>
@@ -391,6 +436,21 @@
       </w:r>
       <w:r>
         <w:rPr>
+          <w:b/>
+          <w:lang w:val="id_ID" w:bidi="id_ID"/>
+        </w:rPr>
+        <w:t>ὁ ἀδελφὸς</w:t>
+      </w:r>
+    </w:p>
+    <w:p>
+      <w:pPr/>
+      <w:r>
+        <w:rPr>
+          <w:lang w:val="id_ID" w:bidi="id_ID"/>
+        </w:rPr>
+      </w:r>
+      <w:r>
+        <w:rPr>
           <w:lang w:val="id_ID" w:bidi="id_ID"/>
         </w:rPr>
         <w:t xml:space="preserve">Di sini, kata </w:t>
@@ -488,6 +548,21 @@
           <w:b/>
           <w:lang w:val="id_ID" w:bidi="id_ID"/>
         </w:rPr>
+        <w:t>Φιλήμονι</w:t>
+      </w:r>
+    </w:p>
+    <w:p>
+      <w:pPr/>
+      <w:r>
+        <w:rPr>
+          <w:lang w:val="id_ID" w:bidi="id_ID"/>
+        </w:rPr>
+      </w:r>
+      <w:r>
+        <w:rPr>
+          <w:b/>
+          <w:lang w:val="id_ID" w:bidi="id_ID"/>
+        </w:rPr>
         <w:t>Filemon</w:t>
       </w:r>
       <w:r>
@@ -560,6 +635,21 @@
       </w:r>
       <w:r>
         <w:rPr>
+          <w:b/>
+          <w:lang w:val="id_ID" w:bidi="id_ID"/>
+        </w:rPr>
+        <w:t>Φιλήμονι</w:t>
+      </w:r>
+    </w:p>
+    <w:p>
+      <w:pPr/>
+      <w:r>
+        <w:rPr>
+          <w:lang w:val="id_ID" w:bidi="id_ID"/>
+        </w:rPr>
+      </w:r>
+      <w:r>
+        <w:rPr>
           <w:lang w:val="id_ID" w:bidi="id_ID"/>
         </w:rPr>
         <w:t xml:space="preserve">Jika akan lebih alami dalam bahasa Anda, Anda dapat menyertakan informasi bahwa ini adalah surat di mana Paulus berbicara secara langsung kepada </w:t>
@@ -641,6 +731,21 @@
       </w:r>
       <w:r>
         <w:rPr>
+          <w:b/>
+          <w:lang w:val="id_ID" w:bidi="id_ID"/>
+        </w:rPr>
+        <w:t>ἡμῶν</w:t>
+      </w:r>
+    </w:p>
+    <w:p>
+      <w:pPr/>
+      <w:r>
+        <w:rPr>
+          <w:lang w:val="id_ID" w:bidi="id_ID"/>
+        </w:rPr>
+      </w:r>
+      <w:r>
+        <w:rPr>
           <w:lang w:val="id_ID" w:bidi="id_ID"/>
         </w:rPr>
         <w:t xml:space="preserve">Kata </w:t>
@@ -722,6 +827,21 @@
       </w:r>
       <w:r>
         <w:rPr>
+          <w:b/>
+          <w:lang w:val="id_ID" w:bidi="id_ID"/>
+        </w:rPr>
+        <w:t>καὶ συνεργῷ ἡμῶν</w:t>
+      </w:r>
+    </w:p>
+    <w:p>
+      <w:pPr/>
+      <w:r>
+        <w:rPr>
+          <w:lang w:val="id_ID" w:bidi="id_ID"/>
+        </w:rPr>
+      </w:r>
+      <w:r>
+        <w:rPr>
           <w:lang w:val="id_ID" w:bidi="id_ID"/>
         </w:rPr>
         <w:t>Jika itu akan membantu dalam bahasa Anda, Anda dapat menyatakan secara jelas bagaimana Filemon bekerja sama dengan Paulus. Terjemahan alternatif: “yang seperti kita, bekerja untuk menyebarkan Injil” atau ”yang bekerja seperti kita untuk melayani Yesus”</w:t>
@@ -770,6 +890,21 @@
       </w:r>
       <w:r>
         <w:rPr>
+          <w:b/>
+          <w:lang w:val="id_ID" w:bidi="id_ID"/>
+        </w:rPr>
+        <w:t>Ἀπφίᾳ</w:t>
+      </w:r>
+    </w:p>
+    <w:p>
+      <w:pPr/>
+      <w:r>
+        <w:rPr>
+          <w:lang w:val="id_ID" w:bidi="id_ID"/>
+        </w:rPr>
+      </w:r>
+      <w:r>
+        <w:rPr>
           <w:lang w:val="id_ID" w:bidi="id_ID"/>
         </w:rPr>
         <w:t>** Apfia** adalah nama seorang wanita.</w:t>
@@ -838,6 +973,21 @@
       </w:r>
       <w:r>
         <w:rPr>
+          <w:b/>
+          <w:lang w:val="id_ID" w:bidi="id_ID"/>
+        </w:rPr>
+        <w:t>τῇ ἀδελφῇ</w:t>
+      </w:r>
+    </w:p>
+    <w:p>
+      <w:pPr/>
+      <w:r>
+        <w:rPr>
+          <w:lang w:val="id_ID" w:bidi="id_ID"/>
+        </w:rPr>
+      </w:r>
+      <w:r>
+        <w:rPr>
           <w:lang w:val="id_ID" w:bidi="id_ID"/>
         </w:rPr>
         <w:t xml:space="preserve">Di sini, kata </w:t>
@@ -932,6 +1082,21 @@
       </w:r>
       <w:r>
         <w:rPr>
+          <w:b/>
+          <w:lang w:val="id_ID" w:bidi="id_ID"/>
+        </w:rPr>
+        <w:t>τῇ ἀδελφῇ</w:t>
+      </w:r>
+    </w:p>
+    <w:p>
+      <w:pPr/>
+      <w:r>
+        <w:rPr>
+          <w:lang w:val="id_ID" w:bidi="id_ID"/>
+        </w:rPr>
+      </w:r>
+      <w:r>
+        <w:rPr>
           <w:lang w:val="id_ID" w:bidi="id_ID"/>
         </w:rPr>
         <w:t>Paulus menggunakan istilah “saudari” untuk menyebut seorang wanita yang memiliki iman yang sama. Terjemahan alternatif: “saudara seiman” atau ”saudari rohani kita”</w:t>
@@ -1000,6 +1165,21 @@
       </w:r>
       <w:r>
         <w:rPr>
+          <w:b/>
+          <w:lang w:val="id_ID" w:bidi="id_ID"/>
+        </w:rPr>
+        <w:t>ἡμῶν</w:t>
+      </w:r>
+    </w:p>
+    <w:p>
+      <w:pPr/>
+      <w:r>
+        <w:rPr>
+          <w:lang w:val="id_ID" w:bidi="id_ID"/>
+        </w:rPr>
+      </w:r>
+      <w:r>
+        <w:rPr>
           <w:lang w:val="id_ID" w:bidi="id_ID"/>
         </w:rPr>
         <w:t xml:space="preserve">Kata </w:t>
@@ -1081,6 +1261,21 @@
       </w:r>
       <w:r>
         <w:rPr>
+          <w:b/>
+          <w:lang w:val="id_ID" w:bidi="id_ID"/>
+        </w:rPr>
+        <w:t>Ἀπφίᾳ &amp; Ἀρχίππῳ &amp; τῇ &amp; ἐκκλησίᾳ</w:t>
+      </w:r>
+    </w:p>
+    <w:p>
+      <w:pPr/>
+      <w:r>
+        <w:rPr>
+          <w:lang w:val="id_ID" w:bidi="id_ID"/>
+        </w:rPr>
+      </w:r>
+      <w:r>
+        <w:rPr>
           <w:lang w:val="id_ID" w:bidi="id_ID"/>
         </w:rPr>
         <w:t xml:space="preserve">Surat ini terutama ditujukan kepada Filemon. Dapat menyesatkan jika kita mengira bahwa Paulus menulis kepada </w:t>
@@ -1168,6 +1363,21 @@
       </w:r>
       <w:r>
         <w:rPr>
+          <w:b/>
+          <w:lang w:val="id_ID" w:bidi="id_ID"/>
+        </w:rPr>
+        <w:t>Ἀρχίππῳ</w:t>
+      </w:r>
+    </w:p>
+    <w:p>
+      <w:pPr/>
+      <w:r>
+        <w:rPr>
+          <w:lang w:val="id_ID" w:bidi="id_ID"/>
+        </w:rPr>
+      </w:r>
+      <w:r>
+        <w:rPr>
           <w:i/>
           <w:lang w:val="id_ID" w:bidi="id_ID"/>
         </w:rPr>
@@ -1243,6 +1453,21 @@
       </w:r>
       <w:r>
         <w:rPr>
+          <w:b/>
+          <w:lang w:val="id_ID" w:bidi="id_ID"/>
+        </w:rPr>
+        <w:t>τῷ συνστρατιώτῃ ἡμῶν</w:t>
+      </w:r>
+    </w:p>
+    <w:p>
+      <w:pPr/>
+      <w:r>
+        <w:rPr>
+          <w:lang w:val="id_ID" w:bidi="id_ID"/>
+        </w:rPr>
+      </w:r>
+      <w:r>
+        <w:rPr>
           <w:lang w:val="id_ID" w:bidi="id_ID"/>
         </w:rPr>
         <w:t>Di sini Paulus berbicara tentang Arkhipus seolah-olah ia dan Arkhipus adalah prajurit dalam sebuah pasukan. Maksudnya adalah bahwa Arkhipus bekerja keras, sama seperti Paulus sendiri yang bekerja keras, untuk mengabarkan Injil. Terjemahan alternatif: “sesama pejuang rohani kita” atau ”yang juga berjuang dalam peperangan rohani bersama kita”</w:t>
@@ -1311,6 +1536,21 @@
       </w:r>
       <w:r>
         <w:rPr>
+          <w:b/>
+          <w:lang w:val="id_ID" w:bidi="id_ID"/>
+        </w:rPr>
+        <w:t>καὶ τῇ κατ’ οἶκόν σου ἐκκλησίᾳ</w:t>
+      </w:r>
+    </w:p>
+    <w:p>
+      <w:pPr/>
+      <w:r>
+        <w:rPr>
+          <w:lang w:val="id_ID" w:bidi="id_ID"/>
+        </w:rPr>
+      </w:r>
+      <w:r>
+        <w:rPr>
           <w:lang w:val="id_ID" w:bidi="id_ID"/>
         </w:rPr>
         <w:t xml:space="preserve">Apfia dan Arkhipus mungkin juga merupakan anggota </w:t>
@@ -1372,6 +1612,21 @@
       </w:r>
       <w:r>
         <w:rPr>
+          <w:b/>
+          <w:lang w:val="id_ID" w:bidi="id_ID"/>
+        </w:rPr>
+        <w:t>χάρις ὑμῖν καὶ εἰρήνη, ἀπὸ Θεοῦ Πατρὸς ἡμῶν καὶ Κυρίου ἡμῶν Ἰησοῦ Χριστοῦ</w:t>
+      </w:r>
+    </w:p>
+    <w:p>
+      <w:pPr/>
+      <w:r>
+        <w:rPr>
+          <w:lang w:val="id_ID" w:bidi="id_ID"/>
+        </w:rPr>
+      </w:r>
+      <w:r>
+        <w:rPr>
           <w:lang w:val="id_ID" w:bidi="id_ID"/>
         </w:rPr>
         <w:t>Setelah memperkenalkan pengirim dan penerima surat, Paulus memberikan berkat. Gunakanlah bentuk yang dapat dikenali orang sebagai berkat dalam bahasa Anda. Terjemahan alternatif: “Semoga Allah Bapa kita dan Tuhan Yesus Kristus memberikan kasih karunia dan damai sejahtera kepadamu.”</w:t>
@@ -1440,6 +1695,21 @@
       </w:r>
       <w:r>
         <w:rPr>
+          <w:b/>
+          <w:lang w:val="id_ID" w:bidi="id_ID"/>
+        </w:rPr>
+        <w:t>χάρις ὑμῖν καὶ εἰρήνη, ἀπὸ Θεοῦ Πατρὸς ἡμῶν καὶ Κυρίου ἡμῶν Ἰησοῦ Χριστοῦ.</w:t>
+      </w:r>
+    </w:p>
+    <w:p>
+      <w:pPr/>
+      <w:r>
+        <w:rPr>
+          <w:lang w:val="id_ID" w:bidi="id_ID"/>
+        </w:rPr>
+      </w:r>
+      <w:r>
+        <w:rPr>
           <w:lang w:val="id_ID" w:bidi="id_ID"/>
         </w:rPr>
         <w:t xml:space="preserve">Jika akan membantu dalam bahasa Anda, Anda dapat mengekspresikan ide di balik kata benda abstrak </w:t>
@@ -1534,6 +1804,21 @@
       </w:r>
       <w:r>
         <w:rPr>
+          <w:b/>
+          <w:lang w:val="id_ID" w:bidi="id_ID"/>
+        </w:rPr>
+        <w:t>ἡμῶν &amp; ἡμῶν</w:t>
+      </w:r>
+    </w:p>
+    <w:p>
+      <w:pPr/>
+      <w:r>
+        <w:rPr>
+          <w:lang w:val="id_ID" w:bidi="id_ID"/>
+        </w:rPr>
+      </w:r>
+      <w:r>
+        <w:rPr>
           <w:lang w:val="id_ID" w:bidi="id_ID"/>
         </w:rPr>
         <w:t xml:space="preserve">Kata </w:t>
@@ -1699,6 +1984,21 @@
           <w:b/>
           <w:lang w:val="id_ID" w:bidi="id_ID"/>
         </w:rPr>
+        <w:t>Πατρὸς</w:t>
+      </w:r>
+    </w:p>
+    <w:p>
+      <w:pPr/>
+      <w:r>
+        <w:rPr>
+          <w:lang w:val="id_ID" w:bidi="id_ID"/>
+        </w:rPr>
+      </w:r>
+      <w:r>
+        <w:rPr>
+          <w:b/>
+          <w:lang w:val="id_ID" w:bidi="id_ID"/>
+        </w:rPr>
         <w:t>Bapa</w:t>
       </w:r>
       <w:r>
@@ -1771,6 +2071,21 @@
       </w:r>
       <w:r>
         <w:rPr>
+          <w:b/>
+          <w:lang w:val="id_ID" w:bidi="id_ID"/>
+        </w:rPr>
+        <w:t>σου</w:t>
+      </w:r>
+    </w:p>
+    <w:p>
+      <w:pPr/>
+      <w:r>
+        <w:rPr>
+          <w:lang w:val="id_ID" w:bidi="id_ID"/>
+        </w:rPr>
+      </w:r>
+      <w:r>
+        <w:rPr>
           <w:lang w:val="id_ID" w:bidi="id_ID"/>
         </w:rPr>
         <w:t xml:space="preserve">Di sini, kata </w:t>
@@ -1852,6 +2167,21 @@
       </w:r>
       <w:r>
         <w:rPr>
+          <w:b/>
+          <w:lang w:val="id_ID" w:bidi="id_ID"/>
+        </w:rPr>
+        <w:t>ἀκούων σου τὴν ἀγάπην καὶ τὴν πίστιν, ἣν ἔχεις πρὸς τὸν Κύριον Ἰησοῦν, καὶ εἰς πάντας τοὺς ἁγίους</w:t>
+      </w:r>
+    </w:p>
+    <w:p>
+      <w:pPr/>
+      <w:r>
+        <w:rPr>
+          <w:lang w:val="id_ID" w:bidi="id_ID"/>
+        </w:rPr>
+      </w:r>
+      <w:r>
+        <w:rPr>
           <w:lang w:val="id_ID" w:bidi="id_ID"/>
         </w:rPr>
         <w:t xml:space="preserve">Jika itu akan membantu dalam bahasa Anda, Anda dapat mengekspresikan kata benda abstrak </w:t>
@@ -1946,6 +2276,21 @@
       </w:r>
       <w:r>
         <w:rPr>
+          <w:b/>
+          <w:lang w:val="id_ID" w:bidi="id_ID"/>
+        </w:rPr>
+        <w:t>ἀκούων σου τὴν ἀγάπην καὶ τὴν πίστιν, ἣν ἔχεις πρὸς τὸν Κύριον Ἰησοῦν, καὶ εἰς πάντας τοὺς ἁγίους</w:t>
+      </w:r>
+    </w:p>
+    <w:p>
+      <w:pPr/>
+      <w:r>
+        <w:rPr>
+          <w:lang w:val="id_ID" w:bidi="id_ID"/>
+        </w:rPr>
+      </w:r>
+      <w:r>
+        <w:rPr>
           <w:lang w:val="id_ID" w:bidi="id_ID"/>
         </w:rPr>
         <w:t>Paulus menggunakan struktur puitis di sini, di mana bagian pertama dan terakhir saling berkaitan dan bagian kedua dan ketiga saling berhubungan. Oleh karena itu, maknanya adalah: “mendengar tentang iman yang kamu miliki di dalam Tuhan Yesus dan tentang kasihmu kepada semua orang kudus.” Paulus mengatakan hal ini dengan tepat di Kolose 1:4 tanpa struktur puitis.</w:t>
@@ -2014,6 +2359,21 @@
       </w:r>
       <w:r>
         <w:rPr>
+          <w:b/>
+          <w:lang w:val="id_ID" w:bidi="id_ID"/>
+        </w:rPr>
+        <w:t>σου &amp; ἔχεις</w:t>
+      </w:r>
+    </w:p>
+    <w:p>
+      <w:pPr/>
+      <w:r>
+        <w:rPr>
+          <w:lang w:val="id_ID" w:bidi="id_ID"/>
+        </w:rPr>
+      </w:r>
+      <w:r>
+        <w:rPr>
           <w:lang w:val="id_ID" w:bidi="id_ID"/>
         </w:rPr>
         <w:t xml:space="preserve">Di sini, kata </w:t>
@@ -2108,6 +2468,21 @@
       </w:r>
       <w:r>
         <w:rPr>
+          <w:b/>
+          <w:lang w:val="id_ID" w:bidi="id_ID"/>
+        </w:rPr>
+        <w:t>ὅπως</w:t>
+      </w:r>
+    </w:p>
+    <w:p>
+      <w:pPr/>
+      <w:r>
+        <w:rPr>
+          <w:lang w:val="id_ID" w:bidi="id_ID"/>
+        </w:rPr>
+      </w:r>
+      <w:r>
+        <w:rPr>
           <w:lang w:val="id_ID" w:bidi="id_ID"/>
         </w:rPr>
         <w:t xml:space="preserve">Di sini, </w:t>
@@ -2189,6 +2564,21 @@
       </w:r>
       <w:r>
         <w:rPr>
+          <w:b/>
+          <w:lang w:val="id_ID" w:bidi="id_ID"/>
+        </w:rPr>
+        <w:t>ἡ κοινωνία τῆς πίστεώς σου</w:t>
+      </w:r>
+    </w:p>
+    <w:p>
+      <w:pPr/>
+      <w:r>
+        <w:rPr>
+          <w:lang w:val="id_ID" w:bidi="id_ID"/>
+        </w:rPr>
+      </w:r>
+      <w:r>
+        <w:rPr>
           <w:lang w:val="id_ID" w:bidi="id_ID"/>
         </w:rPr>
         <w:t>Kata yang diterjemahkan “persekutuan” berarti berbagi atau bermitra dalam sesuatu. Paulus mungkin bermaksud untuk kedua arti tersebut, tetapi jika harus memilih, ini dapat berarti: (1) bahwa Filemon memiliki iman yang sama kepada Kristus seperti Paulus dan yang lainnya. Terjemahan alternatif: “iman yang engkau bagi dengan kami” (2) bahwa Filemon adalah rekan sekerja Paulus dan yang lainnya dalam bekerja bagi Kristus. Terjemahan alternatif: “pekerjaanmu yang bekerja sama dengan kami sebagai orang percaya”</w:t>
@@ -2257,6 +2647,21 @@
       </w:r>
       <w:r>
         <w:rPr>
+          <w:b/>
+          <w:lang w:val="id_ID" w:bidi="id_ID"/>
+        </w:rPr>
+        <w:t>ἡ κοινωνία τῆς πίστεώς σου, ἐνεργὴς γένηται ἐν ἐπιγνώσει παντὸς ἀγαθοῦ τοῦ ἐν ἡμῖν εἰς Χριστόν.</w:t>
+      </w:r>
+    </w:p>
+    <w:p>
+      <w:pPr/>
+      <w:r>
+        <w:rPr>
+          <w:lang w:val="id_ID" w:bidi="id_ID"/>
+        </w:rPr>
+      </w:r>
+      <w:r>
+        <w:rPr>
           <w:lang w:val="id_ID" w:bidi="id_ID"/>
         </w:rPr>
         <w:t xml:space="preserve">Jika akan membantu dalam bahasa Anda, Anda dapat mengekspresikan ide di balik kata benda abstrak </w:t>
@@ -2351,6 +2756,21 @@
       </w:r>
       <w:r>
         <w:rPr>
+          <w:b/>
+          <w:lang w:val="id_ID" w:bidi="id_ID"/>
+        </w:rPr>
+        <w:t>ἐν ἐπιγνώσει παντὸς ἀγαθοῦ</w:t>
+      </w:r>
+    </w:p>
+    <w:p>
+      <w:pPr/>
+      <w:r>
+        <w:rPr>
+          <w:lang w:val="id_ID" w:bidi="id_ID"/>
+        </w:rPr>
+      </w:r>
+      <w:r>
+        <w:rPr>
           <w:lang w:val="id_ID" w:bidi="id_ID"/>
         </w:rPr>
         <w:t>Ini bisa berarti: (1) “dan akan mengakibatkan kamu mengetahui segala sesuatu yang baik” (2) “sehingga mereka yang berbagi iman dengan kamu akan mengetahui segala sesuatu yang baik” Terjemahan alternatif: “dengan mengetahui segala sesuatu yang baik”</w:t>
@@ -2419,6 +2839,21 @@
       </w:r>
       <w:r>
         <w:rPr>
+          <w:b/>
+          <w:lang w:val="id_ID" w:bidi="id_ID"/>
+        </w:rPr>
+        <w:t>εἰς Χριστόν</w:t>
+      </w:r>
+    </w:p>
+    <w:p>
+      <w:pPr/>
+      <w:r>
+        <w:rPr>
+          <w:lang w:val="id_ID" w:bidi="id_ID"/>
+        </w:rPr>
+      </w:r>
+      <w:r>
+        <w:rPr>
           <w:lang w:val="id_ID" w:bidi="id_ID"/>
         </w:rPr>
         <w:t>Jika itu akan membantu dalam bahasa Anda, Anda dapat menyatakan secara eksplisit bagaimana “segala sesuatu yang baik” adalah “bagi Kristus”. Terjemahan alternatif: “demi Kristus” atau ”demi kepentingan Kristus”</w:t>
@@ -2487,6 +2922,21 @@
       </w:r>
       <w:r>
         <w:rPr>
+          <w:b/>
+          <w:lang w:val="id_ID" w:bidi="id_ID"/>
+        </w:rPr>
+        <w:t>χαρὰν γὰρ πολλὴν ἔσχον καὶ παράκλησιν</w:t>
+      </w:r>
+    </w:p>
+    <w:p>
+      <w:pPr/>
+      <w:r>
+        <w:rPr>
+          <w:lang w:val="id_ID" w:bidi="id_ID"/>
+        </w:rPr>
+      </w:r>
+      <w:r>
+        <w:rPr>
           <w:lang w:val="id_ID" w:bidi="id_ID"/>
         </w:rPr>
         <w:t xml:space="preserve">Jika akan membantu dalam bahasa Anda, Anda dapat mengekspresikan ide di balik kata benda abstrak </w:t>
@@ -2581,6 +3031,21 @@
       </w:r>
       <w:r>
         <w:rPr>
+          <w:b/>
+          <w:lang w:val="id_ID" w:bidi="id_ID"/>
+        </w:rPr>
+        <w:t>ἐπὶ τῇ ἀγάπῃ σου</w:t>
+      </w:r>
+    </w:p>
+    <w:p>
+      <w:pPr/>
+      <w:r>
+        <w:rPr>
+          <w:lang w:val="id_ID" w:bidi="id_ID"/>
+        </w:rPr>
+      </w:r>
+      <w:r>
+        <w:rPr>
           <w:lang w:val="id_ID" w:bidi="id_ID"/>
         </w:rPr>
         <w:t xml:space="preserve">Jika akan membantu dalam bahasa Anda, Anda dapat mengekspresikan ide di balik kata benda abstrak </w:t>
@@ -2662,6 +3127,21 @@
       </w:r>
       <w:r>
         <w:rPr>
+          <w:b/>
+          <w:lang w:val="id_ID" w:bidi="id_ID"/>
+        </w:rPr>
+        <w:t>τὰ σπλάγχνα τῶν ἁγίων ἀναπέπαυται διὰ σοῦ</w:t>
+      </w:r>
+    </w:p>
+    <w:p>
+      <w:pPr/>
+      <w:r>
+        <w:rPr>
+          <w:lang w:val="id_ID" w:bidi="id_ID"/>
+        </w:rPr>
+      </w:r>
+      <w:r>
+        <w:rPr>
           <w:lang w:val="id_ID" w:bidi="id_ID"/>
         </w:rPr>
         <w:t>Jika bahasa Anda tidak menggunakan bentuk pasif ini, Anda dapat menyatakannya dalam bentuk aktif. Terjemahan alternatif: “Engkau telah menyegarkan bagian dalam orang-orang kudus”</w:t>
@@ -2730,6 +3210,21 @@
       </w:r>
       <w:r>
         <w:rPr>
+          <w:b/>
+          <w:lang w:val="id_ID" w:bidi="id_ID"/>
+        </w:rPr>
+        <w:t>τὰ σπλάγχνα τῶν ἁγίων</w:t>
+      </w:r>
+    </w:p>
+    <w:p>
+      <w:pPr/>
+      <w:r>
+        <w:rPr>
+          <w:lang w:val="id_ID" w:bidi="id_ID"/>
+        </w:rPr>
+      </w:r>
+      <w:r>
+        <w:rPr>
           <w:lang w:val="id_ID" w:bidi="id_ID"/>
         </w:rPr>
         <w:t xml:space="preserve">Di sini, </w:t>
@@ -2811,6 +3306,21 @@
       </w:r>
       <w:r>
         <w:rPr>
+          <w:b/>
+          <w:lang w:val="id_ID" w:bidi="id_ID"/>
+        </w:rPr>
+        <w:t>τὰ σπλάγχνα τῶν ἁγίων ἀναπέπαυται διὰ σοῦ</w:t>
+      </w:r>
+    </w:p>
+    <w:p>
+      <w:pPr/>
+      <w:r>
+        <w:rPr>
+          <w:lang w:val="id_ID" w:bidi="id_ID"/>
+        </w:rPr>
+      </w:r>
+      <w:r>
+        <w:rPr>
           <w:lang w:val="id_ID" w:bidi="id_ID"/>
         </w:rPr>
         <w:t xml:space="preserve">Di sini, </w:t>
@@ -2892,6 +3402,21 @@
       </w:r>
       <w:r>
         <w:rPr>
+          <w:b/>
+          <w:lang w:val="id_ID" w:bidi="id_ID"/>
+        </w:rPr>
+        <w:t>σοῦ, ἀδελφέ</w:t>
+      </w:r>
+    </w:p>
+    <w:p>
+      <w:pPr/>
+      <w:r>
+        <w:rPr>
+          <w:lang w:val="id_ID" w:bidi="id_ID"/>
+        </w:rPr>
+      </w:r>
+      <w:r>
+        <w:rPr>
           <w:lang w:val="id_ID" w:bidi="id_ID"/>
         </w:rPr>
         <w:t>Paulus memanggil Filemon dengan sebutan “saudara” karena mereka berdua adalah orang percaya, dan ia ingin menekankan persahabatan mereka. Terjemahan alternatif: “kamu, saudara” atau “kamu, sahabat terkasih”</w:t>
@@ -3008,6 +3533,21 @@
       </w:r>
       <w:r>
         <w:rPr>
+          <w:b/>
+          <w:lang w:val="id_ID" w:bidi="id_ID"/>
+        </w:rPr>
+        <w:t>πολλὴν ἐν Χριστῷ παρρησίαν</w:t>
+      </w:r>
+    </w:p>
+    <w:p>
+      <w:pPr/>
+      <w:r>
+        <w:rPr>
+          <w:lang w:val="id_ID" w:bidi="id_ID"/>
+        </w:rPr>
+      </w:r>
+      <w:r>
+        <w:rPr>
           <w:lang w:val="id_ID" w:bidi="id_ID"/>
         </w:rPr>
         <w:t>Ini dapat berarti: (1) “segala kuasa karena Kristus” (2) “segala keberanian karena Kristus.”</w:t>
@@ -3056,6 +3596,21 @@
       </w:r>
       <w:r>
         <w:rPr>
+          <w:b/>
+          <w:lang w:val="id_ID" w:bidi="id_ID"/>
+        </w:rPr>
+        <w:t>διό</w:t>
+      </w:r>
+    </w:p>
+    <w:p>
+      <w:pPr/>
+      <w:r>
+        <w:rPr>
+          <w:lang w:val="id_ID" w:bidi="id_ID"/>
+        </w:rPr>
+      </w:r>
+      <w:r>
+        <w:rPr>
           <w:lang w:val="id_ID" w:bidi="id_ID"/>
         </w:rPr>
         <w:t xml:space="preserve">Kata </w:t>
@@ -3137,6 +3692,21 @@
       </w:r>
       <w:r>
         <w:rPr>
+          <w:b/>
+          <w:lang w:val="id_ID" w:bidi="id_ID"/>
+        </w:rPr>
+        <w:t>διὰ τὴν ἀγάπην</w:t>
+      </w:r>
+    </w:p>
+    <w:p>
+      <w:pPr/>
+      <w:r>
+        <w:rPr>
+          <w:lang w:val="id_ID" w:bidi="id_ID"/>
+        </w:rPr>
+      </w:r>
+      <w:r>
+        <w:rPr>
           <w:lang w:val="id_ID" w:bidi="id_ID"/>
         </w:rPr>
         <w:t>Paulus tidak mengatakan untuk siapa “mengasihi” ini. Jika kita perlu menggunakan kata kerja di sini dan mengatakan siapa yang mengasihi siapa, maka hal ini dapat merujuk pada (1) kasih timbal balik antara dia dan Filemon. Lihat UST. (2) kasih Paulus kepada Filemon. Terjemahan alternatif: “karena aku mengasihi engkau” (3) kasih Filemon kepada sesama orang percaya. Terjemahan alternatif: “karena aku tahu bahwa engkau mengasihi umat Allah”</w:t>
@@ -3205,6 +3775,21 @@
       </w:r>
       <w:r>
         <w:rPr>
+          <w:b/>
+          <w:lang w:val="id_ID" w:bidi="id_ID"/>
+        </w:rPr>
+        <w:t>δέσμιος Χριστοῦ Ἰησοῦ</w:t>
+      </w:r>
+    </w:p>
+    <w:p>
+      <w:pPr/>
+      <w:r>
+        <w:rPr>
+          <w:lang w:val="id_ID" w:bidi="id_ID"/>
+        </w:rPr>
+      </w:r>
+      <w:r>
+        <w:rPr>
           <w:lang w:val="id_ID" w:bidi="id_ID"/>
         </w:rPr>
         <w:t>Paulus dipenjara karena orang-orang yang berkuasa tidak ingin dia berkhotbah tentang Yesus. Mereka memenjarakannya untuk menghentikan dan menghukumnya. Ini tidak berarti bahwa Yesus yang memenjarakan Paulus. Terjemahan alternatif: “seorang tahanan karena Kristus Yesus”</w:t>
@@ -3256,6 +3841,21 @@
           <w:b/>
           <w:lang w:val="id_ID" w:bidi="id_ID"/>
         </w:rPr>
+        <w:t>Ὀνήσιμον</w:t>
+      </w:r>
+    </w:p>
+    <w:p>
+      <w:pPr/>
+      <w:r>
+        <w:rPr>
+          <w:lang w:val="id_ID" w:bidi="id_ID"/>
+        </w:rPr>
+      </w:r>
+      <w:r>
+        <w:rPr>
+          <w:b/>
+          <w:lang w:val="id_ID" w:bidi="id_ID"/>
+        </w:rPr>
         <w:t>Onesimus</w:t>
       </w:r>
       <w:r>
@@ -3328,6 +3928,21 @@
       </w:r>
       <w:r>
         <w:rPr>
+          <w:b/>
+          <w:lang w:val="id_ID" w:bidi="id_ID"/>
+        </w:rPr>
+        <w:t>Ὀνήσιμον</w:t>
+      </w:r>
+    </w:p>
+    <w:p>
+      <w:pPr/>
+      <w:r>
+        <w:rPr>
+          <w:lang w:val="id_ID" w:bidi="id_ID"/>
+        </w:rPr>
+      </w:r>
+      <w:r>
+        <w:rPr>
           <w:lang w:val="id_ID" w:bidi="id_ID"/>
         </w:rPr>
         <w:t xml:space="preserve">Nama </w:t>
@@ -3409,6 +4024,21 @@
       </w:r>
       <w:r>
         <w:rPr>
+          <w:b/>
+          <w:lang w:val="id_ID" w:bidi="id_ID"/>
+        </w:rPr>
+        <w:t>ὃν ἐγέννησα</w:t>
+      </w:r>
+    </w:p>
+    <w:p>
+      <w:pPr/>
+      <w:r>
+        <w:rPr>
+          <w:lang w:val="id_ID" w:bidi="id_ID"/>
+        </w:rPr>
+      </w:r>
+      <w:r>
+        <w:rPr>
           <w:lang w:val="id_ID" w:bidi="id_ID"/>
         </w:rPr>
         <w:t xml:space="preserve">Di sini, </w:t>
@@ -3490,6 +4120,21 @@
       </w:r>
       <w:r>
         <w:rPr>
+          <w:b/>
+          <w:lang w:val="id_ID" w:bidi="id_ID"/>
+        </w:rPr>
+        <w:t>ἐν τοῖς δεσμοῖς</w:t>
+      </w:r>
+    </w:p>
+    <w:p>
+      <w:pPr/>
+      <w:r>
+        <w:rPr>
+          <w:lang w:val="id_ID" w:bidi="id_ID"/>
+        </w:rPr>
+      </w:r>
+      <w:r>
+        <w:rPr>
           <w:lang w:val="id_ID" w:bidi="id_ID"/>
         </w:rPr>
         <w:t xml:space="preserve">Para tahanan sering kali diikat dengan </w:t>
@@ -3571,6 +4216,21 @@
       </w:r>
       <w:r>
         <w:rPr>
+          <w:b/>
+          <w:lang w:val="id_ID" w:bidi="id_ID"/>
+        </w:rPr>
+        <w:t>ὃν ἀνέπεμψά σοι</w:t>
+      </w:r>
+    </w:p>
+    <w:p>
+      <w:pPr/>
+      <w:r>
+        <w:rPr>
+          <w:lang w:val="id_ID" w:bidi="id_ID"/>
+        </w:rPr>
+      </w:r>
+      <w:r>
+        <w:rPr>
           <w:lang w:val="id_ID" w:bidi="id_ID"/>
         </w:rPr>
         <w:t>Paulus mungkin mengirim Onesimus bersama dengan orang percaya lain yang membawa surat ini.</w:t>
@@ -3619,6 +4279,21 @@
       </w:r>
       <w:r>
         <w:rPr>
+          <w:b/>
+          <w:lang w:val="id_ID" w:bidi="id_ID"/>
+        </w:rPr>
+        <w:t>τοῦτ’ ἔστιν τὰ ἐμὰ σπλάγχνα</w:t>
+      </w:r>
+    </w:p>
+    <w:p>
+      <w:pPr/>
+      <w:r>
+        <w:rPr>
+          <w:lang w:val="id_ID" w:bidi="id_ID"/>
+        </w:rPr>
+      </w:r>
+      <w:r>
+        <w:rPr>
           <w:lang w:val="id_ID" w:bidi="id_ID"/>
         </w:rPr>
         <w:t xml:space="preserve">Frasa </w:t>
@@ -3700,6 +4375,21 @@
       </w:r>
       <w:r>
         <w:rPr>
+          <w:b/>
+          <w:lang w:val="id_ID" w:bidi="id_ID"/>
+        </w:rPr>
+        <w:t>τὰ ἐμὰ σπλάγχνα</w:t>
+      </w:r>
+    </w:p>
+    <w:p>
+      <w:pPr/>
+      <w:r>
+        <w:rPr>
+          <w:lang w:val="id_ID" w:bidi="id_ID"/>
+        </w:rPr>
+      </w:r>
+      <w:r>
+        <w:rPr>
           <w:lang w:val="id_ID" w:bidi="id_ID"/>
         </w:rPr>
         <w:t xml:space="preserve">Di sini, </w:t>
@@ -3781,6 +4471,21 @@
       </w:r>
       <w:r>
         <w:rPr>
+          <w:b/>
+          <w:lang w:val="id_ID" w:bidi="id_ID"/>
+        </w:rPr>
+        <w:t>ἵνα ὑπὲρ σοῦ μοι διακονῇ</w:t>
+      </w:r>
+    </w:p>
+    <w:p>
+      <w:pPr/>
+      <w:r>
+        <w:rPr>
+          <w:lang w:val="id_ID" w:bidi="id_ID"/>
+        </w:rPr>
+      </w:r>
+      <w:r>
+        <w:rPr>
           <w:lang w:val="id_ID" w:bidi="id_ID"/>
         </w:rPr>
         <w:t>Paulus tahu bahwa Filemon ingin menolongnya, dan karena itu ia menyarankan agar Onesimus melayani Paulus di penjara. Terjemahan alternatif: “supaya, karena engkau tidak dapat hadir di sini, ia dapat menolong aku” atau ”supaya ia dapat menolong aku menggantikan engkau”</w:t>
@@ -3829,6 +4534,21 @@
       </w:r>
       <w:r>
         <w:rPr>
+          <w:b/>
+          <w:lang w:val="id_ID" w:bidi="id_ID"/>
+        </w:rPr>
+        <w:t>ἐν τοῖς δεσμοῖς</w:t>
+      </w:r>
+    </w:p>
+    <w:p>
+      <w:pPr/>
+      <w:r>
+        <w:rPr>
+          <w:lang w:val="id_ID" w:bidi="id_ID"/>
+        </w:rPr>
+      </w:r>
+      <w:r>
+        <w:rPr>
           <w:lang w:val="id_ID" w:bidi="id_ID"/>
         </w:rPr>
         <w:t>Para tahanan sering kali diikat dengan rantai. Paulus berada di dalam penjara ketika ia memberi tahu Onesimus tentang Mesias, dan ia masih berada di dalam penjara ketika ia menulis surat ini.</w:t>
@@ -3897,6 +4617,21 @@
       </w:r>
       <w:r>
         <w:rPr>
+          <w:b/>
+          <w:lang w:val="id_ID" w:bidi="id_ID"/>
+        </w:rPr>
+        <w:t>ἐν τοῖς δεσμοῖς τοῦ εὐαγγελίου</w:t>
+      </w:r>
+    </w:p>
+    <w:p>
+      <w:pPr/>
+      <w:r>
+        <w:rPr>
+          <w:lang w:val="id_ID" w:bidi="id_ID"/>
+        </w:rPr>
+      </w:r>
+      <w:r>
+        <w:rPr>
           <w:lang w:val="id_ID" w:bidi="id_ID"/>
         </w:rPr>
         <w:t>Paulus dipenjara karena ia memberitakan Injil di depan umum. Anda dapat menyatakan hal ini secara eksplisit. Terjemahan alternatif: “dalam belenggu yang mereka kenakan kepadaku karena aku memberitakan Injil”</w:t>
@@ -3965,6 +4700,21 @@
       </w:r>
       <w:r>
         <w:rPr>
+          <w:b/>
+          <w:lang w:val="id_ID" w:bidi="id_ID"/>
+        </w:rPr>
+        <w:t>ἵνα μὴ ὡς κατὰ ἀνάγκην τὸ ἀγαθόν σου ᾖ</w:t>
+      </w:r>
+    </w:p>
+    <w:p>
+      <w:pPr/>
+      <w:r>
+        <w:rPr>
+          <w:lang w:val="id_ID" w:bidi="id_ID"/>
+        </w:rPr>
+      </w:r>
+      <w:r>
+        <w:rPr>
           <w:lang w:val="id_ID" w:bidi="id_ID"/>
         </w:rPr>
         <w:t xml:space="preserve">Jika akan membantu dalam bahasa Anda, Anda dapat mengekspresikan ide di balik kata benda abstrak </w:t>
@@ -4046,6 +4796,21 @@
       </w:r>
       <w:r>
         <w:rPr>
+          <w:b/>
+          <w:lang w:val="id_ID" w:bidi="id_ID"/>
+        </w:rPr>
+        <w:t>ἀλλὰ κατὰ ἑκούσιον.</w:t>
+      </w:r>
+    </w:p>
+    <w:p>
+      <w:pPr/>
+      <w:r>
+        <w:rPr>
+          <w:lang w:val="id_ID" w:bidi="id_ID"/>
+        </w:rPr>
+      </w:r>
+      <w:r>
+        <w:rPr>
           <w:lang w:val="id_ID" w:bidi="id_ID"/>
         </w:rPr>
         <w:t xml:space="preserve">Jika akan membantu dalam bahasa Anda, Anda dapat mengekspresikan ide di balik kata benda abstrak </w:t>
@@ -4127,6 +4892,21 @@
       </w:r>
       <w:r>
         <w:rPr>
+          <w:b/>
+          <w:lang w:val="id_ID" w:bidi="id_ID"/>
+        </w:rPr>
+        <w:t>τάχα γὰρ διὰ τοῦτο, ἐχωρίσθη πρὸς ὥραν, ἵνα</w:t>
+      </w:r>
+    </w:p>
+    <w:p>
+      <w:pPr/>
+      <w:r>
+        <w:rPr>
+          <w:lang w:val="id_ID" w:bidi="id_ID"/>
+        </w:rPr>
+      </w:r>
+      <w:r>
+        <w:rPr>
           <w:lang w:val="id_ID" w:bidi="id_ID"/>
         </w:rPr>
         <w:t>Jika bahasa Anda tidak menggunakan bentuk pasif ini, Anda dapat menyatakannya dalam bentuk aktif. Terjemahan alternatif: “Karena mungkin alasan Allah mengambil Onesimus dari padamu untuk sementara waktu adalah supaya”</w:t>
@@ -4195,6 +4975,21 @@
       </w:r>
       <w:r>
         <w:rPr>
+          <w:b/>
+          <w:lang w:val="id_ID" w:bidi="id_ID"/>
+        </w:rPr>
+        <w:t>πρὸς ὥραν</w:t>
+      </w:r>
+    </w:p>
+    <w:p>
+      <w:pPr/>
+      <w:r>
+        <w:rPr>
+          <w:lang w:val="id_ID" w:bidi="id_ID"/>
+        </w:rPr>
+      </w:r>
+      <w:r>
+        <w:rPr>
           <w:lang w:val="id_ID" w:bidi="id_ID"/>
         </w:rPr>
         <w:t xml:space="preserve">Di sini, frasa </w:t>
@@ -4276,6 +5071,21 @@
       </w:r>
       <w:r>
         <w:rPr>
+          <w:b/>
+          <w:lang w:val="id_ID" w:bidi="id_ID"/>
+        </w:rPr>
+        <w:t>ὑπὲρ δοῦλον</w:t>
+      </w:r>
+    </w:p>
+    <w:p>
+      <w:pPr/>
+      <w:r>
+        <w:rPr>
+          <w:lang w:val="id_ID" w:bidi="id_ID"/>
+        </w:rPr>
+      </w:r>
+      <w:r>
+        <w:rPr>
           <w:lang w:val="id_ID" w:bidi="id_ID"/>
         </w:rPr>
         <w:t>Terjemahan alternatif: “lebih berharga dari seorang budak” atau ”lebih disayangi dari seorang budak”</w:t>
@@ -4324,6 +5134,21 @@
       </w:r>
       <w:r>
         <w:rPr>
+          <w:b/>
+          <w:lang w:val="id_ID" w:bidi="id_ID"/>
+        </w:rPr>
+        <w:t>οὐκέτι ὡς δοῦλον</w:t>
+      </w:r>
+    </w:p>
+    <w:p>
+      <w:pPr/>
+      <w:r>
+        <w:rPr>
+          <w:lang w:val="id_ID" w:bidi="id_ID"/>
+        </w:rPr>
+      </w:r>
+      <w:r>
+        <w:rPr>
           <w:lang w:val="id_ID" w:bidi="id_ID"/>
         </w:rPr>
         <w:t xml:space="preserve">Ini tidak berarti bahwa Onesimus tidak akan lagi menjadi </w:t>
@@ -4385,6 +5210,21 @@
       </w:r>
       <w:r>
         <w:rPr>
+          <w:b/>
+          <w:lang w:val="id_ID" w:bidi="id_ID"/>
+        </w:rPr>
+        <w:t>ὑπὲρ δοῦλον</w:t>
+      </w:r>
+    </w:p>
+    <w:p>
+      <w:pPr/>
+      <w:r>
+        <w:rPr>
+          <w:lang w:val="id_ID" w:bidi="id_ID"/>
+        </w:rPr>
+      </w:r>
+      <w:r>
+        <w:rPr>
           <w:lang w:val="id_ID" w:bidi="id_ID"/>
         </w:rPr>
         <w:t>Terjemahan alternatif: “lebih berharga daripada seorang budak”</w:t>
@@ -4433,6 +5273,21 @@
       </w:r>
       <w:r>
         <w:rPr>
+          <w:b/>
+          <w:lang w:val="id_ID" w:bidi="id_ID"/>
+        </w:rPr>
+        <w:t>ἀδελφὸν ἀγαπητόν</w:t>
+      </w:r>
+    </w:p>
+    <w:p>
+      <w:pPr/>
+      <w:r>
+        <w:rPr>
+          <w:lang w:val="id_ID" w:bidi="id_ID"/>
+        </w:rPr>
+      </w:r>
+      <w:r>
+        <w:rPr>
           <w:lang w:val="id_ID" w:bidi="id_ID"/>
         </w:rPr>
         <w:t xml:space="preserve">Di sini, </w:t>
@@ -4514,6 +5369,21 @@
       </w:r>
       <w:r>
         <w:rPr>
+          <w:b/>
+          <w:lang w:val="id_ID" w:bidi="id_ID"/>
+        </w:rPr>
+        <w:t>ἀγαπητόν</w:t>
+      </w:r>
+    </w:p>
+    <w:p>
+      <w:pPr/>
+      <w:r>
+        <w:rPr>
+          <w:lang w:val="id_ID" w:bidi="id_ID"/>
+        </w:rPr>
+      </w:r>
+      <w:r>
+        <w:rPr>
           <w:lang w:val="id_ID" w:bidi="id_ID"/>
         </w:rPr>
         <w:t>Terjemahan alternatif: “ terkasih” atau “berharga”</w:t>
@@ -4562,6 +5432,21 @@
       </w:r>
       <w:r>
         <w:rPr>
+          <w:b/>
+          <w:lang w:val="id_ID" w:bidi="id_ID"/>
+        </w:rPr>
+        <w:t>ἐν Κυρίῳ</w:t>
+      </w:r>
+    </w:p>
+    <w:p>
+      <w:pPr/>
+      <w:r>
+        <w:rPr>
+          <w:lang w:val="id_ID" w:bidi="id_ID"/>
+        </w:rPr>
+      </w:r>
+      <w:r>
+        <w:rPr>
           <w:lang w:val="id_ID" w:bidi="id_ID"/>
         </w:rPr>
         <w:t>Terjemahan alternatif: “dalam persekutuan persaudaraan melalui Yesus” atau ”dalam persekutuan orang-orang percaya di dalam Tuhan”</w:t>
@@ -4610,6 +5495,21 @@
       </w:r>
       <w:r>
         <w:rPr>
+          <w:b/>
+          <w:lang w:val="id_ID" w:bidi="id_ID"/>
+        </w:rPr>
+        <w:t>εἰ &amp; με ἔχεις κοινωνόν</w:t>
+      </w:r>
+    </w:p>
+    <w:p>
+      <w:pPr/>
+      <w:r>
+        <w:rPr>
+          <w:lang w:val="id_ID" w:bidi="id_ID"/>
+        </w:rPr>
+      </w:r>
+      <w:r>
+        <w:rPr>
           <w:lang w:val="id_ID" w:bidi="id_ID"/>
         </w:rPr>
         <w:t>Paulus menulis dengan cara yang membuat seolah-olah Filemon tidak menganggap Paulus sebagai rekannya, tetapi ia tahu bahwa Filemon menganggap Paulus sebagai rekannya. Ini adalah cara untuk membuat Filemon menyetujui satu hal (bahwa Paulus adalah rekannya) sehingga ia akan menyetujui hal lainnya (menerima Onesimus). Jika bahasa Anda tidak menyatakan sesuatu sebagai sesuatu yang tidak pasti apakah itu pasti atau benar, dan jika pembaca Anda mungkin berpikir bahwa apa yang Paulus katakan tidak pasti, maka Anda dapat menerjemahkan kata-katanya sebagai pernyataan yang menegaskan. Terjemahan alternatif: “karena engkau memiliki aku sebagai pasanganmu”</w:t>
@@ -4678,6 +5578,21 @@
       </w:r>
       <w:r>
         <w:rPr>
+          <w:b/>
+          <w:lang w:val="id_ID" w:bidi="id_ID"/>
+        </w:rPr>
+        <w:t>οὖν</w:t>
+      </w:r>
+    </w:p>
+    <w:p>
+      <w:pPr/>
+      <w:r>
+        <w:rPr>
+          <w:lang w:val="id_ID" w:bidi="id_ID"/>
+        </w:rPr>
+      </w:r>
+      <w:r>
+        <w:rPr>
           <w:lang w:val="id_ID" w:bidi="id_ID"/>
         </w:rPr>
         <w:t xml:space="preserve">Oleh karena itu, </w:t>
@@ -4759,6 +5674,21 @@
       </w:r>
       <w:r>
         <w:rPr>
+          <w:b/>
+          <w:lang w:val="id_ID" w:bidi="id_ID"/>
+        </w:rPr>
+        <w:t>προσλαβοῦ αὐτὸν ὡς ἐμέ.</w:t>
+      </w:r>
+    </w:p>
+    <w:p>
+      <w:pPr/>
+      <w:r>
+        <w:rPr>
+          <w:lang w:val="id_ID" w:bidi="id_ID"/>
+        </w:rPr>
+      </w:r>
+      <w:r>
+        <w:rPr>
           <w:lang w:val="id_ID" w:bidi="id_ID"/>
         </w:rPr>
         <w:t>Paulus meninggalkan beberapa kata di sini yang dibutuhkan oleh sebuah kalimat dalam banyak bahasa untuk menjadi lengkap. Jika itu akan membantu dalam bahasa Anda, Anda dapat menyediakan kata-kata ini dari konteksnya. Terjemahan alternatif: “terimalah dia sama seperti kamu menerima aku”</w:t>
@@ -4827,6 +5757,21 @@
       </w:r>
       <w:r>
         <w:rPr>
+          <w:b/>
+          <w:lang w:val="id_ID" w:bidi="id_ID"/>
+        </w:rPr>
+        <w:t>εἰ δέ τι ἠδίκησέν σε ἢ ὀφείλει</w:t>
+      </w:r>
+    </w:p>
+    <w:p>
+      <w:pPr/>
+      <w:r>
+        <w:rPr>
+          <w:lang w:val="id_ID" w:bidi="id_ID"/>
+        </w:rPr>
+      </w:r>
+      <w:r>
+        <w:rPr>
           <w:lang w:val="id_ID" w:bidi="id_ID"/>
         </w:rPr>
         <w:t>Onesimus tentu saja melakukan kesalahan terhadap Filemon dengan melarikan diri, dan dia mungkin juga mencuri sebagian harta benda Filemon. Tetapi Paulus menyatakan hal-hal ini sebagai sesuatu yang tidak pasti untuk bersikap sopan. Jika bahasa Anda tidak menggunakan pernyataan bersyarat seperti ini, maka gunakanlah cara yang lebih alamiah untuk menyatakannya. Terjemahan alternatif: “Tetapi apa pun yang telah diambilnya atau kesalahan apa pun yang telah dilakukannya kepadamu”</w:t>
@@ -4895,6 +5840,21 @@
       </w:r>
       <w:r>
         <w:rPr>
+          <w:b/>
+          <w:lang w:val="id_ID" w:bidi="id_ID"/>
+        </w:rPr>
+        <w:t>εἰ δέ τι ἠδίκησέν σε ἢ ὀφείλει</w:t>
+      </w:r>
+    </w:p>
+    <w:p>
+      <w:pPr/>
+      <w:r>
+        <w:rPr>
+          <w:lang w:val="id_ID" w:bidi="id_ID"/>
+        </w:rPr>
+      </w:r>
+      <w:r>
+        <w:rPr>
           <w:lang w:val="id_ID" w:bidi="id_ID"/>
         </w:rPr>
         <w:t xml:space="preserve">Kedua frasa ini memiliki arti yang sama, meskipun </w:t>
@@ -4956,6 +5916,21 @@
       </w:r>
       <w:r>
         <w:rPr>
+          <w:b/>
+          <w:lang w:val="id_ID" w:bidi="id_ID"/>
+        </w:rPr>
+        <w:t>τοῦτο ἐμοὶ ἐλλόγα.</w:t>
+      </w:r>
+    </w:p>
+    <w:p>
+      <w:pPr/>
+      <w:r>
+        <w:rPr>
+          <w:lang w:val="id_ID" w:bidi="id_ID"/>
+        </w:rPr>
+      </w:r>
+      <w:r>
+        <w:rPr>
           <w:lang w:val="id_ID" w:bidi="id_ID"/>
         </w:rPr>
         <w:t>Terjemahan alternatif: “ Aku akan bertanggung jawab untuk melunasi hutangmu” atau “katakanlah bahwa akulah yang berhutang padamu”</w:t>
@@ -5004,6 +5979,21 @@
       </w:r>
       <w:r>
         <w:rPr>
+          <w:b/>
+          <w:lang w:val="id_ID" w:bidi="id_ID"/>
+        </w:rPr>
+        <w:t>ἐγὼ Παῦλος ἔγραψα τῇ ἐμῇ χειρί</w:t>
+      </w:r>
+    </w:p>
+    <w:p>
+      <w:pPr/>
+      <w:r>
+        <w:rPr>
+          <w:lang w:val="id_ID" w:bidi="id_ID"/>
+        </w:rPr>
+      </w:r>
+      <w:r>
+        <w:rPr>
           <w:lang w:val="id_ID" w:bidi="id_ID"/>
         </w:rPr>
         <w:t>Paulus menulis bagian ini dengan “tangannya sendiri” supaya Filemon tahu bahwa kata-kata ini benar-benar berasal dari Paulus, dan bahwa Paulus benar-benar akan membayarnya. Dia menggunakan bentuk lampau di sini karena tindakan menulisnya terjadi di masa lampau ketika Filemon membaca surat itu. Gunakanlah bentuk kata kerja yang paling alami dalam bahasa Anda. Terjemahan alternatif: “Aku, Paulus, menulis surat ini sendiri.”</w:t>
@@ -5052,6 +6042,21 @@
       </w:r>
       <w:r>
         <w:rPr>
+          <w:b/>
+          <w:lang w:val="id_ID" w:bidi="id_ID"/>
+        </w:rPr>
+        <w:t>ἵνα μὴ λέγω σοι</w:t>
+      </w:r>
+    </w:p>
+    <w:p>
+      <w:pPr/>
+      <w:r>
+        <w:rPr>
+          <w:lang w:val="id_ID" w:bidi="id_ID"/>
+        </w:rPr>
+      </w:r>
+      <w:r>
+        <w:rPr>
           <w:lang w:val="id_ID" w:bidi="id_ID"/>
         </w:rPr>
         <w:t>Paulus mengatakan bahwa ia tidak akan mengatakan sesuatu kepada Filemon ketika mengatakannya. Ini adalah cara yang sopan untuk menekankan kebenaran dari apa yang Paulus katakan. Jika bahasa Anda tidak menggunakan ironi seperti ini, gunakanlah ungkapan yang lebih alami. Terjemahan alternatif: “Saya tidak perlu mengingatkanmu” atau ”Kamu sudah tahu”</w:t>
@@ -5120,6 +6125,21 @@
       </w:r>
       <w:r>
         <w:rPr>
+          <w:b/>
+          <w:lang w:val="id_ID" w:bidi="id_ID"/>
+        </w:rPr>
+        <w:t>καὶ σεαυτόν μοι προσοφείλεις</w:t>
+      </w:r>
+    </w:p>
+    <w:p>
+      <w:pPr/>
+      <w:r>
+        <w:rPr>
+          <w:lang w:val="id_ID" w:bidi="id_ID"/>
+        </w:rPr>
+      </w:r>
+      <w:r>
+        <w:rPr>
           <w:lang w:val="id_ID" w:bidi="id_ID"/>
         </w:rPr>
         <w:t>Paulus menyiratkan bahwa apa pun yang menjadi utang Onesimus atau Paulus kepada Filemon telah dibatalkan oleh jumlah yang lebih besar yang menjadi utang Filemon kepada Paulus, yaitu nyawa Filemon sendiri. Alasan mengapa Filemon berhutang nyawa kepada Paulus dapat dijelaskan secara eksplisit. Terjemahan alternatif: “Kamu bahkan berhutang nyawa kepadaku” atau ‘kamu berhutang lebih banyak lagi kepadaku karena aku telah menyelamatkan nyawamu’ atau ”kamu berhutang nyawa kepadaku karena aku telah memberitahukan kepadamu tentang Yesus”</w:t>
@@ -5188,6 +6208,21 @@
       </w:r>
       <w:r>
         <w:rPr>
+          <w:b/>
+          <w:lang w:val="id_ID" w:bidi="id_ID"/>
+        </w:rPr>
+        <w:t>ἀδελφέ</w:t>
+      </w:r>
+    </w:p>
+    <w:p>
+      <w:pPr/>
+      <w:r>
+        <w:rPr>
+          <w:lang w:val="id_ID" w:bidi="id_ID"/>
+        </w:rPr>
+      </w:r>
+      <w:r>
+        <w:rPr>
           <w:lang w:val="id_ID" w:bidi="id_ID"/>
         </w:rPr>
         <w:t xml:space="preserve">Di sini, </w:t>
@@ -5269,6 +6304,21 @@
       </w:r>
       <w:r>
         <w:rPr>
+          <w:b/>
+          <w:lang w:val="id_ID" w:bidi="id_ID"/>
+        </w:rPr>
+        <w:t>ἐν Κυρίῳ</w:t>
+      </w:r>
+    </w:p>
+    <w:p>
+      <w:pPr/>
+      <w:r>
+        <w:rPr>
+          <w:lang w:val="id_ID" w:bidi="id_ID"/>
+        </w:rPr>
+      </w:r>
+      <w:r>
+        <w:rPr>
           <w:lang w:val="id_ID" w:bidi="id_ID"/>
         </w:rPr>
         <w:t xml:space="preserve">Perhatikan bagaimana Anda menerjemahkan kata </w:t>
@@ -5363,6 +6413,21 @@
       </w:r>
       <w:r>
         <w:rPr>
+          <w:b/>
+          <w:lang w:val="id_ID" w:bidi="id_ID"/>
+        </w:rPr>
+        <w:t>ἀνάπαυσόν μου τὰ σπλάγχνα ἐν Χριστῷ</w:t>
+      </w:r>
+    </w:p>
+    <w:p>
+      <w:pPr/>
+      <w:r>
+        <w:rPr>
+          <w:lang w:val="id_ID" w:bidi="id_ID"/>
+        </w:rPr>
+      </w:r>
+      <w:r>
+        <w:rPr>
           <w:lang w:val="id_ID" w:bidi="id_ID"/>
         </w:rPr>
         <w:t>Bagaimana Paulus ingin Filemon menyegarkan dirinya dapat dilihat secara eksplisit. Terjemahan alternatif: “Segarkanlah batin saya di dalam Kristus dengan menerima Onesimus dengan baik”</w:t>
@@ -5431,6 +6496,21 @@
       </w:r>
       <w:r>
         <w:rPr>
+          <w:b/>
+          <w:lang w:val="id_ID" w:bidi="id_ID"/>
+        </w:rPr>
+        <w:t>ἀνάπαυσόν μου τὰ σπλάγχνα</w:t>
+      </w:r>
+    </w:p>
+    <w:p>
+      <w:pPr/>
+      <w:r>
+        <w:rPr>
+          <w:lang w:val="id_ID" w:bidi="id_ID"/>
+        </w:rPr>
+      </w:r>
+      <w:r>
+        <w:rPr>
           <w:lang w:val="id_ID" w:bidi="id_ID"/>
         </w:rPr>
         <w:t xml:space="preserve">Di sini, </w:t>
@@ -5512,6 +6592,21 @@
       </w:r>
       <w:r>
         <w:rPr>
+          <w:b/>
+          <w:lang w:val="id_ID" w:bidi="id_ID"/>
+        </w:rPr>
+        <w:t>ἀνάπαυσόν μου τὰ σπλάγχνα</w:t>
+      </w:r>
+    </w:p>
+    <w:p>
+      <w:pPr/>
+      <w:r>
+        <w:rPr>
+          <w:lang w:val="id_ID" w:bidi="id_ID"/>
+        </w:rPr>
+      </w:r>
+      <w:r>
+        <w:rPr>
           <w:lang w:val="id_ID" w:bidi="id_ID"/>
         </w:rPr>
         <w:t xml:space="preserve">Di sini, </w:t>
@@ -5593,6 +6688,21 @@
       </w:r>
       <w:r>
         <w:rPr>
+          <w:b/>
+          <w:lang w:val="id_ID" w:bidi="id_ID"/>
+        </w:rPr>
+        <w:t>πεποιθὼς τῇ ὑπακοῇ σου</w:t>
+      </w:r>
+    </w:p>
+    <w:p>
+      <w:pPr/>
+      <w:r>
+        <w:rPr>
+          <w:lang w:val="id_ID" w:bidi="id_ID"/>
+        </w:rPr>
+      </w:r>
+      <w:r>
+        <w:rPr>
           <w:lang w:val="id_ID" w:bidi="id_ID"/>
         </w:rPr>
         <w:t xml:space="preserve">Jika akan membantu dalam bahasa Anda, Anda dapat mengekspresikan ide di balik kata benda abstrak </w:t>
@@ -5687,6 +6797,21 @@
       </w:r>
       <w:r>
         <w:rPr>
+          <w:b/>
+          <w:lang w:val="id_ID" w:bidi="id_ID"/>
+        </w:rPr>
+        <w:t>ἔγραψά σοι</w:t>
+      </w:r>
+    </w:p>
+    <w:p>
+      <w:pPr/>
+      <w:r>
+        <w:rPr>
+          <w:lang w:val="id_ID" w:bidi="id_ID"/>
+        </w:rPr>
+      </w:r>
+      <w:r>
+        <w:rPr>
           <w:lang w:val="id_ID" w:bidi="id_ID"/>
         </w:rPr>
         <w:t>Paulus menggunakan bentuk lampau di sini karena tindakan menulisnya terjadi di masa lalu ketika Filemon membaca suratnya. Gunakan bentuk kata kerja yang paling alami dalam bahasa Anda. Terjemahan alternatif: “Aku menulis kepadamu”</w:t>
@@ -5735,6 +6860,21 @@
       </w:r>
       <w:r>
         <w:rPr>
+          <w:b/>
+          <w:lang w:val="id_ID" w:bidi="id_ID"/>
+        </w:rPr>
+        <w:t>δὲ</w:t>
+      </w:r>
+    </w:p>
+    <w:p>
+      <w:pPr/>
+      <w:r>
+        <w:rPr>
+          <w:lang w:val="id_ID" w:bidi="id_ID"/>
+        </w:rPr>
+      </w:r>
+      <w:r>
+        <w:rPr>
           <w:lang w:val="id_ID" w:bidi="id_ID"/>
         </w:rPr>
         <w:t>Pernyataan Penghubung: Di sini Paulus menutup suratnya dan memberikan instruksi terakhir kepada Filemon serta berkat bagi Filemon dan orang-orang percaya yang berkumpul untuk beribadah di rumah Filemon. Jika Anda menggunakan judul bagian, Anda dapat meletakkannya di sini sebelum ayat 22. Judul yang disarankan: “ Berkat dan Perintah Terakhir”</w:t>
@@ -5783,6 +6923,21 @@
       </w:r>
       <w:r>
         <w:rPr>
+          <w:b/>
+          <w:lang w:val="id_ID" w:bidi="id_ID"/>
+        </w:rPr>
+        <w:t>ἅμα</w:t>
+      </w:r>
+    </w:p>
+    <w:p>
+      <w:pPr/>
+      <w:r>
+        <w:rPr>
+          <w:lang w:val="id_ID" w:bidi="id_ID"/>
+        </w:rPr>
+      </w:r>
+      <w:r>
+        <w:rPr>
           <w:lang w:val="id_ID" w:bidi="id_ID"/>
         </w:rPr>
         <w:t xml:space="preserve">Kata yang diterjemahkan </w:t>
@@ -5864,6 +7019,21 @@
       </w:r>
       <w:r>
         <w:rPr>
+          <w:b/>
+          <w:lang w:val="id_ID" w:bidi="id_ID"/>
+        </w:rPr>
+        <w:t>χαρισθήσομαι ὑμῖν</w:t>
+      </w:r>
+    </w:p>
+    <w:p>
+      <w:pPr/>
+      <w:r>
+        <w:rPr>
+          <w:lang w:val="id_ID" w:bidi="id_ID"/>
+        </w:rPr>
+      </w:r>
+      <w:r>
+        <w:rPr>
           <w:lang w:val="id_ID" w:bidi="id_ID"/>
         </w:rPr>
         <w:t>Terjemahan alternatif: “Mereka yang menahan saya di penjara akan membebaskan saya sehingga saya dapat pergi kepadamu.”</w:t>
@@ -5912,6 +7082,21 @@
       </w:r>
       <w:r>
         <w:rPr>
+          <w:b/>
+          <w:lang w:val="id_ID" w:bidi="id_ID"/>
+        </w:rPr>
+        <w:t>ἑτοίμαζέ μοι ξενίαν</w:t>
+      </w:r>
+    </w:p>
+    <w:p>
+      <w:pPr/>
+      <w:r>
+        <w:rPr>
+          <w:lang w:val="id_ID" w:bidi="id_ID"/>
+        </w:rPr>
+      </w:r>
+      <w:r>
+        <w:rPr>
           <w:lang w:val="id_ID" w:bidi="id_ID"/>
         </w:rPr>
         <w:t xml:space="preserve">Kata yang diterjemahkan </w:t>
@@ -5973,6 +7158,21 @@
       </w:r>
       <w:r>
         <w:rPr>
+          <w:b/>
+          <w:lang w:val="id_ID" w:bidi="id_ID"/>
+        </w:rPr>
+        <w:t>διὰ τῶν προσευχῶν ὑμῶν</w:t>
+      </w:r>
+    </w:p>
+    <w:p>
+      <w:pPr/>
+      <w:r>
+        <w:rPr>
+          <w:lang w:val="id_ID" w:bidi="id_ID"/>
+        </w:rPr>
+      </w:r>
+      <w:r>
+        <w:rPr>
           <w:lang w:val="id_ID" w:bidi="id_ID"/>
         </w:rPr>
         <w:t>Terjemahan alternatif: “Tuhan akan menjawab doa-doamu sehingga”</w:t>
@@ -6021,6 +7221,21 @@
       </w:r>
       <w:r>
         <w:rPr>
+          <w:b/>
+          <w:lang w:val="id_ID" w:bidi="id_ID"/>
+        </w:rPr>
+        <w:t>χαρισθήσομαι ὑμῖν.</w:t>
+      </w:r>
+    </w:p>
+    <w:p>
+      <w:pPr/>
+      <w:r>
+        <w:rPr>
+          <w:lang w:val="id_ID" w:bidi="id_ID"/>
+        </w:rPr>
+      </w:r>
+      <w:r>
+        <w:rPr>
           <w:lang w:val="id_ID" w:bidi="id_ID"/>
         </w:rPr>
         <w:t>Jika akan membantu dalam bahasa Anda, Anda dapat mengekspresikannya secara eksplisit dengan bentuk aktif. Terjemahan alternatif: “Allah akan membawa aku kembali kepadamu” atau “mereka yang menahanku di penjara akan membebaskanku sehingga aku dapat datang kepadamu.”</w:t>
@@ -6089,6 +7304,21 @@
       </w:r>
       <w:r>
         <w:rPr>
+          <w:b/>
+          <w:lang w:val="id_ID" w:bidi="id_ID"/>
+        </w:rPr>
+        <w:t>ὑμῶν &amp; ὑμῖν</w:t>
+      </w:r>
+    </w:p>
+    <w:p>
+      <w:pPr/>
+      <w:r>
+        <w:rPr>
+          <w:lang w:val="id_ID" w:bidi="id_ID"/>
+        </w:rPr>
+      </w:r>
+      <w:r>
+        <w:rPr>
           <w:lang w:val="id_ID" w:bidi="id_ID"/>
         </w:rPr>
         <w:t xml:space="preserve">Kata </w:t>
@@ -6186,6 +7416,21 @@
           <w:b/>
           <w:lang w:val="id_ID" w:bidi="id_ID"/>
         </w:rPr>
+        <w:t>Ἐπαφρᾶς</w:t>
+      </w:r>
+    </w:p>
+    <w:p>
+      <w:pPr/>
+      <w:r>
+        <w:rPr>
+          <w:lang w:val="id_ID" w:bidi="id_ID"/>
+        </w:rPr>
+      </w:r>
+      <w:r>
+        <w:rPr>
+          <w:b/>
+          <w:lang w:val="id_ID" w:bidi="id_ID"/>
+        </w:rPr>
         <w:t>Epafras</w:t>
       </w:r>
       <w:r>
@@ -6258,6 +7503,21 @@
       </w:r>
       <w:r>
         <w:rPr>
+          <w:b/>
+          <w:lang w:val="id_ID" w:bidi="id_ID"/>
+        </w:rPr>
+        <w:t>ἐν Χριστῷ Ἰησοῦ</w:t>
+      </w:r>
+    </w:p>
+    <w:p>
+      <w:pPr/>
+      <w:r>
+        <w:rPr>
+          <w:lang w:val="id_ID" w:bidi="id_ID"/>
+        </w:rPr>
+      </w:r>
+      <w:r>
+        <w:rPr>
           <w:lang w:val="id_ID" w:bidi="id_ID"/>
         </w:rPr>
         <w:t xml:space="preserve">Di sini, </w:t>
@@ -6319,6 +7579,21 @@
       </w:r>
       <w:r>
         <w:rPr>
+          <w:b/>
+          <w:lang w:val="id_ID" w:bidi="id_ID"/>
+        </w:rPr>
+        <w:t>Μᾶρκος, Ἀρίσταρχος, Δημᾶς, Λουκᾶς</w:t>
+      </w:r>
+    </w:p>
+    <w:p>
+      <w:pPr/>
+      <w:r>
+        <w:rPr>
+          <w:lang w:val="id_ID" w:bidi="id_ID"/>
+        </w:rPr>
+      </w:r>
+      <w:r>
+        <w:rPr>
           <w:lang w:val="id_ID" w:bidi="id_ID"/>
         </w:rPr>
         <w:t>Ini adalah nama-nama pria.</w:t>
@@ -6387,6 +7662,21 @@
       </w:r>
       <w:r>
         <w:rPr>
+          <w:b/>
+          <w:lang w:val="id_ID" w:bidi="id_ID"/>
+        </w:rPr>
+        <w:t>Μᾶρκος, Ἀρίσταρχος, Δημᾶς, Λουκᾶς</w:t>
+      </w:r>
+    </w:p>
+    <w:p>
+      <w:pPr/>
+      <w:r>
+        <w:rPr>
+          <w:lang w:val="id_ID" w:bidi="id_ID"/>
+        </w:rPr>
+      </w:r>
+      <w:r>
+        <w:rPr>
           <w:lang w:val="id_ID" w:bidi="id_ID"/>
         </w:rPr>
         <w:t>Paulus meninggalkan beberapa kata di sini yang dibutuhkan oleh sebuah kalimat dalam banyak bahasa untuk menjadi lengkap. Jika itu akan membantu dalam bahasa Anda, Anda dapat menyediakan kata-kata ini dari konteksnya. Terjemahan alternatif: “Demikian juga Markus, Aristarkhus, Demas dan Lukas, teman-teman sekerjaku” atau ”Markus, Aristarkhus, Demas dan Lukas, teman-teman sekerjaku, juga memberi salam kepadamu”</w:t>
@@ -6455,6 +7745,21 @@
       </w:r>
       <w:r>
         <w:rPr>
+          <w:b/>
+          <w:lang w:val="id_ID" w:bidi="id_ID"/>
+        </w:rPr>
+        <w:t>οἱ συνεργοί μου</w:t>
+      </w:r>
+    </w:p>
+    <w:p>
+      <w:pPr/>
+      <w:r>
+        <w:rPr>
+          <w:lang w:val="id_ID" w:bidi="id_ID"/>
+        </w:rPr>
+      </w:r>
+      <w:r>
+        <w:rPr>
           <w:lang w:val="id_ID" w:bidi="id_ID"/>
         </w:rPr>
         <w:t>Terjemahan alternatif: “orang-orang yang bekerja dengan saya” atau “ semua yang bekerja dengan saya.”</w:t>
@@ -6503,6 +7808,21 @@
       </w:r>
       <w:r>
         <w:rPr>
+          <w:b/>
+          <w:lang w:val="id_ID" w:bidi="id_ID"/>
+        </w:rPr>
+        <w:t>μετὰ τοῦ πνεύματος ὑμῶν</w:t>
+      </w:r>
+    </w:p>
+    <w:p>
+      <w:pPr/>
+      <w:r>
+        <w:rPr>
+          <w:lang w:val="id_ID" w:bidi="id_ID"/>
+        </w:rPr>
+      </w:r>
+      <w:r>
+        <w:rPr>
           <w:lang w:val="id_ID" w:bidi="id_ID"/>
         </w:rPr>
         <w:t>Kata-kata “rohmu” adalah sebuah sinekdoki dan mewakili orang-orang itu sendiri. Paulus merujuk kepada Filemon dan semua orang yang bertemu di rumahnya.</w:t>
@@ -6571,6 +7891,21 @@
       </w:r>
       <w:r>
         <w:rPr>
+          <w:b/>
+          <w:lang w:val="id_ID" w:bidi="id_ID"/>
+        </w:rPr>
+        <w:t>ἡ χάρις τοῦ Κυρίου ἡμῶν, Ἰησοῦ Χριστοῦ</w:t>
+      </w:r>
+    </w:p>
+    <w:p>
+      <w:pPr/>
+      <w:r>
+        <w:rPr>
+          <w:lang w:val="id_ID" w:bidi="id_ID"/>
+        </w:rPr>
+      </w:r>
+      <w:r>
+        <w:rPr>
           <w:lang w:val="id_ID" w:bidi="id_ID"/>
         </w:rPr>
         <w:t xml:space="preserve">Jika akan membantu dalam bahasa Anda, Anda dapat mengekspresikan ide di balik kata benda abstrak </w:t>
@@ -6641,6 +7976,21 @@
         <w:rPr>
           <w:lang w:val="id_ID" w:bidi="id_ID"/>
         </w:rPr>
+      </w:r>
+    </w:p>
+    <w:p>
+      <w:pPr/>
+      <w:r>
+        <w:rPr>
+          <w:lang w:val="id_ID" w:bidi="id_ID"/>
+        </w:rPr>
+      </w:r>
+      <w:r>
+        <w:rPr>
+          <w:b/>
+          <w:lang w:val="id_ID" w:bidi="id_ID"/>
+        </w:rPr>
+        <w:t>ὑμῶν</w:t>
       </w:r>
     </w:p>
     <w:p>

--- a/ind/docx/57.content.docx
+++ b/ind/docx/57.content.docx
@@ -28,49 +28,15 @@
       </w:r>
     </w:p>
     <w:p>
-      <w:pPr>
-        <w:pStyle w:val="Heading2"/>
-      </w:pPr>
-      <w:r>
-        <w:rPr>
-          <w:lang w:val="id_ID" w:bidi="id_ID"/>
-        </w:rPr>
-        <w:t>License Information</w:t>
-      </w:r>
-      <w:r>
-        <w:rPr>
-          <w:lang w:val="id_ID" w:bidi="id_ID"/>
-        </w:rPr>
-      </w:r>
-    </w:p>
-    <w:p>
-      <w:pPr/>
-      <w:r>
-        <w:rPr>
-          <w:lang w:val="id_ID" w:bidi="id_ID"/>
-        </w:rPr>
-      </w:r>
-      <w:r>
-        <w:rPr>
-          <w:b/>
-          <w:lang w:val="id_ID" w:bidi="id_ID"/>
-        </w:rPr>
-        <w:t>Catatan Terjemahan (unfoldingWord)</w:t>
-      </w:r>
-      <w:r>
-        <w:rPr>
-          <w:lang w:val="id_ID" w:bidi="id_ID"/>
-        </w:rPr>
-        <w:t xml:space="preserve"> (Indonesian) is based on</w:t>
-      </w:r>
-      <w:r>
-        <w:rPr>
-          <w:lang w:val="id_ID" w:bidi="id_ID"/>
-        </w:rPr>
-        <w:t xml:space="preserve">: </w:t>
-      </w:r>
-      <w:r>
-        <w:rPr>
+      <w:pPr/>
+      <w:r>
+        <w:rPr>
+          <w:lang w:val="id_ID" w:bidi="id_ID"/>
+        </w:rPr>
+      </w:r>
+      <w:r>
+        <w:rPr>
+          <w:b/>
           <w:lang w:val="id_ID" w:bidi="id_ID"/>
         </w:rPr>
         <w:t>unfoldingWord® Translation Notes</w:t>
@@ -79,62 +45,31 @@
         <w:rPr>
           <w:lang w:val="id_ID" w:bidi="id_ID"/>
         </w:rPr>
-        <w:t xml:space="preserve">, </w:t>
-      </w:r>
-      <w:hyperlink r:id="rId13">
-        <w:r>
-          <w:rPr>
-            <w:lang w:val="id_ID" w:bidi="id_ID"/>
-          </w:rPr>
-          <w:rPr>
-            <w:color w:val="0000EE"/>
-            <w:u w:val="single"/>
-          </w:rPr>
-          <w:t>unfoldingWord</w:t>
-        </w:r>
-      </w:hyperlink>
-      <w:r>
-        <w:rPr>
-          <w:lang w:val="id_ID" w:bidi="id_ID"/>
-        </w:rPr>
-        <w:t xml:space="preserve">, 2022, which is licensed under a </w:t>
-      </w:r>
-      <w:hyperlink r:id="rId14">
-        <w:r>
-          <w:rPr>
-            <w:lang w:val="id_ID" w:bidi="id_ID"/>
-          </w:rPr>
-          <w:rPr>
-            <w:color w:val="0000EE"/>
-            <w:u w:val="single"/>
-          </w:rPr>
-          <w:t>CC BY-SA 4.0 license</w:t>
-        </w:r>
-      </w:hyperlink>
-      <w:r>
-        <w:rPr>
-          <w:lang w:val="id_ID" w:bidi="id_ID"/>
-        </w:rPr>
-        <w:t>.</w:t>
-      </w:r>
-      <w:r>
-        <w:rPr>
-          <w:lang w:val="id_ID" w:bidi="id_ID"/>
-        </w:rPr>
-      </w:r>
-    </w:p>
-    <w:p>
-      <w:pPr/>
-      <w:r>
-        <w:rPr>
-          <w:lang w:val="id_ID" w:bidi="id_ID"/>
-        </w:rPr>
-      </w:r>
-      <w:r>
-        <w:rPr>
-          <w:lang w:val="id_ID" w:bidi="id_ID"/>
-        </w:rPr>
-        <w:t>This PDF version is provided under the same license.</w:t>
+        <w:t xml:space="preserve"> © 2022 unfoldingWord. Released under CC BY-SA 4.0 license. </w:t>
+      </w:r>
+      <w:r>
+        <w:rPr>
+          <w:lang w:val="id_ID" w:bidi="id_ID"/>
+        </w:rPr>
+        <w:t>unfoldingWord® Translation Notes</w:t>
+      </w:r>
+      <w:r>
+        <w:rPr>
+          <w:lang w:val="id_ID" w:bidi="id_ID"/>
+        </w:rPr>
+        <w:t xml:space="preserve"> has been adapted in the following languages: Tok Pisin, Arabic (عربي), French (Français), Hindi (हिंदी), Indonesian (Bahasa Indonesia), Portuguese (Português), Russian (Русский), Spanish (Español), Swahili (Kiswahili), and Simplified Chinese (简体中文) from </w:t>
+      </w:r>
+      <w:r>
+        <w:rPr>
+          <w:lang w:val="id_ID" w:bidi="id_ID"/>
+        </w:rPr>
+        <w:t>unfoldingWord® Translation Notes</w:t>
+      </w:r>
+      <w:r>
+        <w:rPr>
+          <w:lang w:val="id_ID" w:bidi="id_ID"/>
+        </w:rPr>
+        <w:t xml:space="preserve"> © 2022 unfoldingWord. Released under CC BY-SA 4.0 license by Mission Mutual</w:t>
       </w:r>
       <w:r>
         <w:rPr>

--- a/ind/docx/57.content.docx
+++ b/ind/docx/57.content.docx
@@ -144,13 +144,6 @@
       </w:r>
       <w:r>
         <w:rPr>
-          <w:i/>
-          <w:lang w:val="id_ID" w:bidi="id_ID"/>
-        </w:rPr>
-        <w:t>Filemon 1:1 (#1), Filemon 1:1 (#2), Filemon 1:1 (#3), Filemon 1:1 (#4), Filemon 1:1 (#5), Filemon 1:1 (#6), Filemon 1:1 (#7), Filemon 1:1 (#8), Filemon 1:2 (#1), Filemon 1:2 (#2), Filemon 1:2 (#3), Filemon 1:2 (#4), Filemon 1:2 (#5), Filemon 1:2 (#6), Filemon 1:2 (#7), Filemon 1:2 (#8), Filemon 1:3 (#1), Filemon 1:3 (#2), Filemon 1:3 (#3), Filemon 1:3 (#4), Filemon 1:3 (#5), Filemon 1:4 (#1), Filemon 1:5 (#1), Filemon 1:5 (#2), Filemon 1:5 (#3), Filemon 1:6 (#1), Filemon 1:6 (#2), Filemon 1:6 (#3), Filemon 1:6 (#4), Filemon 1:6 (#5), Filemon 1:7 (#1), Filemon 1:7 (#2), Filemon 1:7 (#3), Filemon 1:7 (#4), Filemon 1:7 (#5), Filemon 1:7 (#6), Filemon 1:8 (#1), Filemon 1:8 (#2), Filemon 1:8 (#3), Filemon 1:9 (#1), Filemon 1:9 (#2), Filemon 1:10 (#1), Filemon 1:10 (#2), Filemon 1:10 (#3), Filemon 1:10 (#4), Filemon 1:12 (#1), Filemon 1:12 (#2), Filemon 1:12 (#3), Filemon 1:13 (#1), Filemon 1:13 (#2), Filemon 1:13 (#3), Filemon 1:14 (#1), Filemon 1:14 (#2), Filemon 1:15 (#1), Filemon 1:15 (#2), Filemon 1:16 (#1), Filemon 1:16 (#2), Filemon 1:16 (#3), Filemon 1:16 (#4), Filemon 1:16 (#5), Filemon 1:16 (#6), Filemon 1:17 (#1), Filemon 1:17 (#2), Filemon 1:17 (#3), Filemon 1:18 (#1), Filemon 1:18 (#2), Filemon 1:18 (#3), Filemon 1:19 (#1), Filemon 1:19 (#2), Filemon 1:19 (#3), Filemon 1:20 (#1), Filemon 1:20 (#2), Filemon 1:20 (#3), Filemon 1:20 (#4), Filemon 1:20 (#5), Filemon 1:21 (#1), Filemon 1:21 (#2), Filemon 1:22 (#1), Filemon 1:22 (#2), Filemon 1:22 (#3), Filemon 1:22 (#4), Filemon 1:22 (#5), Filemon 1:22 (#6), Filemon 1:22 (#7), Filemon 1:23 (#1), Filemon 1:23 (#2), Filemon 1:24 (#1), Filemon 1:24 (#2), Filemon 1:24 (#3), Filemon 1:25 (#1), Filemon 1:25 (#2), Filemon 1:25 (#3)</w:t>
-      </w:r>
-      <w:r>
-        <w:rPr>
           <w:lang w:val="id_ID" w:bidi="id_ID"/>
         </w:rPr>
       </w:r>
@@ -362,21 +355,6 @@
         <w:rPr>
           <w:lang w:val="id_ID" w:bidi="id_ID"/>
         </w:rPr>
-      </w:r>
-    </w:p>
-    <w:p>
-      <w:pPr/>
-      <w:r>
-        <w:rPr>
-          <w:lang w:val="id_ID" w:bidi="id_ID"/>
-        </w:rPr>
-      </w:r>
-      <w:r>
-        <w:rPr>
-          <w:b/>
-          <w:lang w:val="id_ID" w:bidi="id_ID"/>
-        </w:rPr>
-        <w:t>ὁ ἀδελφὸς</w:t>
       </w:r>
     </w:p>
     <w:p>

--- a/ind/docx/57.content.docx
+++ b/ind/docx/57.content.docx
@@ -19,7 +19,7 @@
         <w:rPr>
           <w:lang w:val="id_ID" w:bidi="id_ID"/>
         </w:rPr>
-        <w:t>Resource: Catatan Terjemahan (unfoldingWord)</w:t>
+        <w:t>Resource: unfoldingWord® Translation Notes</w:t>
       </w:r>
       <w:r>
         <w:rPr>
@@ -90,7 +90,7 @@
         <w:rPr>
           <w:lang w:val="id_ID" w:bidi="id_ID"/>
         </w:rPr>
-        <w:t>Catatan Terjemahan (unfoldingWord)</w:t>
+        <w:t>unfoldingWord® Translation Notes</w:t>
       </w:r>
     </w:p>
     <w:p>

--- a/ind/docx/57.content.docx
+++ b/ind/docx/57.content.docx
@@ -207,6 +207,21 @@
       </w:r>
       <w:r>
         <w:rPr>
+          <w:b/>
+          <w:lang w:val="id_ID" w:bidi="id_ID"/>
+        </w:rPr>
+        <w:t>Παῦλος</w:t>
+      </w:r>
+    </w:p>
+    <w:p>
+      <w:pPr/>
+      <w:r>
+        <w:rPr>
+          <w:lang w:val="id_ID" w:bidi="id_ID"/>
+        </w:rPr>
+      </w:r>
+      <w:r>
+        <w:rPr>
           <w:lang w:val="id_ID" w:bidi="id_ID"/>
         </w:rPr>
         <w:t>Bahasa Anda mungkin memiliki cara khusus untuk memperkenalkan penulis surat. Anda dapat menggunakannya di sini. Terjemahan alternatif: “Dari saya, Paulus” atau ”Aku, Paulus”</w:t>
@@ -275,6 +290,21 @@
       </w:r>
       <w:r>
         <w:rPr>
+          <w:b/>
+          <w:lang w:val="id_ID" w:bidi="id_ID"/>
+        </w:rPr>
+        <w:t>δέσμιος Χριστοῦ Ἰησοῦ</w:t>
+      </w:r>
+    </w:p>
+    <w:p>
+      <w:pPr/>
+      <w:r>
+        <w:rPr>
+          <w:lang w:val="id_ID" w:bidi="id_ID"/>
+        </w:rPr>
+      </w:r>
+      <w:r>
+        <w:rPr>
           <w:lang w:val="id_ID" w:bidi="id_ID"/>
         </w:rPr>
         <w:t>Paulus dipenjara karena orang-orang yang berkuasa tidak ingin dia berkhotbah tentang Yesus. Mereka memenjarakannya untuk menghentikan dan menghukumnya. Ini tidak berarti bahwa Yesus yang memenjarakan Paulus. Terjemahan alternatif: “seorang tahanan karena Kristus Yesus”</w:t>
@@ -371,6 +401,21 @@
       </w:r>
       <w:r>
         <w:rPr>
+          <w:b/>
+          <w:lang w:val="id_ID" w:bidi="id_ID"/>
+        </w:rPr>
+        <w:t>ὁ ἀδελφὸς</w:t>
+      </w:r>
+    </w:p>
+    <w:p>
+      <w:pPr/>
+      <w:r>
+        <w:rPr>
+          <w:lang w:val="id_ID" w:bidi="id_ID"/>
+        </w:rPr>
+      </w:r>
+      <w:r>
+        <w:rPr>
           <w:lang w:val="id_ID" w:bidi="id_ID"/>
         </w:rPr>
         <w:t xml:space="preserve">Di sini, kata </w:t>
@@ -468,6 +513,21 @@
           <w:b/>
           <w:lang w:val="id_ID" w:bidi="id_ID"/>
         </w:rPr>
+        <w:t>Φιλήμονι</w:t>
+      </w:r>
+    </w:p>
+    <w:p>
+      <w:pPr/>
+      <w:r>
+        <w:rPr>
+          <w:lang w:val="id_ID" w:bidi="id_ID"/>
+        </w:rPr>
+      </w:r>
+      <w:r>
+        <w:rPr>
+          <w:b/>
+          <w:lang w:val="id_ID" w:bidi="id_ID"/>
+        </w:rPr>
         <w:t>Filemon</w:t>
       </w:r>
       <w:r>
@@ -540,6 +600,21 @@
       </w:r>
       <w:r>
         <w:rPr>
+          <w:b/>
+          <w:lang w:val="id_ID" w:bidi="id_ID"/>
+        </w:rPr>
+        <w:t>Φιλήμονι</w:t>
+      </w:r>
+    </w:p>
+    <w:p>
+      <w:pPr/>
+      <w:r>
+        <w:rPr>
+          <w:lang w:val="id_ID" w:bidi="id_ID"/>
+        </w:rPr>
+      </w:r>
+      <w:r>
+        <w:rPr>
           <w:lang w:val="id_ID" w:bidi="id_ID"/>
         </w:rPr>
         <w:t xml:space="preserve">Jika akan lebih alami dalam bahasa Anda, Anda dapat menyertakan informasi bahwa ini adalah surat di mana Paulus berbicara secara langsung kepada </w:t>
@@ -621,6 +696,21 @@
       </w:r>
       <w:r>
         <w:rPr>
+          <w:b/>
+          <w:lang w:val="id_ID" w:bidi="id_ID"/>
+        </w:rPr>
+        <w:t>ἡμῶν</w:t>
+      </w:r>
+    </w:p>
+    <w:p>
+      <w:pPr/>
+      <w:r>
+        <w:rPr>
+          <w:lang w:val="id_ID" w:bidi="id_ID"/>
+        </w:rPr>
+      </w:r>
+      <w:r>
+        <w:rPr>
           <w:lang w:val="id_ID" w:bidi="id_ID"/>
         </w:rPr>
         <w:t xml:space="preserve">Kata </w:t>
@@ -702,6 +792,21 @@
       </w:r>
       <w:r>
         <w:rPr>
+          <w:b/>
+          <w:lang w:val="id_ID" w:bidi="id_ID"/>
+        </w:rPr>
+        <w:t>καὶ συνεργῷ ἡμῶν</w:t>
+      </w:r>
+    </w:p>
+    <w:p>
+      <w:pPr/>
+      <w:r>
+        <w:rPr>
+          <w:lang w:val="id_ID" w:bidi="id_ID"/>
+        </w:rPr>
+      </w:r>
+      <w:r>
+        <w:rPr>
           <w:lang w:val="id_ID" w:bidi="id_ID"/>
         </w:rPr>
         <w:t>Jika itu akan membantu dalam bahasa Anda, Anda dapat menyatakan secara jelas bagaimana Filemon bekerja sama dengan Paulus. Terjemahan alternatif: “yang seperti kita, bekerja untuk menyebarkan Injil” atau ”yang bekerja seperti kita untuk melayani Yesus”</w:t>
@@ -750,6 +855,21 @@
       </w:r>
       <w:r>
         <w:rPr>
+          <w:b/>
+          <w:lang w:val="id_ID" w:bidi="id_ID"/>
+        </w:rPr>
+        <w:t>Ἀπφίᾳ</w:t>
+      </w:r>
+    </w:p>
+    <w:p>
+      <w:pPr/>
+      <w:r>
+        <w:rPr>
+          <w:lang w:val="id_ID" w:bidi="id_ID"/>
+        </w:rPr>
+      </w:r>
+      <w:r>
+        <w:rPr>
           <w:lang w:val="id_ID" w:bidi="id_ID"/>
         </w:rPr>
         <w:t>** Apfia** adalah nama seorang wanita.</w:t>
@@ -818,6 +938,21 @@
       </w:r>
       <w:r>
         <w:rPr>
+          <w:b/>
+          <w:lang w:val="id_ID" w:bidi="id_ID"/>
+        </w:rPr>
+        <w:t>τῇ ἀδελφῇ</w:t>
+      </w:r>
+    </w:p>
+    <w:p>
+      <w:pPr/>
+      <w:r>
+        <w:rPr>
+          <w:lang w:val="id_ID" w:bidi="id_ID"/>
+        </w:rPr>
+      </w:r>
+      <w:r>
+        <w:rPr>
           <w:lang w:val="id_ID" w:bidi="id_ID"/>
         </w:rPr>
         <w:t xml:space="preserve">Di sini, kata </w:t>
@@ -912,6 +1047,21 @@
       </w:r>
       <w:r>
         <w:rPr>
+          <w:b/>
+          <w:lang w:val="id_ID" w:bidi="id_ID"/>
+        </w:rPr>
+        <w:t>τῇ ἀδελφῇ</w:t>
+      </w:r>
+    </w:p>
+    <w:p>
+      <w:pPr/>
+      <w:r>
+        <w:rPr>
+          <w:lang w:val="id_ID" w:bidi="id_ID"/>
+        </w:rPr>
+      </w:r>
+      <w:r>
+        <w:rPr>
           <w:lang w:val="id_ID" w:bidi="id_ID"/>
         </w:rPr>
         <w:t>Paulus menggunakan istilah “saudari” untuk menyebut seorang wanita yang memiliki iman yang sama. Terjemahan alternatif: “saudara seiman” atau ”saudari rohani kita”</w:t>
@@ -980,6 +1130,21 @@
       </w:r>
       <w:r>
         <w:rPr>
+          <w:b/>
+          <w:lang w:val="id_ID" w:bidi="id_ID"/>
+        </w:rPr>
+        <w:t>ἡμῶν</w:t>
+      </w:r>
+    </w:p>
+    <w:p>
+      <w:pPr/>
+      <w:r>
+        <w:rPr>
+          <w:lang w:val="id_ID" w:bidi="id_ID"/>
+        </w:rPr>
+      </w:r>
+      <w:r>
+        <w:rPr>
           <w:lang w:val="id_ID" w:bidi="id_ID"/>
         </w:rPr>
         <w:t xml:space="preserve">Kata </w:t>
@@ -1061,6 +1226,21 @@
       </w:r>
       <w:r>
         <w:rPr>
+          <w:b/>
+          <w:lang w:val="id_ID" w:bidi="id_ID"/>
+        </w:rPr>
+        <w:t>Ἀπφίᾳ &amp; Ἀρχίππῳ &amp; τῇ &amp; ἐκκλησίᾳ</w:t>
+      </w:r>
+    </w:p>
+    <w:p>
+      <w:pPr/>
+      <w:r>
+        <w:rPr>
+          <w:lang w:val="id_ID" w:bidi="id_ID"/>
+        </w:rPr>
+      </w:r>
+      <w:r>
+        <w:rPr>
           <w:lang w:val="id_ID" w:bidi="id_ID"/>
         </w:rPr>
         <w:t xml:space="preserve">Surat ini terutama ditujukan kepada Filemon. Dapat menyesatkan jika kita mengira bahwa Paulus menulis kepada </w:t>
@@ -1148,6 +1328,21 @@
       </w:r>
       <w:r>
         <w:rPr>
+          <w:b/>
+          <w:lang w:val="id_ID" w:bidi="id_ID"/>
+        </w:rPr>
+        <w:t>Ἀρχίππῳ</w:t>
+      </w:r>
+    </w:p>
+    <w:p>
+      <w:pPr/>
+      <w:r>
+        <w:rPr>
+          <w:lang w:val="id_ID" w:bidi="id_ID"/>
+        </w:rPr>
+      </w:r>
+      <w:r>
+        <w:rPr>
           <w:i/>
           <w:lang w:val="id_ID" w:bidi="id_ID"/>
         </w:rPr>
@@ -1223,6 +1418,21 @@
       </w:r>
       <w:r>
         <w:rPr>
+          <w:b/>
+          <w:lang w:val="id_ID" w:bidi="id_ID"/>
+        </w:rPr>
+        <w:t>τῷ συνστρατιώτῃ ἡμῶν</w:t>
+      </w:r>
+    </w:p>
+    <w:p>
+      <w:pPr/>
+      <w:r>
+        <w:rPr>
+          <w:lang w:val="id_ID" w:bidi="id_ID"/>
+        </w:rPr>
+      </w:r>
+      <w:r>
+        <w:rPr>
           <w:lang w:val="id_ID" w:bidi="id_ID"/>
         </w:rPr>
         <w:t>Di sini Paulus berbicara tentang Arkhipus seolah-olah ia dan Arkhipus adalah prajurit dalam sebuah pasukan. Maksudnya adalah bahwa Arkhipus bekerja keras, sama seperti Paulus sendiri yang bekerja keras, untuk mengabarkan Injil. Terjemahan alternatif: “sesama pejuang rohani kita” atau ”yang juga berjuang dalam peperangan rohani bersama kita”</w:t>
@@ -1291,6 +1501,21 @@
       </w:r>
       <w:r>
         <w:rPr>
+          <w:b/>
+          <w:lang w:val="id_ID" w:bidi="id_ID"/>
+        </w:rPr>
+        <w:t>καὶ τῇ κατ’ οἶκόν σου ἐκκλησίᾳ</w:t>
+      </w:r>
+    </w:p>
+    <w:p>
+      <w:pPr/>
+      <w:r>
+        <w:rPr>
+          <w:lang w:val="id_ID" w:bidi="id_ID"/>
+        </w:rPr>
+      </w:r>
+      <w:r>
+        <w:rPr>
           <w:lang w:val="id_ID" w:bidi="id_ID"/>
         </w:rPr>
         <w:t xml:space="preserve">Apfia dan Arkhipus mungkin juga merupakan anggota </w:t>
@@ -1352,6 +1577,21 @@
       </w:r>
       <w:r>
         <w:rPr>
+          <w:b/>
+          <w:lang w:val="id_ID" w:bidi="id_ID"/>
+        </w:rPr>
+        <w:t>χάρις ὑμῖν καὶ εἰρήνη, ἀπὸ Θεοῦ Πατρὸς ἡμῶν καὶ Κυρίου ἡμῶν Ἰησοῦ Χριστοῦ</w:t>
+      </w:r>
+    </w:p>
+    <w:p>
+      <w:pPr/>
+      <w:r>
+        <w:rPr>
+          <w:lang w:val="id_ID" w:bidi="id_ID"/>
+        </w:rPr>
+      </w:r>
+      <w:r>
+        <w:rPr>
           <w:lang w:val="id_ID" w:bidi="id_ID"/>
         </w:rPr>
         <w:t>Setelah memperkenalkan pengirim dan penerima surat, Paulus memberikan berkat. Gunakanlah bentuk yang dapat dikenali orang sebagai berkat dalam bahasa Anda. Terjemahan alternatif: “Semoga Allah Bapa kita dan Tuhan Yesus Kristus memberikan kasih karunia dan damai sejahtera kepadamu.”</w:t>
@@ -1420,6 +1660,21 @@
       </w:r>
       <w:r>
         <w:rPr>
+          <w:b/>
+          <w:lang w:val="id_ID" w:bidi="id_ID"/>
+        </w:rPr>
+        <w:t>χάρις ὑμῖν καὶ εἰρήνη, ἀπὸ Θεοῦ Πατρὸς ἡμῶν καὶ Κυρίου ἡμῶν Ἰησοῦ Χριστοῦ.</w:t>
+      </w:r>
+    </w:p>
+    <w:p>
+      <w:pPr/>
+      <w:r>
+        <w:rPr>
+          <w:lang w:val="id_ID" w:bidi="id_ID"/>
+        </w:rPr>
+      </w:r>
+      <w:r>
+        <w:rPr>
           <w:lang w:val="id_ID" w:bidi="id_ID"/>
         </w:rPr>
         <w:t xml:space="preserve">Jika akan membantu dalam bahasa Anda, Anda dapat mengekspresikan ide di balik kata benda abstrak </w:t>
@@ -1514,6 +1769,21 @@
       </w:r>
       <w:r>
         <w:rPr>
+          <w:b/>
+          <w:lang w:val="id_ID" w:bidi="id_ID"/>
+        </w:rPr>
+        <w:t>ἡμῶν &amp; ἡμῶν</w:t>
+      </w:r>
+    </w:p>
+    <w:p>
+      <w:pPr/>
+      <w:r>
+        <w:rPr>
+          <w:lang w:val="id_ID" w:bidi="id_ID"/>
+        </w:rPr>
+      </w:r>
+      <w:r>
+        <w:rPr>
           <w:lang w:val="id_ID" w:bidi="id_ID"/>
         </w:rPr>
         <w:t xml:space="preserve">Kata </w:t>
@@ -1679,6 +1949,21 @@
           <w:b/>
           <w:lang w:val="id_ID" w:bidi="id_ID"/>
         </w:rPr>
+        <w:t>Πατρὸς</w:t>
+      </w:r>
+    </w:p>
+    <w:p>
+      <w:pPr/>
+      <w:r>
+        <w:rPr>
+          <w:lang w:val="id_ID" w:bidi="id_ID"/>
+        </w:rPr>
+      </w:r>
+      <w:r>
+        <w:rPr>
+          <w:b/>
+          <w:lang w:val="id_ID" w:bidi="id_ID"/>
+        </w:rPr>
         <w:t>Bapa</w:t>
       </w:r>
       <w:r>
@@ -1751,6 +2036,21 @@
       </w:r>
       <w:r>
         <w:rPr>
+          <w:b/>
+          <w:lang w:val="id_ID" w:bidi="id_ID"/>
+        </w:rPr>
+        <w:t>σου</w:t>
+      </w:r>
+    </w:p>
+    <w:p>
+      <w:pPr/>
+      <w:r>
+        <w:rPr>
+          <w:lang w:val="id_ID" w:bidi="id_ID"/>
+        </w:rPr>
+      </w:r>
+      <w:r>
+        <w:rPr>
           <w:lang w:val="id_ID" w:bidi="id_ID"/>
         </w:rPr>
         <w:t xml:space="preserve">Di sini, kata </w:t>
@@ -1832,6 +2132,21 @@
       </w:r>
       <w:r>
         <w:rPr>
+          <w:b/>
+          <w:lang w:val="id_ID" w:bidi="id_ID"/>
+        </w:rPr>
+        <w:t>ἀκούων σου τὴν ἀγάπην καὶ τὴν πίστιν, ἣν ἔχεις πρὸς τὸν Κύριον Ἰησοῦν, καὶ εἰς πάντας τοὺς ἁγίους</w:t>
+      </w:r>
+    </w:p>
+    <w:p>
+      <w:pPr/>
+      <w:r>
+        <w:rPr>
+          <w:lang w:val="id_ID" w:bidi="id_ID"/>
+        </w:rPr>
+      </w:r>
+      <w:r>
+        <w:rPr>
           <w:lang w:val="id_ID" w:bidi="id_ID"/>
         </w:rPr>
         <w:t xml:space="preserve">Jika itu akan membantu dalam bahasa Anda, Anda dapat mengekspresikan kata benda abstrak </w:t>
@@ -1926,6 +2241,21 @@
       </w:r>
       <w:r>
         <w:rPr>
+          <w:b/>
+          <w:lang w:val="id_ID" w:bidi="id_ID"/>
+        </w:rPr>
+        <w:t>ἀκούων σου τὴν ἀγάπην καὶ τὴν πίστιν, ἣν ἔχεις πρὸς τὸν Κύριον Ἰησοῦν, καὶ εἰς πάντας τοὺς ἁγίους</w:t>
+      </w:r>
+    </w:p>
+    <w:p>
+      <w:pPr/>
+      <w:r>
+        <w:rPr>
+          <w:lang w:val="id_ID" w:bidi="id_ID"/>
+        </w:rPr>
+      </w:r>
+      <w:r>
+        <w:rPr>
           <w:lang w:val="id_ID" w:bidi="id_ID"/>
         </w:rPr>
         <w:t>Paulus menggunakan struktur puitis di sini, di mana bagian pertama dan terakhir saling berkaitan dan bagian kedua dan ketiga saling berhubungan. Oleh karena itu, maknanya adalah: “mendengar tentang iman yang kamu miliki di dalam Tuhan Yesus dan tentang kasihmu kepada semua orang kudus.” Paulus mengatakan hal ini dengan tepat di Kolose 1:4 tanpa struktur puitis.</w:t>
@@ -1994,6 +2324,21 @@
       </w:r>
       <w:r>
         <w:rPr>
+          <w:b/>
+          <w:lang w:val="id_ID" w:bidi="id_ID"/>
+        </w:rPr>
+        <w:t>σου &amp; ἔχεις</w:t>
+      </w:r>
+    </w:p>
+    <w:p>
+      <w:pPr/>
+      <w:r>
+        <w:rPr>
+          <w:lang w:val="id_ID" w:bidi="id_ID"/>
+        </w:rPr>
+      </w:r>
+      <w:r>
+        <w:rPr>
           <w:lang w:val="id_ID" w:bidi="id_ID"/>
         </w:rPr>
         <w:t xml:space="preserve">Di sini, kata </w:t>
@@ -2088,6 +2433,21 @@
       </w:r>
       <w:r>
         <w:rPr>
+          <w:b/>
+          <w:lang w:val="id_ID" w:bidi="id_ID"/>
+        </w:rPr>
+        <w:t>ὅπως</w:t>
+      </w:r>
+    </w:p>
+    <w:p>
+      <w:pPr/>
+      <w:r>
+        <w:rPr>
+          <w:lang w:val="id_ID" w:bidi="id_ID"/>
+        </w:rPr>
+      </w:r>
+      <w:r>
+        <w:rPr>
           <w:lang w:val="id_ID" w:bidi="id_ID"/>
         </w:rPr>
         <w:t xml:space="preserve">Di sini, </w:t>
@@ -2169,6 +2529,21 @@
       </w:r>
       <w:r>
         <w:rPr>
+          <w:b/>
+          <w:lang w:val="id_ID" w:bidi="id_ID"/>
+        </w:rPr>
+        <w:t>ἡ κοινωνία τῆς πίστεώς σου</w:t>
+      </w:r>
+    </w:p>
+    <w:p>
+      <w:pPr/>
+      <w:r>
+        <w:rPr>
+          <w:lang w:val="id_ID" w:bidi="id_ID"/>
+        </w:rPr>
+      </w:r>
+      <w:r>
+        <w:rPr>
           <w:lang w:val="id_ID" w:bidi="id_ID"/>
         </w:rPr>
         <w:t>Kata yang diterjemahkan “persekutuan” berarti berbagi atau bermitra dalam sesuatu. Paulus mungkin bermaksud untuk kedua arti tersebut, tetapi jika harus memilih, ini dapat berarti: (1) bahwa Filemon memiliki iman yang sama kepada Kristus seperti Paulus dan yang lainnya. Terjemahan alternatif: “iman yang engkau bagi dengan kami” (2) bahwa Filemon adalah rekan sekerja Paulus dan yang lainnya dalam bekerja bagi Kristus. Terjemahan alternatif: “pekerjaanmu yang bekerja sama dengan kami sebagai orang percaya”</w:t>
@@ -2237,6 +2612,21 @@
       </w:r>
       <w:r>
         <w:rPr>
+          <w:b/>
+          <w:lang w:val="id_ID" w:bidi="id_ID"/>
+        </w:rPr>
+        <w:t>ἡ κοινωνία τῆς πίστεώς σου, ἐνεργὴς γένηται ἐν ἐπιγνώσει παντὸς ἀγαθοῦ τοῦ ἐν ἡμῖν εἰς Χριστόν.</w:t>
+      </w:r>
+    </w:p>
+    <w:p>
+      <w:pPr/>
+      <w:r>
+        <w:rPr>
+          <w:lang w:val="id_ID" w:bidi="id_ID"/>
+        </w:rPr>
+      </w:r>
+      <w:r>
+        <w:rPr>
           <w:lang w:val="id_ID" w:bidi="id_ID"/>
         </w:rPr>
         <w:t xml:space="preserve">Jika akan membantu dalam bahasa Anda, Anda dapat mengekspresikan ide di balik kata benda abstrak </w:t>
@@ -2331,6 +2721,21 @@
       </w:r>
       <w:r>
         <w:rPr>
+          <w:b/>
+          <w:lang w:val="id_ID" w:bidi="id_ID"/>
+        </w:rPr>
+        <w:t>ἐν ἐπιγνώσει παντὸς ἀγαθοῦ</w:t>
+      </w:r>
+    </w:p>
+    <w:p>
+      <w:pPr/>
+      <w:r>
+        <w:rPr>
+          <w:lang w:val="id_ID" w:bidi="id_ID"/>
+        </w:rPr>
+      </w:r>
+      <w:r>
+        <w:rPr>
           <w:lang w:val="id_ID" w:bidi="id_ID"/>
         </w:rPr>
         <w:t>Ini bisa berarti: (1) “dan akan mengakibatkan kamu mengetahui segala sesuatu yang baik” (2) “sehingga mereka yang berbagi iman dengan kamu akan mengetahui segala sesuatu yang baik” Terjemahan alternatif: “dengan mengetahui segala sesuatu yang baik”</w:t>
@@ -2399,6 +2804,21 @@
       </w:r>
       <w:r>
         <w:rPr>
+          <w:b/>
+          <w:lang w:val="id_ID" w:bidi="id_ID"/>
+        </w:rPr>
+        <w:t>εἰς Χριστόν</w:t>
+      </w:r>
+    </w:p>
+    <w:p>
+      <w:pPr/>
+      <w:r>
+        <w:rPr>
+          <w:lang w:val="id_ID" w:bidi="id_ID"/>
+        </w:rPr>
+      </w:r>
+      <w:r>
+        <w:rPr>
           <w:lang w:val="id_ID" w:bidi="id_ID"/>
         </w:rPr>
         <w:t>Jika itu akan membantu dalam bahasa Anda, Anda dapat menyatakan secara eksplisit bagaimana “segala sesuatu yang baik” adalah “bagi Kristus”. Terjemahan alternatif: “demi Kristus” atau ”demi kepentingan Kristus”</w:t>
@@ -2467,6 +2887,21 @@
       </w:r>
       <w:r>
         <w:rPr>
+          <w:b/>
+          <w:lang w:val="id_ID" w:bidi="id_ID"/>
+        </w:rPr>
+        <w:t>χαρὰν γὰρ πολλὴν ἔσχον καὶ παράκλησιν</w:t>
+      </w:r>
+    </w:p>
+    <w:p>
+      <w:pPr/>
+      <w:r>
+        <w:rPr>
+          <w:lang w:val="id_ID" w:bidi="id_ID"/>
+        </w:rPr>
+      </w:r>
+      <w:r>
+        <w:rPr>
           <w:lang w:val="id_ID" w:bidi="id_ID"/>
         </w:rPr>
         <w:t xml:space="preserve">Jika akan membantu dalam bahasa Anda, Anda dapat mengekspresikan ide di balik kata benda abstrak </w:t>
@@ -2561,6 +2996,21 @@
       </w:r>
       <w:r>
         <w:rPr>
+          <w:b/>
+          <w:lang w:val="id_ID" w:bidi="id_ID"/>
+        </w:rPr>
+        <w:t>ἐπὶ τῇ ἀγάπῃ σου</w:t>
+      </w:r>
+    </w:p>
+    <w:p>
+      <w:pPr/>
+      <w:r>
+        <w:rPr>
+          <w:lang w:val="id_ID" w:bidi="id_ID"/>
+        </w:rPr>
+      </w:r>
+      <w:r>
+        <w:rPr>
           <w:lang w:val="id_ID" w:bidi="id_ID"/>
         </w:rPr>
         <w:t xml:space="preserve">Jika akan membantu dalam bahasa Anda, Anda dapat mengekspresikan ide di balik kata benda abstrak </w:t>
@@ -2642,6 +3092,21 @@
       </w:r>
       <w:r>
         <w:rPr>
+          <w:b/>
+          <w:lang w:val="id_ID" w:bidi="id_ID"/>
+        </w:rPr>
+        <w:t>τὰ σπλάγχνα τῶν ἁγίων ἀναπέπαυται διὰ σοῦ</w:t>
+      </w:r>
+    </w:p>
+    <w:p>
+      <w:pPr/>
+      <w:r>
+        <w:rPr>
+          <w:lang w:val="id_ID" w:bidi="id_ID"/>
+        </w:rPr>
+      </w:r>
+      <w:r>
+        <w:rPr>
           <w:lang w:val="id_ID" w:bidi="id_ID"/>
         </w:rPr>
         <w:t>Jika bahasa Anda tidak menggunakan bentuk pasif ini, Anda dapat menyatakannya dalam bentuk aktif. Terjemahan alternatif: “Engkau telah menyegarkan bagian dalam orang-orang kudus”</w:t>
@@ -2710,6 +3175,21 @@
       </w:r>
       <w:r>
         <w:rPr>
+          <w:b/>
+          <w:lang w:val="id_ID" w:bidi="id_ID"/>
+        </w:rPr>
+        <w:t>τὰ σπλάγχνα τῶν ἁγίων</w:t>
+      </w:r>
+    </w:p>
+    <w:p>
+      <w:pPr/>
+      <w:r>
+        <w:rPr>
+          <w:lang w:val="id_ID" w:bidi="id_ID"/>
+        </w:rPr>
+      </w:r>
+      <w:r>
+        <w:rPr>
           <w:lang w:val="id_ID" w:bidi="id_ID"/>
         </w:rPr>
         <w:t xml:space="preserve">Di sini, </w:t>
@@ -2791,6 +3271,21 @@
       </w:r>
       <w:r>
         <w:rPr>
+          <w:b/>
+          <w:lang w:val="id_ID" w:bidi="id_ID"/>
+        </w:rPr>
+        <w:t>τὰ σπλάγχνα τῶν ἁγίων ἀναπέπαυται διὰ σοῦ</w:t>
+      </w:r>
+    </w:p>
+    <w:p>
+      <w:pPr/>
+      <w:r>
+        <w:rPr>
+          <w:lang w:val="id_ID" w:bidi="id_ID"/>
+        </w:rPr>
+      </w:r>
+      <w:r>
+        <w:rPr>
           <w:lang w:val="id_ID" w:bidi="id_ID"/>
         </w:rPr>
         <w:t xml:space="preserve">Di sini, </w:t>
@@ -2872,6 +3367,21 @@
       </w:r>
       <w:r>
         <w:rPr>
+          <w:b/>
+          <w:lang w:val="id_ID" w:bidi="id_ID"/>
+        </w:rPr>
+        <w:t>σοῦ, ἀδελφέ</w:t>
+      </w:r>
+    </w:p>
+    <w:p>
+      <w:pPr/>
+      <w:r>
+        <w:rPr>
+          <w:lang w:val="id_ID" w:bidi="id_ID"/>
+        </w:rPr>
+      </w:r>
+      <w:r>
+        <w:rPr>
           <w:lang w:val="id_ID" w:bidi="id_ID"/>
         </w:rPr>
         <w:t>Paulus memanggil Filemon dengan sebutan “saudara” karena mereka berdua adalah orang percaya, dan ia ingin menekankan persahabatan mereka. Terjemahan alternatif: “kamu, saudara” atau “kamu, sahabat terkasih”</w:t>
@@ -2988,6 +3498,21 @@
       </w:r>
       <w:r>
         <w:rPr>
+          <w:b/>
+          <w:lang w:val="id_ID" w:bidi="id_ID"/>
+        </w:rPr>
+        <w:t>πολλὴν ἐν Χριστῷ παρρησίαν</w:t>
+      </w:r>
+    </w:p>
+    <w:p>
+      <w:pPr/>
+      <w:r>
+        <w:rPr>
+          <w:lang w:val="id_ID" w:bidi="id_ID"/>
+        </w:rPr>
+      </w:r>
+      <w:r>
+        <w:rPr>
           <w:lang w:val="id_ID" w:bidi="id_ID"/>
         </w:rPr>
         <w:t>Ini dapat berarti: (1) “segala kuasa karena Kristus” (2) “segala keberanian karena Kristus.”</w:t>
@@ -3036,6 +3561,21 @@
       </w:r>
       <w:r>
         <w:rPr>
+          <w:b/>
+          <w:lang w:val="id_ID" w:bidi="id_ID"/>
+        </w:rPr>
+        <w:t>διό</w:t>
+      </w:r>
+    </w:p>
+    <w:p>
+      <w:pPr/>
+      <w:r>
+        <w:rPr>
+          <w:lang w:val="id_ID" w:bidi="id_ID"/>
+        </w:rPr>
+      </w:r>
+      <w:r>
+        <w:rPr>
           <w:lang w:val="id_ID" w:bidi="id_ID"/>
         </w:rPr>
         <w:t xml:space="preserve">Kata </w:t>
@@ -3117,6 +3657,21 @@
       </w:r>
       <w:r>
         <w:rPr>
+          <w:b/>
+          <w:lang w:val="id_ID" w:bidi="id_ID"/>
+        </w:rPr>
+        <w:t>διὰ τὴν ἀγάπην</w:t>
+      </w:r>
+    </w:p>
+    <w:p>
+      <w:pPr/>
+      <w:r>
+        <w:rPr>
+          <w:lang w:val="id_ID" w:bidi="id_ID"/>
+        </w:rPr>
+      </w:r>
+      <w:r>
+        <w:rPr>
           <w:lang w:val="id_ID" w:bidi="id_ID"/>
         </w:rPr>
         <w:t>Paulus tidak mengatakan untuk siapa “mengasihi” ini. Jika kita perlu menggunakan kata kerja di sini dan mengatakan siapa yang mengasihi siapa, maka hal ini dapat merujuk pada (1) kasih timbal balik antara dia dan Filemon. Lihat UST. (2) kasih Paulus kepada Filemon. Terjemahan alternatif: “karena aku mengasihi engkau” (3) kasih Filemon kepada sesama orang percaya. Terjemahan alternatif: “karena aku tahu bahwa engkau mengasihi umat Allah”</w:t>
@@ -3185,6 +3740,21 @@
       </w:r>
       <w:r>
         <w:rPr>
+          <w:b/>
+          <w:lang w:val="id_ID" w:bidi="id_ID"/>
+        </w:rPr>
+        <w:t>δέσμιος Χριστοῦ Ἰησοῦ</w:t>
+      </w:r>
+    </w:p>
+    <w:p>
+      <w:pPr/>
+      <w:r>
+        <w:rPr>
+          <w:lang w:val="id_ID" w:bidi="id_ID"/>
+        </w:rPr>
+      </w:r>
+      <w:r>
+        <w:rPr>
           <w:lang w:val="id_ID" w:bidi="id_ID"/>
         </w:rPr>
         <w:t>Paulus dipenjara karena orang-orang yang berkuasa tidak ingin dia berkhotbah tentang Yesus. Mereka memenjarakannya untuk menghentikan dan menghukumnya. Ini tidak berarti bahwa Yesus yang memenjarakan Paulus. Terjemahan alternatif: “seorang tahanan karena Kristus Yesus”</w:t>
@@ -3236,6 +3806,21 @@
           <w:b/>
           <w:lang w:val="id_ID" w:bidi="id_ID"/>
         </w:rPr>
+        <w:t>Ὀνήσιμον</w:t>
+      </w:r>
+    </w:p>
+    <w:p>
+      <w:pPr/>
+      <w:r>
+        <w:rPr>
+          <w:lang w:val="id_ID" w:bidi="id_ID"/>
+        </w:rPr>
+      </w:r>
+      <w:r>
+        <w:rPr>
+          <w:b/>
+          <w:lang w:val="id_ID" w:bidi="id_ID"/>
+        </w:rPr>
         <w:t>Onesimus</w:t>
       </w:r>
       <w:r>
@@ -3308,6 +3893,21 @@
       </w:r>
       <w:r>
         <w:rPr>
+          <w:b/>
+          <w:lang w:val="id_ID" w:bidi="id_ID"/>
+        </w:rPr>
+        <w:t>Ὀνήσιμον</w:t>
+      </w:r>
+    </w:p>
+    <w:p>
+      <w:pPr/>
+      <w:r>
+        <w:rPr>
+          <w:lang w:val="id_ID" w:bidi="id_ID"/>
+        </w:rPr>
+      </w:r>
+      <w:r>
+        <w:rPr>
           <w:lang w:val="id_ID" w:bidi="id_ID"/>
         </w:rPr>
         <w:t xml:space="preserve">Nama </w:t>
@@ -3389,6 +3989,21 @@
       </w:r>
       <w:r>
         <w:rPr>
+          <w:b/>
+          <w:lang w:val="id_ID" w:bidi="id_ID"/>
+        </w:rPr>
+        <w:t>ὃν ἐγέννησα</w:t>
+      </w:r>
+    </w:p>
+    <w:p>
+      <w:pPr/>
+      <w:r>
+        <w:rPr>
+          <w:lang w:val="id_ID" w:bidi="id_ID"/>
+        </w:rPr>
+      </w:r>
+      <w:r>
+        <w:rPr>
           <w:lang w:val="id_ID" w:bidi="id_ID"/>
         </w:rPr>
         <w:t xml:space="preserve">Di sini, </w:t>
@@ -3470,6 +4085,21 @@
       </w:r>
       <w:r>
         <w:rPr>
+          <w:b/>
+          <w:lang w:val="id_ID" w:bidi="id_ID"/>
+        </w:rPr>
+        <w:t>ἐν τοῖς δεσμοῖς</w:t>
+      </w:r>
+    </w:p>
+    <w:p>
+      <w:pPr/>
+      <w:r>
+        <w:rPr>
+          <w:lang w:val="id_ID" w:bidi="id_ID"/>
+        </w:rPr>
+      </w:r>
+      <w:r>
+        <w:rPr>
           <w:lang w:val="id_ID" w:bidi="id_ID"/>
         </w:rPr>
         <w:t xml:space="preserve">Para tahanan sering kali diikat dengan </w:t>
@@ -3551,6 +4181,21 @@
       </w:r>
       <w:r>
         <w:rPr>
+          <w:b/>
+          <w:lang w:val="id_ID" w:bidi="id_ID"/>
+        </w:rPr>
+        <w:t>ὃν ἀνέπεμψά σοι</w:t>
+      </w:r>
+    </w:p>
+    <w:p>
+      <w:pPr/>
+      <w:r>
+        <w:rPr>
+          <w:lang w:val="id_ID" w:bidi="id_ID"/>
+        </w:rPr>
+      </w:r>
+      <w:r>
+        <w:rPr>
           <w:lang w:val="id_ID" w:bidi="id_ID"/>
         </w:rPr>
         <w:t>Paulus mungkin mengirim Onesimus bersama dengan orang percaya lain yang membawa surat ini.</w:t>
@@ -3599,6 +4244,21 @@
       </w:r>
       <w:r>
         <w:rPr>
+          <w:b/>
+          <w:lang w:val="id_ID" w:bidi="id_ID"/>
+        </w:rPr>
+        <w:t>τοῦτ’ ἔστιν τὰ ἐμὰ σπλάγχνα</w:t>
+      </w:r>
+    </w:p>
+    <w:p>
+      <w:pPr/>
+      <w:r>
+        <w:rPr>
+          <w:lang w:val="id_ID" w:bidi="id_ID"/>
+        </w:rPr>
+      </w:r>
+      <w:r>
+        <w:rPr>
           <w:lang w:val="id_ID" w:bidi="id_ID"/>
         </w:rPr>
         <w:t xml:space="preserve">Frasa </w:t>
@@ -3680,6 +4340,21 @@
       </w:r>
       <w:r>
         <w:rPr>
+          <w:b/>
+          <w:lang w:val="id_ID" w:bidi="id_ID"/>
+        </w:rPr>
+        <w:t>τὰ ἐμὰ σπλάγχνα</w:t>
+      </w:r>
+    </w:p>
+    <w:p>
+      <w:pPr/>
+      <w:r>
+        <w:rPr>
+          <w:lang w:val="id_ID" w:bidi="id_ID"/>
+        </w:rPr>
+      </w:r>
+      <w:r>
+        <w:rPr>
           <w:lang w:val="id_ID" w:bidi="id_ID"/>
         </w:rPr>
         <w:t xml:space="preserve">Di sini, </w:t>
@@ -3761,6 +4436,21 @@
       </w:r>
       <w:r>
         <w:rPr>
+          <w:b/>
+          <w:lang w:val="id_ID" w:bidi="id_ID"/>
+        </w:rPr>
+        <w:t>ἵνα ὑπὲρ σοῦ μοι διακονῇ</w:t>
+      </w:r>
+    </w:p>
+    <w:p>
+      <w:pPr/>
+      <w:r>
+        <w:rPr>
+          <w:lang w:val="id_ID" w:bidi="id_ID"/>
+        </w:rPr>
+      </w:r>
+      <w:r>
+        <w:rPr>
           <w:lang w:val="id_ID" w:bidi="id_ID"/>
         </w:rPr>
         <w:t>Paulus tahu bahwa Filemon ingin menolongnya, dan karena itu ia menyarankan agar Onesimus melayani Paulus di penjara. Terjemahan alternatif: “supaya, karena engkau tidak dapat hadir di sini, ia dapat menolong aku” atau ”supaya ia dapat menolong aku menggantikan engkau”</w:t>
@@ -3809,6 +4499,21 @@
       </w:r>
       <w:r>
         <w:rPr>
+          <w:b/>
+          <w:lang w:val="id_ID" w:bidi="id_ID"/>
+        </w:rPr>
+        <w:t>ἐν τοῖς δεσμοῖς</w:t>
+      </w:r>
+    </w:p>
+    <w:p>
+      <w:pPr/>
+      <w:r>
+        <w:rPr>
+          <w:lang w:val="id_ID" w:bidi="id_ID"/>
+        </w:rPr>
+      </w:r>
+      <w:r>
+        <w:rPr>
           <w:lang w:val="id_ID" w:bidi="id_ID"/>
         </w:rPr>
         <w:t>Para tahanan sering kali diikat dengan rantai. Paulus berada di dalam penjara ketika ia memberi tahu Onesimus tentang Mesias, dan ia masih berada di dalam penjara ketika ia menulis surat ini.</w:t>
@@ -3877,6 +4582,21 @@
       </w:r>
       <w:r>
         <w:rPr>
+          <w:b/>
+          <w:lang w:val="id_ID" w:bidi="id_ID"/>
+        </w:rPr>
+        <w:t>ἐν τοῖς δεσμοῖς τοῦ εὐαγγελίου</w:t>
+      </w:r>
+    </w:p>
+    <w:p>
+      <w:pPr/>
+      <w:r>
+        <w:rPr>
+          <w:lang w:val="id_ID" w:bidi="id_ID"/>
+        </w:rPr>
+      </w:r>
+      <w:r>
+        <w:rPr>
           <w:lang w:val="id_ID" w:bidi="id_ID"/>
         </w:rPr>
         <w:t>Paulus dipenjara karena ia memberitakan Injil di depan umum. Anda dapat menyatakan hal ini secara eksplisit. Terjemahan alternatif: “dalam belenggu yang mereka kenakan kepadaku karena aku memberitakan Injil”</w:t>
@@ -3945,6 +4665,21 @@
       </w:r>
       <w:r>
         <w:rPr>
+          <w:b/>
+          <w:lang w:val="id_ID" w:bidi="id_ID"/>
+        </w:rPr>
+        <w:t>ἵνα μὴ ὡς κατὰ ἀνάγκην τὸ ἀγαθόν σου ᾖ</w:t>
+      </w:r>
+    </w:p>
+    <w:p>
+      <w:pPr/>
+      <w:r>
+        <w:rPr>
+          <w:lang w:val="id_ID" w:bidi="id_ID"/>
+        </w:rPr>
+      </w:r>
+      <w:r>
+        <w:rPr>
           <w:lang w:val="id_ID" w:bidi="id_ID"/>
         </w:rPr>
         <w:t xml:space="preserve">Jika akan membantu dalam bahasa Anda, Anda dapat mengekspresikan ide di balik kata benda abstrak </w:t>
@@ -4026,6 +4761,21 @@
       </w:r>
       <w:r>
         <w:rPr>
+          <w:b/>
+          <w:lang w:val="id_ID" w:bidi="id_ID"/>
+        </w:rPr>
+        <w:t>ἀλλὰ κατὰ ἑκούσιον.</w:t>
+      </w:r>
+    </w:p>
+    <w:p>
+      <w:pPr/>
+      <w:r>
+        <w:rPr>
+          <w:lang w:val="id_ID" w:bidi="id_ID"/>
+        </w:rPr>
+      </w:r>
+      <w:r>
+        <w:rPr>
           <w:lang w:val="id_ID" w:bidi="id_ID"/>
         </w:rPr>
         <w:t xml:space="preserve">Jika akan membantu dalam bahasa Anda, Anda dapat mengekspresikan ide di balik kata benda abstrak </w:t>
@@ -4107,6 +4857,21 @@
       </w:r>
       <w:r>
         <w:rPr>
+          <w:b/>
+          <w:lang w:val="id_ID" w:bidi="id_ID"/>
+        </w:rPr>
+        <w:t>τάχα γὰρ διὰ τοῦτο, ἐχωρίσθη πρὸς ὥραν, ἵνα</w:t>
+      </w:r>
+    </w:p>
+    <w:p>
+      <w:pPr/>
+      <w:r>
+        <w:rPr>
+          <w:lang w:val="id_ID" w:bidi="id_ID"/>
+        </w:rPr>
+      </w:r>
+      <w:r>
+        <w:rPr>
           <w:lang w:val="id_ID" w:bidi="id_ID"/>
         </w:rPr>
         <w:t>Jika bahasa Anda tidak menggunakan bentuk pasif ini, Anda dapat menyatakannya dalam bentuk aktif. Terjemahan alternatif: “Karena mungkin alasan Allah mengambil Onesimus dari padamu untuk sementara waktu adalah supaya”</w:t>
@@ -4175,6 +4940,21 @@
       </w:r>
       <w:r>
         <w:rPr>
+          <w:b/>
+          <w:lang w:val="id_ID" w:bidi="id_ID"/>
+        </w:rPr>
+        <w:t>πρὸς ὥραν</w:t>
+      </w:r>
+    </w:p>
+    <w:p>
+      <w:pPr/>
+      <w:r>
+        <w:rPr>
+          <w:lang w:val="id_ID" w:bidi="id_ID"/>
+        </w:rPr>
+      </w:r>
+      <w:r>
+        <w:rPr>
           <w:lang w:val="id_ID" w:bidi="id_ID"/>
         </w:rPr>
         <w:t xml:space="preserve">Di sini, frasa </w:t>
@@ -4256,6 +5036,21 @@
       </w:r>
       <w:r>
         <w:rPr>
+          <w:b/>
+          <w:lang w:val="id_ID" w:bidi="id_ID"/>
+        </w:rPr>
+        <w:t>ὑπὲρ δοῦλον</w:t>
+      </w:r>
+    </w:p>
+    <w:p>
+      <w:pPr/>
+      <w:r>
+        <w:rPr>
+          <w:lang w:val="id_ID" w:bidi="id_ID"/>
+        </w:rPr>
+      </w:r>
+      <w:r>
+        <w:rPr>
           <w:lang w:val="id_ID" w:bidi="id_ID"/>
         </w:rPr>
         <w:t>Terjemahan alternatif: “lebih berharga dari seorang budak” atau ”lebih disayangi dari seorang budak”</w:t>
@@ -4304,6 +5099,21 @@
       </w:r>
       <w:r>
         <w:rPr>
+          <w:b/>
+          <w:lang w:val="id_ID" w:bidi="id_ID"/>
+        </w:rPr>
+        <w:t>οὐκέτι ὡς δοῦλον</w:t>
+      </w:r>
+    </w:p>
+    <w:p>
+      <w:pPr/>
+      <w:r>
+        <w:rPr>
+          <w:lang w:val="id_ID" w:bidi="id_ID"/>
+        </w:rPr>
+      </w:r>
+      <w:r>
+        <w:rPr>
           <w:lang w:val="id_ID" w:bidi="id_ID"/>
         </w:rPr>
         <w:t xml:space="preserve">Ini tidak berarti bahwa Onesimus tidak akan lagi menjadi </w:t>
@@ -4365,6 +5175,21 @@
       </w:r>
       <w:r>
         <w:rPr>
+          <w:b/>
+          <w:lang w:val="id_ID" w:bidi="id_ID"/>
+        </w:rPr>
+        <w:t>ὑπὲρ δοῦλον</w:t>
+      </w:r>
+    </w:p>
+    <w:p>
+      <w:pPr/>
+      <w:r>
+        <w:rPr>
+          <w:lang w:val="id_ID" w:bidi="id_ID"/>
+        </w:rPr>
+      </w:r>
+      <w:r>
+        <w:rPr>
           <w:lang w:val="id_ID" w:bidi="id_ID"/>
         </w:rPr>
         <w:t>Terjemahan alternatif: “lebih berharga daripada seorang budak”</w:t>
@@ -4413,6 +5238,21 @@
       </w:r>
       <w:r>
         <w:rPr>
+          <w:b/>
+          <w:lang w:val="id_ID" w:bidi="id_ID"/>
+        </w:rPr>
+        <w:t>ἀδελφὸν ἀγαπητόν</w:t>
+      </w:r>
+    </w:p>
+    <w:p>
+      <w:pPr/>
+      <w:r>
+        <w:rPr>
+          <w:lang w:val="id_ID" w:bidi="id_ID"/>
+        </w:rPr>
+      </w:r>
+      <w:r>
+        <w:rPr>
           <w:lang w:val="id_ID" w:bidi="id_ID"/>
         </w:rPr>
         <w:t xml:space="preserve">Di sini, </w:t>
@@ -4494,6 +5334,21 @@
       </w:r>
       <w:r>
         <w:rPr>
+          <w:b/>
+          <w:lang w:val="id_ID" w:bidi="id_ID"/>
+        </w:rPr>
+        <w:t>ἀγαπητόν</w:t>
+      </w:r>
+    </w:p>
+    <w:p>
+      <w:pPr/>
+      <w:r>
+        <w:rPr>
+          <w:lang w:val="id_ID" w:bidi="id_ID"/>
+        </w:rPr>
+      </w:r>
+      <w:r>
+        <w:rPr>
           <w:lang w:val="id_ID" w:bidi="id_ID"/>
         </w:rPr>
         <w:t>Terjemahan alternatif: “ terkasih” atau “berharga”</w:t>
@@ -4542,6 +5397,21 @@
       </w:r>
       <w:r>
         <w:rPr>
+          <w:b/>
+          <w:lang w:val="id_ID" w:bidi="id_ID"/>
+        </w:rPr>
+        <w:t>ἐν Κυρίῳ</w:t>
+      </w:r>
+    </w:p>
+    <w:p>
+      <w:pPr/>
+      <w:r>
+        <w:rPr>
+          <w:lang w:val="id_ID" w:bidi="id_ID"/>
+        </w:rPr>
+      </w:r>
+      <w:r>
+        <w:rPr>
           <w:lang w:val="id_ID" w:bidi="id_ID"/>
         </w:rPr>
         <w:t>Terjemahan alternatif: “dalam persekutuan persaudaraan melalui Yesus” atau ”dalam persekutuan orang-orang percaya di dalam Tuhan”</w:t>
@@ -4590,6 +5460,21 @@
       </w:r>
       <w:r>
         <w:rPr>
+          <w:b/>
+          <w:lang w:val="id_ID" w:bidi="id_ID"/>
+        </w:rPr>
+        <w:t>εἰ &amp; με ἔχεις κοινωνόν</w:t>
+      </w:r>
+    </w:p>
+    <w:p>
+      <w:pPr/>
+      <w:r>
+        <w:rPr>
+          <w:lang w:val="id_ID" w:bidi="id_ID"/>
+        </w:rPr>
+      </w:r>
+      <w:r>
+        <w:rPr>
           <w:lang w:val="id_ID" w:bidi="id_ID"/>
         </w:rPr>
         <w:t>Paulus menulis dengan cara yang membuat seolah-olah Filemon tidak menganggap Paulus sebagai rekannya, tetapi ia tahu bahwa Filemon menganggap Paulus sebagai rekannya. Ini adalah cara untuk membuat Filemon menyetujui satu hal (bahwa Paulus adalah rekannya) sehingga ia akan menyetujui hal lainnya (menerima Onesimus). Jika bahasa Anda tidak menyatakan sesuatu sebagai sesuatu yang tidak pasti apakah itu pasti atau benar, dan jika pembaca Anda mungkin berpikir bahwa apa yang Paulus katakan tidak pasti, maka Anda dapat menerjemahkan kata-katanya sebagai pernyataan yang menegaskan. Terjemahan alternatif: “karena engkau memiliki aku sebagai pasanganmu”</w:t>
@@ -4658,6 +5543,21 @@
       </w:r>
       <w:r>
         <w:rPr>
+          <w:b/>
+          <w:lang w:val="id_ID" w:bidi="id_ID"/>
+        </w:rPr>
+        <w:t>οὖν</w:t>
+      </w:r>
+    </w:p>
+    <w:p>
+      <w:pPr/>
+      <w:r>
+        <w:rPr>
+          <w:lang w:val="id_ID" w:bidi="id_ID"/>
+        </w:rPr>
+      </w:r>
+      <w:r>
+        <w:rPr>
           <w:lang w:val="id_ID" w:bidi="id_ID"/>
         </w:rPr>
         <w:t xml:space="preserve">Oleh karena itu, </w:t>
@@ -4739,6 +5639,21 @@
       </w:r>
       <w:r>
         <w:rPr>
+          <w:b/>
+          <w:lang w:val="id_ID" w:bidi="id_ID"/>
+        </w:rPr>
+        <w:t>προσλαβοῦ αὐτὸν ὡς ἐμέ.</w:t>
+      </w:r>
+    </w:p>
+    <w:p>
+      <w:pPr/>
+      <w:r>
+        <w:rPr>
+          <w:lang w:val="id_ID" w:bidi="id_ID"/>
+        </w:rPr>
+      </w:r>
+      <w:r>
+        <w:rPr>
           <w:lang w:val="id_ID" w:bidi="id_ID"/>
         </w:rPr>
         <w:t>Paulus meninggalkan beberapa kata di sini yang dibutuhkan oleh sebuah kalimat dalam banyak bahasa untuk menjadi lengkap. Jika itu akan membantu dalam bahasa Anda, Anda dapat menyediakan kata-kata ini dari konteksnya. Terjemahan alternatif: “terimalah dia sama seperti kamu menerima aku”</w:t>
@@ -4807,6 +5722,21 @@
       </w:r>
       <w:r>
         <w:rPr>
+          <w:b/>
+          <w:lang w:val="id_ID" w:bidi="id_ID"/>
+        </w:rPr>
+        <w:t>εἰ δέ τι ἠδίκησέν σε ἢ ὀφείλει</w:t>
+      </w:r>
+    </w:p>
+    <w:p>
+      <w:pPr/>
+      <w:r>
+        <w:rPr>
+          <w:lang w:val="id_ID" w:bidi="id_ID"/>
+        </w:rPr>
+      </w:r>
+      <w:r>
+        <w:rPr>
           <w:lang w:val="id_ID" w:bidi="id_ID"/>
         </w:rPr>
         <w:t>Onesimus tentu saja melakukan kesalahan terhadap Filemon dengan melarikan diri, dan dia mungkin juga mencuri sebagian harta benda Filemon. Tetapi Paulus menyatakan hal-hal ini sebagai sesuatu yang tidak pasti untuk bersikap sopan. Jika bahasa Anda tidak menggunakan pernyataan bersyarat seperti ini, maka gunakanlah cara yang lebih alamiah untuk menyatakannya. Terjemahan alternatif: “Tetapi apa pun yang telah diambilnya atau kesalahan apa pun yang telah dilakukannya kepadamu”</w:t>
@@ -4875,6 +5805,21 @@
       </w:r>
       <w:r>
         <w:rPr>
+          <w:b/>
+          <w:lang w:val="id_ID" w:bidi="id_ID"/>
+        </w:rPr>
+        <w:t>εἰ δέ τι ἠδίκησέν σε ἢ ὀφείλει</w:t>
+      </w:r>
+    </w:p>
+    <w:p>
+      <w:pPr/>
+      <w:r>
+        <w:rPr>
+          <w:lang w:val="id_ID" w:bidi="id_ID"/>
+        </w:rPr>
+      </w:r>
+      <w:r>
+        <w:rPr>
           <w:lang w:val="id_ID" w:bidi="id_ID"/>
         </w:rPr>
         <w:t xml:space="preserve">Kedua frasa ini memiliki arti yang sama, meskipun </w:t>
@@ -4936,6 +5881,21 @@
       </w:r>
       <w:r>
         <w:rPr>
+          <w:b/>
+          <w:lang w:val="id_ID" w:bidi="id_ID"/>
+        </w:rPr>
+        <w:t>τοῦτο ἐμοὶ ἐλλόγα.</w:t>
+      </w:r>
+    </w:p>
+    <w:p>
+      <w:pPr/>
+      <w:r>
+        <w:rPr>
+          <w:lang w:val="id_ID" w:bidi="id_ID"/>
+        </w:rPr>
+      </w:r>
+      <w:r>
+        <w:rPr>
           <w:lang w:val="id_ID" w:bidi="id_ID"/>
         </w:rPr>
         <w:t>Terjemahan alternatif: “ Aku akan bertanggung jawab untuk melunasi hutangmu” atau “katakanlah bahwa akulah yang berhutang padamu”</w:t>
@@ -4984,6 +5944,21 @@
       </w:r>
       <w:r>
         <w:rPr>
+          <w:b/>
+          <w:lang w:val="id_ID" w:bidi="id_ID"/>
+        </w:rPr>
+        <w:t>ἐγὼ Παῦλος ἔγραψα τῇ ἐμῇ χειρί</w:t>
+      </w:r>
+    </w:p>
+    <w:p>
+      <w:pPr/>
+      <w:r>
+        <w:rPr>
+          <w:lang w:val="id_ID" w:bidi="id_ID"/>
+        </w:rPr>
+      </w:r>
+      <w:r>
+        <w:rPr>
           <w:lang w:val="id_ID" w:bidi="id_ID"/>
         </w:rPr>
         <w:t>Paulus menulis bagian ini dengan “tangannya sendiri” supaya Filemon tahu bahwa kata-kata ini benar-benar berasal dari Paulus, dan bahwa Paulus benar-benar akan membayarnya. Dia menggunakan bentuk lampau di sini karena tindakan menulisnya terjadi di masa lampau ketika Filemon membaca surat itu. Gunakanlah bentuk kata kerja yang paling alami dalam bahasa Anda. Terjemahan alternatif: “Aku, Paulus, menulis surat ini sendiri.”</w:t>
@@ -5032,6 +6007,21 @@
       </w:r>
       <w:r>
         <w:rPr>
+          <w:b/>
+          <w:lang w:val="id_ID" w:bidi="id_ID"/>
+        </w:rPr>
+        <w:t>ἵνα μὴ λέγω σοι</w:t>
+      </w:r>
+    </w:p>
+    <w:p>
+      <w:pPr/>
+      <w:r>
+        <w:rPr>
+          <w:lang w:val="id_ID" w:bidi="id_ID"/>
+        </w:rPr>
+      </w:r>
+      <w:r>
+        <w:rPr>
           <w:lang w:val="id_ID" w:bidi="id_ID"/>
         </w:rPr>
         <w:t>Paulus mengatakan bahwa ia tidak akan mengatakan sesuatu kepada Filemon ketika mengatakannya. Ini adalah cara yang sopan untuk menekankan kebenaran dari apa yang Paulus katakan. Jika bahasa Anda tidak menggunakan ironi seperti ini, gunakanlah ungkapan yang lebih alami. Terjemahan alternatif: “Saya tidak perlu mengingatkanmu” atau ”Kamu sudah tahu”</w:t>
@@ -5100,6 +6090,21 @@
       </w:r>
       <w:r>
         <w:rPr>
+          <w:b/>
+          <w:lang w:val="id_ID" w:bidi="id_ID"/>
+        </w:rPr>
+        <w:t>καὶ σεαυτόν μοι προσοφείλεις</w:t>
+      </w:r>
+    </w:p>
+    <w:p>
+      <w:pPr/>
+      <w:r>
+        <w:rPr>
+          <w:lang w:val="id_ID" w:bidi="id_ID"/>
+        </w:rPr>
+      </w:r>
+      <w:r>
+        <w:rPr>
           <w:lang w:val="id_ID" w:bidi="id_ID"/>
         </w:rPr>
         <w:t>Paulus menyiratkan bahwa apa pun yang menjadi utang Onesimus atau Paulus kepada Filemon telah dibatalkan oleh jumlah yang lebih besar yang menjadi utang Filemon kepada Paulus, yaitu nyawa Filemon sendiri. Alasan mengapa Filemon berhutang nyawa kepada Paulus dapat dijelaskan secara eksplisit. Terjemahan alternatif: “Kamu bahkan berhutang nyawa kepadaku” atau ‘kamu berhutang lebih banyak lagi kepadaku karena aku telah menyelamatkan nyawamu’ atau ”kamu berhutang nyawa kepadaku karena aku telah memberitahukan kepadamu tentang Yesus”</w:t>
@@ -5168,6 +6173,21 @@
       </w:r>
       <w:r>
         <w:rPr>
+          <w:b/>
+          <w:lang w:val="id_ID" w:bidi="id_ID"/>
+        </w:rPr>
+        <w:t>ἀδελφέ</w:t>
+      </w:r>
+    </w:p>
+    <w:p>
+      <w:pPr/>
+      <w:r>
+        <w:rPr>
+          <w:lang w:val="id_ID" w:bidi="id_ID"/>
+        </w:rPr>
+      </w:r>
+      <w:r>
+        <w:rPr>
           <w:lang w:val="id_ID" w:bidi="id_ID"/>
         </w:rPr>
         <w:t xml:space="preserve">Di sini, </w:t>
@@ -5249,6 +6269,21 @@
       </w:r>
       <w:r>
         <w:rPr>
+          <w:b/>
+          <w:lang w:val="id_ID" w:bidi="id_ID"/>
+        </w:rPr>
+        <w:t>ἐν Κυρίῳ</w:t>
+      </w:r>
+    </w:p>
+    <w:p>
+      <w:pPr/>
+      <w:r>
+        <w:rPr>
+          <w:lang w:val="id_ID" w:bidi="id_ID"/>
+        </w:rPr>
+      </w:r>
+      <w:r>
+        <w:rPr>
           <w:lang w:val="id_ID" w:bidi="id_ID"/>
         </w:rPr>
         <w:t xml:space="preserve">Perhatikan bagaimana Anda menerjemahkan kata </w:t>
@@ -5343,6 +6378,21 @@
       </w:r>
       <w:r>
         <w:rPr>
+          <w:b/>
+          <w:lang w:val="id_ID" w:bidi="id_ID"/>
+        </w:rPr>
+        <w:t>ἀνάπαυσόν μου τὰ σπλάγχνα ἐν Χριστῷ</w:t>
+      </w:r>
+    </w:p>
+    <w:p>
+      <w:pPr/>
+      <w:r>
+        <w:rPr>
+          <w:lang w:val="id_ID" w:bidi="id_ID"/>
+        </w:rPr>
+      </w:r>
+      <w:r>
+        <w:rPr>
           <w:lang w:val="id_ID" w:bidi="id_ID"/>
         </w:rPr>
         <w:t>Bagaimana Paulus ingin Filemon menyegarkan dirinya dapat dilihat secara eksplisit. Terjemahan alternatif: “Segarkanlah batin saya di dalam Kristus dengan menerima Onesimus dengan baik”</w:t>
@@ -5411,6 +6461,21 @@
       </w:r>
       <w:r>
         <w:rPr>
+          <w:b/>
+          <w:lang w:val="id_ID" w:bidi="id_ID"/>
+        </w:rPr>
+        <w:t>ἀνάπαυσόν μου τὰ σπλάγχνα</w:t>
+      </w:r>
+    </w:p>
+    <w:p>
+      <w:pPr/>
+      <w:r>
+        <w:rPr>
+          <w:lang w:val="id_ID" w:bidi="id_ID"/>
+        </w:rPr>
+      </w:r>
+      <w:r>
+        <w:rPr>
           <w:lang w:val="id_ID" w:bidi="id_ID"/>
         </w:rPr>
         <w:t xml:space="preserve">Di sini, </w:t>
@@ -5492,6 +6557,21 @@
       </w:r>
       <w:r>
         <w:rPr>
+          <w:b/>
+          <w:lang w:val="id_ID" w:bidi="id_ID"/>
+        </w:rPr>
+        <w:t>ἀνάπαυσόν μου τὰ σπλάγχνα</w:t>
+      </w:r>
+    </w:p>
+    <w:p>
+      <w:pPr/>
+      <w:r>
+        <w:rPr>
+          <w:lang w:val="id_ID" w:bidi="id_ID"/>
+        </w:rPr>
+      </w:r>
+      <w:r>
+        <w:rPr>
           <w:lang w:val="id_ID" w:bidi="id_ID"/>
         </w:rPr>
         <w:t xml:space="preserve">Di sini, </w:t>
@@ -5573,6 +6653,21 @@
       </w:r>
       <w:r>
         <w:rPr>
+          <w:b/>
+          <w:lang w:val="id_ID" w:bidi="id_ID"/>
+        </w:rPr>
+        <w:t>πεποιθὼς τῇ ὑπακοῇ σου</w:t>
+      </w:r>
+    </w:p>
+    <w:p>
+      <w:pPr/>
+      <w:r>
+        <w:rPr>
+          <w:lang w:val="id_ID" w:bidi="id_ID"/>
+        </w:rPr>
+      </w:r>
+      <w:r>
+        <w:rPr>
           <w:lang w:val="id_ID" w:bidi="id_ID"/>
         </w:rPr>
         <w:t xml:space="preserve">Jika akan membantu dalam bahasa Anda, Anda dapat mengekspresikan ide di balik kata benda abstrak </w:t>
@@ -5667,6 +6762,21 @@
       </w:r>
       <w:r>
         <w:rPr>
+          <w:b/>
+          <w:lang w:val="id_ID" w:bidi="id_ID"/>
+        </w:rPr>
+        <w:t>ἔγραψά σοι</w:t>
+      </w:r>
+    </w:p>
+    <w:p>
+      <w:pPr/>
+      <w:r>
+        <w:rPr>
+          <w:lang w:val="id_ID" w:bidi="id_ID"/>
+        </w:rPr>
+      </w:r>
+      <w:r>
+        <w:rPr>
           <w:lang w:val="id_ID" w:bidi="id_ID"/>
         </w:rPr>
         <w:t>Paulus menggunakan bentuk lampau di sini karena tindakan menulisnya terjadi di masa lalu ketika Filemon membaca suratnya. Gunakan bentuk kata kerja yang paling alami dalam bahasa Anda. Terjemahan alternatif: “Aku menulis kepadamu”</w:t>
@@ -5715,6 +6825,21 @@
       </w:r>
       <w:r>
         <w:rPr>
+          <w:b/>
+          <w:lang w:val="id_ID" w:bidi="id_ID"/>
+        </w:rPr>
+        <w:t>δὲ</w:t>
+      </w:r>
+    </w:p>
+    <w:p>
+      <w:pPr/>
+      <w:r>
+        <w:rPr>
+          <w:lang w:val="id_ID" w:bidi="id_ID"/>
+        </w:rPr>
+      </w:r>
+      <w:r>
+        <w:rPr>
           <w:lang w:val="id_ID" w:bidi="id_ID"/>
         </w:rPr>
         <w:t>Pernyataan Penghubung: Di sini Paulus menutup suratnya dan memberikan instruksi terakhir kepada Filemon serta berkat bagi Filemon dan orang-orang percaya yang berkumpul untuk beribadah di rumah Filemon. Jika Anda menggunakan judul bagian, Anda dapat meletakkannya di sini sebelum ayat 22. Judul yang disarankan: “ Berkat dan Perintah Terakhir”</w:t>
@@ -5763,6 +6888,21 @@
       </w:r>
       <w:r>
         <w:rPr>
+          <w:b/>
+          <w:lang w:val="id_ID" w:bidi="id_ID"/>
+        </w:rPr>
+        <w:t>ἅμα</w:t>
+      </w:r>
+    </w:p>
+    <w:p>
+      <w:pPr/>
+      <w:r>
+        <w:rPr>
+          <w:lang w:val="id_ID" w:bidi="id_ID"/>
+        </w:rPr>
+      </w:r>
+      <w:r>
+        <w:rPr>
           <w:lang w:val="id_ID" w:bidi="id_ID"/>
         </w:rPr>
         <w:t xml:space="preserve">Kata yang diterjemahkan </w:t>
@@ -5844,6 +6984,21 @@
       </w:r>
       <w:r>
         <w:rPr>
+          <w:b/>
+          <w:lang w:val="id_ID" w:bidi="id_ID"/>
+        </w:rPr>
+        <w:t>χαρισθήσομαι ὑμῖν</w:t>
+      </w:r>
+    </w:p>
+    <w:p>
+      <w:pPr/>
+      <w:r>
+        <w:rPr>
+          <w:lang w:val="id_ID" w:bidi="id_ID"/>
+        </w:rPr>
+      </w:r>
+      <w:r>
+        <w:rPr>
           <w:lang w:val="id_ID" w:bidi="id_ID"/>
         </w:rPr>
         <w:t>Terjemahan alternatif: “Mereka yang menahan saya di penjara akan membebaskan saya sehingga saya dapat pergi kepadamu.”</w:t>
@@ -5892,6 +7047,21 @@
       </w:r>
       <w:r>
         <w:rPr>
+          <w:b/>
+          <w:lang w:val="id_ID" w:bidi="id_ID"/>
+        </w:rPr>
+        <w:t>ἑτοίμαζέ μοι ξενίαν</w:t>
+      </w:r>
+    </w:p>
+    <w:p>
+      <w:pPr/>
+      <w:r>
+        <w:rPr>
+          <w:lang w:val="id_ID" w:bidi="id_ID"/>
+        </w:rPr>
+      </w:r>
+      <w:r>
+        <w:rPr>
           <w:lang w:val="id_ID" w:bidi="id_ID"/>
         </w:rPr>
         <w:t xml:space="preserve">Kata yang diterjemahkan </w:t>
@@ -5953,6 +7123,21 @@
       </w:r>
       <w:r>
         <w:rPr>
+          <w:b/>
+          <w:lang w:val="id_ID" w:bidi="id_ID"/>
+        </w:rPr>
+        <w:t>διὰ τῶν προσευχῶν ὑμῶν</w:t>
+      </w:r>
+    </w:p>
+    <w:p>
+      <w:pPr/>
+      <w:r>
+        <w:rPr>
+          <w:lang w:val="id_ID" w:bidi="id_ID"/>
+        </w:rPr>
+      </w:r>
+      <w:r>
+        <w:rPr>
           <w:lang w:val="id_ID" w:bidi="id_ID"/>
         </w:rPr>
         <w:t>Terjemahan alternatif: “Tuhan akan menjawab doa-doamu sehingga”</w:t>
@@ -6001,6 +7186,21 @@
       </w:r>
       <w:r>
         <w:rPr>
+          <w:b/>
+          <w:lang w:val="id_ID" w:bidi="id_ID"/>
+        </w:rPr>
+        <w:t>χαρισθήσομαι ὑμῖν.</w:t>
+      </w:r>
+    </w:p>
+    <w:p>
+      <w:pPr/>
+      <w:r>
+        <w:rPr>
+          <w:lang w:val="id_ID" w:bidi="id_ID"/>
+        </w:rPr>
+      </w:r>
+      <w:r>
+        <w:rPr>
           <w:lang w:val="id_ID" w:bidi="id_ID"/>
         </w:rPr>
         <w:t>Jika akan membantu dalam bahasa Anda, Anda dapat mengekspresikannya secara eksplisit dengan bentuk aktif. Terjemahan alternatif: “Allah akan membawa aku kembali kepadamu” atau “mereka yang menahanku di penjara akan membebaskanku sehingga aku dapat datang kepadamu.”</w:t>
@@ -6069,6 +7269,21 @@
       </w:r>
       <w:r>
         <w:rPr>
+          <w:b/>
+          <w:lang w:val="id_ID" w:bidi="id_ID"/>
+        </w:rPr>
+        <w:t>ὑμῶν &amp; ὑμῖν</w:t>
+      </w:r>
+    </w:p>
+    <w:p>
+      <w:pPr/>
+      <w:r>
+        <w:rPr>
+          <w:lang w:val="id_ID" w:bidi="id_ID"/>
+        </w:rPr>
+      </w:r>
+      <w:r>
+        <w:rPr>
           <w:lang w:val="id_ID" w:bidi="id_ID"/>
         </w:rPr>
         <w:t xml:space="preserve">Kata </w:t>
@@ -6166,6 +7381,21 @@
           <w:b/>
           <w:lang w:val="id_ID" w:bidi="id_ID"/>
         </w:rPr>
+        <w:t>Ἐπαφρᾶς</w:t>
+      </w:r>
+    </w:p>
+    <w:p>
+      <w:pPr/>
+      <w:r>
+        <w:rPr>
+          <w:lang w:val="id_ID" w:bidi="id_ID"/>
+        </w:rPr>
+      </w:r>
+      <w:r>
+        <w:rPr>
+          <w:b/>
+          <w:lang w:val="id_ID" w:bidi="id_ID"/>
+        </w:rPr>
         <w:t>Epafras</w:t>
       </w:r>
       <w:r>
@@ -6238,6 +7468,21 @@
       </w:r>
       <w:r>
         <w:rPr>
+          <w:b/>
+          <w:lang w:val="id_ID" w:bidi="id_ID"/>
+        </w:rPr>
+        <w:t>ἐν Χριστῷ Ἰησοῦ</w:t>
+      </w:r>
+    </w:p>
+    <w:p>
+      <w:pPr/>
+      <w:r>
+        <w:rPr>
+          <w:lang w:val="id_ID" w:bidi="id_ID"/>
+        </w:rPr>
+      </w:r>
+      <w:r>
+        <w:rPr>
           <w:lang w:val="id_ID" w:bidi="id_ID"/>
         </w:rPr>
         <w:t xml:space="preserve">Di sini, </w:t>
@@ -6299,6 +7544,21 @@
       </w:r>
       <w:r>
         <w:rPr>
+          <w:b/>
+          <w:lang w:val="id_ID" w:bidi="id_ID"/>
+        </w:rPr>
+        <w:t>Μᾶρκος, Ἀρίσταρχος, Δημᾶς, Λουκᾶς</w:t>
+      </w:r>
+    </w:p>
+    <w:p>
+      <w:pPr/>
+      <w:r>
+        <w:rPr>
+          <w:lang w:val="id_ID" w:bidi="id_ID"/>
+        </w:rPr>
+      </w:r>
+      <w:r>
+        <w:rPr>
           <w:lang w:val="id_ID" w:bidi="id_ID"/>
         </w:rPr>
         <w:t>Ini adalah nama-nama pria.</w:t>
@@ -6367,6 +7627,21 @@
       </w:r>
       <w:r>
         <w:rPr>
+          <w:b/>
+          <w:lang w:val="id_ID" w:bidi="id_ID"/>
+        </w:rPr>
+        <w:t>Μᾶρκος, Ἀρίσταρχος, Δημᾶς, Λουκᾶς</w:t>
+      </w:r>
+    </w:p>
+    <w:p>
+      <w:pPr/>
+      <w:r>
+        <w:rPr>
+          <w:lang w:val="id_ID" w:bidi="id_ID"/>
+        </w:rPr>
+      </w:r>
+      <w:r>
+        <w:rPr>
           <w:lang w:val="id_ID" w:bidi="id_ID"/>
         </w:rPr>
         <w:t>Paulus meninggalkan beberapa kata di sini yang dibutuhkan oleh sebuah kalimat dalam banyak bahasa untuk menjadi lengkap. Jika itu akan membantu dalam bahasa Anda, Anda dapat menyediakan kata-kata ini dari konteksnya. Terjemahan alternatif: “Demikian juga Markus, Aristarkhus, Demas dan Lukas, teman-teman sekerjaku” atau ”Markus, Aristarkhus, Demas dan Lukas, teman-teman sekerjaku, juga memberi salam kepadamu”</w:t>
@@ -6435,6 +7710,21 @@
       </w:r>
       <w:r>
         <w:rPr>
+          <w:b/>
+          <w:lang w:val="id_ID" w:bidi="id_ID"/>
+        </w:rPr>
+        <w:t>οἱ συνεργοί μου</w:t>
+      </w:r>
+    </w:p>
+    <w:p>
+      <w:pPr/>
+      <w:r>
+        <w:rPr>
+          <w:lang w:val="id_ID" w:bidi="id_ID"/>
+        </w:rPr>
+      </w:r>
+      <w:r>
+        <w:rPr>
           <w:lang w:val="id_ID" w:bidi="id_ID"/>
         </w:rPr>
         <w:t>Terjemahan alternatif: “orang-orang yang bekerja dengan saya” atau “ semua yang bekerja dengan saya.”</w:t>
@@ -6483,6 +7773,21 @@
       </w:r>
       <w:r>
         <w:rPr>
+          <w:b/>
+          <w:lang w:val="id_ID" w:bidi="id_ID"/>
+        </w:rPr>
+        <w:t>μετὰ τοῦ πνεύματος ὑμῶν</w:t>
+      </w:r>
+    </w:p>
+    <w:p>
+      <w:pPr/>
+      <w:r>
+        <w:rPr>
+          <w:lang w:val="id_ID" w:bidi="id_ID"/>
+        </w:rPr>
+      </w:r>
+      <w:r>
+        <w:rPr>
           <w:lang w:val="id_ID" w:bidi="id_ID"/>
         </w:rPr>
         <w:t>Kata-kata “rohmu” adalah sebuah sinekdoki dan mewakili orang-orang itu sendiri. Paulus merujuk kepada Filemon dan semua orang yang bertemu di rumahnya.</w:t>
@@ -6551,6 +7856,21 @@
       </w:r>
       <w:r>
         <w:rPr>
+          <w:b/>
+          <w:lang w:val="id_ID" w:bidi="id_ID"/>
+        </w:rPr>
+        <w:t>ἡ χάρις τοῦ Κυρίου ἡμῶν, Ἰησοῦ Χριστοῦ</w:t>
+      </w:r>
+    </w:p>
+    <w:p>
+      <w:pPr/>
+      <w:r>
+        <w:rPr>
+          <w:lang w:val="id_ID" w:bidi="id_ID"/>
+        </w:rPr>
+      </w:r>
+      <w:r>
+        <w:rPr>
           <w:lang w:val="id_ID" w:bidi="id_ID"/>
         </w:rPr>
         <w:t xml:space="preserve">Jika akan membantu dalam bahasa Anda, Anda dapat mengekspresikan ide di balik kata benda abstrak </w:t>
@@ -6621,6 +7941,21 @@
         <w:rPr>
           <w:lang w:val="id_ID" w:bidi="id_ID"/>
         </w:rPr>
+      </w:r>
+    </w:p>
+    <w:p>
+      <w:pPr/>
+      <w:r>
+        <w:rPr>
+          <w:lang w:val="id_ID" w:bidi="id_ID"/>
+        </w:rPr>
+      </w:r>
+      <w:r>
+        <w:rPr>
+          <w:b/>
+          <w:lang w:val="id_ID" w:bidi="id_ID"/>
+        </w:rPr>
+        <w:t>ὑμῶν</w:t>
       </w:r>
     </w:p>
     <w:p>

--- a/ind/docx/57.content.docx
+++ b/ind/docx/57.content.docx
@@ -353,6 +353,21 @@
       </w:r>
       <w:r>
         <w:rPr>
+          <w:b/>
+          <w:lang w:val="id_ID" w:bidi="id_ID"/>
+        </w:rPr>
+        <w:t>ὁ ἀδελφὸς</w:t>
+      </w:r>
+    </w:p>
+    <w:p>
+      <w:pPr/>
+      <w:r>
+        <w:rPr>
+          <w:lang w:val="id_ID" w:bidi="id_ID"/>
+        </w:rPr>
+      </w:r>
+      <w:r>
+        <w:rPr>
           <w:lang w:val="id_ID" w:bidi="id_ID"/>
         </w:rPr>
         <w:t>Paulus menggunakan istilah “saudara” untuk menyebut seseorang yang memiliki iman yang sama. Terjemahan alternatif: “sesama orang Kristen” atau ‘rekan kita dalam iman’ (Lihat: rc://*/ta/man/translate/figs-metaphor)</w:t>
@@ -1663,7 +1678,7 @@
           <w:b/>
           <w:lang w:val="id_ID" w:bidi="id_ID"/>
         </w:rPr>
-        <w:t>χάρις ὑμῖν καὶ εἰρήνη, ἀπὸ Θεοῦ Πατρὸς ἡμῶν καὶ Κυρίου ἡμῶν Ἰησοῦ Χριστοῦ.</w:t>
+        <w:t>χάρις ὑμῖν καὶ εἰρήνη, ἀπὸ Θεοῦ Πατρὸς ἡμῶν καὶ Κυρίου ἡμῶν Ἰησοῦ Χριστοῦ</w:t>
       </w:r>
     </w:p>
     <w:p>
@@ -2615,7 +2630,7 @@
           <w:b/>
           <w:lang w:val="id_ID" w:bidi="id_ID"/>
         </w:rPr>
-        <w:t>ἡ κοινωνία τῆς πίστεώς σου, ἐνεργὴς γένηται ἐν ἐπιγνώσει παντὸς ἀγαθοῦ τοῦ ἐν ἡμῖν εἰς Χριστόν.</w:t>
+        <w:t>ἡ κοινωνία τῆς πίστεώς σου, ἐνεργὴς γένηται ἐν ἐπιγνώσει παντὸς ἀγαθοῦ τοῦ ἐν ἡμῖν εἰς Χριστόν</w:t>
       </w:r>
     </w:p>
     <w:p>
@@ -4764,7 +4779,7 @@
           <w:b/>
           <w:lang w:val="id_ID" w:bidi="id_ID"/>
         </w:rPr>
-        <w:t>ἀλλὰ κατὰ ἑκούσιον.</w:t>
+        <w:t>ἀλλὰ κατὰ ἑκούσιον</w:t>
       </w:r>
     </w:p>
     <w:p>
@@ -5642,7 +5657,7 @@
           <w:b/>
           <w:lang w:val="id_ID" w:bidi="id_ID"/>
         </w:rPr>
-        <w:t>προσλαβοῦ αὐτὸν ὡς ἐμέ.</w:t>
+        <w:t>προσλαβοῦ αὐτὸν ὡς ἐμέ</w:t>
       </w:r>
     </w:p>
     <w:p>
@@ -5884,7 +5899,7 @@
           <w:b/>
           <w:lang w:val="id_ID" w:bidi="id_ID"/>
         </w:rPr>
-        <w:t>τοῦτο ἐμοὶ ἐλλόγα.</w:t>
+        <w:t>τοῦτο ἐμοὶ ἐλλόγα</w:t>
       </w:r>
     </w:p>
     <w:p>
@@ -7189,7 +7204,7 @@
           <w:b/>
           <w:lang w:val="id_ID" w:bidi="id_ID"/>
         </w:rPr>
-        <w:t>χαρισθήσομαι ὑμῖν.</w:t>
+        <w:t>χαρισθήσομαι ὑμῖν</w:t>
       </w:r>
     </w:p>
     <w:p>

--- a/ind/docx/57.content.docx
+++ b/ind/docx/57.content.docx
@@ -528,6 +528,21 @@
           <w:b/>
           <w:lang w:val="id_ID" w:bidi="id_ID"/>
         </w:rPr>
+        <w:t>Φιλήμονι</w:t>
+      </w:r>
+    </w:p>
+    <w:p>
+      <w:pPr/>
+      <w:r>
+        <w:rPr>
+          <w:lang w:val="id_ID" w:bidi="id_ID"/>
+        </w:rPr>
+      </w:r>
+      <w:r>
+        <w:rPr>
+          <w:b/>
+          <w:lang w:val="id_ID" w:bidi="id_ID"/>
+        </w:rPr>
         <w:t>Filemon</w:t>
       </w:r>
       <w:r>
@@ -855,6 +870,21 @@
       </w:r>
       <w:r>
         <w:rPr>
+          <w:b/>
+          <w:lang w:val="id_ID" w:bidi="id_ID"/>
+        </w:rPr>
+        <w:t>Ἀπφίᾳ</w:t>
+      </w:r>
+    </w:p>
+    <w:p>
+      <w:pPr/>
+      <w:r>
+        <w:rPr>
+          <w:lang w:val="id_ID" w:bidi="id_ID"/>
+        </w:rPr>
+      </w:r>
+      <w:r>
+        <w:rPr>
           <w:lang w:val="id_ID" w:bidi="id_ID"/>
         </w:rPr>
         <w:t>** Apfia** adalah nama seorang wanita.</w:t>
@@ -1211,6 +1241,21 @@
       </w:r>
       <w:r>
         <w:rPr>
+          <w:b/>
+          <w:lang w:val="id_ID" w:bidi="id_ID"/>
+        </w:rPr>
+        <w:t>Ἀπφίᾳ &amp; Ἀρχίππῳ &amp; τῇ &amp; ἐκκλησίᾳ</w:t>
+      </w:r>
+    </w:p>
+    <w:p>
+      <w:pPr/>
+      <w:r>
+        <w:rPr>
+          <w:lang w:val="id_ID" w:bidi="id_ID"/>
+        </w:rPr>
+      </w:r>
+      <w:r>
+        <w:rPr>
           <w:lang w:val="id_ID" w:bidi="id_ID"/>
         </w:rPr>
         <w:t xml:space="preserve">Surat ini terutama ditujukan kepada Filemon. Dapat menyesatkan jika kita mengira bahwa Paulus menulis kepada </w:t>
@@ -1298,6 +1343,21 @@
       </w:r>
       <w:r>
         <w:rPr>
+          <w:b/>
+          <w:lang w:val="id_ID" w:bidi="id_ID"/>
+        </w:rPr>
+        <w:t>Ἀρχίππῳ</w:t>
+      </w:r>
+    </w:p>
+    <w:p>
+      <w:pPr/>
+      <w:r>
+        <w:rPr>
+          <w:lang w:val="id_ID" w:bidi="id_ID"/>
+        </w:rPr>
+      </w:r>
+      <w:r>
+        <w:rPr>
           <w:i/>
           <w:lang w:val="id_ID" w:bidi="id_ID"/>
         </w:rPr>
@@ -1532,6 +1592,21 @@
       </w:r>
       <w:r>
         <w:rPr>
+          <w:b/>
+          <w:lang w:val="id_ID" w:bidi="id_ID"/>
+        </w:rPr>
+        <w:t>χάρις ὑμῖν καὶ εἰρήνη, ἀπὸ Θεοῦ Πατρὸς ἡμῶν καὶ Κυρίου ἡμῶν Ἰησοῦ Χριστοῦ</w:t>
+      </w:r>
+    </w:p>
+    <w:p>
+      <w:pPr/>
+      <w:r>
+        <w:rPr>
+          <w:lang w:val="id_ID" w:bidi="id_ID"/>
+        </w:rPr>
+      </w:r>
+      <w:r>
+        <w:rPr>
           <w:lang w:val="id_ID" w:bidi="id_ID"/>
         </w:rPr>
         <w:t>Setelah memperkenalkan pengirim dan penerima surat, Paulus memberikan berkat. Gunakanlah bentuk yang dapat dikenali orang sebagai berkat dalam bahasa Anda. Terjemahan alternatif: “Semoga Allah Bapa kita dan Tuhan Yesus Kristus memberikan kasih karunia dan damai sejahtera kepadamu.”</w:t>
@@ -1600,6 +1675,21 @@
       </w:r>
       <w:r>
         <w:rPr>
+          <w:b/>
+          <w:lang w:val="id_ID" w:bidi="id_ID"/>
+        </w:rPr>
+        <w:t>χάρις ὑμῖν καὶ εἰρήνη, ἀπὸ Θεοῦ Πατρὸς ἡμῶν καὶ Κυρίου ἡμῶν Ἰησοῦ Χριστοῦ</w:t>
+      </w:r>
+    </w:p>
+    <w:p>
+      <w:pPr/>
+      <w:r>
+        <w:rPr>
+          <w:lang w:val="id_ID" w:bidi="id_ID"/>
+        </w:rPr>
+      </w:r>
+      <w:r>
+        <w:rPr>
           <w:lang w:val="id_ID" w:bidi="id_ID"/>
         </w:rPr>
         <w:t xml:space="preserve">Jika akan membantu dalam bahasa Anda, Anda dapat mengekspresikan ide di balik kata benda abstrak </w:t>
@@ -1889,6 +1979,21 @@
           <w:b/>
           <w:lang w:val="id_ID" w:bidi="id_ID"/>
         </w:rPr>
+        <w:t>Πατρὸς</w:t>
+      </w:r>
+    </w:p>
+    <w:p>
+      <w:pPr/>
+      <w:r>
+        <w:rPr>
+          <w:lang w:val="id_ID" w:bidi="id_ID"/>
+        </w:rPr>
+      </w:r>
+      <w:r>
+        <w:rPr>
+          <w:b/>
+          <w:lang w:val="id_ID" w:bidi="id_ID"/>
+        </w:rPr>
         <w:t>Bapa</w:t>
       </w:r>
       <w:r>
@@ -2057,6 +2162,21 @@
       </w:r>
       <w:r>
         <w:rPr>
+          <w:b/>
+          <w:lang w:val="id_ID" w:bidi="id_ID"/>
+        </w:rPr>
+        <w:t>ἀκούων σου τὴν ἀγάπην καὶ τὴν πίστιν, ἣν ἔχεις πρὸς τὸν Κύριον Ἰησοῦν, καὶ εἰς πάντας τοὺς ἁγίους</w:t>
+      </w:r>
+    </w:p>
+    <w:p>
+      <w:pPr/>
+      <w:r>
+        <w:rPr>
+          <w:lang w:val="id_ID" w:bidi="id_ID"/>
+        </w:rPr>
+      </w:r>
+      <w:r>
+        <w:rPr>
           <w:lang w:val="id_ID" w:bidi="id_ID"/>
         </w:rPr>
         <w:t xml:space="preserve">Jika itu akan membantu dalam bahasa Anda, Anda dapat mengekspresikan kata benda abstrak </w:t>
@@ -2151,6 +2271,21 @@
       </w:r>
       <w:r>
         <w:rPr>
+          <w:b/>
+          <w:lang w:val="id_ID" w:bidi="id_ID"/>
+        </w:rPr>
+        <w:t>ἀκούων σου τὴν ἀγάπην καὶ τὴν πίστιν, ἣν ἔχεις πρὸς τὸν Κύριον Ἰησοῦν, καὶ εἰς πάντας τοὺς ἁγίους</w:t>
+      </w:r>
+    </w:p>
+    <w:p>
+      <w:pPr/>
+      <w:r>
+        <w:rPr>
+          <w:lang w:val="id_ID" w:bidi="id_ID"/>
+        </w:rPr>
+      </w:r>
+      <w:r>
+        <w:rPr>
           <w:lang w:val="id_ID" w:bidi="id_ID"/>
         </w:rPr>
         <w:t>Paulus menggunakan struktur puitis di sini, di mana bagian pertama dan terakhir saling berkaitan dan bagian kedua dan ketiga saling berhubungan. Oleh karena itu, maknanya adalah: “mendengar tentang iman yang kamu miliki di dalam Tuhan Yesus dan tentang kasihmu kepada semua orang kudus.” Paulus mengatakan hal ini dengan tepat di Kolose 1:4 tanpa struktur puitis.</w:t>
@@ -2219,6 +2354,21 @@
       </w:r>
       <w:r>
         <w:rPr>
+          <w:b/>
+          <w:lang w:val="id_ID" w:bidi="id_ID"/>
+        </w:rPr>
+        <w:t>σου &amp; ἔχεις</w:t>
+      </w:r>
+    </w:p>
+    <w:p>
+      <w:pPr/>
+      <w:r>
+        <w:rPr>
+          <w:lang w:val="id_ID" w:bidi="id_ID"/>
+        </w:rPr>
+      </w:r>
+      <w:r>
+        <w:rPr>
           <w:lang w:val="id_ID" w:bidi="id_ID"/>
         </w:rPr>
         <w:t xml:space="preserve">Di sini, kata </w:t>
@@ -2492,6 +2642,21 @@
       </w:r>
       <w:r>
         <w:rPr>
+          <w:b/>
+          <w:lang w:val="id_ID" w:bidi="id_ID"/>
+        </w:rPr>
+        <w:t>ἡ κοινωνία τῆς πίστεώς σου, ἐνεργὴς γένηται ἐν ἐπιγνώσει παντὸς ἀγαθοῦ τοῦ ἐν ἡμῖν εἰς Χριστόν</w:t>
+      </w:r>
+    </w:p>
+    <w:p>
+      <w:pPr/>
+      <w:r>
+        <w:rPr>
+          <w:lang w:val="id_ID" w:bidi="id_ID"/>
+        </w:rPr>
+      </w:r>
+      <w:r>
+        <w:rPr>
           <w:lang w:val="id_ID" w:bidi="id_ID"/>
         </w:rPr>
         <w:t xml:space="preserve">Jika akan membantu dalam bahasa Anda, Anda dapat mengekspresikan ide di balik kata benda abstrak </w:t>
@@ -2586,6 +2751,21 @@
       </w:r>
       <w:r>
         <w:rPr>
+          <w:b/>
+          <w:lang w:val="id_ID" w:bidi="id_ID"/>
+        </w:rPr>
+        <w:t>ἐν ἐπιγνώσει παντὸς ἀγαθοῦ</w:t>
+      </w:r>
+    </w:p>
+    <w:p>
+      <w:pPr/>
+      <w:r>
+        <w:rPr>
+          <w:lang w:val="id_ID" w:bidi="id_ID"/>
+        </w:rPr>
+      </w:r>
+      <w:r>
+        <w:rPr>
           <w:lang w:val="id_ID" w:bidi="id_ID"/>
         </w:rPr>
         <w:t>Ini bisa berarti: (1) “dan akan mengakibatkan kamu mengetahui segala sesuatu yang baik” (2) “sehingga mereka yang berbagi iman dengan kamu akan mengetahui segala sesuatu yang baik” Terjemahan alternatif: “dengan mengetahui segala sesuatu yang baik”</w:t>
@@ -2942,6 +3122,21 @@
       </w:r>
       <w:r>
         <w:rPr>
+          <w:b/>
+          <w:lang w:val="id_ID" w:bidi="id_ID"/>
+        </w:rPr>
+        <w:t>τὰ σπλάγχνα τῶν ἁγίων ἀναπέπαυται διὰ σοῦ</w:t>
+      </w:r>
+    </w:p>
+    <w:p>
+      <w:pPr/>
+      <w:r>
+        <w:rPr>
+          <w:lang w:val="id_ID" w:bidi="id_ID"/>
+        </w:rPr>
+      </w:r>
+      <w:r>
+        <w:rPr>
           <w:lang w:val="id_ID" w:bidi="id_ID"/>
         </w:rPr>
         <w:t>Jika bahasa Anda tidak menggunakan bentuk pasif ini, Anda dapat menyatakannya dalam bentuk aktif. Terjemahan alternatif: “Engkau telah menyegarkan bagian dalam orang-orang kudus”</w:t>
@@ -3106,6 +3301,21 @@
       </w:r>
       <w:r>
         <w:rPr>
+          <w:b/>
+          <w:lang w:val="id_ID" w:bidi="id_ID"/>
+        </w:rPr>
+        <w:t>τὰ σπλάγχνα τῶν ἁγίων ἀναπέπαυται διὰ σοῦ</w:t>
+      </w:r>
+    </w:p>
+    <w:p>
+      <w:pPr/>
+      <w:r>
+        <w:rPr>
+          <w:lang w:val="id_ID" w:bidi="id_ID"/>
+        </w:rPr>
+      </w:r>
+      <w:r>
+        <w:rPr>
           <w:lang w:val="id_ID" w:bidi="id_ID"/>
         </w:rPr>
         <w:t xml:space="preserve">Di sini, </w:t>
@@ -3318,6 +3528,21 @@
       </w:r>
       <w:r>
         <w:rPr>
+          <w:b/>
+          <w:lang w:val="id_ID" w:bidi="id_ID"/>
+        </w:rPr>
+        <w:t>πολλὴν ἐν Χριστῷ παρρησίαν</w:t>
+      </w:r>
+    </w:p>
+    <w:p>
+      <w:pPr/>
+      <w:r>
+        <w:rPr>
+          <w:lang w:val="id_ID" w:bidi="id_ID"/>
+        </w:rPr>
+      </w:r>
+      <w:r>
+        <w:rPr>
           <w:lang w:val="id_ID" w:bidi="id_ID"/>
         </w:rPr>
         <w:t>Ini dapat berarti: (1) “segala kuasa karena Kristus” (2) “segala keberanian karena Kristus.”</w:t>
@@ -3611,6 +3836,21 @@
           <w:b/>
           <w:lang w:val="id_ID" w:bidi="id_ID"/>
         </w:rPr>
+        <w:t>Ὀνήσιμον</w:t>
+      </w:r>
+    </w:p>
+    <w:p>
+      <w:pPr/>
+      <w:r>
+        <w:rPr>
+          <w:lang w:val="id_ID" w:bidi="id_ID"/>
+        </w:rPr>
+      </w:r>
+      <w:r>
+        <w:rPr>
+          <w:b/>
+          <w:lang w:val="id_ID" w:bidi="id_ID"/>
+        </w:rPr>
         <w:t>Onesimus</w:t>
       </w:r>
       <w:r>
@@ -3971,6 +4211,21 @@
       </w:r>
       <w:r>
         <w:rPr>
+          <w:b/>
+          <w:lang w:val="id_ID" w:bidi="id_ID"/>
+        </w:rPr>
+        <w:t>ὃν ἀνέπεμψά σοι</w:t>
+      </w:r>
+    </w:p>
+    <w:p>
+      <w:pPr/>
+      <w:r>
+        <w:rPr>
+          <w:lang w:val="id_ID" w:bidi="id_ID"/>
+        </w:rPr>
+      </w:r>
+      <w:r>
+        <w:rPr>
           <w:lang w:val="id_ID" w:bidi="id_ID"/>
         </w:rPr>
         <w:t>Paulus mungkin mengirim Onesimus bersama dengan orang percaya lain yang membawa surat ini.</w:t>
@@ -4440,6 +4695,21 @@
       </w:r>
       <w:r>
         <w:rPr>
+          <w:b/>
+          <w:lang w:val="id_ID" w:bidi="id_ID"/>
+        </w:rPr>
+        <w:t>ἵνα μὴ ὡς κατὰ ἀνάγκην τὸ ἀγαθόν σου ᾖ</w:t>
+      </w:r>
+    </w:p>
+    <w:p>
+      <w:pPr/>
+      <w:r>
+        <w:rPr>
+          <w:lang w:val="id_ID" w:bidi="id_ID"/>
+        </w:rPr>
+      </w:r>
+      <w:r>
+        <w:rPr>
           <w:lang w:val="id_ID" w:bidi="id_ID"/>
         </w:rPr>
         <w:t xml:space="preserve">Jika akan membantu dalam bahasa Anda, Anda dapat mengekspresikan ide di balik kata benda abstrak </w:t>
@@ -4617,6 +4887,21 @@
       </w:r>
       <w:r>
         <w:rPr>
+          <w:b/>
+          <w:lang w:val="id_ID" w:bidi="id_ID"/>
+        </w:rPr>
+        <w:t>τάχα γὰρ διὰ τοῦτο, ἐχωρίσθη πρὸς ὥραν, ἵνα</w:t>
+      </w:r>
+    </w:p>
+    <w:p>
+      <w:pPr/>
+      <w:r>
+        <w:rPr>
+          <w:lang w:val="id_ID" w:bidi="id_ID"/>
+        </w:rPr>
+      </w:r>
+      <w:r>
+        <w:rPr>
           <w:lang w:val="id_ID" w:bidi="id_ID"/>
         </w:rPr>
         <w:t>Jika bahasa Anda tidak menggunakan bentuk pasif ini, Anda dapat menyatakannya dalam bentuk aktif. Terjemahan alternatif: “Karena mungkin alasan Allah mengambil Onesimus dari padamu untuk sementara waktu adalah supaya”</w:t>
@@ -4781,6 +5066,21 @@
       </w:r>
       <w:r>
         <w:rPr>
+          <w:b/>
+          <w:lang w:val="id_ID" w:bidi="id_ID"/>
+        </w:rPr>
+        <w:t>ὑπὲρ δοῦλον</w:t>
+      </w:r>
+    </w:p>
+    <w:p>
+      <w:pPr/>
+      <w:r>
+        <w:rPr>
+          <w:lang w:val="id_ID" w:bidi="id_ID"/>
+        </w:rPr>
+      </w:r>
+      <w:r>
+        <w:rPr>
           <w:lang w:val="id_ID" w:bidi="id_ID"/>
         </w:rPr>
         <w:t>Terjemahan alternatif: “lebih berharga dari seorang budak” atau ”lebih disayangi dari seorang budak”</w:t>
@@ -5064,6 +5364,21 @@
       </w:r>
       <w:r>
         <w:rPr>
+          <w:b/>
+          <w:lang w:val="id_ID" w:bidi="id_ID"/>
+        </w:rPr>
+        <w:t>ἀγαπητόν</w:t>
+      </w:r>
+    </w:p>
+    <w:p>
+      <w:pPr/>
+      <w:r>
+        <w:rPr>
+          <w:lang w:val="id_ID" w:bidi="id_ID"/>
+        </w:rPr>
+      </w:r>
+      <w:r>
+        <w:rPr>
           <w:lang w:val="id_ID" w:bidi="id_ID"/>
         </w:rPr>
         <w:t>Terjemahan alternatif: “ terkasih” atau “berharga”</w:t>
@@ -5520,6 +5835,21 @@
       </w:r>
       <w:r>
         <w:rPr>
+          <w:b/>
+          <w:lang w:val="id_ID" w:bidi="id_ID"/>
+        </w:rPr>
+        <w:t>εἰ δέ τι ἠδίκησέν σε ἢ ὀφείλει</w:t>
+      </w:r>
+    </w:p>
+    <w:p>
+      <w:pPr/>
+      <w:r>
+        <w:rPr>
+          <w:lang w:val="id_ID" w:bidi="id_ID"/>
+        </w:rPr>
+      </w:r>
+      <w:r>
+        <w:rPr>
           <w:lang w:val="id_ID" w:bidi="id_ID"/>
         </w:rPr>
         <w:t xml:space="preserve">Kedua frasa ini memiliki arti yang sama, meskipun </w:t>
@@ -5581,6 +5911,21 @@
       </w:r>
       <w:r>
         <w:rPr>
+          <w:b/>
+          <w:lang w:val="id_ID" w:bidi="id_ID"/>
+        </w:rPr>
+        <w:t>τοῦτο ἐμοὶ ἐλλόγα</w:t>
+      </w:r>
+    </w:p>
+    <w:p>
+      <w:pPr/>
+      <w:r>
+        <w:rPr>
+          <w:lang w:val="id_ID" w:bidi="id_ID"/>
+        </w:rPr>
+      </w:r>
+      <w:r>
+        <w:rPr>
           <w:lang w:val="id_ID" w:bidi="id_ID"/>
         </w:rPr>
         <w:t>Terjemahan alternatif: “ Aku akan bertanggung jawab untuk melunasi hutangmu” atau “katakanlah bahwa akulah yang berhutang padamu”</w:t>
@@ -6063,6 +6408,21 @@
       </w:r>
       <w:r>
         <w:rPr>
+          <w:b/>
+          <w:lang w:val="id_ID" w:bidi="id_ID"/>
+        </w:rPr>
+        <w:t>ἀνάπαυσόν μου τὰ σπλάγχνα ἐν Χριστῷ</w:t>
+      </w:r>
+    </w:p>
+    <w:p>
+      <w:pPr/>
+      <w:r>
+        <w:rPr>
+          <w:lang w:val="id_ID" w:bidi="id_ID"/>
+        </w:rPr>
+      </w:r>
+      <w:r>
+        <w:rPr>
           <w:lang w:val="id_ID" w:bidi="id_ID"/>
         </w:rPr>
         <w:t>Bagaimana Paulus ingin Filemon menyegarkan dirinya dapat dilihat secara eksplisit. Terjemahan alternatif: “Segarkanlah batin saya di dalam Kristus dengan menerima Onesimus dengan baik”</w:t>
@@ -6131,6 +6491,21 @@
       </w:r>
       <w:r>
         <w:rPr>
+          <w:b/>
+          <w:lang w:val="id_ID" w:bidi="id_ID"/>
+        </w:rPr>
+        <w:t>ἀνάπαυσόν μου τὰ σπλάγχνα</w:t>
+      </w:r>
+    </w:p>
+    <w:p>
+      <w:pPr/>
+      <w:r>
+        <w:rPr>
+          <w:lang w:val="id_ID" w:bidi="id_ID"/>
+        </w:rPr>
+      </w:r>
+      <w:r>
+        <w:rPr>
           <w:lang w:val="id_ID" w:bidi="id_ID"/>
         </w:rPr>
         <w:t xml:space="preserve">Di sini, </w:t>
@@ -6212,6 +6587,21 @@
       </w:r>
       <w:r>
         <w:rPr>
+          <w:b/>
+          <w:lang w:val="id_ID" w:bidi="id_ID"/>
+        </w:rPr>
+        <w:t>ἀνάπαυσόν μου τὰ σπλάγχνα</w:t>
+      </w:r>
+    </w:p>
+    <w:p>
+      <w:pPr/>
+      <w:r>
+        <w:rPr>
+          <w:lang w:val="id_ID" w:bidi="id_ID"/>
+        </w:rPr>
+      </w:r>
+      <w:r>
+        <w:rPr>
           <w:lang w:val="id_ID" w:bidi="id_ID"/>
         </w:rPr>
         <w:t xml:space="preserve">Di sini, </w:t>
@@ -6293,6 +6683,21 @@
       </w:r>
       <w:r>
         <w:rPr>
+          <w:b/>
+          <w:lang w:val="id_ID" w:bidi="id_ID"/>
+        </w:rPr>
+        <w:t>πεποιθὼς τῇ ὑπακοῇ σου</w:t>
+      </w:r>
+    </w:p>
+    <w:p>
+      <w:pPr/>
+      <w:r>
+        <w:rPr>
+          <w:lang w:val="id_ID" w:bidi="id_ID"/>
+        </w:rPr>
+      </w:r>
+      <w:r>
+        <w:rPr>
           <w:lang w:val="id_ID" w:bidi="id_ID"/>
         </w:rPr>
         <w:t xml:space="preserve">Jika akan membantu dalam bahasa Anda, Anda dapat mengekspresikan ide di balik kata benda abstrak </w:t>
@@ -6609,6 +7014,21 @@
       </w:r>
       <w:r>
         <w:rPr>
+          <w:b/>
+          <w:lang w:val="id_ID" w:bidi="id_ID"/>
+        </w:rPr>
+        <w:t>χαρισθήσομαι ὑμῖν</w:t>
+      </w:r>
+    </w:p>
+    <w:p>
+      <w:pPr/>
+      <w:r>
+        <w:rPr>
+          <w:lang w:val="id_ID" w:bidi="id_ID"/>
+        </w:rPr>
+      </w:r>
+      <w:r>
+        <w:rPr>
           <w:lang w:val="id_ID" w:bidi="id_ID"/>
         </w:rPr>
         <w:t>Terjemahan alternatif: “Mereka yang menahan saya di penjara akan membebaskan saya sehingga saya dapat pergi kepadamu.”</w:t>
@@ -6733,6 +7153,21 @@
       </w:r>
       <w:r>
         <w:rPr>
+          <w:b/>
+          <w:lang w:val="id_ID" w:bidi="id_ID"/>
+        </w:rPr>
+        <w:t>διὰ τῶν προσευχῶν ὑμῶν</w:t>
+      </w:r>
+    </w:p>
+    <w:p>
+      <w:pPr/>
+      <w:r>
+        <w:rPr>
+          <w:lang w:val="id_ID" w:bidi="id_ID"/>
+        </w:rPr>
+      </w:r>
+      <w:r>
+        <w:rPr>
           <w:lang w:val="id_ID" w:bidi="id_ID"/>
         </w:rPr>
         <w:t>Terjemahan alternatif: “Tuhan akan menjawab doa-doamu sehingga”</w:t>
@@ -7139,6 +7574,21 @@
       </w:r>
       <w:r>
         <w:rPr>
+          <w:b/>
+          <w:lang w:val="id_ID" w:bidi="id_ID"/>
+        </w:rPr>
+        <w:t>Μᾶρκος, Ἀρίσταρχος, Δημᾶς, Λουκᾶς</w:t>
+      </w:r>
+    </w:p>
+    <w:p>
+      <w:pPr/>
+      <w:r>
+        <w:rPr>
+          <w:lang w:val="id_ID" w:bidi="id_ID"/>
+        </w:rPr>
+      </w:r>
+      <w:r>
+        <w:rPr>
           <w:lang w:val="id_ID" w:bidi="id_ID"/>
         </w:rPr>
         <w:t>Ini adalah nama-nama pria.</w:t>
@@ -7279,6 +7729,21 @@
         <w:rPr>
           <w:lang w:val="id_ID" w:bidi="id_ID"/>
         </w:rPr>
+      </w:r>
+    </w:p>
+    <w:p>
+      <w:pPr/>
+      <w:r>
+        <w:rPr>
+          <w:lang w:val="id_ID" w:bidi="id_ID"/>
+        </w:rPr>
+      </w:r>
+      <w:r>
+        <w:rPr>
+          <w:b/>
+          <w:lang w:val="id_ID" w:bidi="id_ID"/>
+        </w:rPr>
+        <w:t>οἱ συνεργοί μου</w:t>
       </w:r>
     </w:p>
     <w:p>
